--- a/paper/2026A论文.docx
+++ b/paper/2026A论文.docx
@@ -15,11 +15,10 @@
       <w:r>
         <w:rPr>
           <w:rStyle w:val="af4"/>
-          <w:rFonts w:hint="eastAsia"/>
           <w:b/>
           <w:bCs/>
         </w:rPr>
-        <w:t>基于问题研究</w:t>
+        <w:t>中药材热风烘干过程的热湿分布规律研究</w:t>
       </w:r>
     </w:p>
     <w:p>
@@ -523,7 +522,15 @@
           <w:b/>
           <w:bCs/>
         </w:rPr>
-        <w:t>移动边界</w:t>
+        <w:t>移动</w:t>
+      </w:r>
+      <w:proofErr w:type="gramStart"/>
+      <w:r>
+        <w:rPr>
+          <w:b/>
+          <w:bCs/>
+        </w:rPr>
+        <w:t>边界</w:t>
       </w:r>
       <w:r>
         <w:rPr>
@@ -534,6 +541,7 @@
         </w:rPr>
         <w:t>？？</w:t>
       </w:r>
+      <w:proofErr w:type="gramEnd"/>
     </w:p>
     <w:p>
       <w:pPr>
@@ -1378,7 +1386,7 @@
           <v:shape id="_x0000_i1025" type="#_x0000_t75" style="width:29.55pt;height:18.75pt" o:ole="">
             <v:imagedata r:id="rId8" o:title=""/>
           </v:shape>
-          <o:OLEObject Type="Embed" ProgID="Equation.AxMath" ShapeID="_x0000_i1025" DrawAspect="Content" ObjectID="_1850850039" r:id="rId9"/>
+          <o:OLEObject Type="Embed" ProgID="Equation.AxMath" ShapeID="_x0000_i1025" DrawAspect="Content" ObjectID="_1850850863" r:id="rId9"/>
         </w:object>
       </w:r>
       <w:r>
@@ -1395,7 +1403,7 @@
           <v:shape id="_x0000_i1026" type="#_x0000_t75" style="width:30.4pt;height:18.75pt" o:ole="">
             <v:imagedata r:id="rId10" o:title=""/>
           </v:shape>
-          <o:OLEObject Type="Embed" ProgID="Equation.AxMath" ShapeID="_x0000_i1026" DrawAspect="Content" ObjectID="_1850850040" r:id="rId11"/>
+          <o:OLEObject Type="Embed" ProgID="Equation.AxMath" ShapeID="_x0000_i1026" DrawAspect="Content" ObjectID="_1850850864" r:id="rId11"/>
         </w:object>
       </w:r>
       <w:r>
@@ -1608,7 +1616,7 @@
           <v:shape id="_x0000_i1027" type="#_x0000_t75" style="width:9.15pt;height:17.5pt" o:ole="">
             <v:imagedata r:id="rId12" o:title=""/>
           </v:shape>
-          <o:OLEObject Type="Embed" ProgID="Equation.AxMath" ShapeID="_x0000_i1027" DrawAspect="Content" ObjectID="_1850850041" r:id="rId13"/>
+          <o:OLEObject Type="Embed" ProgID="Equation.AxMath" ShapeID="_x0000_i1027" DrawAspect="Content" ObjectID="_1850850865" r:id="rId13"/>
         </w:object>
       </w:r>
       <w:r>
@@ -1625,7 +1633,7 @@
           <v:shape id="_x0000_i1028" type="#_x0000_t75" style="width:12.5pt;height:18.75pt" o:ole="">
             <v:imagedata r:id="rId14" o:title=""/>
           </v:shape>
-          <o:OLEObject Type="Embed" ProgID="Equation.AxMath" ShapeID="_x0000_i1028" DrawAspect="Content" ObjectID="_1850850042" r:id="rId15"/>
+          <o:OLEObject Type="Embed" ProgID="Equation.AxMath" ShapeID="_x0000_i1028" DrawAspect="Content" ObjectID="_1850850866" r:id="rId15"/>
         </w:object>
       </w:r>
       <w:r>
@@ -1642,7 +1650,7 @@
           <v:shape id="_x0000_i1029" type="#_x0000_t75" style="width:9.15pt;height:17.5pt" o:ole="">
             <v:imagedata r:id="rId16" o:title=""/>
           </v:shape>
-          <o:OLEObject Type="Embed" ProgID="Equation.AxMath" ShapeID="_x0000_i1029" DrawAspect="Content" ObjectID="_1850850043" r:id="rId17"/>
+          <o:OLEObject Type="Embed" ProgID="Equation.AxMath" ShapeID="_x0000_i1029" DrawAspect="Content" ObjectID="_1850850867" r:id="rId17"/>
         </w:object>
       </w:r>
       <w:r>
@@ -1671,7 +1679,7 @@
           <v:shape id="_x0000_i1030" type="#_x0000_t75" style="width:12.5pt;height:17.5pt" o:ole="">
             <v:imagedata r:id="rId18" o:title=""/>
           </v:shape>
-          <o:OLEObject Type="Embed" ProgID="Equation.AxMath" ShapeID="_x0000_i1030" DrawAspect="Content" ObjectID="_1850850044" r:id="rId19"/>
+          <o:OLEObject Type="Embed" ProgID="Equation.AxMath" ShapeID="_x0000_i1030" DrawAspect="Content" ObjectID="_1850850868" r:id="rId19"/>
         </w:object>
       </w:r>
       <w:r>
@@ -1810,7 +1818,7 @@
           <v:shape id="_x0000_i1031" type="#_x0000_t75" style="width:63.25pt;height:17.5pt" o:ole="">
             <v:imagedata r:id="rId20" o:title=""/>
           </v:shape>
-          <o:OLEObject Type="Embed" ProgID="Equation.AxMath" ShapeID="_x0000_i1031" DrawAspect="Content" ObjectID="_1850850045" r:id="rId21"/>
+          <o:OLEObject Type="Embed" ProgID="Equation.AxMath" ShapeID="_x0000_i1031" DrawAspect="Content" ObjectID="_1850850869" r:id="rId21"/>
         </w:object>
       </w:r>
       <w:r>
@@ -1957,7 +1965,7 @@
           <v:shape id="_x0000_i1032" type="#_x0000_t75" style="width:51.2pt;height:33.3pt" o:ole="">
             <v:imagedata r:id="rId22" o:title=""/>
           </v:shape>
-          <o:OLEObject Type="Embed" ProgID="Equation.AxMath" ShapeID="_x0000_i1032" DrawAspect="Content" ObjectID="_1850850046" r:id="rId23"/>
+          <o:OLEObject Type="Embed" ProgID="Equation.AxMath" ShapeID="_x0000_i1032" DrawAspect="Content" ObjectID="_1850850870" r:id="rId23"/>
         </w:object>
       </w:r>
       <w:r>
@@ -2456,7 +2464,7 @@
                 <v:shape id="_x0000_i1033" type="#_x0000_t75" style="width:7.1pt;height:17.5pt" o:ole="">
                   <v:imagedata r:id="rId25" o:title=""/>
                 </v:shape>
-                <o:OLEObject Type="Embed" ProgID="Equation.AxMath" ShapeID="_x0000_i1033" DrawAspect="Content" ObjectID="_1850850047" r:id="rId26">
+                <o:OLEObject Type="Embed" ProgID="Equation.AxMath" ShapeID="_x0000_i1033" DrawAspect="Content" ObjectID="_1850850871" r:id="rId26">
                   <o:FieldCodes>\* MERGEFORMAT</o:FieldCodes>
                 </o:OLEObject>
               </w:object>
@@ -2495,7 +2503,7 @@
                 <v:shape id="_x0000_i1034" type="#_x0000_t75" style="width:7.5pt;height:17.5pt" o:ole="">
                   <v:imagedata r:id="rId27" o:title=""/>
                 </v:shape>
-                <o:OLEObject Type="Embed" ProgID="Equation.AxMath" ShapeID="_x0000_i1034" DrawAspect="Content" ObjectID="_1850850048" r:id="rId28">
+                <o:OLEObject Type="Embed" ProgID="Equation.AxMath" ShapeID="_x0000_i1034" DrawAspect="Content" ObjectID="_1850850872" r:id="rId28">
                   <o:FieldCodes>\* MERGEFORMAT</o:FieldCodes>
                 </o:OLEObject>
               </w:object>
@@ -2523,7 +2531,7 @@
                 <v:shape id="_x0000_i1035" type="#_x0000_t75" alt="" style="width:10.8pt;height:16.25pt" o:ole="">
                   <v:imagedata r:id="rId29" o:title=""/>
                 </v:shape>
-                <o:OLEObject Type="Embed" ProgID="Equation.AxMath" ShapeID="_x0000_i1035" DrawAspect="Content" ObjectID="_1850850049" r:id="rId30">
+                <o:OLEObject Type="Embed" ProgID="Equation.AxMath" ShapeID="_x0000_i1035" DrawAspect="Content" ObjectID="_1850850873" r:id="rId30">
                   <o:FieldCodes>\* MERGEFORMAT</o:FieldCodes>
                 </o:OLEObject>
               </w:object>
@@ -2562,7 +2570,7 @@
                 <v:shape id="_x0000_i1036" type="#_x0000_t75" style="width:12.9pt;height:17.5pt" o:ole="">
                   <v:imagedata r:id="rId31" o:title=""/>
                 </v:shape>
-                <o:OLEObject Type="Embed" ProgID="Equation.AxMath" ShapeID="_x0000_i1036" DrawAspect="Content" ObjectID="_1850850050" r:id="rId32">
+                <o:OLEObject Type="Embed" ProgID="Equation.AxMath" ShapeID="_x0000_i1036" DrawAspect="Content" ObjectID="_1850850874" r:id="rId32">
                   <o:FieldCodes>\* MERGEFORMAT</o:FieldCodes>
                 </o:OLEObject>
               </w:object>
@@ -2587,7 +2595,7 @@
                 <v:shape id="_x0000_i1037" type="#_x0000_t75" alt="" style="width:9.15pt;height:16.25pt" o:ole="">
                   <v:imagedata r:id="rId33" o:title=""/>
                 </v:shape>
-                <o:OLEObject Type="Embed" ProgID="Equation.AxMath" ShapeID="_x0000_i1037" DrawAspect="Content" ObjectID="_1850850051" r:id="rId34">
+                <o:OLEObject Type="Embed" ProgID="Equation.AxMath" ShapeID="_x0000_i1037" DrawAspect="Content" ObjectID="_1850850875" r:id="rId34">
                   <o:FieldCodes>\* MERGEFORMAT</o:FieldCodes>
                 </o:OLEObject>
               </w:object>
@@ -2626,7 +2634,7 @@
                 <v:shape id="_x0000_i1038" type="#_x0000_t75" style="width:12.9pt;height:17.5pt" o:ole="">
                   <v:imagedata r:id="rId31" o:title=""/>
                 </v:shape>
-                <o:OLEObject Type="Embed" ProgID="Equation.AxMath" ShapeID="_x0000_i1038" DrawAspect="Content" ObjectID="_1850850052" r:id="rId35">
+                <o:OLEObject Type="Embed" ProgID="Equation.AxMath" ShapeID="_x0000_i1038" DrawAspect="Content" ObjectID="_1850850876" r:id="rId35">
                   <o:FieldCodes>\* MERGEFORMAT</o:FieldCodes>
                 </o:OLEObject>
               </w:object>
@@ -2651,7 +2659,7 @@
                 <v:shape id="_x0000_i1039" type="#_x0000_t75" alt="" style="width:8.75pt;height:16.25pt" o:ole="">
                   <v:imagedata r:id="rId36" o:title=""/>
                 </v:shape>
-                <o:OLEObject Type="Embed" ProgID="Equation.AxMath" ShapeID="_x0000_i1039" DrawAspect="Content" ObjectID="_1850850053" r:id="rId37">
+                <o:OLEObject Type="Embed" ProgID="Equation.AxMath" ShapeID="_x0000_i1039" DrawAspect="Content" ObjectID="_1850850877" r:id="rId37">
                   <o:FieldCodes>\* MERGEFORMAT</o:FieldCodes>
                 </o:OLEObject>
               </w:object>
@@ -2690,7 +2698,7 @@
                 <v:shape id="_x0000_i1040" type="#_x0000_t75" style="width:34.55pt;height:18.75pt" o:ole="">
                   <v:imagedata r:id="rId38" o:title=""/>
                 </v:shape>
-                <o:OLEObject Type="Embed" ProgID="Equation.AxMath" ShapeID="_x0000_i1040" DrawAspect="Content" ObjectID="_1850850054" r:id="rId39">
+                <o:OLEObject Type="Embed" ProgID="Equation.AxMath" ShapeID="_x0000_i1040" DrawAspect="Content" ObjectID="_1850850878" r:id="rId39">
                   <o:FieldCodes>\* MERGEFORMAT</o:FieldCodes>
                 </o:OLEObject>
               </w:object>
@@ -2715,7 +2723,7 @@
                 <v:shape id="_x0000_i1041" type="#_x0000_t75" alt="" style="width:11.65pt;height:16.25pt" o:ole="">
                   <v:imagedata r:id="rId40" o:title=""/>
                 </v:shape>
-                <o:OLEObject Type="Embed" ProgID="Equation.AxMath" ShapeID="_x0000_i1041" DrawAspect="Content" ObjectID="_1850850055" r:id="rId41">
+                <o:OLEObject Type="Embed" ProgID="Equation.AxMath" ShapeID="_x0000_i1041" DrawAspect="Content" ObjectID="_1850850879" r:id="rId41">
                   <o:FieldCodes>\* MERGEFORMAT</o:FieldCodes>
                 </o:OLEObject>
               </w:object>
@@ -2751,7 +2759,7 @@
                 <v:shape id="_x0000_i1042" type="#_x0000_t75" style="width:45.35pt;height:17.05pt" o:ole="">
                   <v:imagedata r:id="rId42" o:title=""/>
                 </v:shape>
-                <o:OLEObject Type="Embed" ProgID="Equation.AxMath" ShapeID="_x0000_i1042" DrawAspect="Content" ObjectID="_1850850056" r:id="rId43">
+                <o:OLEObject Type="Embed" ProgID="Equation.AxMath" ShapeID="_x0000_i1042" DrawAspect="Content" ObjectID="_1850850880" r:id="rId43">
                   <o:FieldCodes>\* MERGEFORMAT</o:FieldCodes>
                 </o:OLEObject>
               </w:object>
@@ -2776,7 +2784,7 @@
                 <v:shape id="_x0000_i1043" type="#_x0000_t75" alt="" style="width:8.3pt;height:16.25pt" o:ole="">
                   <v:imagedata r:id="rId44" o:title=""/>
                 </v:shape>
-                <o:OLEObject Type="Embed" ProgID="Equation.AxMath" ShapeID="_x0000_i1043" DrawAspect="Content" ObjectID="_1850850057" r:id="rId45">
+                <o:OLEObject Type="Embed" ProgID="Equation.AxMath" ShapeID="_x0000_i1043" DrawAspect="Content" ObjectID="_1850850881" r:id="rId45">
                   <o:FieldCodes>\* MERGEFORMAT</o:FieldCodes>
                 </o:OLEObject>
               </w:object>
@@ -2815,7 +2823,7 @@
                 <v:shape id="_x0000_i1044" type="#_x0000_t75" style="width:52.45pt;height:18.75pt" o:ole="">
                   <v:imagedata r:id="rId46" o:title=""/>
                 </v:shape>
-                <o:OLEObject Type="Embed" ProgID="Equation.AxMath" ShapeID="_x0000_i1044" DrawAspect="Content" ObjectID="_1850850058" r:id="rId47">
+                <o:OLEObject Type="Embed" ProgID="Equation.AxMath" ShapeID="_x0000_i1044" DrawAspect="Content" ObjectID="_1850850882" r:id="rId47">
                   <o:FieldCodes>\* MERGEFORMAT</o:FieldCodes>
                 </o:OLEObject>
               </w:object>
@@ -2840,7 +2848,7 @@
                 <v:shape id="_x0000_i1045" type="#_x0000_t75" alt="" style="width:8.75pt;height:16.25pt" o:ole="">
                   <v:imagedata r:id="rId48" o:title=""/>
                 </v:shape>
-                <o:OLEObject Type="Embed" ProgID="Equation.AxMath" ShapeID="_x0000_i1045" DrawAspect="Content" ObjectID="_1850850059" r:id="rId49">
+                <o:OLEObject Type="Embed" ProgID="Equation.AxMath" ShapeID="_x0000_i1045" DrawAspect="Content" ObjectID="_1850850883" r:id="rId49">
                   <o:FieldCodes>\* MERGEFORMAT</o:FieldCodes>
                 </o:OLEObject>
               </w:object>
@@ -2879,7 +2887,7 @@
                 <v:shape id="_x0000_i1046" type="#_x0000_t75" style="width:58.25pt;height:18.75pt" o:ole="">
                   <v:imagedata r:id="rId50" o:title=""/>
                 </v:shape>
-                <o:OLEObject Type="Embed" ProgID="Equation.AxMath" ShapeID="_x0000_i1046" DrawAspect="Content" ObjectID="_1850850060" r:id="rId51">
+                <o:OLEObject Type="Embed" ProgID="Equation.AxMath" ShapeID="_x0000_i1046" DrawAspect="Content" ObjectID="_1850850884" r:id="rId51">
                   <o:FieldCodes>\* MERGEFORMAT</o:FieldCodes>
                 </o:OLEObject>
               </w:object>
@@ -2904,7 +2912,7 @@
                 <v:shape id="_x0000_i1047" type="#_x0000_t75" alt="" style="width:14.15pt;height:16.25pt" o:ole="">
                   <v:imagedata r:id="rId52" o:title=""/>
                 </v:shape>
-                <o:OLEObject Type="Embed" ProgID="Equation.AxMath" ShapeID="_x0000_i1047" DrawAspect="Content" ObjectID="_1850850061" r:id="rId53">
+                <o:OLEObject Type="Embed" ProgID="Equation.AxMath" ShapeID="_x0000_i1047" DrawAspect="Content" ObjectID="_1850850885" r:id="rId53">
                   <o:FieldCodes>\* MERGEFORMAT</o:FieldCodes>
                 </o:OLEObject>
               </w:object>
@@ -2943,7 +2951,7 @@
                 <v:shape id="_x0000_i1048" type="#_x0000_t75" style="width:23.3pt;height:17.5pt" o:ole="">
                   <v:imagedata r:id="rId54" o:title=""/>
                 </v:shape>
-                <o:OLEObject Type="Embed" ProgID="Equation.AxMath" ShapeID="_x0000_i1048" DrawAspect="Content" ObjectID="_1850850062" r:id="rId55">
+                <o:OLEObject Type="Embed" ProgID="Equation.AxMath" ShapeID="_x0000_i1048" DrawAspect="Content" ObjectID="_1850850886" r:id="rId55">
                   <o:FieldCodes>\* MERGEFORMAT</o:FieldCodes>
                 </o:OLEObject>
               </w:object>
@@ -2968,7 +2976,7 @@
                 <v:shape id="_x0000_i1049" type="#_x0000_t75" alt="" style="width:32.9pt;height:17.05pt" o:ole="">
                   <v:imagedata r:id="rId56" o:title=""/>
                 </v:shape>
-                <o:OLEObject Type="Embed" ProgID="Equation.AxMath" ShapeID="_x0000_i1049" DrawAspect="Content" ObjectID="_1850850063" r:id="rId57">
+                <o:OLEObject Type="Embed" ProgID="Equation.AxMath" ShapeID="_x0000_i1049" DrawAspect="Content" ObjectID="_1850850887" r:id="rId57">
                   <o:FieldCodes>\* MERGEFORMAT</o:FieldCodes>
                 </o:OLEObject>
               </w:object>
@@ -2991,7 +2999,7 @@
                 <v:shape id="_x0000_i1050" type="#_x0000_t75" style="width:7.1pt;height:17.5pt" o:ole="">
                   <v:imagedata r:id="rId58" o:title=""/>
                 </v:shape>
-                <o:OLEObject Type="Embed" ProgID="Equation.AxMath" ShapeID="_x0000_i1050" DrawAspect="Content" ObjectID="_1850850064" r:id="rId59">
+                <o:OLEObject Type="Embed" ProgID="Equation.AxMath" ShapeID="_x0000_i1050" DrawAspect="Content" ObjectID="_1850850888" r:id="rId59">
                   <o:FieldCodes>\* MERGEFORMAT</o:FieldCodes>
                 </o:OLEObject>
               </w:object>
@@ -3010,7 +3018,7 @@
                 <v:shape id="_x0000_i1051" type="#_x0000_t75" style="width:8.75pt;height:17.5pt" o:ole="">
                   <v:imagedata r:id="rId60" o:title=""/>
                 </v:shape>
-                <o:OLEObject Type="Embed" ProgID="Equation.AxMath" ShapeID="_x0000_i1051" DrawAspect="Content" ObjectID="_1850850065" r:id="rId61">
+                <o:OLEObject Type="Embed" ProgID="Equation.AxMath" ShapeID="_x0000_i1051" DrawAspect="Content" ObjectID="_1850850889" r:id="rId61">
                   <o:FieldCodes>\* MERGEFORMAT</o:FieldCodes>
                 </o:OLEObject>
               </w:object>
@@ -3045,7 +3053,7 @@
                 <v:shape id="_x0000_i1052" type="#_x0000_t75" style="width:17.05pt;height:17.5pt" o:ole="">
                   <v:imagedata r:id="rId62" o:title=""/>
                 </v:shape>
-                <o:OLEObject Type="Embed" ProgID="Equation.AxMath" ShapeID="_x0000_i1052" DrawAspect="Content" ObjectID="_1850850066" r:id="rId63">
+                <o:OLEObject Type="Embed" ProgID="Equation.AxMath" ShapeID="_x0000_i1052" DrawAspect="Content" ObjectID="_1850850890" r:id="rId63">
                   <o:FieldCodes>\* MERGEFORMAT</o:FieldCodes>
                 </o:OLEObject>
               </w:object>
@@ -3070,7 +3078,7 @@
                 <v:shape id="_x0000_i1053" type="#_x0000_t75" alt="" style="width:33.3pt;height:17.05pt" o:ole="">
                   <v:imagedata r:id="rId64" o:title=""/>
                 </v:shape>
-                <o:OLEObject Type="Embed" ProgID="Equation.AxMath" ShapeID="_x0000_i1053" DrawAspect="Content" ObjectID="_1850850067" r:id="rId65">
+                <o:OLEObject Type="Embed" ProgID="Equation.AxMath" ShapeID="_x0000_i1053" DrawAspect="Content" ObjectID="_1850850891" r:id="rId65">
                   <o:FieldCodes>\* MERGEFORMAT</o:FieldCodes>
                 </o:OLEObject>
               </w:object>
@@ -3093,7 +3101,7 @@
                 <v:shape id="_x0000_i1054" type="#_x0000_t75" style="width:7.1pt;height:17.5pt" o:ole="">
                   <v:imagedata r:id="rId58" o:title=""/>
                 </v:shape>
-                <o:OLEObject Type="Embed" ProgID="Equation.AxMath" ShapeID="_x0000_i1054" DrawAspect="Content" ObjectID="_1850850068" r:id="rId66">
+                <o:OLEObject Type="Embed" ProgID="Equation.AxMath" ShapeID="_x0000_i1054" DrawAspect="Content" ObjectID="_1850850892" r:id="rId66">
                   <o:FieldCodes>\* MERGEFORMAT</o:FieldCodes>
                 </o:OLEObject>
               </w:object>
@@ -3112,7 +3120,7 @@
                 <v:shape id="_x0000_i1055" type="#_x0000_t75" style="width:8.75pt;height:17.5pt" o:ole="">
                   <v:imagedata r:id="rId60" o:title=""/>
                 </v:shape>
-                <o:OLEObject Type="Embed" ProgID="Equation.AxMath" ShapeID="_x0000_i1055" DrawAspect="Content" ObjectID="_1850850069" r:id="rId67">
+                <o:OLEObject Type="Embed" ProgID="Equation.AxMath" ShapeID="_x0000_i1055" DrawAspect="Content" ObjectID="_1850850893" r:id="rId67">
                   <o:FieldCodes>\* MERGEFORMAT</o:FieldCodes>
                 </o:OLEObject>
               </w:object>
@@ -3142,7 +3150,7 @@
                 <v:shape id="_x0000_i1056" type="#_x0000_t75" style="width:30.4pt;height:17.5pt" o:ole="">
                   <v:imagedata r:id="rId68" o:title=""/>
                 </v:shape>
-                <o:OLEObject Type="Embed" ProgID="Equation.AxMath" ShapeID="_x0000_i1056" DrawAspect="Content" ObjectID="_1850850070" r:id="rId69">
+                <o:OLEObject Type="Embed" ProgID="Equation.AxMath" ShapeID="_x0000_i1056" DrawAspect="Content" ObjectID="_1850850894" r:id="rId69">
                   <o:FieldCodes>\* MERGEFORMAT</o:FieldCodes>
                 </o:OLEObject>
               </w:object>
@@ -3168,7 +3176,7 @@
                 <v:shape id="_x0000_i1057" type="#_x0000_t75" style="width:29.55pt;height:18.75pt" o:ole="">
                   <v:imagedata r:id="rId8" o:title=""/>
                 </v:shape>
-                <o:OLEObject Type="Embed" ProgID="Equation.AxMath" ShapeID="_x0000_i1057" DrawAspect="Content" ObjectID="_1850850071" r:id="rId70">
+                <o:OLEObject Type="Embed" ProgID="Equation.AxMath" ShapeID="_x0000_i1057" DrawAspect="Content" ObjectID="_1850850895" r:id="rId70">
                   <o:FieldCodes>\* MERGEFORMAT</o:FieldCodes>
                 </o:OLEObject>
               </w:object>
@@ -3191,7 +3199,7 @@
                 <v:shape id="_x0000_i1058" type="#_x0000_t75" style="width:7.1pt;height:17.5pt" o:ole="">
                   <v:imagedata r:id="rId25" o:title=""/>
                 </v:shape>
-                <o:OLEObject Type="Embed" ProgID="Equation.AxMath" ShapeID="_x0000_i1058" DrawAspect="Content" ObjectID="_1850850072" r:id="rId71">
+                <o:OLEObject Type="Embed" ProgID="Equation.AxMath" ShapeID="_x0000_i1058" DrawAspect="Content" ObjectID="_1850850896" r:id="rId71">
                   <o:FieldCodes>\* MERGEFORMAT</o:FieldCodes>
                 </o:OLEObject>
               </w:object>
@@ -3220,7 +3228,7 @@
                 <v:shape id="_x0000_i1059" type="#_x0000_t75" style="width:17.05pt;height:17.5pt" o:ole="">
                   <v:imagedata r:id="rId62" o:title=""/>
                 </v:shape>
-                <o:OLEObject Type="Embed" ProgID="Equation.AxMath" ShapeID="_x0000_i1059" DrawAspect="Content" ObjectID="_1850850073" r:id="rId72">
+                <o:OLEObject Type="Embed" ProgID="Equation.AxMath" ShapeID="_x0000_i1059" DrawAspect="Content" ObjectID="_1850850897" r:id="rId72">
                   <o:FieldCodes>\* MERGEFORMAT</o:FieldCodes>
                 </o:OLEObject>
               </w:object>
@@ -3245,7 +3253,7 @@
                 <v:shape id="_x0000_i1060" type="#_x0000_t75" style="width:30.4pt;height:18.75pt" o:ole="">
                   <v:imagedata r:id="rId10" o:title=""/>
                 </v:shape>
-                <o:OLEObject Type="Embed" ProgID="Equation.AxMath" ShapeID="_x0000_i1060" DrawAspect="Content" ObjectID="_1850850074" r:id="rId73">
+                <o:OLEObject Type="Embed" ProgID="Equation.AxMath" ShapeID="_x0000_i1060" DrawAspect="Content" ObjectID="_1850850898" r:id="rId73">
                   <o:FieldCodes>\* MERGEFORMAT</o:FieldCodes>
                 </o:OLEObject>
               </w:object>
@@ -3268,7 +3276,7 @@
                 <v:shape id="_x0000_i1061" type="#_x0000_t75" style="width:7.1pt;height:17.5pt" o:ole="">
                   <v:imagedata r:id="rId25" o:title=""/>
                 </v:shape>
-                <o:OLEObject Type="Embed" ProgID="Equation.AxMath" ShapeID="_x0000_i1061" DrawAspect="Content" ObjectID="_1850850075" r:id="rId74">
+                <o:OLEObject Type="Embed" ProgID="Equation.AxMath" ShapeID="_x0000_i1061" DrawAspect="Content" ObjectID="_1850850899" r:id="rId74">
                   <o:FieldCodes>\* MERGEFORMAT</o:FieldCodes>
                 </o:OLEObject>
               </w:object>
@@ -3297,7 +3305,7 @@
                 <v:shape id="_x0000_i1062" type="#_x0000_t75" style="width:30.4pt;height:17.5pt" o:ole="">
                   <v:imagedata r:id="rId68" o:title=""/>
                 </v:shape>
-                <o:OLEObject Type="Embed" ProgID="Equation.AxMath" ShapeID="_x0000_i1062" DrawAspect="Content" ObjectID="_1850850076" r:id="rId75">
+                <o:OLEObject Type="Embed" ProgID="Equation.AxMath" ShapeID="_x0000_i1062" DrawAspect="Content" ObjectID="_1850850900" r:id="rId75">
                   <o:FieldCodes>\* MERGEFORMAT</o:FieldCodes>
                 </o:OLEObject>
               </w:object>
@@ -3377,7 +3385,7 @@
           <v:shape id="_x0000_i1063" type="#_x0000_t75" style="width:35.8pt;height:18.75pt" o:ole="">
             <v:imagedata r:id="rId76" o:title=""/>
           </v:shape>
-          <o:OLEObject Type="Embed" ProgID="Equation.AxMath" ShapeID="_x0000_i1063" DrawAspect="Content" ObjectID="_1850850077" r:id="rId77"/>
+          <o:OLEObject Type="Embed" ProgID="Equation.AxMath" ShapeID="_x0000_i1063" DrawAspect="Content" ObjectID="_1850850901" r:id="rId77"/>
         </w:object>
       </w:r>
       <w:r>
@@ -3394,7 +3402,7 @@
           <v:shape id="_x0000_i1064" type="#_x0000_t75" style="width:36.6pt;height:18.75pt" o:ole="">
             <v:imagedata r:id="rId78" o:title=""/>
           </v:shape>
-          <o:OLEObject Type="Embed" ProgID="Equation.AxMath" ShapeID="_x0000_i1064" DrawAspect="Content" ObjectID="_1850850078" r:id="rId79"/>
+          <o:OLEObject Type="Embed" ProgID="Equation.AxMath" ShapeID="_x0000_i1064" DrawAspect="Content" ObjectID="_1850850902" r:id="rId79"/>
         </w:object>
       </w:r>
       <w:r>
@@ -3423,7 +3431,7 @@
           <v:shape id="_x0000_i1065" type="#_x0000_t75" style="width:29.55pt;height:18.75pt" o:ole="">
             <v:imagedata r:id="rId80" o:title=""/>
           </v:shape>
-          <o:OLEObject Type="Embed" ProgID="Equation.AxMath" ShapeID="_x0000_i1065" DrawAspect="Content" ObjectID="_1850850079" r:id="rId81"/>
+          <o:OLEObject Type="Embed" ProgID="Equation.AxMath" ShapeID="_x0000_i1065" DrawAspect="Content" ObjectID="_1850850903" r:id="rId81"/>
         </w:object>
       </w:r>
       <w:r>
@@ -3440,7 +3448,7 @@
           <v:shape id="_x0000_i1066" type="#_x0000_t75" style="width:30.4pt;height:18.75pt" o:ole="">
             <v:imagedata r:id="rId82" o:title=""/>
           </v:shape>
-          <o:OLEObject Type="Embed" ProgID="Equation.AxMath" ShapeID="_x0000_i1066" DrawAspect="Content" ObjectID="_1850850080" r:id="rId83"/>
+          <o:OLEObject Type="Embed" ProgID="Equation.AxMath" ShapeID="_x0000_i1066" DrawAspect="Content" ObjectID="_1850850904" r:id="rId83"/>
         </w:object>
       </w:r>
       <w:r>
@@ -3463,7 +3471,7 @@
           <v:shape id="_x0000_i1067" type="#_x0000_t75" style="width:69.1pt;height:18.75pt" o:ole="">
             <v:imagedata r:id="rId84" o:title=""/>
           </v:shape>
-          <o:OLEObject Type="Embed" ProgID="Equation.AxMath" ShapeID="_x0000_i1067" DrawAspect="Content" ObjectID="_1850850081" r:id="rId85"/>
+          <o:OLEObject Type="Embed" ProgID="Equation.AxMath" ShapeID="_x0000_i1067" DrawAspect="Content" ObjectID="_1850850905" r:id="rId85"/>
         </w:object>
       </w:r>
       <w:r>
@@ -3900,7 +3908,7 @@
           <v:shape id="_x0000_i1068" type="#_x0000_t75" style="width:32.05pt;height:18.75pt" o:ole="">
             <v:imagedata r:id="rId87" o:title=""/>
           </v:shape>
-          <o:OLEObject Type="Embed" ProgID="Equation.AxMath" ShapeID="_x0000_i1068" DrawAspect="Content" ObjectID="_1850850082" r:id="rId88"/>
+          <o:OLEObject Type="Embed" ProgID="Equation.AxMath" ShapeID="_x0000_i1068" DrawAspect="Content" ObjectID="_1850850906" r:id="rId88"/>
         </w:object>
       </w:r>
       <w:r>
@@ -3924,7 +3932,7 @@
           <v:shape id="_x0000_i1069" type="#_x0000_t75" style="width:8.75pt;height:19.15pt" o:ole="">
             <v:imagedata r:id="rId89" o:title=""/>
           </v:shape>
-          <o:OLEObject Type="Embed" ProgID="Equation.AxMath" ShapeID="_x0000_i1069" DrawAspect="Content" ObjectID="_1850850083" r:id="rId90"/>
+          <o:OLEObject Type="Embed" ProgID="Equation.AxMath" ShapeID="_x0000_i1069" DrawAspect="Content" ObjectID="_1850850907" r:id="rId90"/>
         </w:object>
       </w:r>
       <w:r>
@@ -3947,7 +3955,7 @@
           <v:shape id="_x0000_i1070" type="#_x0000_t75" style="width:144.4pt;height:40.8pt" o:ole="">
             <v:imagedata r:id="rId91" o:title=""/>
           </v:shape>
-          <o:OLEObject Type="Embed" ProgID="Equation.AxMath" ShapeID="_x0000_i1070" DrawAspect="Content" ObjectID="_1850850084" r:id="rId92"/>
+          <o:OLEObject Type="Embed" ProgID="Equation.AxMath" ShapeID="_x0000_i1070" DrawAspect="Content" ObjectID="_1850850908" r:id="rId92"/>
         </w:object>
       </w:r>
     </w:p>
@@ -3966,7 +3974,7 @@
           <v:shape id="_x0000_i1071" type="#_x0000_t75" style="width:10.4pt;height:17.5pt" o:ole="">
             <v:imagedata r:id="rId93" o:title=""/>
           </v:shape>
-          <o:OLEObject Type="Embed" ProgID="Equation.AxMath" ShapeID="_x0000_i1071" DrawAspect="Content" ObjectID="_1850850085" r:id="rId94"/>
+          <o:OLEObject Type="Embed" ProgID="Equation.AxMath" ShapeID="_x0000_i1071" DrawAspect="Content" ObjectID="_1850850909" r:id="rId94"/>
         </w:object>
       </w:r>
       <w:r>
@@ -4019,7 +4027,7 @@
           <v:shape id="_x0000_i1072" type="#_x0000_t75" style="width:276.75pt;height:39.1pt" o:ole="">
             <v:imagedata r:id="rId95" o:title=""/>
           </v:shape>
-          <o:OLEObject Type="Embed" ProgID="Equation.AxMath" ShapeID="_x0000_i1072" DrawAspect="Content" ObjectID="_1850850086" r:id="rId96"/>
+          <o:OLEObject Type="Embed" ProgID="Equation.AxMath" ShapeID="_x0000_i1072" DrawAspect="Content" ObjectID="_1850850910" r:id="rId96"/>
         </w:object>
       </w:r>
     </w:p>
@@ -4249,7 +4257,7 @@
                 <v:shape id="_x0000_i1073" type="#_x0000_t75" style="width:17.05pt;height:17.5pt" o:ole="">
                   <v:imagedata r:id="rId62" o:title=""/>
                 </v:shape>
-                <o:OLEObject Type="Embed" ProgID="Equation.AxMath" ShapeID="_x0000_i1073" DrawAspect="Content" ObjectID="_1850850087" r:id="rId97"/>
+                <o:OLEObject Type="Embed" ProgID="Equation.AxMath" ShapeID="_x0000_i1073" DrawAspect="Content" ObjectID="_1850850911" r:id="rId97"/>
               </w:object>
             </w:r>
           </w:p>
@@ -4302,7 +4310,7 @@
                 <v:shape id="_x0000_i1074" type="#_x0000_t75" style="width:44.95pt;height:18.75pt" o:ole="">
                   <v:imagedata r:id="rId98" o:title=""/>
                 </v:shape>
-                <o:OLEObject Type="Embed" ProgID="Equation.AxMath" ShapeID="_x0000_i1074" DrawAspect="Content" ObjectID="_1850850088" r:id="rId99"/>
+                <o:OLEObject Type="Embed" ProgID="Equation.AxMath" ShapeID="_x0000_i1074" DrawAspect="Content" ObjectID="_1850850912" r:id="rId99"/>
               </w:object>
             </w:r>
           </w:p>
@@ -4336,7 +4344,7 @@
                 <v:shape id="_x0000_i1075" type="#_x0000_t75" style="width:70.35pt;height:19.15pt" o:ole="">
                   <v:imagedata r:id="rId100" o:title=""/>
                 </v:shape>
-                <o:OLEObject Type="Embed" ProgID="Equation.AxMath" ShapeID="_x0000_i1075" DrawAspect="Content" ObjectID="_1850850089" r:id="rId101"/>
+                <o:OLEObject Type="Embed" ProgID="Equation.AxMath" ShapeID="_x0000_i1075" DrawAspect="Content" ObjectID="_1850850913" r:id="rId101"/>
               </w:object>
             </w:r>
           </w:p>
@@ -4981,7 +4989,7 @@
           <v:shape id="_x0000_i1076" type="#_x0000_t75" style="width:17.05pt;height:17.5pt" o:ole="">
             <v:imagedata r:id="rId62" o:title=""/>
           </v:shape>
-          <o:OLEObject Type="Embed" ProgID="Equation.AxMath" ShapeID="_x0000_i1076" DrawAspect="Content" ObjectID="_1850850090" r:id="rId102"/>
+          <o:OLEObject Type="Embed" ProgID="Equation.AxMath" ShapeID="_x0000_i1076" DrawAspect="Content" ObjectID="_1850850914" r:id="rId102"/>
         </w:object>
       </w:r>
       <w:r>
@@ -5110,7 +5118,7 @@
           <v:shape id="_x0000_i1077" type="#_x0000_t75" style="width:23.3pt;height:18.75pt" o:ole="">
             <v:imagedata r:id="rId103" o:title=""/>
           </v:shape>
-          <o:OLEObject Type="Embed" ProgID="Equation.AxMath" ShapeID="_x0000_i1077" DrawAspect="Content" ObjectID="_1850850091" r:id="rId104"/>
+          <o:OLEObject Type="Embed" ProgID="Equation.AxMath" ShapeID="_x0000_i1077" DrawAspect="Content" ObjectID="_1850850915" r:id="rId104"/>
         </w:object>
       </w:r>
       <w:r>
@@ -5127,7 +5135,7 @@
           <v:shape id="_x0000_i1078" type="#_x0000_t75" style="width:28.3pt;height:17.5pt" o:ole="">
             <v:imagedata r:id="rId105" o:title=""/>
           </v:shape>
-          <o:OLEObject Type="Embed" ProgID="Equation.AxMath" ShapeID="_x0000_i1078" DrawAspect="Content" ObjectID="_1850850092" r:id="rId106"/>
+          <o:OLEObject Type="Embed" ProgID="Equation.AxMath" ShapeID="_x0000_i1078" DrawAspect="Content" ObjectID="_1850850916" r:id="rId106"/>
         </w:object>
       </w:r>
       <w:r>
@@ -5144,7 +5152,7 @@
           <v:shape id="_x0000_i1079" type="#_x0000_t75" style="width:12.5pt;height:18.75pt" o:ole="">
             <v:imagedata r:id="rId107" o:title=""/>
           </v:shape>
-          <o:OLEObject Type="Embed" ProgID="Equation.AxMath" ShapeID="_x0000_i1079" DrawAspect="Content" ObjectID="_1850850093" r:id="rId108"/>
+          <o:OLEObject Type="Embed" ProgID="Equation.AxMath" ShapeID="_x0000_i1079" DrawAspect="Content" ObjectID="_1850850917" r:id="rId108"/>
         </w:object>
       </w:r>
       <w:r>
@@ -5227,7 +5235,7 @@
                 <v:shape id="_x0000_i1080" type="#_x0000_t75" style="width:290.9pt;height:35.4pt" o:ole="">
                   <v:imagedata r:id="rId109" o:title=""/>
                 </v:shape>
-                <o:OLEObject Type="Embed" ProgID="Equation.AxMath" ShapeID="_x0000_i1080" DrawAspect="Content" ObjectID="_1850850094" r:id="rId110"/>
+                <o:OLEObject Type="Embed" ProgID="Equation.AxMath" ShapeID="_x0000_i1080" DrawAspect="Content" ObjectID="_1850850918" r:id="rId110"/>
               </w:object>
             </w:r>
           </w:p>
@@ -5293,7 +5301,7 @@
           <v:shape id="_x0000_i1081" type="#_x0000_t75" style="width:7.1pt;height:17.5pt" o:ole="">
             <v:imagedata r:id="rId25" o:title=""/>
           </v:shape>
-          <o:OLEObject Type="Embed" ProgID="Equation.AxMath" ShapeID="_x0000_i1081" DrawAspect="Content" ObjectID="_1850850095" r:id="rId111"/>
+          <o:OLEObject Type="Embed" ProgID="Equation.AxMath" ShapeID="_x0000_i1081" DrawAspect="Content" ObjectID="_1850850919" r:id="rId111"/>
         </w:object>
       </w:r>
       <w:r>
@@ -5307,7 +5315,7 @@
           <v:shape id="_x0000_i1082" type="#_x0000_t75" style="width:9.15pt;height:17.5pt" o:ole="">
             <v:imagedata r:id="rId112" o:title=""/>
           </v:shape>
-          <o:OLEObject Type="Embed" ProgID="Equation.AxMath" ShapeID="_x0000_i1082" DrawAspect="Content" ObjectID="_1850850096" r:id="rId113"/>
+          <o:OLEObject Type="Embed" ProgID="Equation.AxMath" ShapeID="_x0000_i1082" DrawAspect="Content" ObjectID="_1850850920" r:id="rId113"/>
         </w:object>
       </w:r>
       <w:r>
@@ -5321,7 +5329,7 @@
           <v:shape id="_x0000_i1083" type="#_x0000_t75" style="width:11.65pt;height:17.5pt" o:ole="">
             <v:imagedata r:id="rId114" o:title=""/>
           </v:shape>
-          <o:OLEObject Type="Embed" ProgID="Equation.AxMath" ShapeID="_x0000_i1083" DrawAspect="Content" ObjectID="_1850850097" r:id="rId115"/>
+          <o:OLEObject Type="Embed" ProgID="Equation.AxMath" ShapeID="_x0000_i1083" DrawAspect="Content" ObjectID="_1850850921" r:id="rId115"/>
         </w:object>
       </w:r>
       <w:r>
@@ -5335,7 +5343,7 @@
           <v:shape id="_x0000_i1084" type="#_x0000_t75" style="width:10.4pt;height:17.5pt" o:ole="">
             <v:imagedata r:id="rId116" o:title=""/>
           </v:shape>
-          <o:OLEObject Type="Embed" ProgID="Equation.AxMath" ShapeID="_x0000_i1084" DrawAspect="Content" ObjectID="_1850850098" r:id="rId117"/>
+          <o:OLEObject Type="Embed" ProgID="Equation.AxMath" ShapeID="_x0000_i1084" DrawAspect="Content" ObjectID="_1850850922" r:id="rId117"/>
         </w:object>
       </w:r>
       <w:r>
@@ -5400,7 +5408,7 @@
           <v:shape id="_x0000_i1085" type="#_x0000_t75" style="width:320.45pt;height:35.4pt" o:ole="">
             <v:imagedata r:id="rId118" o:title=""/>
           </v:shape>
-          <o:OLEObject Type="Embed" ProgID="Equation.AxMath" ShapeID="_x0000_i1085" DrawAspect="Content" ObjectID="_1850850099" r:id="rId119"/>
+          <o:OLEObject Type="Embed" ProgID="Equation.AxMath" ShapeID="_x0000_i1085" DrawAspect="Content" ObjectID="_1850850923" r:id="rId119"/>
         </w:object>
       </w:r>
     </w:p>
@@ -5417,7 +5425,7 @@
           <v:shape id="_x0000_i1086" type="#_x0000_t75" style="width:351.25pt;height:35.4pt" o:ole="">
             <v:imagedata r:id="rId120" o:title=""/>
           </v:shape>
-          <o:OLEObject Type="Embed" ProgID="Equation.AxMath" ShapeID="_x0000_i1086" DrawAspect="Content" ObjectID="_1850850100" r:id="rId121"/>
+          <o:OLEObject Type="Embed" ProgID="Equation.AxMath" ShapeID="_x0000_i1086" DrawAspect="Content" ObjectID="_1850850924" r:id="rId121"/>
         </w:object>
       </w:r>
     </w:p>
@@ -5675,7 +5683,7 @@
           <v:shape id="_x0000_i1087" type="#_x0000_t75" style="width:63.25pt;height:33.3pt" o:ole="">
             <v:imagedata r:id="rId123" o:title=""/>
           </v:shape>
-          <o:OLEObject Type="Embed" ProgID="Equation.AxMath" ShapeID="_x0000_i1087" DrawAspect="Content" ObjectID="_1850850101" r:id="rId124">
+          <o:OLEObject Type="Embed" ProgID="Equation.AxMath" ShapeID="_x0000_i1087" DrawAspect="Content" ObjectID="_1850850925" r:id="rId124">
             <o:FieldCodes>\* MERGEFORMAT</o:FieldCodes>
           </o:OLEObject>
         </w:object>
@@ -5697,7 +5705,7 @@
           <v:shape id="_x0000_i1088" type="#_x0000_t75" style="width:8.3pt;height:16.25pt" o:ole="">
             <v:imagedata r:id="rId125" o:title=""/>
           </v:shape>
-          <o:OLEObject Type="Embed" ProgID="Equation.AxMath" ShapeID="_x0000_i1088" DrawAspect="Content" ObjectID="_1850850102" r:id="rId126">
+          <o:OLEObject Type="Embed" ProgID="Equation.AxMath" ShapeID="_x0000_i1088" DrawAspect="Content" ObjectID="_1850850926" r:id="rId126">
             <o:FieldCodes>\* MERGEFORMAT</o:FieldCodes>
           </o:OLEObject>
         </w:object>
@@ -5713,7 +5721,7 @@
           <v:shape id="_x0000_i1089" type="#_x0000_t75" style="width:13.75pt;height:16.25pt" o:ole="">
             <v:imagedata r:id="rId127" o:title=""/>
           </v:shape>
-          <o:OLEObject Type="Embed" ProgID="Equation.AxMath" ShapeID="_x0000_i1089" DrawAspect="Content" ObjectID="_1850850103" r:id="rId128">
+          <o:OLEObject Type="Embed" ProgID="Equation.AxMath" ShapeID="_x0000_i1089" DrawAspect="Content" ObjectID="_1850850927" r:id="rId128">
             <o:FieldCodes>\* MERGEFORMAT</o:FieldCodes>
           </o:OLEObject>
         </w:object>
@@ -5729,7 +5737,7 @@
           <v:shape id="_x0000_i1090" type="#_x0000_t75" style="width:9.15pt;height:16.25pt" o:ole="">
             <v:imagedata r:id="rId129" o:title=""/>
           </v:shape>
-          <o:OLEObject Type="Embed" ProgID="Equation.AxMath" ShapeID="_x0000_i1090" DrawAspect="Content" ObjectID="_1850850104" r:id="rId130">
+          <o:OLEObject Type="Embed" ProgID="Equation.AxMath" ShapeID="_x0000_i1090" DrawAspect="Content" ObjectID="_1850850928" r:id="rId130">
             <o:FieldCodes>\* MERGEFORMAT</o:FieldCodes>
           </o:OLEObject>
         </w:object>
@@ -5752,7 +5760,7 @@
           <v:shape id="_x0000_i1091" type="#_x0000_t75" style="width:201.85pt;height:33.3pt" o:ole="">
             <v:imagedata r:id="rId131" o:title=""/>
           </v:shape>
-          <o:OLEObject Type="Embed" ProgID="Equation.AxMath" ShapeID="_x0000_i1091" DrawAspect="Content" ObjectID="_1850850105" r:id="rId132">
+          <o:OLEObject Type="Embed" ProgID="Equation.AxMath" ShapeID="_x0000_i1091" DrawAspect="Content" ObjectID="_1850850929" r:id="rId132">
             <o:FieldCodes>\* MERGEFORMAT</o:FieldCodes>
           </o:OLEObject>
         </w:object>
@@ -5781,7 +5789,7 @@
           <v:shape id="_x0000_i1092" type="#_x0000_t75" style="width:201.45pt;height:33.3pt" o:ole="">
             <v:imagedata r:id="rId133" o:title=""/>
           </v:shape>
-          <o:OLEObject Type="Embed" ProgID="Equation.AxMath" ShapeID="_x0000_i1092" DrawAspect="Content" ObjectID="_1850850106" r:id="rId134">
+          <o:OLEObject Type="Embed" ProgID="Equation.AxMath" ShapeID="_x0000_i1092" DrawAspect="Content" ObjectID="_1850850930" r:id="rId134">
             <o:FieldCodes>\* MERGEFORMAT</o:FieldCodes>
           </o:OLEObject>
         </w:object>
@@ -5809,7 +5817,7 @@
           <v:shape id="_x0000_i1093" type="#_x0000_t75" style="width:9.15pt;height:17.5pt" o:ole="">
             <v:imagedata r:id="rId12" o:title=""/>
           </v:shape>
-          <o:OLEObject Type="Embed" ProgID="Equation.AxMath" ShapeID="_x0000_i1093" DrawAspect="Content" ObjectID="_1850850107" r:id="rId135">
+          <o:OLEObject Type="Embed" ProgID="Equation.AxMath" ShapeID="_x0000_i1093" DrawAspect="Content" ObjectID="_1850850931" r:id="rId135">
             <o:FieldCodes>\* MERGEFORMAT</o:FieldCodes>
           </o:OLEObject>
         </w:object>
@@ -5825,7 +5833,7 @@
           <v:shape id="_x0000_i1094" type="#_x0000_t75" style="width:12.5pt;height:18.75pt" o:ole="">
             <v:imagedata r:id="rId14" o:title=""/>
           </v:shape>
-          <o:OLEObject Type="Embed" ProgID="Equation.AxMath" ShapeID="_x0000_i1094" DrawAspect="Content" ObjectID="_1850850108" r:id="rId136">
+          <o:OLEObject Type="Embed" ProgID="Equation.AxMath" ShapeID="_x0000_i1094" DrawAspect="Content" ObjectID="_1850850932" r:id="rId136">
             <o:FieldCodes>\* MERGEFORMAT</o:FieldCodes>
           </o:OLEObject>
         </w:object>
@@ -5841,7 +5849,7 @@
           <v:shape id="_x0000_i1095" type="#_x0000_t75" style="width:9.15pt;height:17.5pt" o:ole="">
             <v:imagedata r:id="rId16" o:title=""/>
           </v:shape>
-          <o:OLEObject Type="Embed" ProgID="Equation.AxMath" ShapeID="_x0000_i1095" DrawAspect="Content" ObjectID="_1850850109" r:id="rId137">
+          <o:OLEObject Type="Embed" ProgID="Equation.AxMath" ShapeID="_x0000_i1095" DrawAspect="Content" ObjectID="_1850850933" r:id="rId137">
             <o:FieldCodes>\* MERGEFORMAT</o:FieldCodes>
           </o:OLEObject>
         </w:object>
@@ -5857,7 +5865,7 @@
           <v:shape id="_x0000_i1096" type="#_x0000_t75" style="width:64.5pt;height:18.75pt" o:ole="">
             <v:imagedata r:id="rId138" o:title=""/>
           </v:shape>
-          <o:OLEObject Type="Embed" ProgID="Equation.AxMath" ShapeID="_x0000_i1096" DrawAspect="Content" ObjectID="_1850850110" r:id="rId139">
+          <o:OLEObject Type="Embed" ProgID="Equation.AxMath" ShapeID="_x0000_i1096" DrawAspect="Content" ObjectID="_1850850934" r:id="rId139">
             <o:FieldCodes>\* MERGEFORMAT</o:FieldCodes>
           </o:OLEObject>
         </w:object>
@@ -5939,7 +5947,7 @@
                 <v:shape id="_x0000_i1097" type="#_x0000_t75" style="width:192.7pt;height:33.7pt" o:ole="">
                   <v:imagedata r:id="rId140" o:title=""/>
                 </v:shape>
-                <o:OLEObject Type="Embed" ProgID="Equation.AxMath" ShapeID="_x0000_i1097" DrawAspect="Content" ObjectID="_1850850111" r:id="rId141">
+                <o:OLEObject Type="Embed" ProgID="Equation.AxMath" ShapeID="_x0000_i1097" DrawAspect="Content" ObjectID="_1850850935" r:id="rId141">
                   <o:FieldCodes>\* MERGEFORMAT</o:FieldCodes>
                 </o:OLEObject>
               </w:object>
@@ -6032,7 +6040,7 @@
           <v:shape id="_x0000_i1098" type="#_x0000_t75" style="width:13.75pt;height:18.75pt" o:ole="">
             <v:imagedata r:id="rId142" o:title=""/>
           </v:shape>
-          <o:OLEObject Type="Embed" ProgID="Equation.AxMath" ShapeID="_x0000_i1098" DrawAspect="Content" ObjectID="_1850850112" r:id="rId143"/>
+          <o:OLEObject Type="Embed" ProgID="Equation.AxMath" ShapeID="_x0000_i1098" DrawAspect="Content" ObjectID="_1850850936" r:id="rId143"/>
         </w:object>
       </w:r>
       <w:r>
@@ -6053,7 +6061,7 @@
           <v:shape id="_x0000_i1099" type="#_x0000_t75" style="width:104.05pt;height:33.3pt" o:ole="">
             <v:imagedata r:id="rId144" o:title=""/>
           </v:shape>
-          <o:OLEObject Type="Embed" ProgID="Equation.AxMath" ShapeID="_x0000_i1099" DrawAspect="Content" ObjectID="_1850850113" r:id="rId145">
+          <o:OLEObject Type="Embed" ProgID="Equation.AxMath" ShapeID="_x0000_i1099" DrawAspect="Content" ObjectID="_1850850937" r:id="rId145">
             <o:FieldCodes>\* MERGEFORMAT</o:FieldCodes>
           </o:OLEObject>
         </w:object>
@@ -6075,7 +6083,7 @@
           <v:shape id="_x0000_i1100" type="#_x0000_t75" style="width:13.75pt;height:18.75pt" o:ole="">
             <v:imagedata r:id="rId142" o:title=""/>
           </v:shape>
-          <o:OLEObject Type="Embed" ProgID="Equation.AxMath" ShapeID="_x0000_i1100" DrawAspect="Content" ObjectID="_1850850114" r:id="rId146"/>
+          <o:OLEObject Type="Embed" ProgID="Equation.AxMath" ShapeID="_x0000_i1100" DrawAspect="Content" ObjectID="_1850850938" r:id="rId146"/>
         </w:object>
       </w:r>
       <w:r>
@@ -6137,7 +6145,7 @@
                 <v:shape id="_x0000_i1101" type="#_x0000_t75" style="width:210.15pt;height:33.7pt" o:ole="">
                   <v:imagedata r:id="rId147" o:title=""/>
                 </v:shape>
-                <o:OLEObject Type="Embed" ProgID="Equation.AxMath" ShapeID="_x0000_i1101" DrawAspect="Content" ObjectID="_1850850115" r:id="rId148">
+                <o:OLEObject Type="Embed" ProgID="Equation.AxMath" ShapeID="_x0000_i1101" DrawAspect="Content" ObjectID="_1850850939" r:id="rId148">
                   <o:FieldCodes>\* MERGEFORMAT</o:FieldCodes>
                 </o:OLEObject>
               </w:object>
@@ -6227,7 +6235,7 @@
           <v:shape id="_x0000_i1102" type="#_x0000_t75" style="width:161.05pt;height:33.3pt" o:ole="">
             <v:imagedata r:id="rId149" o:title=""/>
           </v:shape>
-          <o:OLEObject Type="Embed" ProgID="Equation.AxMath" ShapeID="_x0000_i1102" DrawAspect="Content" ObjectID="_1850850116" r:id="rId150">
+          <o:OLEObject Type="Embed" ProgID="Equation.AxMath" ShapeID="_x0000_i1102" DrawAspect="Content" ObjectID="_1850850940" r:id="rId150">
             <o:FieldCodes>\* MERGEFORMAT</o:FieldCodes>
           </o:OLEObject>
         </w:object>
@@ -6323,7 +6331,7 @@
                 <v:shape id="_x0000_i1103" type="#_x0000_t75" style="width:165.65pt;height:18.75pt" o:ole="">
                   <v:imagedata r:id="rId151" o:title=""/>
                 </v:shape>
-                <o:OLEObject Type="Embed" ProgID="Equation.AxMath" ShapeID="_x0000_i1103" DrawAspect="Content" ObjectID="_1850850117" r:id="rId152">
+                <o:OLEObject Type="Embed" ProgID="Equation.AxMath" ShapeID="_x0000_i1103" DrawAspect="Content" ObjectID="_1850850941" r:id="rId152">
                   <o:FieldCodes>\* MERGEFORMAT</o:FieldCodes>
                 </o:OLEObject>
               </w:object>
@@ -6443,7 +6451,7 @@
                 <v:shape id="_x0000_i1104" type="#_x0000_t75" style="width:162.75pt;height:33.3pt" o:ole="">
                   <v:imagedata r:id="rId153" o:title=""/>
                 </v:shape>
-                <o:OLEObject Type="Embed" ProgID="Equation.AxMath" ShapeID="_x0000_i1104" DrawAspect="Content" ObjectID="_1850850118" r:id="rId154">
+                <o:OLEObject Type="Embed" ProgID="Equation.AxMath" ShapeID="_x0000_i1104" DrawAspect="Content" ObjectID="_1850850942" r:id="rId154">
                   <o:FieldCodes>\* MERGEFORMAT</o:FieldCodes>
                 </o:OLEObject>
               </w:object>
@@ -6569,7 +6577,7 @@
                 <v:shape id="_x0000_i1105" type="#_x0000_t75" style="width:238.9pt;height:1in" o:ole="">
                   <v:imagedata r:id="rId155" o:title=""/>
                 </v:shape>
-                <o:OLEObject Type="Embed" ProgID="Equation.AxMath" ShapeID="_x0000_i1105" DrawAspect="Content" ObjectID="_1850850119" r:id="rId156">
+                <o:OLEObject Type="Embed" ProgID="Equation.AxMath" ShapeID="_x0000_i1105" DrawAspect="Content" ObjectID="_1850850943" r:id="rId156">
                   <o:FieldCodes>\* MERGEFORMAT</o:FieldCodes>
                 </o:OLEObject>
               </w:object>
@@ -6776,7 +6784,7 @@
           <v:shape id="_x0000_i1106" type="#_x0000_t75" style="width:299.65pt;height:263.05pt" o:ole="">
             <v:imagedata r:id="rId157" o:title=""/>
           </v:shape>
-          <o:OLEObject Type="Embed" ProgID="Equation.AxMath" ShapeID="_x0000_i1106" DrawAspect="Content" ObjectID="_1850850120" r:id="rId158"/>
+          <o:OLEObject Type="Embed" ProgID="Equation.AxMath" ShapeID="_x0000_i1106" DrawAspect="Content" ObjectID="_1850850944" r:id="rId158"/>
         </w:object>
       </w:r>
     </w:p>
@@ -6819,7 +6827,7 @@
           <v:shape id="_x0000_i1107" type="#_x0000_t75" style="width:33.7pt;height:18.75pt" o:ole="">
             <v:imagedata r:id="rId159" o:title=""/>
           </v:shape>
-          <o:OLEObject Type="Embed" ProgID="Equation.AxMath" ShapeID="_x0000_i1107" DrawAspect="Content" ObjectID="_1850850121" r:id="rId160"/>
+          <o:OLEObject Type="Embed" ProgID="Equation.AxMath" ShapeID="_x0000_i1107" DrawAspect="Content" ObjectID="_1850850945" r:id="rId160"/>
         </w:object>
       </w:r>
       <w:r>
@@ -6830,7 +6838,7 @@
           <v:shape id="_x0000_i1108" type="#_x0000_t75" style="width:13.75pt;height:17.5pt" o:ole="">
             <v:imagedata r:id="rId161" o:title=""/>
           </v:shape>
-          <o:OLEObject Type="Embed" ProgID="Equation.AxMath" ShapeID="_x0000_i1108" DrawAspect="Content" ObjectID="_1850850122" r:id="rId162"/>
+          <o:OLEObject Type="Embed" ProgID="Equation.AxMath" ShapeID="_x0000_i1108" DrawAspect="Content" ObjectID="_1850850946" r:id="rId162"/>
         </w:object>
       </w:r>
       <w:r>
@@ -6858,7 +6866,7 @@
           <v:shape id="_x0000_i1109" type="#_x0000_t75" style="width:209.75pt;height:33.3pt" o:ole="">
             <v:imagedata r:id="rId163" o:title=""/>
           </v:shape>
-          <o:OLEObject Type="Embed" ProgID="Equation.AxMath" ShapeID="_x0000_i1109" DrawAspect="Content" ObjectID="_1850850123" r:id="rId164"/>
+          <o:OLEObject Type="Embed" ProgID="Equation.AxMath" ShapeID="_x0000_i1109" DrawAspect="Content" ObjectID="_1850850947" r:id="rId164"/>
         </w:object>
       </w:r>
     </w:p>
@@ -6875,7 +6883,7 @@
           <v:shape id="_x0000_i1110" type="#_x0000_t75" style="width:10.4pt;height:18.75pt" o:ole="">
             <v:imagedata r:id="rId165" o:title=""/>
           </v:shape>
-          <o:OLEObject Type="Embed" ProgID="Equation.AxMath" ShapeID="_x0000_i1110" DrawAspect="Content" ObjectID="_1850850124" r:id="rId166"/>
+          <o:OLEObject Type="Embed" ProgID="Equation.AxMath" ShapeID="_x0000_i1110" DrawAspect="Content" ObjectID="_1850850948" r:id="rId166"/>
         </w:object>
       </w:r>
       <w:r>
@@ -6903,7 +6911,7 @@
           <v:shape id="_x0000_i1111" type="#_x0000_t75" style="width:250.55pt;height:33.3pt" o:ole="">
             <v:imagedata r:id="rId167" o:title=""/>
           </v:shape>
-          <o:OLEObject Type="Embed" ProgID="Equation.AxMath" ShapeID="_x0000_i1111" DrawAspect="Content" ObjectID="_1850850125" r:id="rId168"/>
+          <o:OLEObject Type="Embed" ProgID="Equation.AxMath" ShapeID="_x0000_i1111" DrawAspect="Content" ObjectID="_1850850949" r:id="rId168"/>
         </w:object>
       </w:r>
     </w:p>
@@ -6920,7 +6928,7 @@
           <v:shape id="_x0000_i1112" type="#_x0000_t75" style="width:45.35pt;height:17.5pt" o:ole="">
             <v:imagedata r:id="rId169" o:title=""/>
           </v:shape>
-          <o:OLEObject Type="Embed" ProgID="Equation.AxMath" ShapeID="_x0000_i1112" DrawAspect="Content" ObjectID="_1850850126" r:id="rId170"/>
+          <o:OLEObject Type="Embed" ProgID="Equation.AxMath" ShapeID="_x0000_i1112" DrawAspect="Content" ObjectID="_1850850950" r:id="rId170"/>
         </w:object>
       </w:r>
       <w:r>
@@ -6931,7 +6939,7 @@
           <v:shape id="_x0000_i1113" type="#_x0000_t75" style="width:24.15pt;height:17.5pt" o:ole="">
             <v:imagedata r:id="rId171" o:title=""/>
           </v:shape>
-          <o:OLEObject Type="Embed" ProgID="Equation.AxMath" ShapeID="_x0000_i1113" DrawAspect="Content" ObjectID="_1850850127" r:id="rId172"/>
+          <o:OLEObject Type="Embed" ProgID="Equation.AxMath" ShapeID="_x0000_i1113" DrawAspect="Content" ObjectID="_1850850951" r:id="rId172"/>
         </w:object>
       </w:r>
       <w:r>
@@ -6942,7 +6950,7 @@
           <v:shape id="_x0000_i1114" type="#_x0000_t75" style="width:6.65pt;height:17.5pt" o:ole="">
             <v:imagedata r:id="rId173" o:title=""/>
           </v:shape>
-          <o:OLEObject Type="Embed" ProgID="Equation.AxMath" ShapeID="_x0000_i1114" DrawAspect="Content" ObjectID="_1850850128" r:id="rId174"/>
+          <o:OLEObject Type="Embed" ProgID="Equation.AxMath" ShapeID="_x0000_i1114" DrawAspect="Content" ObjectID="_1850850952" r:id="rId174"/>
         </w:object>
       </w:r>
       <w:r>
@@ -6970,7 +6978,7 @@
           <v:shape id="_x0000_i1115" type="#_x0000_t75" style="width:124.45pt;height:35.4pt" o:ole="">
             <v:imagedata r:id="rId175" o:title=""/>
           </v:shape>
-          <o:OLEObject Type="Embed" ProgID="Equation.AxMath" ShapeID="_x0000_i1115" DrawAspect="Content" ObjectID="_1850850129" r:id="rId176"/>
+          <o:OLEObject Type="Embed" ProgID="Equation.AxMath" ShapeID="_x0000_i1115" DrawAspect="Content" ObjectID="_1850850953" r:id="rId176"/>
         </w:object>
       </w:r>
     </w:p>
@@ -6987,7 +6995,7 @@
           <v:shape id="_x0000_i1116" type="#_x0000_t75" style="width:32.9pt;height:17.5pt" o:ole="">
             <v:imagedata r:id="rId177" o:title=""/>
           </v:shape>
-          <o:OLEObject Type="Embed" ProgID="Equation.AxMath" ShapeID="_x0000_i1116" DrawAspect="Content" ObjectID="_1850850130" r:id="rId178"/>
+          <o:OLEObject Type="Embed" ProgID="Equation.AxMath" ShapeID="_x0000_i1116" DrawAspect="Content" ObjectID="_1850850954" r:id="rId178"/>
         </w:object>
       </w:r>
       <w:r>
@@ -6998,7 +7006,7 @@
           <v:shape id="_x0000_i1117" type="#_x0000_t75" style="width:31.65pt;height:17.5pt" o:ole="">
             <v:imagedata r:id="rId179" o:title=""/>
           </v:shape>
-          <o:OLEObject Type="Embed" ProgID="Equation.AxMath" ShapeID="_x0000_i1117" DrawAspect="Content" ObjectID="_1850850131" r:id="rId180"/>
+          <o:OLEObject Type="Embed" ProgID="Equation.AxMath" ShapeID="_x0000_i1117" DrawAspect="Content" ObjectID="_1850850955" r:id="rId180"/>
         </w:object>
       </w:r>
       <w:r>
@@ -7009,7 +7017,7 @@
           <v:shape id="_x0000_i1118" type="#_x0000_t75" style="width:33.3pt;height:17.5pt" o:ole="">
             <v:imagedata r:id="rId181" o:title=""/>
           </v:shape>
-          <o:OLEObject Type="Embed" ProgID="Equation.AxMath" ShapeID="_x0000_i1118" DrawAspect="Content" ObjectID="_1850850132" r:id="rId182"/>
+          <o:OLEObject Type="Embed" ProgID="Equation.AxMath" ShapeID="_x0000_i1118" DrawAspect="Content" ObjectID="_1850850956" r:id="rId182"/>
         </w:object>
       </w:r>
       <w:r>
@@ -7020,7 +7028,7 @@
           <v:shape id="_x0000_i1119" type="#_x0000_t75" style="width:52.45pt;height:18.75pt" o:ole="">
             <v:imagedata r:id="rId183" o:title=""/>
           </v:shape>
-          <o:OLEObject Type="Embed" ProgID="Equation.AxMath" ShapeID="_x0000_i1119" DrawAspect="Content" ObjectID="_1850850133" r:id="rId184"/>
+          <o:OLEObject Type="Embed" ProgID="Equation.AxMath" ShapeID="_x0000_i1119" DrawAspect="Content" ObjectID="_1850850957" r:id="rId184"/>
         </w:object>
       </w:r>
       <w:r>
@@ -7051,7 +7059,7 @@
           <v:shape id="_x0000_i1120" type="#_x0000_t75" style="width:88.25pt;height:33.3pt" o:ole="">
             <v:imagedata r:id="rId185" o:title=""/>
           </v:shape>
-          <o:OLEObject Type="Embed" ProgID="Equation.AxMath" ShapeID="_x0000_i1120" DrawAspect="Content" ObjectID="_1850850134" r:id="rId186"/>
+          <o:OLEObject Type="Embed" ProgID="Equation.AxMath" ShapeID="_x0000_i1120" DrawAspect="Content" ObjectID="_1850850958" r:id="rId186"/>
         </w:object>
       </w:r>
     </w:p>
@@ -7068,7 +7076,7 @@
           <v:shape id="_x0000_i1121" type="#_x0000_t75" style="width:8.75pt;height:17.5pt" o:ole="">
             <v:imagedata r:id="rId60" o:title=""/>
           </v:shape>
-          <o:OLEObject Type="Embed" ProgID="Equation.AxMath" ShapeID="_x0000_i1121" DrawAspect="Content" ObjectID="_1850850135" r:id="rId187"/>
+          <o:OLEObject Type="Embed" ProgID="Equation.AxMath" ShapeID="_x0000_i1121" DrawAspect="Content" ObjectID="_1850850959" r:id="rId187"/>
         </w:object>
       </w:r>
       <w:r>
@@ -7079,7 +7087,7 @@
           <v:shape id="_x0000_i1122" type="#_x0000_t75" style="width:34.55pt;height:18.75pt" o:ole="">
             <v:imagedata r:id="rId188" o:title=""/>
           </v:shape>
-          <o:OLEObject Type="Embed" ProgID="Equation.AxMath" ShapeID="_x0000_i1122" DrawAspect="Content" ObjectID="_1850850136" r:id="rId189"/>
+          <o:OLEObject Type="Embed" ProgID="Equation.AxMath" ShapeID="_x0000_i1122" DrawAspect="Content" ObjectID="_1850850960" r:id="rId189"/>
         </w:object>
       </w:r>
       <w:r>
@@ -7100,7 +7108,7 @@
           <v:shape id="_x0000_i1123" type="#_x0000_t75" style="width:125.25pt;height:32.9pt" o:ole="">
             <v:imagedata r:id="rId190" o:title=""/>
           </v:shape>
-          <o:OLEObject Type="Embed" ProgID="Equation.AxMath" ShapeID="_x0000_i1123" DrawAspect="Content" ObjectID="_1850850137" r:id="rId191"/>
+          <o:OLEObject Type="Embed" ProgID="Equation.AxMath" ShapeID="_x0000_i1123" DrawAspect="Content" ObjectID="_1850850961" r:id="rId191"/>
         </w:object>
       </w:r>
     </w:p>
@@ -7117,7 +7125,7 @@
           <v:shape id="_x0000_i1124" type="#_x0000_t75" style="width:47.45pt;height:18.75pt" o:ole="">
             <v:imagedata r:id="rId192" o:title=""/>
           </v:shape>
-          <o:OLEObject Type="Embed" ProgID="Equation.AxMath" ShapeID="_x0000_i1124" DrawAspect="Content" ObjectID="_1850850138" r:id="rId193"/>
+          <o:OLEObject Type="Embed" ProgID="Equation.AxMath" ShapeID="_x0000_i1124" DrawAspect="Content" ObjectID="_1850850962" r:id="rId193"/>
         </w:object>
       </w:r>
       <w:r>
@@ -7145,7 +7153,7 @@
           <v:shape id="_x0000_i1125" type="#_x0000_t75" style="width:319.2pt;height:32.9pt" o:ole="">
             <v:imagedata r:id="rId194" o:title=""/>
           </v:shape>
-          <o:OLEObject Type="Embed" ProgID="Equation.AxMath" ShapeID="_x0000_i1125" DrawAspect="Content" ObjectID="_1850850139" r:id="rId195"/>
+          <o:OLEObject Type="Embed" ProgID="Equation.AxMath" ShapeID="_x0000_i1125" DrawAspect="Content" ObjectID="_1850850963" r:id="rId195"/>
         </w:object>
       </w:r>
     </w:p>
@@ -7179,7 +7187,7 @@
           <v:shape id="_x0000_i1126" type="#_x0000_t75" style="width:118.2pt;height:32.9pt" o:ole="">
             <v:imagedata r:id="rId196" o:title=""/>
           </v:shape>
-          <o:OLEObject Type="Embed" ProgID="Equation.AxMath" ShapeID="_x0000_i1126" DrawAspect="Content" ObjectID="_1850850140" r:id="rId197"/>
+          <o:OLEObject Type="Embed" ProgID="Equation.AxMath" ShapeID="_x0000_i1126" DrawAspect="Content" ObjectID="_1850850964" r:id="rId197"/>
         </w:object>
       </w:r>
     </w:p>
@@ -7196,7 +7204,7 @@
           <v:shape id="_x0000_i1127" type="#_x0000_t75" style="width:33.3pt;height:18.75pt" o:ole="">
             <v:imagedata r:id="rId198" o:title=""/>
           </v:shape>
-          <o:OLEObject Type="Embed" ProgID="Equation.AxMath" ShapeID="_x0000_i1127" DrawAspect="Content" ObjectID="_1850850141" r:id="rId199"/>
+          <o:OLEObject Type="Embed" ProgID="Equation.AxMath" ShapeID="_x0000_i1127" DrawAspect="Content" ObjectID="_1850850965" r:id="rId199"/>
         </w:object>
       </w:r>
       <w:r>
@@ -7207,7 +7215,7 @@
           <v:shape id="_x0000_i1128" type="#_x0000_t75" style="width:6.65pt;height:17.5pt" o:ole="">
             <v:imagedata r:id="rId173" o:title=""/>
           </v:shape>
-          <o:OLEObject Type="Embed" ProgID="Equation.AxMath" ShapeID="_x0000_i1128" DrawAspect="Content" ObjectID="_1850850142" r:id="rId200"/>
+          <o:OLEObject Type="Embed" ProgID="Equation.AxMath" ShapeID="_x0000_i1128" DrawAspect="Content" ObjectID="_1850850966" r:id="rId200"/>
         </w:object>
       </w:r>
       <w:r>
@@ -7218,7 +7226,7 @@
           <v:shape id="_x0000_i1129" type="#_x0000_t75" style="width:26.65pt;height:17.5pt" o:ole="">
             <v:imagedata r:id="rId201" o:title=""/>
           </v:shape>
-          <o:OLEObject Type="Embed" ProgID="Equation.AxMath" ShapeID="_x0000_i1129" DrawAspect="Content" ObjectID="_1850850143" r:id="rId202"/>
+          <o:OLEObject Type="Embed" ProgID="Equation.AxMath" ShapeID="_x0000_i1129" DrawAspect="Content" ObjectID="_1850850967" r:id="rId202"/>
         </w:object>
       </w:r>
       <w:r>
@@ -7246,7 +7254,7 @@
           <v:shape id="_x0000_i1130" type="#_x0000_t75" style="width:266.75pt;height:32.9pt" o:ole="">
             <v:imagedata r:id="rId203" o:title=""/>
           </v:shape>
-          <o:OLEObject Type="Embed" ProgID="Equation.AxMath" ShapeID="_x0000_i1130" DrawAspect="Content" ObjectID="_1850850144" r:id="rId204"/>
+          <o:OLEObject Type="Embed" ProgID="Equation.AxMath" ShapeID="_x0000_i1130" DrawAspect="Content" ObjectID="_1850850968" r:id="rId204"/>
         </w:object>
       </w:r>
     </w:p>
@@ -7263,7 +7271,7 @@
           <v:shape id="_x0000_i1131" type="#_x0000_t75" style="width:53.25pt;height:18.75pt" o:ole="">
             <v:imagedata r:id="rId205" o:title=""/>
           </v:shape>
-          <o:OLEObject Type="Embed" ProgID="Equation.AxMath" ShapeID="_x0000_i1131" DrawAspect="Content" ObjectID="_1850850145" r:id="rId206"/>
+          <o:OLEObject Type="Embed" ProgID="Equation.AxMath" ShapeID="_x0000_i1131" DrawAspect="Content" ObjectID="_1850850969" r:id="rId206"/>
         </w:object>
       </w:r>
       <w:r>
@@ -7274,7 +7282,7 @@
           <v:shape id="_x0000_i1132" type="#_x0000_t75" style="width:52.45pt;height:20.4pt" o:ole="">
             <v:imagedata r:id="rId207" o:title=""/>
           </v:shape>
-          <o:OLEObject Type="Embed" ProgID="Equation.AxMath" ShapeID="_x0000_i1132" DrawAspect="Content" ObjectID="_1850850146" r:id="rId208"/>
+          <o:OLEObject Type="Embed" ProgID="Equation.AxMath" ShapeID="_x0000_i1132" DrawAspect="Content" ObjectID="_1850850970" r:id="rId208"/>
         </w:object>
       </w:r>
       <w:r>
@@ -7306,7 +7314,7 @@
           <v:shape id="_x0000_i1133" type="#_x0000_t75" style="width:10.4pt;height:19.15pt" o:ole="">
             <v:imagedata r:id="rId209" o:title=""/>
           </v:shape>
-          <o:OLEObject Type="Embed" ProgID="Equation.AxMath" ShapeID="_x0000_i1133" DrawAspect="Content" ObjectID="_1850850147" r:id="rId210"/>
+          <o:OLEObject Type="Embed" ProgID="Equation.AxMath" ShapeID="_x0000_i1133" DrawAspect="Content" ObjectID="_1850850971" r:id="rId210"/>
         </w:object>
       </w:r>
       <w:r>
@@ -7317,7 +7325,7 @@
           <v:shape id="_x0000_i1134" type="#_x0000_t75" style="width:21.65pt;height:19.15pt" o:ole="">
             <v:imagedata r:id="rId211" o:title=""/>
           </v:shape>
-          <o:OLEObject Type="Embed" ProgID="Equation.AxMath" ShapeID="_x0000_i1134" DrawAspect="Content" ObjectID="_1850850148" r:id="rId212"/>
+          <o:OLEObject Type="Embed" ProgID="Equation.AxMath" ShapeID="_x0000_i1134" DrawAspect="Content" ObjectID="_1850850972" r:id="rId212"/>
         </w:object>
       </w:r>
       <w:r>
@@ -7335,7 +7343,7 @@
           <v:shape id="_x0000_i1135" type="#_x0000_t75" style="width:181.05pt;height:17.5pt" o:ole="">
             <v:imagedata r:id="rId213" o:title=""/>
           </v:shape>
-          <o:OLEObject Type="Embed" ProgID="Equation.AxMath" ShapeID="_x0000_i1135" DrawAspect="Content" ObjectID="_1850850149" r:id="rId214"/>
+          <o:OLEObject Type="Embed" ProgID="Equation.AxMath" ShapeID="_x0000_i1135" DrawAspect="Content" ObjectID="_1850850973" r:id="rId214"/>
         </w:object>
       </w:r>
     </w:p>
@@ -7365,7 +7373,7 @@
           <v:shape id="_x0000_i1136" type="#_x0000_t75" style="width:165.65pt;height:18.75pt" o:ole="">
             <v:imagedata r:id="rId215" o:title=""/>
           </v:shape>
-          <o:OLEObject Type="Embed" ProgID="Equation.AxMath" ShapeID="_x0000_i1136" DrawAspect="Content" ObjectID="_1850850150" r:id="rId216"/>
+          <o:OLEObject Type="Embed" ProgID="Equation.AxMath" ShapeID="_x0000_i1136" DrawAspect="Content" ObjectID="_1850850974" r:id="rId216"/>
         </w:object>
       </w:r>
     </w:p>
@@ -7395,7 +7403,7 @@
           <v:shape id="_x0000_i1137" type="#_x0000_t75" style="width:107.4pt;height:35.8pt" o:ole="">
             <v:imagedata r:id="rId217" o:title=""/>
           </v:shape>
-          <o:OLEObject Type="Embed" ProgID="Equation.AxMath" ShapeID="_x0000_i1137" DrawAspect="Content" ObjectID="_1850850151" r:id="rId218"/>
+          <o:OLEObject Type="Embed" ProgID="Equation.AxMath" ShapeID="_x0000_i1137" DrawAspect="Content" ObjectID="_1850850975" r:id="rId218"/>
         </w:object>
       </w:r>
     </w:p>
@@ -7426,7 +7434,7 @@
           <v:shape id="_x0000_i1138" type="#_x0000_t75" style="width:178.55pt;height:72.4pt" o:ole="">
             <v:imagedata r:id="rId219" o:title=""/>
           </v:shape>
-          <o:OLEObject Type="Embed" ProgID="Equation.AxMath" ShapeID="_x0000_i1138" DrawAspect="Content" ObjectID="_1850850152" r:id="rId220"/>
+          <o:OLEObject Type="Embed" ProgID="Equation.AxMath" ShapeID="_x0000_i1138" DrawAspect="Content" ObjectID="_1850850976" r:id="rId220"/>
         </w:object>
       </w:r>
     </w:p>
@@ -7478,7 +7486,7 @@
                 <v:shape id="_x0000_i1139" type="#_x0000_t75" style="width:75.35pt;height:19.15pt" o:ole="">
                   <v:imagedata r:id="rId221" o:title=""/>
                 </v:shape>
-                <o:OLEObject Type="Embed" ProgID="Equation.AxMath" ShapeID="_x0000_i1139" DrawAspect="Content" ObjectID="_1850850153" r:id="rId222"/>
+                <o:OLEObject Type="Embed" ProgID="Equation.AxMath" ShapeID="_x0000_i1139" DrawAspect="Content" ObjectID="_1850850977" r:id="rId222"/>
               </w:object>
             </w:r>
             <w:r>
@@ -7489,7 +7497,7 @@
                 <v:shape id="_x0000_i1140" type="#_x0000_t75" style="width:64.9pt;height:19.15pt" o:ole="">
                   <v:imagedata r:id="rId223" o:title=""/>
                 </v:shape>
-                <o:OLEObject Type="Embed" ProgID="Equation.AxMath" ShapeID="_x0000_i1140" DrawAspect="Content" ObjectID="_1850850154" r:id="rId224"/>
+                <o:OLEObject Type="Embed" ProgID="Equation.AxMath" ShapeID="_x0000_i1140" DrawAspect="Content" ObjectID="_1850850978" r:id="rId224"/>
               </w:object>
             </w:r>
             <w:r>
@@ -7544,7 +7552,7 @@
                 <v:shape id="_x0000_i1141" type="#_x0000_t75" style="width:192.7pt;height:38.3pt" o:ole="">
                   <v:imagedata r:id="rId225" o:title=""/>
                 </v:shape>
-                <o:OLEObject Type="Embed" ProgID="Equation.AxMath" ShapeID="_x0000_i1141" DrawAspect="Content" ObjectID="_1850850155" r:id="rId226"/>
+                <o:OLEObject Type="Embed" ProgID="Equation.AxMath" ShapeID="_x0000_i1141" DrawAspect="Content" ObjectID="_1850850979" r:id="rId226"/>
               </w:object>
             </w:r>
           </w:p>
@@ -7623,7 +7631,7 @@
           <v:shape id="_x0000_i1142" type="#_x0000_t75" style="width:11.65pt;height:19.15pt" o:ole="">
             <v:imagedata r:id="rId227" o:title=""/>
           </v:shape>
-          <o:OLEObject Type="Embed" ProgID="Equation.AxMath" ShapeID="_x0000_i1142" DrawAspect="Content" ObjectID="_1850850156" r:id="rId228"/>
+          <o:OLEObject Type="Embed" ProgID="Equation.AxMath" ShapeID="_x0000_i1142" DrawAspect="Content" ObjectID="_1850850980" r:id="rId228"/>
         </w:object>
       </w:r>
       <w:r>
@@ -7634,7 +7642,7 @@
           <v:shape id="_x0000_i1143" type="#_x0000_t75" style="width:14.55pt;height:19.15pt" o:ole="">
             <v:imagedata r:id="rId229" o:title=""/>
           </v:shape>
-          <o:OLEObject Type="Embed" ProgID="Equation.AxMath" ShapeID="_x0000_i1143" DrawAspect="Content" ObjectID="_1850850157" r:id="rId230"/>
+          <o:OLEObject Type="Embed" ProgID="Equation.AxMath" ShapeID="_x0000_i1143" DrawAspect="Content" ObjectID="_1850850981" r:id="rId230"/>
         </w:object>
       </w:r>
       <w:r>
@@ -7645,7 +7653,7 @@
           <v:shape id="_x0000_i1144" type="#_x0000_t75" style="width:32.9pt;height:20.4pt" o:ole="">
             <v:imagedata r:id="rId231" o:title=""/>
           </v:shape>
-          <o:OLEObject Type="Embed" ProgID="Equation.AxMath" ShapeID="_x0000_i1144" DrawAspect="Content" ObjectID="_1850850158" r:id="rId232"/>
+          <o:OLEObject Type="Embed" ProgID="Equation.AxMath" ShapeID="_x0000_i1144" DrawAspect="Content" ObjectID="_1850850982" r:id="rId232"/>
         </w:object>
       </w:r>
       <w:r>
@@ -7663,7 +7671,7 @@
           <v:shape id="_x0000_i1145" type="#_x0000_t75" style="width:196.85pt;height:40.8pt" o:ole="">
             <v:imagedata r:id="rId233" o:title=""/>
           </v:shape>
-          <o:OLEObject Type="Embed" ProgID="Equation.AxMath" ShapeID="_x0000_i1145" DrawAspect="Content" ObjectID="_1850850159" r:id="rId234"/>
+          <o:OLEObject Type="Embed" ProgID="Equation.AxMath" ShapeID="_x0000_i1145" DrawAspect="Content" ObjectID="_1850850983" r:id="rId234"/>
         </w:object>
       </w:r>
     </w:p>
@@ -7680,7 +7688,7 @@
           <v:shape id="_x0000_i1146" type="#_x0000_t75" style="width:50.75pt;height:19.15pt" o:ole="">
             <v:imagedata r:id="rId235" o:title=""/>
           </v:shape>
-          <o:OLEObject Type="Embed" ProgID="Equation.AxMath" ShapeID="_x0000_i1146" DrawAspect="Content" ObjectID="_1850850160" r:id="rId236"/>
+          <o:OLEObject Type="Embed" ProgID="Equation.AxMath" ShapeID="_x0000_i1146" DrawAspect="Content" ObjectID="_1850850984" r:id="rId236"/>
         </w:object>
       </w:r>
       <w:r>
@@ -7698,7 +7706,7 @@
           <v:shape id="_x0000_i1147" type="#_x0000_t75" style="width:79.5pt;height:19.55pt" o:ole="">
             <v:imagedata r:id="rId237" o:title=""/>
           </v:shape>
-          <o:OLEObject Type="Embed" ProgID="Equation.AxMath" ShapeID="_x0000_i1147" DrawAspect="Content" ObjectID="_1850850161" r:id="rId238"/>
+          <o:OLEObject Type="Embed" ProgID="Equation.AxMath" ShapeID="_x0000_i1147" DrawAspect="Content" ObjectID="_1850850985" r:id="rId238"/>
         </w:object>
       </w:r>
     </w:p>
@@ -7766,7 +7774,7 @@
           <v:shape id="_x0000_i1148" type="#_x0000_t75" style="width:133.2pt;height:19.55pt" o:ole="">
             <v:imagedata r:id="rId239" o:title=""/>
           </v:shape>
-          <o:OLEObject Type="Embed" ProgID="Equation.AxMath" ShapeID="_x0000_i1148" DrawAspect="Content" ObjectID="_1850850162" r:id="rId240"/>
+          <o:OLEObject Type="Embed" ProgID="Equation.AxMath" ShapeID="_x0000_i1148" DrawAspect="Content" ObjectID="_1850850986" r:id="rId240"/>
         </w:object>
       </w:r>
     </w:p>
@@ -7790,7 +7798,7 @@
           <v:shape id="_x0000_i1149" type="#_x0000_t75" style="width:160.25pt;height:33.7pt" o:ole="">
             <v:imagedata r:id="rId241" o:title=""/>
           </v:shape>
-          <o:OLEObject Type="Embed" ProgID="Equation.AxMath" ShapeID="_x0000_i1149" DrawAspect="Content" ObjectID="_1850850163" r:id="rId242"/>
+          <o:OLEObject Type="Embed" ProgID="Equation.AxMath" ShapeID="_x0000_i1149" DrawAspect="Content" ObjectID="_1850850987" r:id="rId242"/>
         </w:object>
       </w:r>
     </w:p>
@@ -7807,7 +7815,7 @@
           <v:shape id="_x0000_i1150" type="#_x0000_t75" style="width:52.45pt;height:33.3pt" o:ole="">
             <v:imagedata r:id="rId243" o:title=""/>
           </v:shape>
-          <o:OLEObject Type="Embed" ProgID="Equation.AxMath" ShapeID="_x0000_i1150" DrawAspect="Content" ObjectID="_1850850164" r:id="rId244"/>
+          <o:OLEObject Type="Embed" ProgID="Equation.AxMath" ShapeID="_x0000_i1150" DrawAspect="Content" ObjectID="_1850850988" r:id="rId244"/>
         </w:object>
       </w:r>
       <w:r>
@@ -7867,7 +7875,7 @@
                 <v:shape id="_x0000_i1151" type="#_x0000_t75" style="width:402.05pt;height:34.55pt" o:ole="">
                   <v:imagedata r:id="rId245" o:title=""/>
                 </v:shape>
-                <o:OLEObject Type="Embed" ProgID="Equation.AxMath" ShapeID="_x0000_i1151" DrawAspect="Content" ObjectID="_1850850165" r:id="rId246"/>
+                <o:OLEObject Type="Embed" ProgID="Equation.AxMath" ShapeID="_x0000_i1151" DrawAspect="Content" ObjectID="_1850850989" r:id="rId246"/>
               </w:object>
             </w:r>
           </w:p>
@@ -8007,7 +8015,7 @@
           <v:shape id="_x0000_i1152" type="#_x0000_t75" style="width:81.15pt;height:36.6pt" o:ole="">
             <v:imagedata r:id="rId247" o:title=""/>
           </v:shape>
-          <o:OLEObject Type="Embed" ProgID="Equation.AxMath" ShapeID="_x0000_i1152" DrawAspect="Content" ObjectID="_1850850166" r:id="rId248"/>
+          <o:OLEObject Type="Embed" ProgID="Equation.AxMath" ShapeID="_x0000_i1152" DrawAspect="Content" ObjectID="_1850850990" r:id="rId248"/>
         </w:object>
       </w:r>
     </w:p>
@@ -8041,7 +8049,7 @@
           <v:shape id="_x0000_i1153" type="#_x0000_t75" style="width:70.35pt;height:33.3pt" o:ole="">
             <v:imagedata r:id="rId249" o:title=""/>
           </v:shape>
-          <o:OLEObject Type="Embed" ProgID="Equation.AxMath" ShapeID="_x0000_i1153" DrawAspect="Content" ObjectID="_1850850167" r:id="rId250"/>
+          <o:OLEObject Type="Embed" ProgID="Equation.AxMath" ShapeID="_x0000_i1153" DrawAspect="Content" ObjectID="_1850850991" r:id="rId250"/>
         </w:object>
       </w:r>
     </w:p>
@@ -8078,7 +8086,7 @@
           <v:shape id="_x0000_i1154" type="#_x0000_t75" style="width:2in;height:35.4pt" o:ole="">
             <v:imagedata r:id="rId251" o:title=""/>
           </v:shape>
-          <o:OLEObject Type="Embed" ProgID="Equation.AxMath" ShapeID="_x0000_i1154" DrawAspect="Content" ObjectID="_1850850168" r:id="rId252"/>
+          <o:OLEObject Type="Embed" ProgID="Equation.AxMath" ShapeID="_x0000_i1154" DrawAspect="Content" ObjectID="_1850850992" r:id="rId252"/>
         </w:object>
       </w:r>
     </w:p>
@@ -8123,7 +8131,7 @@
           <v:shape id="_x0000_i1155" type="#_x0000_t75" style="width:217.65pt;height:19.55pt" o:ole="">
             <v:imagedata r:id="rId253" o:title=""/>
           </v:shape>
-          <o:OLEObject Type="Embed" ProgID="Equation.AxMath" ShapeID="_x0000_i1155" DrawAspect="Content" ObjectID="_1850850169" r:id="rId254"/>
+          <o:OLEObject Type="Embed" ProgID="Equation.AxMath" ShapeID="_x0000_i1155" DrawAspect="Content" ObjectID="_1850850993" r:id="rId254"/>
         </w:object>
       </w:r>
     </w:p>
@@ -8151,7 +8159,7 @@
           <v:shape id="_x0000_i1156" type="#_x0000_t75" style="width:86.15pt;height:36.2pt" o:ole="">
             <v:imagedata r:id="rId255" o:title=""/>
           </v:shape>
-          <o:OLEObject Type="Embed" ProgID="Equation.AxMath" ShapeID="_x0000_i1156" DrawAspect="Content" ObjectID="_1850850170" r:id="rId256"/>
+          <o:OLEObject Type="Embed" ProgID="Equation.AxMath" ShapeID="_x0000_i1156" DrawAspect="Content" ObjectID="_1850850994" r:id="rId256"/>
         </w:object>
       </w:r>
     </w:p>
@@ -8176,7 +8184,7 @@
           <v:shape id="_x0000_i1157" type="#_x0000_t75" style="width:45.35pt;height:32.9pt" o:ole="">
             <v:imagedata r:id="rId257" o:title=""/>
           </v:shape>
-          <o:OLEObject Type="Embed" ProgID="Equation.AxMath" ShapeID="_x0000_i1157" DrawAspect="Content" ObjectID="_1850850171" r:id="rId258"/>
+          <o:OLEObject Type="Embed" ProgID="Equation.AxMath" ShapeID="_x0000_i1157" DrawAspect="Content" ObjectID="_1850850995" r:id="rId258"/>
         </w:object>
       </w:r>
       <w:r>
@@ -8198,7 +8206,7 @@
           <v:shape id="_x0000_i1158" type="#_x0000_t75" style="width:6.65pt;height:19.15pt" o:ole="">
             <v:imagedata r:id="rId259" o:title=""/>
           </v:shape>
-          <o:OLEObject Type="Embed" ProgID="Equation.AxMath" ShapeID="_x0000_i1158" DrawAspect="Content" ObjectID="_1850850172" r:id="rId260"/>
+          <o:OLEObject Type="Embed" ProgID="Equation.AxMath" ShapeID="_x0000_i1158" DrawAspect="Content" ObjectID="_1850850996" r:id="rId260"/>
         </w:object>
       </w:r>
       <w:r>
@@ -8218,7 +8226,7 @@
           <v:shape id="_x0000_i1159" type="#_x0000_t75" style="width:164.4pt;height:35.8pt" o:ole="">
             <v:imagedata r:id="rId261" o:title=""/>
           </v:shape>
-          <o:OLEObject Type="Embed" ProgID="Equation.AxMath" ShapeID="_x0000_i1159" DrawAspect="Content" ObjectID="_1850850173" r:id="rId262"/>
+          <o:OLEObject Type="Embed" ProgID="Equation.AxMath" ShapeID="_x0000_i1159" DrawAspect="Content" ObjectID="_1850850997" r:id="rId262"/>
         </w:object>
       </w:r>
     </w:p>
@@ -8243,7 +8251,7 @@
           <v:shape id="_x0000_i1160" type="#_x0000_t75" style="width:6.65pt;height:19.15pt" o:ole="">
             <v:imagedata r:id="rId259" o:title=""/>
           </v:shape>
-          <o:OLEObject Type="Embed" ProgID="Equation.AxMath" ShapeID="_x0000_i1160" DrawAspect="Content" ObjectID="_1850850174" r:id="rId263"/>
+          <o:OLEObject Type="Embed" ProgID="Equation.AxMath" ShapeID="_x0000_i1160" DrawAspect="Content" ObjectID="_1850850998" r:id="rId263"/>
         </w:object>
       </w:r>
       <w:r>
@@ -8263,7 +8271,7 @@
           <v:shape id="_x0000_i1161" type="#_x0000_t75" style="width:165.25pt;height:35.8pt" o:ole="">
             <v:imagedata r:id="rId264" o:title=""/>
           </v:shape>
-          <o:OLEObject Type="Embed" ProgID="Equation.AxMath" ShapeID="_x0000_i1161" DrawAspect="Content" ObjectID="_1850850175" r:id="rId265"/>
+          <o:OLEObject Type="Embed" ProgID="Equation.AxMath" ShapeID="_x0000_i1161" DrawAspect="Content" ObjectID="_1850850999" r:id="rId265"/>
         </w:object>
       </w:r>
     </w:p>
@@ -8306,7 +8314,7 @@
           <v:shape id="_x0000_i1162" type="#_x0000_t75" style="width:33.3pt;height:19.15pt" o:ole="">
             <v:imagedata r:id="rId266" o:title=""/>
           </v:shape>
-          <o:OLEObject Type="Embed" ProgID="Equation.AxMath" ShapeID="_x0000_i1162" DrawAspect="Content" ObjectID="_1850850176" r:id="rId267"/>
+          <o:OLEObject Type="Embed" ProgID="Equation.AxMath" ShapeID="_x0000_i1162" DrawAspect="Content" ObjectID="_1850851000" r:id="rId267"/>
         </w:object>
       </w:r>
       <w:r>
@@ -8320,7 +8328,7 @@
           <v:shape id="_x0000_i1163" type="#_x0000_t75" style="width:79.1pt;height:19.15pt" o:ole="">
             <v:imagedata r:id="rId268" o:title=""/>
           </v:shape>
-          <o:OLEObject Type="Embed" ProgID="Equation.AxMath" ShapeID="_x0000_i1163" DrawAspect="Content" ObjectID="_1850850177" r:id="rId269"/>
+          <o:OLEObject Type="Embed" ProgID="Equation.AxMath" ShapeID="_x0000_i1163" DrawAspect="Content" ObjectID="_1850851001" r:id="rId269"/>
         </w:object>
       </w:r>
       <w:r>
@@ -8340,7 +8348,7 @@
           <v:shape id="_x0000_i1164" type="#_x0000_t75" style="width:164.4pt;height:32.9pt" o:ole="">
             <v:imagedata r:id="rId270" o:title=""/>
           </v:shape>
-          <o:OLEObject Type="Embed" ProgID="Equation.AxMath" ShapeID="_x0000_i1164" DrawAspect="Content" ObjectID="_1850850178" r:id="rId271"/>
+          <o:OLEObject Type="Embed" ProgID="Equation.AxMath" ShapeID="_x0000_i1164" DrawAspect="Content" ObjectID="_1850851002" r:id="rId271"/>
         </w:object>
       </w:r>
     </w:p>
@@ -8365,7 +8373,7 @@
           <v:shape id="_x0000_i1165" type="#_x0000_t75" style="width:374.15pt;height:32.9pt" o:ole="">
             <v:imagedata r:id="rId272" o:title=""/>
           </v:shape>
-          <o:OLEObject Type="Embed" ProgID="Equation.AxMath" ShapeID="_x0000_i1165" DrawAspect="Content" ObjectID="_1850850179" r:id="rId273"/>
+          <o:OLEObject Type="Embed" ProgID="Equation.AxMath" ShapeID="_x0000_i1165" DrawAspect="Content" ObjectID="_1850851003" r:id="rId273"/>
         </w:object>
       </w:r>
     </w:p>
@@ -8384,7 +8392,7 @@
           <v:shape id="_x0000_i1166" type="#_x0000_t75" style="width:53.25pt;height:19.15pt" o:ole="">
             <v:imagedata r:id="rId274" o:title=""/>
           </v:shape>
-          <o:OLEObject Type="Embed" ProgID="Equation.AxMath" ShapeID="_x0000_i1166" DrawAspect="Content" ObjectID="_1850850180" r:id="rId275"/>
+          <o:OLEObject Type="Embed" ProgID="Equation.AxMath" ShapeID="_x0000_i1166" DrawAspect="Content" ObjectID="_1850851004" r:id="rId275"/>
         </w:object>
       </w:r>
       <w:r>
@@ -8398,7 +8406,7 @@
           <v:shape id="_x0000_i1167" type="#_x0000_t75" style="width:64.5pt;height:19.55pt" o:ole="">
             <v:imagedata r:id="rId276" o:title=""/>
           </v:shape>
-          <o:OLEObject Type="Embed" ProgID="Equation.AxMath" ShapeID="_x0000_i1167" DrawAspect="Content" ObjectID="_1850850181" r:id="rId277"/>
+          <o:OLEObject Type="Embed" ProgID="Equation.AxMath" ShapeID="_x0000_i1167" DrawAspect="Content" ObjectID="_1850851005" r:id="rId277"/>
         </w:object>
       </w:r>
       <w:r>
@@ -8418,7 +8426,7 @@
           <v:shape id="_x0000_i1168" type="#_x0000_t75" style="width:77.4pt;height:19.55pt" o:ole="">
             <v:imagedata r:id="rId278" o:title=""/>
           </v:shape>
-          <o:OLEObject Type="Embed" ProgID="Equation.AxMath" ShapeID="_x0000_i1168" DrawAspect="Content" ObjectID="_1850850182" r:id="rId279"/>
+          <o:OLEObject Type="Embed" ProgID="Equation.AxMath" ShapeID="_x0000_i1168" DrawAspect="Content" ObjectID="_1850851006" r:id="rId279"/>
         </w:object>
       </w:r>
       <w:r>
@@ -8432,7 +8440,7 @@
           <v:shape id="_x0000_i1169" type="#_x0000_t75" style="width:72.4pt;height:35.4pt" o:ole="">
             <v:imagedata r:id="rId280" o:title=""/>
           </v:shape>
-          <o:OLEObject Type="Embed" ProgID="Equation.AxMath" ShapeID="_x0000_i1169" DrawAspect="Content" ObjectID="_1850850183" r:id="rId281"/>
+          <o:OLEObject Type="Embed" ProgID="Equation.AxMath" ShapeID="_x0000_i1169" DrawAspect="Content" ObjectID="_1850851007" r:id="rId281"/>
         </w:object>
       </w:r>
       <w:r>
@@ -8446,7 +8454,7 @@
           <v:shape id="_x0000_i1170" type="#_x0000_t75" style="width:73.65pt;height:35.4pt" o:ole="">
             <v:imagedata r:id="rId282" o:title=""/>
           </v:shape>
-          <o:OLEObject Type="Embed" ProgID="Equation.AxMath" ShapeID="_x0000_i1170" DrawAspect="Content" ObjectID="_1850850184" r:id="rId283"/>
+          <o:OLEObject Type="Embed" ProgID="Equation.AxMath" ShapeID="_x0000_i1170" DrawAspect="Content" ObjectID="_1850851008" r:id="rId283"/>
         </w:object>
       </w:r>
       <w:r>
@@ -8495,7 +8503,7 @@
           <v:shape id="_x0000_i1171" type="#_x0000_t75" style="width:117.8pt;height:19.55pt" o:ole="">
             <v:imagedata r:id="rId284" o:title=""/>
           </v:shape>
-          <o:OLEObject Type="Embed" ProgID="Equation.AxMath" ShapeID="_x0000_i1171" DrawAspect="Content" ObjectID="_1850850185" r:id="rId285"/>
+          <o:OLEObject Type="Embed" ProgID="Equation.AxMath" ShapeID="_x0000_i1171" DrawAspect="Content" ObjectID="_1850851009" r:id="rId285"/>
         </w:object>
       </w:r>
       <w:r>
@@ -8509,7 +8517,7 @@
           <v:shape id="_x0000_i1172" type="#_x0000_t75" style="width:64.9pt;height:19.55pt" o:ole="">
             <v:imagedata r:id="rId286" o:title=""/>
           </v:shape>
-          <o:OLEObject Type="Embed" ProgID="Equation.AxMath" ShapeID="_x0000_i1172" DrawAspect="Content" ObjectID="_1850850186" r:id="rId287"/>
+          <o:OLEObject Type="Embed" ProgID="Equation.AxMath" ShapeID="_x0000_i1172" DrawAspect="Content" ObjectID="_1850851010" r:id="rId287"/>
         </w:object>
       </w:r>
       <w:r>
@@ -8529,7 +8537,7 @@
           <v:shape id="_x0000_i1173" type="#_x0000_t75" style="width:38.3pt;height:19.15pt" o:ole="">
             <v:imagedata r:id="rId288" o:title=""/>
           </v:shape>
-          <o:OLEObject Type="Embed" ProgID="Equation.AxMath" ShapeID="_x0000_i1173" DrawAspect="Content" ObjectID="_1850850187" r:id="rId289"/>
+          <o:OLEObject Type="Embed" ProgID="Equation.AxMath" ShapeID="_x0000_i1173" DrawAspect="Content" ObjectID="_1850851011" r:id="rId289"/>
         </w:object>
       </w:r>
       <w:r>
@@ -8552,7 +8560,7 @@
           <v:shape id="_x0000_i1174" type="#_x0000_t75" style="width:100.7pt;height:35.8pt" o:ole="">
             <v:imagedata r:id="rId290" o:title=""/>
           </v:shape>
-          <o:OLEObject Type="Embed" ProgID="Equation.AxMath" ShapeID="_x0000_i1174" DrawAspect="Content" ObjectID="_1850850188" r:id="rId291"/>
+          <o:OLEObject Type="Embed" ProgID="Equation.AxMath" ShapeID="_x0000_i1174" DrawAspect="Content" ObjectID="_1850851012" r:id="rId291"/>
         </w:object>
       </w:r>
       <w:r>
@@ -8593,7 +8601,7 @@
           <v:shape id="_x0000_i1175" type="#_x0000_t75" style="width:77.4pt;height:19.15pt" o:ole="">
             <v:imagedata r:id="rId292" o:title=""/>
           </v:shape>
-          <o:OLEObject Type="Embed" ProgID="Equation.AxMath" ShapeID="_x0000_i1175" DrawAspect="Content" ObjectID="_1850850189" r:id="rId293"/>
+          <o:OLEObject Type="Embed" ProgID="Equation.AxMath" ShapeID="_x0000_i1175" DrawAspect="Content" ObjectID="_1850851013" r:id="rId293"/>
         </w:object>
       </w:r>
       <w:r>
@@ -8604,7 +8612,7 @@
           <v:shape id="_x0000_i1176" type="#_x0000_t75" style="width:53.25pt;height:19.15pt" o:ole="">
             <v:imagedata r:id="rId294" o:title=""/>
           </v:shape>
-          <o:OLEObject Type="Embed" ProgID="Equation.AxMath" ShapeID="_x0000_i1176" DrawAspect="Content" ObjectID="_1850850190" r:id="rId295"/>
+          <o:OLEObject Type="Embed" ProgID="Equation.AxMath" ShapeID="_x0000_i1176" DrawAspect="Content" ObjectID="_1850851014" r:id="rId295"/>
         </w:object>
       </w:r>
       <w:r>
@@ -8621,7 +8629,7 @@
           <v:shape id="_x0000_i1177" type="#_x0000_t75" style="width:84.05pt;height:19.15pt" o:ole="">
             <v:imagedata r:id="rId296" o:title=""/>
           </v:shape>
-          <o:OLEObject Type="Embed" ProgID="Equation.AxMath" ShapeID="_x0000_i1177" DrawAspect="Content" ObjectID="_1850850191" r:id="rId297"/>
+          <o:OLEObject Type="Embed" ProgID="Equation.AxMath" ShapeID="_x0000_i1177" DrawAspect="Content" ObjectID="_1850851015" r:id="rId297"/>
         </w:object>
       </w:r>
       <w:r>
@@ -8638,7 +8646,7 @@
           <v:shape id="_x0000_i1178" type="#_x0000_t75" style="width:46.2pt;height:19.15pt" o:ole="">
             <v:imagedata r:id="rId298" o:title=""/>
           </v:shape>
-          <o:OLEObject Type="Embed" ProgID="Equation.AxMath" ShapeID="_x0000_i1178" DrawAspect="Content" ObjectID="_1850850192" r:id="rId299"/>
+          <o:OLEObject Type="Embed" ProgID="Equation.AxMath" ShapeID="_x0000_i1178" DrawAspect="Content" ObjectID="_1850851016" r:id="rId299"/>
         </w:object>
       </w:r>
       <w:r>
@@ -8649,7 +8657,7 @@
           <v:shape id="_x0000_i1179" type="#_x0000_t75" style="width:46.2pt;height:19.15pt" o:ole="">
             <v:imagedata r:id="rId300" o:title=""/>
           </v:shape>
-          <o:OLEObject Type="Embed" ProgID="Equation.AxMath" ShapeID="_x0000_i1179" DrawAspect="Content" ObjectID="_1850850193" r:id="rId301"/>
+          <o:OLEObject Type="Embed" ProgID="Equation.AxMath" ShapeID="_x0000_i1179" DrawAspect="Content" ObjectID="_1850851017" r:id="rId301"/>
         </w:object>
       </w:r>
       <w:r>
@@ -10763,7 +10771,7 @@
           <v:shape id="_x0000_i1180" type="#_x0000_t75" style="width:17.05pt;height:17.5pt" o:ole="">
             <v:imagedata r:id="rId302" o:title=""/>
           </v:shape>
-          <o:OLEObject Type="Embed" ProgID="Equation.AxMath" ShapeID="_x0000_i1180" DrawAspect="Content" ObjectID="_1850850194" r:id="rId303"/>
+          <o:OLEObject Type="Embed" ProgID="Equation.AxMath" ShapeID="_x0000_i1180" DrawAspect="Content" ObjectID="_1850851018" r:id="rId303"/>
         </w:object>
       </w:r>
       <w:r>
@@ -10788,7 +10796,7 @@
           <v:shape id="_x0000_i1181" type="#_x0000_t75" style="width:17.05pt;height:17.5pt" o:ole="">
             <v:imagedata r:id="rId302" o:title=""/>
           </v:shape>
-          <o:OLEObject Type="Embed" ProgID="Equation.AxMath" ShapeID="_x0000_i1181" DrawAspect="Content" ObjectID="_1850850195" r:id="rId304"/>
+          <o:OLEObject Type="Embed" ProgID="Equation.AxMath" ShapeID="_x0000_i1181" DrawAspect="Content" ObjectID="_1850851019" r:id="rId304"/>
         </w:object>
       </w:r>
       <w:r>
@@ -10813,7 +10821,7 @@
           <v:shape id="_x0000_i1182" type="#_x0000_t75" style="width:17.05pt;height:17.5pt" o:ole="">
             <v:imagedata r:id="rId302" o:title=""/>
           </v:shape>
-          <o:OLEObject Type="Embed" ProgID="Equation.AxMath" ShapeID="_x0000_i1182" DrawAspect="Content" ObjectID="_1850850196" r:id="rId305"/>
+          <o:OLEObject Type="Embed" ProgID="Equation.AxMath" ShapeID="_x0000_i1182" DrawAspect="Content" ObjectID="_1850851020" r:id="rId305"/>
         </w:object>
       </w:r>
       <w:r>
@@ -10838,7 +10846,7 @@
           <v:shape id="_x0000_i1183" type="#_x0000_t75" style="width:30.4pt;height:17.5pt" o:ole="">
             <v:imagedata r:id="rId306" o:title=""/>
           </v:shape>
-          <o:OLEObject Type="Embed" ProgID="Equation.AxMath" ShapeID="_x0000_i1183" DrawAspect="Content" ObjectID="_1850850197" r:id="rId307"/>
+          <o:OLEObject Type="Embed" ProgID="Equation.AxMath" ShapeID="_x0000_i1183" DrawAspect="Content" ObjectID="_1850851021" r:id="rId307"/>
         </w:object>
       </w:r>
       <w:r>
@@ -10863,7 +10871,7 @@
           <v:shape id="_x0000_i1184" type="#_x0000_t75" style="width:30.4pt;height:17.5pt" o:ole="">
             <v:imagedata r:id="rId306" o:title=""/>
           </v:shape>
-          <o:OLEObject Type="Embed" ProgID="Equation.AxMath" ShapeID="_x0000_i1184" DrawAspect="Content" ObjectID="_1850850198" r:id="rId308"/>
+          <o:OLEObject Type="Embed" ProgID="Equation.AxMath" ShapeID="_x0000_i1184" DrawAspect="Content" ObjectID="_1850851022" r:id="rId308"/>
         </w:object>
       </w:r>
       <w:r>
@@ -10888,7 +10896,7 @@
           <v:shape id="_x0000_i1185" type="#_x0000_t75" style="width:30.4pt;height:17.5pt" o:ole="">
             <v:imagedata r:id="rId306" o:title=""/>
           </v:shape>
-          <o:OLEObject Type="Embed" ProgID="Equation.AxMath" ShapeID="_x0000_i1185" DrawAspect="Content" ObjectID="_1850850199" r:id="rId309"/>
+          <o:OLEObject Type="Embed" ProgID="Equation.AxMath" ShapeID="_x0000_i1185" DrawAspect="Content" ObjectID="_1850851023" r:id="rId309"/>
         </w:object>
       </w:r>
       <w:r>
@@ -11552,7 +11560,7 @@
           <v:shape id="_x0000_i1186" type="#_x0000_t75" style="width:63.25pt;height:17.5pt" o:ole="">
             <v:imagedata r:id="rId311" o:title=""/>
           </v:shape>
-          <o:OLEObject Type="Embed" ProgID="Equation.AxMath" ShapeID="_x0000_i1186" DrawAspect="Content" ObjectID="_1850850200" r:id="rId312"/>
+          <o:OLEObject Type="Embed" ProgID="Equation.AxMath" ShapeID="_x0000_i1186" DrawAspect="Content" ObjectID="_1850851024" r:id="rId312"/>
         </w:object>
       </w:r>
       <w:r>
@@ -11566,7 +11574,7 @@
           <v:shape id="_x0000_i1187" type="#_x0000_t75" style="width:28.7pt;height:18.75pt" o:ole="">
             <v:imagedata r:id="rId313" o:title=""/>
           </v:shape>
-          <o:OLEObject Type="Embed" ProgID="Equation.AxMath" ShapeID="_x0000_i1187" DrawAspect="Content" ObjectID="_1850850201" r:id="rId314"/>
+          <o:OLEObject Type="Embed" ProgID="Equation.AxMath" ShapeID="_x0000_i1187" DrawAspect="Content" ObjectID="_1850851025" r:id="rId314"/>
         </w:object>
       </w:r>
       <w:r>
@@ -11580,7 +11588,7 @@
           <v:shape id="_x0000_i1188" type="#_x0000_t75" style="width:30.4pt;height:18.75pt" o:ole="">
             <v:imagedata r:id="rId315" o:title=""/>
           </v:shape>
-          <o:OLEObject Type="Embed" ProgID="Equation.AxMath" ShapeID="_x0000_i1188" DrawAspect="Content" ObjectID="_1850850202" r:id="rId316"/>
+          <o:OLEObject Type="Embed" ProgID="Equation.AxMath" ShapeID="_x0000_i1188" DrawAspect="Content" ObjectID="_1850851026" r:id="rId316"/>
         </w:object>
       </w:r>
       <w:r>
@@ -11623,7 +11631,7 @@
           <v:shape id="_x0000_i1189" type="#_x0000_t75" style="width:13.75pt;height:23.3pt" o:ole="">
             <v:imagedata r:id="rId317" o:title=""/>
           </v:shape>
-          <o:OLEObject Type="Embed" ProgID="Equation.AxMath" ShapeID="_x0000_i1189" DrawAspect="Content" ObjectID="_1850850203" r:id="rId318"/>
+          <o:OLEObject Type="Embed" ProgID="Equation.AxMath" ShapeID="_x0000_i1189" DrawAspect="Content" ObjectID="_1850851027" r:id="rId318"/>
         </w:object>
       </w:r>
       <w:r>
@@ -11637,7 +11645,7 @@
           <v:shape id="_x0000_i1190" type="#_x0000_t75" style="width:57.45pt;height:18.75pt" o:ole="">
             <v:imagedata r:id="rId319" o:title=""/>
           </v:shape>
-          <o:OLEObject Type="Embed" ProgID="Equation.AxMath" ShapeID="_x0000_i1190" DrawAspect="Content" ObjectID="_1850850204" r:id="rId320"/>
+          <o:OLEObject Type="Embed" ProgID="Equation.AxMath" ShapeID="_x0000_i1190" DrawAspect="Content" ObjectID="_1850851028" r:id="rId320"/>
         </w:object>
       </w:r>
       <w:r>
@@ -11666,7 +11674,7 @@
           <v:shape id="_x0000_i1191" type="#_x0000_t75" style="width:64.5pt;height:18.75pt" o:ole="">
             <v:imagedata r:id="rId321" o:title=""/>
           </v:shape>
-          <o:OLEObject Type="Embed" ProgID="Equation.AxMath" ShapeID="_x0000_i1191" DrawAspect="Content" ObjectID="_1850850205" r:id="rId322"/>
+          <o:OLEObject Type="Embed" ProgID="Equation.AxMath" ShapeID="_x0000_i1191" DrawAspect="Content" ObjectID="_1850851029" r:id="rId322"/>
         </w:object>
       </w:r>
       <w:r>
@@ -11680,7 +11688,7 @@
           <v:shape id="_x0000_i1192" type="#_x0000_t75" style="width:98.65pt;height:33.3pt" o:ole="">
             <v:imagedata r:id="rId323" o:title=""/>
           </v:shape>
-          <o:OLEObject Type="Embed" ProgID="Equation.AxMath" ShapeID="_x0000_i1192" DrawAspect="Content" ObjectID="_1850850206" r:id="rId324"/>
+          <o:OLEObject Type="Embed" ProgID="Equation.AxMath" ShapeID="_x0000_i1192" DrawAspect="Content" ObjectID="_1850851030" r:id="rId324"/>
         </w:object>
       </w:r>
       <w:r>
@@ -11694,7 +11702,7 @@
           <v:shape id="_x0000_i1193" type="#_x0000_t75" style="width:30.4pt;height:17.5pt" o:ole="">
             <v:imagedata r:id="rId325" o:title=""/>
           </v:shape>
-          <o:OLEObject Type="Embed" ProgID="Equation.AxMath" ShapeID="_x0000_i1193" DrawAspect="Content" ObjectID="_1850850207" r:id="rId326"/>
+          <o:OLEObject Type="Embed" ProgID="Equation.AxMath" ShapeID="_x0000_i1193" DrawAspect="Content" ObjectID="_1850851031" r:id="rId326"/>
         </w:object>
       </w:r>
       <w:r>
@@ -11708,7 +11716,7 @@
           <v:shape id="_x0000_i1194" type="#_x0000_t75" style="width:155.65pt;height:17.5pt" o:ole="">
             <v:imagedata r:id="rId327" o:title=""/>
           </v:shape>
-          <o:OLEObject Type="Embed" ProgID="Equation.AxMath" ShapeID="_x0000_i1194" DrawAspect="Content" ObjectID="_1850850208" r:id="rId328"/>
+          <o:OLEObject Type="Embed" ProgID="Equation.AxMath" ShapeID="_x0000_i1194" DrawAspect="Content" ObjectID="_1850851032" r:id="rId328"/>
         </w:object>
       </w:r>
       <w:r>
@@ -11736,7 +11744,7 @@
           <v:shape id="_x0000_i1195" type="#_x0000_t75" style="width:135.7pt;height:31.65pt" o:ole="">
             <v:imagedata r:id="rId329" o:title=""/>
           </v:shape>
-          <o:OLEObject Type="Embed" ProgID="Equation.AxMath" ShapeID="_x0000_i1195" DrawAspect="Content" ObjectID="_1850850209" r:id="rId330"/>
+          <o:OLEObject Type="Embed" ProgID="Equation.AxMath" ShapeID="_x0000_i1195" DrawAspect="Content" ObjectID="_1850851033" r:id="rId330"/>
         </w:object>
       </w:r>
     </w:p>
@@ -11755,7 +11763,7 @@
           <v:shape id="_x0000_i1196" type="#_x0000_t75" style="width:27.9pt;height:18.75pt" o:ole="">
             <v:imagedata r:id="rId331" o:title=""/>
           </v:shape>
-          <o:OLEObject Type="Embed" ProgID="Equation.AxMath" ShapeID="_x0000_i1196" DrawAspect="Content" ObjectID="_1850850210" r:id="rId332"/>
+          <o:OLEObject Type="Embed" ProgID="Equation.AxMath" ShapeID="_x0000_i1196" DrawAspect="Content" ObjectID="_1850851034" r:id="rId332"/>
         </w:object>
       </w:r>
       <w:r>
@@ -11769,7 +11777,7 @@
           <v:shape id="_x0000_i1197" type="#_x0000_t75" style="width:16.25pt;height:19.55pt" o:ole="">
             <v:imagedata r:id="rId333" o:title=""/>
           </v:shape>
-          <o:OLEObject Type="Embed" ProgID="Equation.AxMath" ShapeID="_x0000_i1197" DrawAspect="Content" ObjectID="_1850850211" r:id="rId334"/>
+          <o:OLEObject Type="Embed" ProgID="Equation.AxMath" ShapeID="_x0000_i1197" DrawAspect="Content" ObjectID="_1850851035" r:id="rId334"/>
         </w:object>
       </w:r>
       <w:r>
@@ -11783,7 +11791,7 @@
           <v:shape id="_x0000_i1198" type="#_x0000_t75" style="width:14.55pt;height:23.3pt" o:ole="">
             <v:imagedata r:id="rId335" o:title=""/>
           </v:shape>
-          <o:OLEObject Type="Embed" ProgID="Equation.AxMath" ShapeID="_x0000_i1198" DrawAspect="Content" ObjectID="_1850850212" r:id="rId336"/>
+          <o:OLEObject Type="Embed" ProgID="Equation.AxMath" ShapeID="_x0000_i1198" DrawAspect="Content" ObjectID="_1850851036" r:id="rId336"/>
         </w:object>
       </w:r>
       <w:r>
@@ -11811,7 +11819,7 @@
           <v:shape id="_x0000_i1199" type="#_x0000_t75" style="width:167.3pt;height:63.7pt" o:ole="">
             <v:imagedata r:id="rId337" o:title=""/>
           </v:shape>
-          <o:OLEObject Type="Embed" ProgID="Equation.AxMath" ShapeID="_x0000_i1199" DrawAspect="Content" ObjectID="_1850850213" r:id="rId338"/>
+          <o:OLEObject Type="Embed" ProgID="Equation.AxMath" ShapeID="_x0000_i1199" DrawAspect="Content" ObjectID="_1850851037" r:id="rId338"/>
         </w:object>
       </w:r>
     </w:p>
@@ -11827,7 +11835,7 @@
           <v:shape id="_x0000_i1200" type="#_x0000_t75" style="width:31.65pt;height:18.75pt" o:ole="">
             <v:imagedata r:id="rId339" o:title=""/>
           </v:shape>
-          <o:OLEObject Type="Embed" ProgID="Equation.AxMath" ShapeID="_x0000_i1200" DrawAspect="Content" ObjectID="_1850850214" r:id="rId340"/>
+          <o:OLEObject Type="Embed" ProgID="Equation.AxMath" ShapeID="_x0000_i1200" DrawAspect="Content" ObjectID="_1850851038" r:id="rId340"/>
         </w:object>
       </w:r>
       <w:r>
@@ -11841,7 +11849,7 @@
           <v:shape id="_x0000_i1201" type="#_x0000_t75" style="width:34.55pt;height:18.75pt" o:ole="">
             <v:imagedata r:id="rId341" o:title=""/>
           </v:shape>
-          <o:OLEObject Type="Embed" ProgID="Equation.AxMath" ShapeID="_x0000_i1201" DrawAspect="Content" ObjectID="_1850850215" r:id="rId342"/>
+          <o:OLEObject Type="Embed" ProgID="Equation.AxMath" ShapeID="_x0000_i1201" DrawAspect="Content" ObjectID="_1850851039" r:id="rId342"/>
         </w:object>
       </w:r>
       <w:r>
@@ -11878,7 +11886,7 @@
           <v:shape id="_x0000_i1202" type="#_x0000_t75" style="width:121.55pt;height:17.5pt" o:ole="">
             <v:imagedata r:id="rId343" o:title=""/>
           </v:shape>
-          <o:OLEObject Type="Embed" ProgID="Equation.AxMath" ShapeID="_x0000_i1202" DrawAspect="Content" ObjectID="_1850850216" r:id="rId344"/>
+          <o:OLEObject Type="Embed" ProgID="Equation.AxMath" ShapeID="_x0000_i1202" DrawAspect="Content" ObjectID="_1850851040" r:id="rId344"/>
         </w:object>
       </w:r>
       <w:r>
@@ -11892,7 +11900,7 @@
           <v:shape id="_x0000_i1203" type="#_x0000_t75" style="width:61.2pt;height:23.3pt" o:ole="">
             <v:imagedata r:id="rId345" o:title=""/>
           </v:shape>
-          <o:OLEObject Type="Embed" ProgID="Equation.AxMath" ShapeID="_x0000_i1203" DrawAspect="Content" ObjectID="_1850850217" r:id="rId346"/>
+          <o:OLEObject Type="Embed" ProgID="Equation.AxMath" ShapeID="_x0000_i1203" DrawAspect="Content" ObjectID="_1850851041" r:id="rId346"/>
         </w:object>
       </w:r>
       <w:r>
@@ -11920,7 +11928,7 @@
           <v:shape id="_x0000_i1204" type="#_x0000_t75" style="width:210.15pt;height:77pt" o:ole="">
             <v:imagedata r:id="rId347" o:title=""/>
           </v:shape>
-          <o:OLEObject Type="Embed" ProgID="Equation.AxMath" ShapeID="_x0000_i1204" DrawAspect="Content" ObjectID="_1850850218" r:id="rId348"/>
+          <o:OLEObject Type="Embed" ProgID="Equation.AxMath" ShapeID="_x0000_i1204" DrawAspect="Content" ObjectID="_1850851042" r:id="rId348"/>
         </w:object>
       </w:r>
     </w:p>
@@ -11939,7 +11947,7 @@
           <v:shape id="_x0000_i1205" type="#_x0000_t75" style="width:59.5pt;height:33.7pt" o:ole="">
             <v:imagedata r:id="rId349" o:title=""/>
           </v:shape>
-          <o:OLEObject Type="Embed" ProgID="Equation.AxMath" ShapeID="_x0000_i1205" DrawAspect="Content" ObjectID="_1850850219" r:id="rId350"/>
+          <o:OLEObject Type="Embed" ProgID="Equation.AxMath" ShapeID="_x0000_i1205" DrawAspect="Content" ObjectID="_1850851043" r:id="rId350"/>
         </w:object>
       </w:r>
       <w:r>
@@ -11967,7 +11975,7 @@
           <v:shape id="_x0000_i1206" type="#_x0000_t75" style="width:12.9pt;height:17.5pt" o:ole="">
             <v:imagedata r:id="rId351" o:title=""/>
           </v:shape>
-          <o:OLEObject Type="Embed" ProgID="Equation.AxMath" ShapeID="_x0000_i1206" DrawAspect="Content" ObjectID="_1850850220" r:id="rId352"/>
+          <o:OLEObject Type="Embed" ProgID="Equation.AxMath" ShapeID="_x0000_i1206" DrawAspect="Content" ObjectID="_1850851044" r:id="rId352"/>
         </w:object>
       </w:r>
       <w:r>
@@ -11981,7 +11989,7 @@
           <v:shape id="_x0000_i1207" type="#_x0000_t75" style="width:20.8pt;height:17.5pt" o:ole="">
             <v:imagedata r:id="rId353" o:title=""/>
           </v:shape>
-          <o:OLEObject Type="Embed" ProgID="Equation.AxMath" ShapeID="_x0000_i1207" DrawAspect="Content" ObjectID="_1850850221" r:id="rId354"/>
+          <o:OLEObject Type="Embed" ProgID="Equation.AxMath" ShapeID="_x0000_i1207" DrawAspect="Content" ObjectID="_1850851045" r:id="rId354"/>
         </w:object>
       </w:r>
       <w:r>
@@ -11995,7 +12003,7 @@
           <v:shape id="_x0000_i1208" type="#_x0000_t75" style="width:18.75pt;height:17.5pt" o:ole="">
             <v:imagedata r:id="rId355" o:title=""/>
           </v:shape>
-          <o:OLEObject Type="Embed" ProgID="Equation.AxMath" ShapeID="_x0000_i1208" DrawAspect="Content" ObjectID="_1850850222" r:id="rId356"/>
+          <o:OLEObject Type="Embed" ProgID="Equation.AxMath" ShapeID="_x0000_i1208" DrawAspect="Content" ObjectID="_1850851046" r:id="rId356"/>
         </w:object>
       </w:r>
       <w:r>
@@ -12023,7 +12031,7 @@
           <v:shape id="_x0000_i1209" type="#_x0000_t75" style="width:149pt;height:17.5pt" o:ole="">
             <v:imagedata r:id="rId357" o:title=""/>
           </v:shape>
-          <o:OLEObject Type="Embed" ProgID="Equation.AxMath" ShapeID="_x0000_i1209" DrawAspect="Content" ObjectID="_1850850223" r:id="rId358"/>
+          <o:OLEObject Type="Embed" ProgID="Equation.AxMath" ShapeID="_x0000_i1209" DrawAspect="Content" ObjectID="_1850851047" r:id="rId358"/>
         </w:object>
       </w:r>
     </w:p>
@@ -12048,7 +12056,7 @@
           <v:shape id="_x0000_i1210" type="#_x0000_t75" style="width:196.85pt;height:32.9pt" o:ole="">
             <v:imagedata r:id="rId359" o:title=""/>
           </v:shape>
-          <o:OLEObject Type="Embed" ProgID="Equation.AxMath" ShapeID="_x0000_i1210" DrawAspect="Content" ObjectID="_1850850224" r:id="rId360"/>
+          <o:OLEObject Type="Embed" ProgID="Equation.AxMath" ShapeID="_x0000_i1210" DrawAspect="Content" ObjectID="_1850851048" r:id="rId360"/>
         </w:object>
       </w:r>
     </w:p>
@@ -12081,7 +12089,7 @@
           <v:shape id="_x0000_i1211" type="#_x0000_t75" style="width:228.9pt;height:35.8pt" o:ole="">
             <v:imagedata r:id="rId361" o:title=""/>
           </v:shape>
-          <o:OLEObject Type="Embed" ProgID="Equation.AxMath" ShapeID="_x0000_i1211" DrawAspect="Content" ObjectID="_1850850225" r:id="rId362"/>
+          <o:OLEObject Type="Embed" ProgID="Equation.AxMath" ShapeID="_x0000_i1211" DrawAspect="Content" ObjectID="_1850851049" r:id="rId362"/>
         </w:object>
       </w:r>
     </w:p>
@@ -12114,7 +12122,7 @@
           <v:shape id="_x0000_i1212" type="#_x0000_t75" style="width:338.75pt;height:22.45pt" o:ole="">
             <v:imagedata r:id="rId363" o:title=""/>
           </v:shape>
-          <o:OLEObject Type="Embed" ProgID="Equation.AxMath" ShapeID="_x0000_i1212" DrawAspect="Content" ObjectID="_1850850226" r:id="rId364"/>
+          <o:OLEObject Type="Embed" ProgID="Equation.AxMath" ShapeID="_x0000_i1212" DrawAspect="Content" ObjectID="_1850851050" r:id="rId364"/>
         </w:object>
       </w:r>
     </w:p>
@@ -12139,7 +12147,7 @@
           <v:shape id="_x0000_i1213" type="#_x0000_t75" style="width:82.8pt;height:17.5pt" o:ole="">
             <v:imagedata r:id="rId365" o:title=""/>
           </v:shape>
-          <o:OLEObject Type="Embed" ProgID="Equation.AxMath" ShapeID="_x0000_i1213" DrawAspect="Content" ObjectID="_1850850227" r:id="rId366"/>
+          <o:OLEObject Type="Embed" ProgID="Equation.AxMath" ShapeID="_x0000_i1213" DrawAspect="Content" ObjectID="_1850851051" r:id="rId366"/>
         </w:object>
       </w:r>
       <w:r>
@@ -12153,7 +12161,7 @@
           <v:shape id="_x0000_i1214" type="#_x0000_t75" style="width:17.05pt;height:17.5pt" o:ole="">
             <v:imagedata r:id="rId367" o:title=""/>
           </v:shape>
-          <o:OLEObject Type="Embed" ProgID="Equation.AxMath" ShapeID="_x0000_i1214" DrawAspect="Content" ObjectID="_1850850228" r:id="rId368"/>
+          <o:OLEObject Type="Embed" ProgID="Equation.AxMath" ShapeID="_x0000_i1214" DrawAspect="Content" ObjectID="_1850851052" r:id="rId368"/>
         </w:object>
       </w:r>
       <w:r>
@@ -12181,7 +12189,7 @@
           <v:shape id="_x0000_i1215" type="#_x0000_t75" style="width:200.6pt;height:36.6pt" o:ole="">
             <v:imagedata r:id="rId369" o:title=""/>
           </v:shape>
-          <o:OLEObject Type="Embed" ProgID="Equation.AxMath" ShapeID="_x0000_i1215" DrawAspect="Content" ObjectID="_1850850229" r:id="rId370"/>
+          <o:OLEObject Type="Embed" ProgID="Equation.AxMath" ShapeID="_x0000_i1215" DrawAspect="Content" ObjectID="_1850851053" r:id="rId370"/>
         </w:object>
       </w:r>
     </w:p>
@@ -12198,7 +12206,7 @@
           <v:shape id="_x0000_i1216" type="#_x0000_t75" style="width:110.3pt;height:37.45pt" o:ole="">
             <v:imagedata r:id="rId371" o:title=""/>
           </v:shape>
-          <o:OLEObject Type="Embed" ProgID="Equation.AxMath" ShapeID="_x0000_i1216" DrawAspect="Content" ObjectID="_1850850230" r:id="rId372"/>
+          <o:OLEObject Type="Embed" ProgID="Equation.AxMath" ShapeID="_x0000_i1216" DrawAspect="Content" ObjectID="_1850851054" r:id="rId372"/>
         </w:object>
       </w:r>
     </w:p>
@@ -12217,7 +12225,7 @@
           <v:shape id="_x0000_i1217" type="#_x0000_t75" style="width:17.05pt;height:17.5pt" o:ole="">
             <v:imagedata r:id="rId367" o:title=""/>
           </v:shape>
-          <o:OLEObject Type="Embed" ProgID="Equation.AxMath" ShapeID="_x0000_i1217" DrawAspect="Content" ObjectID="_1850850231" r:id="rId373"/>
+          <o:OLEObject Type="Embed" ProgID="Equation.AxMath" ShapeID="_x0000_i1217" DrawAspect="Content" ObjectID="_1850851055" r:id="rId373"/>
         </w:object>
       </w:r>
       <w:r>
@@ -12231,7 +12239,7 @@
           <v:shape id="_x0000_i1218" type="#_x0000_t75" style="width:12.5pt;height:17.5pt" o:ole="">
             <v:imagedata r:id="rId374" o:title=""/>
           </v:shape>
-          <o:OLEObject Type="Embed" ProgID="Equation.AxMath" ShapeID="_x0000_i1218" DrawAspect="Content" ObjectID="_1850850232" r:id="rId375"/>
+          <o:OLEObject Type="Embed" ProgID="Equation.AxMath" ShapeID="_x0000_i1218" DrawAspect="Content" ObjectID="_1850851056" r:id="rId375"/>
         </w:object>
       </w:r>
       <w:r>
@@ -12409,7 +12417,7 @@
                 <v:shape id="_x0000_i1219" type="#_x0000_t75" style="width:12.9pt;height:18.75pt" o:ole="">
                   <v:imagedata r:id="rId376" o:title=""/>
                 </v:shape>
-                <o:OLEObject Type="Embed" ProgID="Equation.AxMath" ShapeID="_x0000_i1219" DrawAspect="Content" ObjectID="_1850850233" r:id="rId377"/>
+                <o:OLEObject Type="Embed" ProgID="Equation.AxMath" ShapeID="_x0000_i1219" DrawAspect="Content" ObjectID="_1850851057" r:id="rId377"/>
               </w:object>
             </w:r>
           </w:p>
@@ -12436,7 +12444,7 @@
                 <v:shape id="_x0000_i1220" type="#_x0000_t75" style="width:20.8pt;height:18.75pt" o:ole="">
                   <v:imagedata r:id="rId378" o:title=""/>
                 </v:shape>
-                <o:OLEObject Type="Embed" ProgID="Equation.AxMath" ShapeID="_x0000_i1220" DrawAspect="Content" ObjectID="_1850850234" r:id="rId379"/>
+                <o:OLEObject Type="Embed" ProgID="Equation.AxMath" ShapeID="_x0000_i1220" DrawAspect="Content" ObjectID="_1850851058" r:id="rId379"/>
               </w:object>
             </w:r>
           </w:p>
@@ -12463,7 +12471,7 @@
                 <v:shape id="_x0000_i1221" type="#_x0000_t75" style="width:18.75pt;height:18.75pt" o:ole="">
                   <v:imagedata r:id="rId380" o:title=""/>
                 </v:shape>
-                <o:OLEObject Type="Embed" ProgID="Equation.AxMath" ShapeID="_x0000_i1221" DrawAspect="Content" ObjectID="_1850850235" r:id="rId381"/>
+                <o:OLEObject Type="Embed" ProgID="Equation.AxMath" ShapeID="_x0000_i1221" DrawAspect="Content" ObjectID="_1850851059" r:id="rId381"/>
               </w:object>
             </w:r>
           </w:p>
@@ -12502,7 +12510,7 @@
                 <v:shape id="_x0000_i1222" type="#_x0000_t75" style="width:7.5pt;height:17.5pt" o:ole="">
                   <v:imagedata r:id="rId27" o:title=""/>
                 </v:shape>
-                <o:OLEObject Type="Embed" ProgID="Equation.AxMath" ShapeID="_x0000_i1222" DrawAspect="Content" ObjectID="_1850850236" r:id="rId382"/>
+                <o:OLEObject Type="Embed" ProgID="Equation.AxMath" ShapeID="_x0000_i1222" DrawAspect="Content" ObjectID="_1850851060" r:id="rId382"/>
               </w:object>
             </w:r>
           </w:p>
@@ -12544,7 +12552,7 @@
                 <v:shape id="_x0000_i1223" type="#_x0000_t75" style="width:17.05pt;height:18.75pt" o:ole="">
                   <v:imagedata r:id="rId383" o:title=""/>
                 </v:shape>
-                <o:OLEObject Type="Embed" ProgID="Equation.AxMath" ShapeID="_x0000_i1223" DrawAspect="Content" ObjectID="_1850850237" r:id="rId384"/>
+                <o:OLEObject Type="Embed" ProgID="Equation.AxMath" ShapeID="_x0000_i1223" DrawAspect="Content" ObjectID="_1850851061" r:id="rId384"/>
               </w:object>
             </w:r>
             <w:r>
@@ -12563,7 +12571,7 @@
                 <v:shape id="_x0000_i1224" type="#_x0000_t75" style="width:7.5pt;height:17.5pt" o:ole="">
                   <v:imagedata r:id="rId27" o:title=""/>
                 </v:shape>
-                <o:OLEObject Type="Embed" ProgID="Equation.AxMath" ShapeID="_x0000_i1224" DrawAspect="Content" ObjectID="_1850850238" r:id="rId385"/>
+                <o:OLEObject Type="Embed" ProgID="Equation.AxMath" ShapeID="_x0000_i1224" DrawAspect="Content" ObjectID="_1850851062" r:id="rId385"/>
               </w:object>
             </w:r>
           </w:p>
@@ -12646,7 +12654,7 @@
                 <v:shape id="_x0000_i1225" type="#_x0000_t75" style="width:17.05pt;height:17.5pt" o:ole="">
                   <v:imagedata r:id="rId62" o:title=""/>
                 </v:shape>
-                <o:OLEObject Type="Embed" ProgID="Equation.AxMath" ShapeID="_x0000_i1225" DrawAspect="Content" ObjectID="_1850850239" r:id="rId386"/>
+                <o:OLEObject Type="Embed" ProgID="Equation.AxMath" ShapeID="_x0000_i1225" DrawAspect="Content" ObjectID="_1850851063" r:id="rId386"/>
               </w:object>
             </w:r>
           </w:p>
@@ -12678,7 +12686,7 @@
                 <v:shape id="_x0000_i1226" type="#_x0000_t75" style="width:17.05pt;height:17.5pt" o:ole="">
                   <v:imagedata r:id="rId62" o:title=""/>
                 </v:shape>
-                <o:OLEObject Type="Embed" ProgID="Equation.AxMath" ShapeID="_x0000_i1226" DrawAspect="Content" ObjectID="_1850850240" r:id="rId387"/>
+                <o:OLEObject Type="Embed" ProgID="Equation.AxMath" ShapeID="_x0000_i1226" DrawAspect="Content" ObjectID="_1850851064" r:id="rId387"/>
               </w:object>
             </w:r>
           </w:p>
@@ -12717,7 +12725,7 @@
                 <v:shape id="_x0000_i1227" type="#_x0000_t75" style="width:27.05pt;height:17.5pt" o:ole="">
                   <v:imagedata r:id="rId388" o:title=""/>
                 </v:shape>
-                <o:OLEObject Type="Embed" ProgID="Equation.AxMath" ShapeID="_x0000_i1227" DrawAspect="Content" ObjectID="_1850850241" r:id="rId389"/>
+                <o:OLEObject Type="Embed" ProgID="Equation.AxMath" ShapeID="_x0000_i1227" DrawAspect="Content" ObjectID="_1850851065" r:id="rId389"/>
               </w:object>
             </w:r>
           </w:p>
@@ -12795,7 +12803,7 @@
                 <v:shape id="_x0000_i1228" type="#_x0000_t75" style="width:17.05pt;height:17.5pt" o:ole="">
                   <v:imagedata r:id="rId62" o:title=""/>
                 </v:shape>
-                <o:OLEObject Type="Embed" ProgID="Equation.AxMath" ShapeID="_x0000_i1228" DrawAspect="Content" ObjectID="_1850850242" r:id="rId390"/>
+                <o:OLEObject Type="Embed" ProgID="Equation.AxMath" ShapeID="_x0000_i1228" DrawAspect="Content" ObjectID="_1850851066" r:id="rId390"/>
               </w:object>
             </w:r>
           </w:p>
@@ -12878,7 +12886,7 @@
                 <v:shape id="_x0000_i1229" type="#_x0000_t75" style="width:30.4pt;height:17.5pt" o:ole="">
                   <v:imagedata r:id="rId68" o:title=""/>
                 </v:shape>
-                <o:OLEObject Type="Embed" ProgID="Equation.AxMath" ShapeID="_x0000_i1229" DrawAspect="Content" ObjectID="_1850850243" r:id="rId391"/>
+                <o:OLEObject Type="Embed" ProgID="Equation.AxMath" ShapeID="_x0000_i1229" DrawAspect="Content" ObjectID="_1850851067" r:id="rId391"/>
               </w:object>
             </w:r>
           </w:p>
@@ -12919,7 +12927,7 @@
                 <v:shape id="_x0000_i1230" type="#_x0000_t75" style="width:30.4pt;height:17.5pt" o:ole="">
                   <v:imagedata r:id="rId68" o:title=""/>
                 </v:shape>
-                <o:OLEObject Type="Embed" ProgID="Equation.AxMath" ShapeID="_x0000_i1230" DrawAspect="Content" ObjectID="_1850850244" r:id="rId392"/>
+                <o:OLEObject Type="Embed" ProgID="Equation.AxMath" ShapeID="_x0000_i1230" DrawAspect="Content" ObjectID="_1850851068" r:id="rId392"/>
               </w:object>
             </w:r>
           </w:p>
@@ -12958,7 +12966,7 @@
                 <v:shape id="_x0000_i1231" type="#_x0000_t75" style="width:50.75pt;height:18.75pt" o:ole="">
                   <v:imagedata r:id="rId393" o:title=""/>
                 </v:shape>
-                <o:OLEObject Type="Embed" ProgID="Equation.AxMath" ShapeID="_x0000_i1231" DrawAspect="Content" ObjectID="_1850850245" r:id="rId394"/>
+                <o:OLEObject Type="Embed" ProgID="Equation.AxMath" ShapeID="_x0000_i1231" DrawAspect="Content" ObjectID="_1850851069" r:id="rId394"/>
               </w:object>
             </w:r>
           </w:p>
@@ -13030,7 +13038,7 @@
                 <v:shape id="_x0000_i1232" type="#_x0000_t75" style="width:30.4pt;height:17.5pt" o:ole="">
                   <v:imagedata r:id="rId68" o:title=""/>
                 </v:shape>
-                <o:OLEObject Type="Embed" ProgID="Equation.AxMath" ShapeID="_x0000_i1232" DrawAspect="Content" ObjectID="_1850850246" r:id="rId395"/>
+                <o:OLEObject Type="Embed" ProgID="Equation.AxMath" ShapeID="_x0000_i1232" DrawAspect="Content" ObjectID="_1850851070" r:id="rId395"/>
               </w:object>
             </w:r>
           </w:p>
@@ -13067,7 +13075,7 @@
           <v:shape id="_x0000_i1233" type="#_x0000_t75" style="width:37.45pt;height:17.5pt" o:ole="">
             <v:imagedata r:id="rId396" o:title=""/>
           </v:shape>
-          <o:OLEObject Type="Embed" ProgID="Equation.AxMath" ShapeID="_x0000_i1233" DrawAspect="Content" ObjectID="_1850850247" r:id="rId397"/>
+          <o:OLEObject Type="Embed" ProgID="Equation.AxMath" ShapeID="_x0000_i1233" DrawAspect="Content" ObjectID="_1850851071" r:id="rId397"/>
         </w:object>
       </w:r>
       <w:r>
@@ -13375,7 +13383,7 @@
           <v:shape id="_x0000_i1234" type="#_x0000_t75" style="width:9.15pt;height:17.5pt" o:ole="">
             <v:imagedata r:id="rId399" o:title=""/>
           </v:shape>
-          <o:OLEObject Type="Embed" ProgID="Equation.AxMath" ShapeID="_x0000_i1234" DrawAspect="Content" ObjectID="_1850850248" r:id="rId400"/>
+          <o:OLEObject Type="Embed" ProgID="Equation.AxMath" ShapeID="_x0000_i1234" DrawAspect="Content" ObjectID="_1850851072" r:id="rId400"/>
         </w:object>
       </w:r>
       <w:r>
@@ -13392,7 +13400,7 @@
           <v:shape id="_x0000_i1235" type="#_x0000_t75" style="width:38.3pt;height:17.5pt" o:ole="">
             <v:imagedata r:id="rId401" o:title=""/>
           </v:shape>
-          <o:OLEObject Type="Embed" ProgID="Equation.AxMath" ShapeID="_x0000_i1235" DrawAspect="Content" ObjectID="_1850850249" r:id="rId402"/>
+          <o:OLEObject Type="Embed" ProgID="Equation.AxMath" ShapeID="_x0000_i1235" DrawAspect="Content" ObjectID="_1850851073" r:id="rId402"/>
         </w:object>
       </w:r>
       <w:r>
@@ -13421,7 +13429,7 @@
           <v:shape id="_x0000_i1236" type="#_x0000_t75" style="width:9.15pt;height:17.5pt" o:ole="">
             <v:imagedata r:id="rId399" o:title=""/>
           </v:shape>
-          <o:OLEObject Type="Embed" ProgID="Equation.AxMath" ShapeID="_x0000_i1236" DrawAspect="Content" ObjectID="_1850850250" r:id="rId403"/>
+          <o:OLEObject Type="Embed" ProgID="Equation.AxMath" ShapeID="_x0000_i1236" DrawAspect="Content" ObjectID="_1850851074" r:id="rId403"/>
         </w:object>
       </w:r>
       <w:r>
@@ -13438,7 +13446,7 @@
           <v:shape id="_x0000_i1237" type="#_x0000_t75" style="width:38.3pt;height:17.5pt" o:ole="">
             <v:imagedata r:id="rId404" o:title=""/>
           </v:shape>
-          <o:OLEObject Type="Embed" ProgID="Equation.AxMath" ShapeID="_x0000_i1237" DrawAspect="Content" ObjectID="_1850850251" r:id="rId405"/>
+          <o:OLEObject Type="Embed" ProgID="Equation.AxMath" ShapeID="_x0000_i1237" DrawAspect="Content" ObjectID="_1850851075" r:id="rId405"/>
         </w:object>
       </w:r>
       <w:r>
@@ -13467,7 +13475,7 @@
           <v:shape id="_x0000_i1238" type="#_x0000_t75" style="width:443.65pt;height:68.65pt" o:ole="">
             <v:imagedata r:id="rId406" o:title=""/>
           </v:shape>
-          <o:OLEObject Type="Embed" ProgID="Equation.AxMath" ShapeID="_x0000_i1238" DrawAspect="Content" ObjectID="_1850850252" r:id="rId407"/>
+          <o:OLEObject Type="Embed" ProgID="Equation.AxMath" ShapeID="_x0000_i1238" DrawAspect="Content" ObjectID="_1850851076" r:id="rId407"/>
         </w:object>
       </w:r>
     </w:p>
@@ -13502,7 +13510,7 @@
           <v:shape id="_x0000_i1239" type="#_x0000_t75" style="width:82.4pt;height:18.75pt" o:ole="">
             <v:imagedata r:id="rId408" o:title=""/>
           </v:shape>
-          <o:OLEObject Type="Embed" ProgID="Equation.AxMath" ShapeID="_x0000_i1239" DrawAspect="Content" ObjectID="_1850850253" r:id="rId409"/>
+          <o:OLEObject Type="Embed" ProgID="Equation.AxMath" ShapeID="_x0000_i1239" DrawAspect="Content" ObjectID="_1850851077" r:id="rId409"/>
         </w:object>
       </w:r>
       <w:r>
@@ -13519,7 +13527,7 @@
           <v:shape id="_x0000_i1240" type="#_x0000_t75" style="width:116.1pt;height:18.75pt" o:ole="">
             <v:imagedata r:id="rId410" o:title=""/>
           </v:shape>
-          <o:OLEObject Type="Embed" ProgID="Equation.AxMath" ShapeID="_x0000_i1240" DrawAspect="Content" ObjectID="_1850850254" r:id="rId411"/>
+          <o:OLEObject Type="Embed" ProgID="Equation.AxMath" ShapeID="_x0000_i1240" DrawAspect="Content" ObjectID="_1850851078" r:id="rId411"/>
         </w:object>
       </w:r>
       <w:r>
@@ -13553,7 +13561,7 @@
           <v:shape id="_x0000_i1241" type="#_x0000_t75" style="width:60.75pt;height:17.5pt" o:ole="">
             <v:imagedata r:id="rId412" o:title=""/>
           </v:shape>
-          <o:OLEObject Type="Embed" ProgID="Equation.AxMath" ShapeID="_x0000_i1241" DrawAspect="Content" ObjectID="_1850850255" r:id="rId413"/>
+          <o:OLEObject Type="Embed" ProgID="Equation.AxMath" ShapeID="_x0000_i1241" DrawAspect="Content" ObjectID="_1850851079" r:id="rId413"/>
         </w:object>
       </w:r>
       <w:r>
@@ -13588,7 +13596,7 @@
           <v:shape id="_x0000_i1242" type="#_x0000_t75" style="width:220.6pt;height:36.6pt" o:ole="">
             <v:imagedata r:id="rId414" o:title=""/>
           </v:shape>
-          <o:OLEObject Type="Embed" ProgID="Equation.AxMath" ShapeID="_x0000_i1242" DrawAspect="Content" ObjectID="_1850850256" r:id="rId415"/>
+          <o:OLEObject Type="Embed" ProgID="Equation.AxMath" ShapeID="_x0000_i1242" DrawAspect="Content" ObjectID="_1850851080" r:id="rId415"/>
         </w:object>
       </w:r>
     </w:p>
@@ -13610,7 +13618,7 @@
           <v:shape id="_x0000_i1243" type="#_x0000_t75" style="width:11.65pt;height:17.5pt" o:ole="">
             <v:imagedata r:id="rId416" o:title=""/>
           </v:shape>
-          <o:OLEObject Type="Embed" ProgID="Equation.AxMath" ShapeID="_x0000_i1243" DrawAspect="Content" ObjectID="_1850850257" r:id="rId417"/>
+          <o:OLEObject Type="Embed" ProgID="Equation.AxMath" ShapeID="_x0000_i1243" DrawAspect="Content" ObjectID="_1850851081" r:id="rId417"/>
         </w:object>
       </w:r>
       <w:r>
@@ -13627,7 +13635,7 @@
           <v:shape id="_x0000_i1244" type="#_x0000_t75" style="width:12.05pt;height:17.5pt" o:ole="">
             <v:imagedata r:id="rId418" o:title=""/>
           </v:shape>
-          <o:OLEObject Type="Embed" ProgID="Equation.AxMath" ShapeID="_x0000_i1244" DrawAspect="Content" ObjectID="_1850850258" r:id="rId419"/>
+          <o:OLEObject Type="Embed" ProgID="Equation.AxMath" ShapeID="_x0000_i1244" DrawAspect="Content" ObjectID="_1850851082" r:id="rId419"/>
         </w:object>
       </w:r>
       <w:r>
@@ -13644,7 +13652,7 @@
           <v:shape id="_x0000_i1245" type="#_x0000_t75" style="width:7.1pt;height:17.5pt" o:ole="">
             <v:imagedata r:id="rId25" o:title=""/>
           </v:shape>
-          <o:OLEObject Type="Embed" ProgID="Equation.AxMath" ShapeID="_x0000_i1245" DrawAspect="Content" ObjectID="_1850850259" r:id="rId420"/>
+          <o:OLEObject Type="Embed" ProgID="Equation.AxMath" ShapeID="_x0000_i1245" DrawAspect="Content" ObjectID="_1850851083" r:id="rId420"/>
         </w:object>
       </w:r>
       <w:r>
@@ -13678,7 +13686,7 @@
           <v:shape id="_x0000_i1246" type="#_x0000_t75" style="width:476.1pt;height:63.25pt" o:ole="">
             <v:imagedata r:id="rId421" o:title=""/>
           </v:shape>
-          <o:OLEObject Type="Embed" ProgID="Equation.AxMath" ShapeID="_x0000_i1246" DrawAspect="Content" ObjectID="_1850850260" r:id="rId422"/>
+          <o:OLEObject Type="Embed" ProgID="Equation.AxMath" ShapeID="_x0000_i1246" DrawAspect="Content" ObjectID="_1850851084" r:id="rId422"/>
         </w:object>
       </w:r>
     </w:p>
@@ -13700,7 +13708,7 @@
           <v:shape id="_x0000_i1247" type="#_x0000_t75" style="width:480.7pt;height:1in" o:ole="">
             <v:imagedata r:id="rId423" o:title=""/>
           </v:shape>
-          <o:OLEObject Type="Embed" ProgID="Equation.AxMath" ShapeID="_x0000_i1247" DrawAspect="Content" ObjectID="_1850850261" r:id="rId424"/>
+          <o:OLEObject Type="Embed" ProgID="Equation.AxMath" ShapeID="_x0000_i1247" DrawAspect="Content" ObjectID="_1850851085" r:id="rId424"/>
         </w:object>
       </w:r>
     </w:p>
@@ -13722,7 +13730,7 @@
           <v:shape id="_x0000_i1248" type="#_x0000_t75" style="width:13.75pt;height:18.75pt" o:ole="">
             <v:imagedata r:id="rId425" o:title=""/>
           </v:shape>
-          <o:OLEObject Type="Embed" ProgID="Equation.AxMath" ShapeID="_x0000_i1248" DrawAspect="Content" ObjectID="_1850850262" r:id="rId426"/>
+          <o:OLEObject Type="Embed" ProgID="Equation.AxMath" ShapeID="_x0000_i1248" DrawAspect="Content" ObjectID="_1850851086" r:id="rId426"/>
         </w:object>
       </w:r>
       <w:r>
@@ -13739,7 +13747,7 @@
           <v:shape id="_x0000_i1249" type="#_x0000_t75" style="width:17.05pt;height:17.5pt" o:ole="">
             <v:imagedata r:id="rId62" o:title=""/>
           </v:shape>
-          <o:OLEObject Type="Embed" ProgID="Equation.AxMath" ShapeID="_x0000_i1249" DrawAspect="Content" ObjectID="_1850850263" r:id="rId427"/>
+          <o:OLEObject Type="Embed" ProgID="Equation.AxMath" ShapeID="_x0000_i1249" DrawAspect="Content" ObjectID="_1850851087" r:id="rId427"/>
         </w:object>
       </w:r>
       <w:r>
@@ -13756,7 +13764,7 @@
           <v:shape id="_x0000_i1250" type="#_x0000_t75" style="width:15.4pt;height:18.75pt" o:ole="">
             <v:imagedata r:id="rId428" o:title=""/>
           </v:shape>
-          <o:OLEObject Type="Embed" ProgID="Equation.AxMath" ShapeID="_x0000_i1250" DrawAspect="Content" ObjectID="_1850850264" r:id="rId429"/>
+          <o:OLEObject Type="Embed" ProgID="Equation.AxMath" ShapeID="_x0000_i1250" DrawAspect="Content" ObjectID="_1850851088" r:id="rId429"/>
         </w:object>
       </w:r>
       <w:r>
@@ -13773,7 +13781,7 @@
           <v:shape id="_x0000_i1251" type="#_x0000_t75" style="width:30.4pt;height:17.5pt" o:ole="">
             <v:imagedata r:id="rId68" o:title=""/>
           </v:shape>
-          <o:OLEObject Type="Embed" ProgID="Equation.AxMath" ShapeID="_x0000_i1251" DrawAspect="Content" ObjectID="_1850850265" r:id="rId430"/>
+          <o:OLEObject Type="Embed" ProgID="Equation.AxMath" ShapeID="_x0000_i1251" DrawAspect="Content" ObjectID="_1850851089" r:id="rId430"/>
         </w:object>
       </w:r>
       <w:r>
@@ -14055,7 +14063,7 @@
           <v:shape id="_x0000_i1252" type="#_x0000_t75" style="width:107.4pt;height:18.75pt" o:ole="">
             <v:imagedata r:id="rId432" o:title=""/>
           </v:shape>
-          <o:OLEObject Type="Embed" ProgID="Equation.AxMath" ShapeID="_x0000_i1252" DrawAspect="Content" ObjectID="_1850850266" r:id="rId433"/>
+          <o:OLEObject Type="Embed" ProgID="Equation.AxMath" ShapeID="_x0000_i1252" DrawAspect="Content" ObjectID="_1850851090" r:id="rId433"/>
         </w:object>
       </w:r>
     </w:p>
@@ -14072,7 +14080,7 @@
           <v:shape id="_x0000_i1253" type="#_x0000_t75" style="width:148.15pt;height:33.3pt" o:ole="">
             <v:imagedata r:id="rId434" o:title=""/>
           </v:shape>
-          <o:OLEObject Type="Embed" ProgID="Equation.AxMath" ShapeID="_x0000_i1253" DrawAspect="Content" ObjectID="_1850850267" r:id="rId435"/>
+          <o:OLEObject Type="Embed" ProgID="Equation.AxMath" ShapeID="_x0000_i1253" DrawAspect="Content" ObjectID="_1850851091" r:id="rId435"/>
         </w:object>
       </w:r>
     </w:p>
@@ -14089,7 +14097,7 @@
           <v:shape id="_x0000_i1254" type="#_x0000_t75" style="width:143.6pt;height:33.3pt" o:ole="">
             <v:imagedata r:id="rId436" o:title=""/>
           </v:shape>
-          <o:OLEObject Type="Embed" ProgID="Equation.AxMath" ShapeID="_x0000_i1254" DrawAspect="Content" ObjectID="_1850850268" r:id="rId437"/>
+          <o:OLEObject Type="Embed" ProgID="Equation.AxMath" ShapeID="_x0000_i1254" DrawAspect="Content" ObjectID="_1850851092" r:id="rId437"/>
         </w:object>
       </w:r>
     </w:p>
@@ -14106,7 +14114,7 @@
           <v:shape id="_x0000_i1255" type="#_x0000_t75" style="width:283.85pt;height:33.3pt" o:ole="">
             <v:imagedata r:id="rId438" o:title=""/>
           </v:shape>
-          <o:OLEObject Type="Embed" ProgID="Equation.AxMath" ShapeID="_x0000_i1255" DrawAspect="Content" ObjectID="_1850850269" r:id="rId439"/>
+          <o:OLEObject Type="Embed" ProgID="Equation.AxMath" ShapeID="_x0000_i1255" DrawAspect="Content" ObjectID="_1850851093" r:id="rId439"/>
         </w:object>
       </w:r>
     </w:p>
@@ -14174,7 +14182,7 @@
           <v:shape id="_x0000_i1256" type="#_x0000_t75" style="width:188.1pt;height:33.3pt" o:ole="">
             <v:imagedata r:id="rId440" o:title=""/>
           </v:shape>
-          <o:OLEObject Type="Embed" ProgID="Equation.AxMath" ShapeID="_x0000_i1256" DrawAspect="Content" ObjectID="_1850850270" r:id="rId441"/>
+          <o:OLEObject Type="Embed" ProgID="Equation.AxMath" ShapeID="_x0000_i1256" DrawAspect="Content" ObjectID="_1850851094" r:id="rId441"/>
         </w:object>
       </w:r>
     </w:p>
@@ -14191,7 +14199,7 @@
           <v:shape id="_x0000_i1257" type="#_x0000_t75" style="width:145.65pt;height:33.3pt" o:ole="">
             <v:imagedata r:id="rId442" o:title=""/>
           </v:shape>
-          <o:OLEObject Type="Embed" ProgID="Equation.AxMath" ShapeID="_x0000_i1257" DrawAspect="Content" ObjectID="_1850850271" r:id="rId443"/>
+          <o:OLEObject Type="Embed" ProgID="Equation.AxMath" ShapeID="_x0000_i1257" DrawAspect="Content" ObjectID="_1850851095" r:id="rId443"/>
         </w:object>
       </w:r>
     </w:p>
@@ -14284,7 +14292,7 @@
           <v:shape id="_x0000_i1258" type="#_x0000_t75" style="width:362.5pt;height:367.1pt" o:ole="">
             <v:imagedata r:id="rId444" o:title=""/>
           </v:shape>
-          <o:OLEObject Type="Embed" ProgID="Equation.AxMath" ShapeID="_x0000_i1258" DrawAspect="Content" ObjectID="_1850850272" r:id="rId445"/>
+          <o:OLEObject Type="Embed" ProgID="Equation.AxMath" ShapeID="_x0000_i1258" DrawAspect="Content" ObjectID="_1850851096" r:id="rId445"/>
         </w:object>
       </w:r>
     </w:p>
@@ -14336,7 +14344,7 @@
           <v:shape id="_x0000_i1259" type="#_x0000_t75" style="width:12.05pt;height:19.15pt" o:ole="">
             <v:imagedata r:id="rId446" o:title=""/>
           </v:shape>
-          <o:OLEObject Type="Embed" ProgID="Equation.AxMath" ShapeID="_x0000_i1259" DrawAspect="Content" ObjectID="_1850850273" r:id="rId447"/>
+          <o:OLEObject Type="Embed" ProgID="Equation.AxMath" ShapeID="_x0000_i1259" DrawAspect="Content" ObjectID="_1850851097" r:id="rId447"/>
         </w:object>
       </w:r>
       <w:r>
@@ -14354,7 +14362,7 @@
           <v:shape id="_x0000_i1260" type="#_x0000_t75" style="width:28.7pt;height:18.75pt" o:ole="">
             <v:imagedata r:id="rId448" o:title=""/>
           </v:shape>
-          <o:OLEObject Type="Embed" ProgID="Equation.AxMath" ShapeID="_x0000_i1260" DrawAspect="Content" ObjectID="_1850850274" r:id="rId449"/>
+          <o:OLEObject Type="Embed" ProgID="Equation.AxMath" ShapeID="_x0000_i1260" DrawAspect="Content" ObjectID="_1850851098" r:id="rId449"/>
         </w:object>
       </w:r>
       <w:r>
@@ -14368,7 +14376,7 @@
           <v:shape id="_x0000_i1261" type="#_x0000_t75" style="width:12.05pt;height:18.75pt" o:ole="">
             <v:imagedata r:id="rId450" o:title=""/>
           </v:shape>
-          <o:OLEObject Type="Embed" ProgID="Equation.AxMath" ShapeID="_x0000_i1261" DrawAspect="Content" ObjectID="_1850850275" r:id="rId451"/>
+          <o:OLEObject Type="Embed" ProgID="Equation.AxMath" ShapeID="_x0000_i1261" DrawAspect="Content" ObjectID="_1850851099" r:id="rId451"/>
         </w:object>
       </w:r>
       <w:r>
@@ -14382,7 +14390,7 @@
           <v:shape id="_x0000_i1262" type="#_x0000_t75" style="width:28.3pt;height:20.4pt" o:ole="">
             <v:imagedata r:id="rId452" o:title=""/>
           </v:shape>
-          <o:OLEObject Type="Embed" ProgID="Equation.AxMath" ShapeID="_x0000_i1262" DrawAspect="Content" ObjectID="_1850850276" r:id="rId453"/>
+          <o:OLEObject Type="Embed" ProgID="Equation.AxMath" ShapeID="_x0000_i1262" DrawAspect="Content" ObjectID="_1850851100" r:id="rId453"/>
         </w:object>
       </w:r>
       <w:r>
@@ -14403,7 +14411,7 @@
           <v:shape id="_x0000_i1263" type="#_x0000_t75" style="width:29.95pt;height:18.75pt" o:ole="">
             <v:imagedata r:id="rId454" o:title=""/>
           </v:shape>
-          <o:OLEObject Type="Embed" ProgID="Equation.AxMath" ShapeID="_x0000_i1263" DrawAspect="Content" ObjectID="_1850850277" r:id="rId455"/>
+          <o:OLEObject Type="Embed" ProgID="Equation.AxMath" ShapeID="_x0000_i1263" DrawAspect="Content" ObjectID="_1850851101" r:id="rId455"/>
         </w:object>
       </w:r>
       <w:r>
@@ -14437,7 +14445,7 @@
           <v:shape id="_x0000_i1264" type="#_x0000_t75" style="width:93.25pt;height:35.4pt" o:ole="">
             <v:imagedata r:id="rId456" o:title=""/>
           </v:shape>
-          <o:OLEObject Type="Embed" ProgID="Equation.AxMath" ShapeID="_x0000_i1264" DrawAspect="Content" ObjectID="_1850850278" r:id="rId457"/>
+          <o:OLEObject Type="Embed" ProgID="Equation.AxMath" ShapeID="_x0000_i1264" DrawAspect="Content" ObjectID="_1850851102" r:id="rId457"/>
         </w:object>
       </w:r>
     </w:p>
@@ -14462,7 +14470,7 @@
           <v:shape id="_x0000_i1265" type="#_x0000_t75" style="width:116.95pt;height:19.55pt" o:ole="">
             <v:imagedata r:id="rId458" o:title=""/>
           </v:shape>
-          <o:OLEObject Type="Embed" ProgID="Equation.AxMath" ShapeID="_x0000_i1265" DrawAspect="Content" ObjectID="_1850850279" r:id="rId459"/>
+          <o:OLEObject Type="Embed" ProgID="Equation.AxMath" ShapeID="_x0000_i1265" DrawAspect="Content" ObjectID="_1850851103" r:id="rId459"/>
         </w:object>
       </w:r>
       <w:r>
@@ -14488,7 +14496,7 @@
           <v:shape id="_x0000_i1266" type="#_x0000_t75" style="width:224.75pt;height:38.3pt" o:ole="">
             <v:imagedata r:id="rId460" o:title=""/>
           </v:shape>
-          <o:OLEObject Type="Embed" ProgID="Equation.AxMath" ShapeID="_x0000_i1266" DrawAspect="Content" ObjectID="_1850850280" r:id="rId461"/>
+          <o:OLEObject Type="Embed" ProgID="Equation.AxMath" ShapeID="_x0000_i1266" DrawAspect="Content" ObjectID="_1850851104" r:id="rId461"/>
         </w:object>
       </w:r>
     </w:p>
@@ -14507,7 +14515,7 @@
           <v:shape id="_x0000_i1267" type="#_x0000_t75" style="width:34.55pt;height:19.55pt" o:ole="">
             <v:imagedata r:id="rId462" o:title=""/>
           </v:shape>
-          <o:OLEObject Type="Embed" ProgID="Equation.AxMath" ShapeID="_x0000_i1267" DrawAspect="Content" ObjectID="_1850850281" r:id="rId463"/>
+          <o:OLEObject Type="Embed" ProgID="Equation.AxMath" ShapeID="_x0000_i1267" DrawAspect="Content" ObjectID="_1850851105" r:id="rId463"/>
         </w:object>
       </w:r>
       <w:r>
@@ -14558,7 +14566,7 @@
           <v:shape id="_x0000_i1268" type="#_x0000_t75" style="width:156.5pt;height:32.9pt" o:ole="">
             <v:imagedata r:id="rId464" o:title=""/>
           </v:shape>
-          <o:OLEObject Type="Embed" ProgID="Equation.AxMath" ShapeID="_x0000_i1268" DrawAspect="Content" ObjectID="_1850850282" r:id="rId465"/>
+          <o:OLEObject Type="Embed" ProgID="Equation.AxMath" ShapeID="_x0000_i1268" DrawAspect="Content" ObjectID="_1850851106" r:id="rId465"/>
         </w:object>
       </w:r>
     </w:p>
@@ -14575,7 +14583,7 @@
           <v:shape id="_x0000_i1269" type="#_x0000_t75" style="width:162.75pt;height:32.9pt" o:ole="">
             <v:imagedata r:id="rId466" o:title=""/>
           </v:shape>
-          <o:OLEObject Type="Embed" ProgID="Equation.AxMath" ShapeID="_x0000_i1269" DrawAspect="Content" ObjectID="_1850850283" r:id="rId467"/>
+          <o:OLEObject Type="Embed" ProgID="Equation.AxMath" ShapeID="_x0000_i1269" DrawAspect="Content" ObjectID="_1850851107" r:id="rId467"/>
         </w:object>
       </w:r>
     </w:p>
@@ -14608,7 +14616,7 @@
           <v:shape id="_x0000_i1270" type="#_x0000_t75" style="width:88.25pt;height:18.75pt" o:ole="">
             <v:imagedata r:id="rId468" o:title=""/>
           </v:shape>
-          <o:OLEObject Type="Embed" ProgID="Equation.AxMath" ShapeID="_x0000_i1270" DrawAspect="Content" ObjectID="_1850850284" r:id="rId469"/>
+          <o:OLEObject Type="Embed" ProgID="Equation.AxMath" ShapeID="_x0000_i1270" DrawAspect="Content" ObjectID="_1850851108" r:id="rId469"/>
         </w:object>
       </w:r>
     </w:p>
@@ -14641,7 +14649,7 @@
           <v:shape id="_x0000_i1271" type="#_x0000_t75" style="width:302.55pt;height:19.15pt" o:ole="">
             <v:imagedata r:id="rId470" o:title=""/>
           </v:shape>
-          <o:OLEObject Type="Embed" ProgID="Equation.AxMath" ShapeID="_x0000_i1271" DrawAspect="Content" ObjectID="_1850850285" r:id="rId471"/>
+          <o:OLEObject Type="Embed" ProgID="Equation.AxMath" ShapeID="_x0000_i1271" DrawAspect="Content" ObjectID="_1850851109" r:id="rId471"/>
         </w:object>
       </w:r>
     </w:p>
@@ -14660,7 +14668,7 @@
           <v:shape id="_x0000_i1272" type="#_x0000_t75" style="width:6.65pt;height:17.5pt" o:ole="">
             <v:imagedata r:id="rId173" o:title=""/>
           </v:shape>
-          <o:OLEObject Type="Embed" ProgID="Equation.AxMath" ShapeID="_x0000_i1272" DrawAspect="Content" ObjectID="_1850850286" r:id="rId472"/>
+          <o:OLEObject Type="Embed" ProgID="Equation.AxMath" ShapeID="_x0000_i1272" DrawAspect="Content" ObjectID="_1850851110" r:id="rId472"/>
         </w:object>
       </w:r>
       <w:r>
@@ -14730,7 +14738,7 @@
                 <v:shape id="_x0000_i1273" type="#_x0000_t75" style="width:154.8pt;height:32.9pt" o:ole="">
                   <v:imagedata r:id="rId473" o:title=""/>
                 </v:shape>
-                <o:OLEObject Type="Embed" ProgID="Equation.AxMath" ShapeID="_x0000_i1273" DrawAspect="Content" ObjectID="_1850850287" r:id="rId474"/>
+                <o:OLEObject Type="Embed" ProgID="Equation.AxMath" ShapeID="_x0000_i1273" DrawAspect="Content" ObjectID="_1850851111" r:id="rId474"/>
               </w:object>
             </w:r>
           </w:p>
@@ -14756,7 +14764,7 @@
                 <v:shape id="_x0000_i1274" type="#_x0000_t75" style="width:129pt;height:32.9pt" o:ole="">
                   <v:imagedata r:id="rId475" o:title=""/>
                 </v:shape>
-                <o:OLEObject Type="Embed" ProgID="Equation.AxMath" ShapeID="_x0000_i1274" DrawAspect="Content" ObjectID="_1850850288" r:id="rId476"/>
+                <o:OLEObject Type="Embed" ProgID="Equation.AxMath" ShapeID="_x0000_i1274" DrawAspect="Content" ObjectID="_1850851112" r:id="rId476"/>
               </w:object>
             </w:r>
           </w:p>
@@ -14854,7 +14862,7 @@
           <v:shape id="_x0000_i1275" type="#_x0000_t75" style="width:81.15pt;height:36.6pt" o:ole="">
             <v:imagedata r:id="rId247" o:title=""/>
           </v:shape>
-          <o:OLEObject Type="Embed" ProgID="Equation.AxMath" ShapeID="_x0000_i1275" DrawAspect="Content" ObjectID="_1850850289" r:id="rId477"/>
+          <o:OLEObject Type="Embed" ProgID="Equation.AxMath" ShapeID="_x0000_i1275" DrawAspect="Content" ObjectID="_1850851113" r:id="rId477"/>
         </w:object>
       </w:r>
     </w:p>
@@ -14888,7 +14896,7 @@
           <v:shape id="_x0000_i1276" type="#_x0000_t75" style="width:70.35pt;height:33.3pt" o:ole="">
             <v:imagedata r:id="rId249" o:title=""/>
           </v:shape>
-          <o:OLEObject Type="Embed" ProgID="Equation.AxMath" ShapeID="_x0000_i1276" DrawAspect="Content" ObjectID="_1850850290" r:id="rId478"/>
+          <o:OLEObject Type="Embed" ProgID="Equation.AxMath" ShapeID="_x0000_i1276" DrawAspect="Content" ObjectID="_1850851114" r:id="rId478"/>
         </w:object>
       </w:r>
     </w:p>
@@ -14922,7 +14930,7 @@
           <v:shape id="_x0000_i1277" type="#_x0000_t75" style="width:36.6pt;height:20.4pt" o:ole="">
             <v:imagedata r:id="rId479" o:title=""/>
           </v:shape>
-          <o:OLEObject Type="Embed" ProgID="Equation.AxMath" ShapeID="_x0000_i1277" DrawAspect="Content" ObjectID="_1850850291" r:id="rId480"/>
+          <o:OLEObject Type="Embed" ProgID="Equation.AxMath" ShapeID="_x0000_i1277" DrawAspect="Content" ObjectID="_1850851115" r:id="rId480"/>
         </w:object>
       </w:r>
       <w:r>
@@ -14936,7 +14944,7 @@
           <v:shape id="_x0000_i1278" type="#_x0000_t75" style="width:28.3pt;height:19.15pt" o:ole="">
             <v:imagedata r:id="rId481" o:title=""/>
           </v:shape>
-          <o:OLEObject Type="Embed" ProgID="Equation.AxMath" ShapeID="_x0000_i1278" DrawAspect="Content" ObjectID="_1850850292" r:id="rId482"/>
+          <o:OLEObject Type="Embed" ProgID="Equation.AxMath" ShapeID="_x0000_i1278" DrawAspect="Content" ObjectID="_1850851116" r:id="rId482"/>
         </w:object>
       </w:r>
       <w:r>
@@ -14950,7 +14958,7 @@
           <v:shape id="_x0000_i1279" type="#_x0000_t75" style="width:12.05pt;height:19.15pt" o:ole="">
             <v:imagedata r:id="rId483" o:title=""/>
           </v:shape>
-          <o:OLEObject Type="Embed" ProgID="Equation.AxMath" ShapeID="_x0000_i1279" DrawAspect="Content" ObjectID="_1850850293" r:id="rId484"/>
+          <o:OLEObject Type="Embed" ProgID="Equation.AxMath" ShapeID="_x0000_i1279" DrawAspect="Content" ObjectID="_1850851117" r:id="rId484"/>
         </w:object>
       </w:r>
       <w:r>
@@ -14964,7 +14972,7 @@
           <v:shape id="_x0000_i1280" type="#_x0000_t75" style="width:18.75pt;height:19.15pt" o:ole="">
             <v:imagedata r:id="rId485" o:title=""/>
           </v:shape>
-          <o:OLEObject Type="Embed" ProgID="Equation.AxMath" ShapeID="_x0000_i1280" DrawAspect="Content" ObjectID="_1850850294" r:id="rId486"/>
+          <o:OLEObject Type="Embed" ProgID="Equation.AxMath" ShapeID="_x0000_i1280" DrawAspect="Content" ObjectID="_1850851118" r:id="rId486"/>
         </w:object>
       </w:r>
       <w:r>
@@ -14978,7 +14986,7 @@
           <v:shape id="_x0000_i1281" type="#_x0000_t75" style="width:11.65pt;height:19.15pt" o:ole="">
             <v:imagedata r:id="rId487" o:title=""/>
           </v:shape>
-          <o:OLEObject Type="Embed" ProgID="Equation.AxMath" ShapeID="_x0000_i1281" DrawAspect="Content" ObjectID="_1850850295" r:id="rId488"/>
+          <o:OLEObject Type="Embed" ProgID="Equation.AxMath" ShapeID="_x0000_i1281" DrawAspect="Content" ObjectID="_1850851119" r:id="rId488"/>
         </w:object>
       </w:r>
       <w:r>
@@ -14992,7 +15000,7 @@
           <v:shape id="_x0000_i1282" type="#_x0000_t75" style="width:14.55pt;height:19.15pt" o:ole="">
             <v:imagedata r:id="rId489" o:title=""/>
           </v:shape>
-          <o:OLEObject Type="Embed" ProgID="Equation.AxMath" ShapeID="_x0000_i1282" DrawAspect="Content" ObjectID="_1850850296" r:id="rId490"/>
+          <o:OLEObject Type="Embed" ProgID="Equation.AxMath" ShapeID="_x0000_i1282" DrawAspect="Content" ObjectID="_1850851120" r:id="rId490"/>
         </w:object>
       </w:r>
       <w:r>
@@ -15012,7 +15020,7 @@
           <v:shape id="_x0000_i1283" type="#_x0000_t75" style="width:54.5pt;height:37.45pt" o:ole="">
             <v:imagedata r:id="rId491" o:title=""/>
           </v:shape>
-          <o:OLEObject Type="Embed" ProgID="Equation.AxMath" ShapeID="_x0000_i1283" DrawAspect="Content" ObjectID="_1850850297" r:id="rId492"/>
+          <o:OLEObject Type="Embed" ProgID="Equation.AxMath" ShapeID="_x0000_i1283" DrawAspect="Content" ObjectID="_1850851121" r:id="rId492"/>
         </w:object>
       </w:r>
     </w:p>
@@ -15043,7 +15051,7 @@
           <v:shape id="_x0000_i1284" type="#_x0000_t75" style="width:256.35pt;height:33.7pt" o:ole="">
             <v:imagedata r:id="rId493" o:title=""/>
           </v:shape>
-          <o:OLEObject Type="Embed" ProgID="Equation.AxMath" ShapeID="_x0000_i1284" DrawAspect="Content" ObjectID="_1850850298" r:id="rId494"/>
+          <o:OLEObject Type="Embed" ProgID="Equation.AxMath" ShapeID="_x0000_i1284" DrawAspect="Content" ObjectID="_1850851122" r:id="rId494"/>
         </w:object>
       </w:r>
     </w:p>
@@ -15063,7 +15071,7 @@
           <v:shape id="_x0000_i1285" type="#_x0000_t75" style="width:54.5pt;height:33.3pt" o:ole="">
             <v:imagedata r:id="rId495" o:title=""/>
           </v:shape>
-          <o:OLEObject Type="Embed" ProgID="Equation.AxMath" ShapeID="_x0000_i1285" DrawAspect="Content" ObjectID="_1850850299" r:id="rId496"/>
+          <o:OLEObject Type="Embed" ProgID="Equation.AxMath" ShapeID="_x0000_i1285" DrawAspect="Content" ObjectID="_1850851123" r:id="rId496"/>
         </w:object>
       </w:r>
       <w:r>
@@ -15077,7 +15085,7 @@
           <v:shape id="_x0000_i1286" type="#_x0000_t75" style="width:54.5pt;height:33.3pt" o:ole="">
             <v:imagedata r:id="rId497" o:title=""/>
           </v:shape>
-          <o:OLEObject Type="Embed" ProgID="Equation.AxMath" ShapeID="_x0000_i1286" DrawAspect="Content" ObjectID="_1850850300" r:id="rId498"/>
+          <o:OLEObject Type="Embed" ProgID="Equation.AxMath" ShapeID="_x0000_i1286" DrawAspect="Content" ObjectID="_1850851124" r:id="rId498"/>
         </w:object>
       </w:r>
       <w:r>
@@ -15097,7 +15105,7 @@
           <v:shape id="_x0000_i1287" type="#_x0000_t75" style="width:119.85pt;height:37.45pt" o:ole="">
             <v:imagedata r:id="rId499" o:title=""/>
           </v:shape>
-          <o:OLEObject Type="Embed" ProgID="Equation.AxMath" ShapeID="_x0000_i1287" DrawAspect="Content" ObjectID="_1850850301" r:id="rId500"/>
+          <o:OLEObject Type="Embed" ProgID="Equation.AxMath" ShapeID="_x0000_i1287" DrawAspect="Content" ObjectID="_1850851125" r:id="rId500"/>
         </w:object>
       </w:r>
     </w:p>
@@ -15122,7 +15130,7 @@
           <v:shape id="_x0000_i1288" type="#_x0000_t75" style="width:145.65pt;height:35.4pt" o:ole="">
             <v:imagedata r:id="rId501" o:title=""/>
           </v:shape>
-          <o:OLEObject Type="Embed" ProgID="Equation.AxMath" ShapeID="_x0000_i1288" DrawAspect="Content" ObjectID="_1850850302" r:id="rId502"/>
+          <o:OLEObject Type="Embed" ProgID="Equation.AxMath" ShapeID="_x0000_i1288" DrawAspect="Content" ObjectID="_1850851126" r:id="rId502"/>
         </w:object>
       </w:r>
     </w:p>
@@ -15147,7 +15155,7 @@
           <v:shape id="_x0000_i1289" type="#_x0000_t75" style="width:241.4pt;height:18.75pt" o:ole="">
             <v:imagedata r:id="rId503" o:title=""/>
           </v:shape>
-          <o:OLEObject Type="Embed" ProgID="Equation.AxMath" ShapeID="_x0000_i1289" DrawAspect="Content" ObjectID="_1850850303" r:id="rId504"/>
+          <o:OLEObject Type="Embed" ProgID="Equation.AxMath" ShapeID="_x0000_i1289" DrawAspect="Content" ObjectID="_1850851127" r:id="rId504"/>
         </w:object>
       </w:r>
     </w:p>
@@ -15172,7 +15180,7 @@
           <v:shape id="_x0000_i1290" type="#_x0000_t75" style="width:127.75pt;height:34.55pt" o:ole="">
             <v:imagedata r:id="rId505" o:title=""/>
           </v:shape>
-          <o:OLEObject Type="Embed" ProgID="Equation.AxMath" ShapeID="_x0000_i1290" DrawAspect="Content" ObjectID="_1850850304" r:id="rId506"/>
+          <o:OLEObject Type="Embed" ProgID="Equation.AxMath" ShapeID="_x0000_i1290" DrawAspect="Content" ObjectID="_1850851128" r:id="rId506"/>
         </w:object>
       </w:r>
     </w:p>
@@ -15191,7 +15199,7 @@
           <v:shape id="_x0000_i1291" type="#_x0000_t75" style="width:13.75pt;height:19.15pt" o:ole="">
             <v:imagedata r:id="rId507" o:title=""/>
           </v:shape>
-          <o:OLEObject Type="Embed" ProgID="Equation.AxMath" ShapeID="_x0000_i1291" DrawAspect="Content" ObjectID="_1850850305" r:id="rId508"/>
+          <o:OLEObject Type="Embed" ProgID="Equation.AxMath" ShapeID="_x0000_i1291" DrawAspect="Content" ObjectID="_1850851129" r:id="rId508"/>
         </w:object>
       </w:r>
       <w:r>
@@ -15205,7 +15213,7 @@
           <v:shape id="_x0000_i1292" type="#_x0000_t75" style="width:6.65pt;height:19.15pt" o:ole="">
             <v:imagedata r:id="rId259" o:title=""/>
           </v:shape>
-          <o:OLEObject Type="Embed" ProgID="Equation.AxMath" ShapeID="_x0000_i1292" DrawAspect="Content" ObjectID="_1850850306" r:id="rId509"/>
+          <o:OLEObject Type="Embed" ProgID="Equation.AxMath" ShapeID="_x0000_i1292" DrawAspect="Content" ObjectID="_1850851130" r:id="rId509"/>
         </w:object>
       </w:r>
       <w:r>
@@ -15219,7 +15227,7 @@
           <v:shape id="_x0000_i1293" type="#_x0000_t75" style="width:50.75pt;height:19.15pt" o:ole="">
             <v:imagedata r:id="rId510" o:title=""/>
           </v:shape>
-          <o:OLEObject Type="Embed" ProgID="Equation.AxMath" ShapeID="_x0000_i1293" DrawAspect="Content" ObjectID="_1850850307" r:id="rId511"/>
+          <o:OLEObject Type="Embed" ProgID="Equation.AxMath" ShapeID="_x0000_i1293" DrawAspect="Content" ObjectID="_1850851131" r:id="rId511"/>
         </w:object>
       </w:r>
       <w:r>
@@ -15233,7 +15241,7 @@
           <v:shape id="_x0000_i1294" type="#_x0000_t75" style="width:13.75pt;height:19.15pt" o:ole="">
             <v:imagedata r:id="rId512" o:title=""/>
           </v:shape>
-          <o:OLEObject Type="Embed" ProgID="Equation.AxMath" ShapeID="_x0000_i1294" DrawAspect="Content" ObjectID="_1850850308" r:id="rId513"/>
+          <o:OLEObject Type="Embed" ProgID="Equation.AxMath" ShapeID="_x0000_i1294" DrawAspect="Content" ObjectID="_1850851132" r:id="rId513"/>
         </w:object>
       </w:r>
       <w:r>
@@ -15247,7 +15255,7 @@
           <v:shape id="_x0000_i1295" type="#_x0000_t75" style="width:26.65pt;height:33.3pt" o:ole="">
             <v:imagedata r:id="rId514" o:title=""/>
           </v:shape>
-          <o:OLEObject Type="Embed" ProgID="Equation.AxMath" ShapeID="_x0000_i1295" DrawAspect="Content" ObjectID="_1850850309" r:id="rId515"/>
+          <o:OLEObject Type="Embed" ProgID="Equation.AxMath" ShapeID="_x0000_i1295" DrawAspect="Content" ObjectID="_1850851133" r:id="rId515"/>
         </w:object>
       </w:r>
       <w:r>
@@ -15261,7 +15269,7 @@
           <v:shape id="_x0000_i1296" type="#_x0000_t75" style="width:10.4pt;height:19.15pt" o:ole="">
             <v:imagedata r:id="rId516" o:title=""/>
           </v:shape>
-          <o:OLEObject Type="Embed" ProgID="Equation.AxMath" ShapeID="_x0000_i1296" DrawAspect="Content" ObjectID="_1850850310" r:id="rId517"/>
+          <o:OLEObject Type="Embed" ProgID="Equation.AxMath" ShapeID="_x0000_i1296" DrawAspect="Content" ObjectID="_1850851134" r:id="rId517"/>
         </w:object>
       </w:r>
       <w:r>
@@ -15306,7 +15314,7 @@
           <v:shape id="_x0000_i1297" type="#_x0000_t75" style="width:20.8pt;height:19.15pt" o:ole="">
             <v:imagedata r:id="rId518" o:title=""/>
           </v:shape>
-          <o:OLEObject Type="Embed" ProgID="Equation.AxMath" ShapeID="_x0000_i1297" DrawAspect="Content" ObjectID="_1850850311" r:id="rId519"/>
+          <o:OLEObject Type="Embed" ProgID="Equation.AxMath" ShapeID="_x0000_i1297" DrawAspect="Content" ObjectID="_1850851135" r:id="rId519"/>
         </w:object>
       </w:r>
       <w:r>
@@ -15327,7 +15335,7 @@
           <v:shape id="_x0000_i1298" type="#_x0000_t75" style="width:29.95pt;height:18.75pt" o:ole="">
             <v:imagedata r:id="rId454" o:title=""/>
           </v:shape>
-          <o:OLEObject Type="Embed" ProgID="Equation.AxMath" ShapeID="_x0000_i1298" DrawAspect="Content" ObjectID="_1850850312" r:id="rId520"/>
+          <o:OLEObject Type="Embed" ProgID="Equation.AxMath" ShapeID="_x0000_i1298" DrawAspect="Content" ObjectID="_1850851136" r:id="rId520"/>
         </w:object>
       </w:r>
       <w:r>
@@ -15351,7 +15359,7 @@
           <v:shape id="_x0000_i1299" type="#_x0000_t75" style="width:273.45pt;height:33.3pt" o:ole="">
             <v:imagedata r:id="rId521" o:title=""/>
           </v:shape>
-          <o:OLEObject Type="Embed" ProgID="Equation.AxMath" ShapeID="_x0000_i1299" DrawAspect="Content" ObjectID="_1850850313" r:id="rId522"/>
+          <o:OLEObject Type="Embed" ProgID="Equation.AxMath" ShapeID="_x0000_i1299" DrawAspect="Content" ObjectID="_1850851137" r:id="rId522"/>
         </w:object>
       </w:r>
     </w:p>
@@ -15370,7 +15378,7 @@
           <v:shape id="_x0000_i1300" type="#_x0000_t75" style="width:86.15pt;height:19.15pt" o:ole="">
             <v:imagedata r:id="rId523" o:title=""/>
           </v:shape>
-          <o:OLEObject Type="Embed" ProgID="Equation.AxMath" ShapeID="_x0000_i1300" DrawAspect="Content" ObjectID="_1850850314" r:id="rId524"/>
+          <o:OLEObject Type="Embed" ProgID="Equation.AxMath" ShapeID="_x0000_i1300" DrawAspect="Content" ObjectID="_1850851138" r:id="rId524"/>
         </w:object>
       </w:r>
       <w:r>
@@ -15396,7 +15404,7 @@
           <v:shape id="_x0000_i1301" type="#_x0000_t75" style="width:177.7pt;height:36.6pt" o:ole="">
             <v:imagedata r:id="rId525" o:title=""/>
           </v:shape>
-          <o:OLEObject Type="Embed" ProgID="Equation.AxMath" ShapeID="_x0000_i1301" DrawAspect="Content" ObjectID="_1850850315" r:id="rId526"/>
+          <o:OLEObject Type="Embed" ProgID="Equation.AxMath" ShapeID="_x0000_i1301" DrawAspect="Content" ObjectID="_1850851139" r:id="rId526"/>
         </w:object>
       </w:r>
     </w:p>
@@ -15415,7 +15423,7 @@
           <v:shape id="_x0000_i1302" type="#_x0000_t75" style="width:20.8pt;height:19.15pt" o:ole="">
             <v:imagedata r:id="rId518" o:title=""/>
           </v:shape>
-          <o:OLEObject Type="Embed" ProgID="Equation.AxMath" ShapeID="_x0000_i1302" DrawAspect="Content" ObjectID="_1850850316" r:id="rId527"/>
+          <o:OLEObject Type="Embed" ProgID="Equation.AxMath" ShapeID="_x0000_i1302" DrawAspect="Content" ObjectID="_1850851140" r:id="rId527"/>
         </w:object>
       </w:r>
       <w:r>
@@ -15437,7 +15445,7 @@
           <v:shape id="_x0000_i1303" type="#_x0000_t75" style="width:20.8pt;height:19.15pt" o:ole="">
             <v:imagedata r:id="rId528" o:title=""/>
           </v:shape>
-          <o:OLEObject Type="Embed" ProgID="Equation.AxMath" ShapeID="_x0000_i1303" DrawAspect="Content" ObjectID="_1850850317" r:id="rId529"/>
+          <o:OLEObject Type="Embed" ProgID="Equation.AxMath" ShapeID="_x0000_i1303" DrawAspect="Content" ObjectID="_1850851141" r:id="rId529"/>
         </w:object>
       </w:r>
       <w:r>
@@ -15457,7 +15465,7 @@
           <v:shape id="_x0000_i1304" type="#_x0000_t75" style="width:93.25pt;height:35.4pt" o:ole="">
             <v:imagedata r:id="rId456" o:title=""/>
           </v:shape>
-          <o:OLEObject Type="Embed" ProgID="Equation.AxMath" ShapeID="_x0000_i1304" DrawAspect="Content" ObjectID="_1850850318" r:id="rId530"/>
+          <o:OLEObject Type="Embed" ProgID="Equation.AxMath" ShapeID="_x0000_i1304" DrawAspect="Content" ObjectID="_1850851142" r:id="rId530"/>
         </w:object>
       </w:r>
     </w:p>
@@ -15482,7 +15490,7 @@
           <v:shape id="_x0000_i1305" type="#_x0000_t75" style="width:343.75pt;height:33.3pt" o:ole="">
             <v:imagedata r:id="rId531" o:title=""/>
           </v:shape>
-          <o:OLEObject Type="Embed" ProgID="Equation.AxMath" ShapeID="_x0000_i1305" DrawAspect="Content" ObjectID="_1850850319" r:id="rId532"/>
+          <o:OLEObject Type="Embed" ProgID="Equation.AxMath" ShapeID="_x0000_i1305" DrawAspect="Content" ObjectID="_1850851143" r:id="rId532"/>
         </w:object>
       </w:r>
     </w:p>
@@ -15501,7 +15509,7 @@
           <v:shape id="_x0000_i1306" type="#_x0000_t75" style="width:28.3pt;height:20.4pt" o:ole="">
             <v:imagedata r:id="rId533" o:title=""/>
           </v:shape>
-          <o:OLEObject Type="Embed" ProgID="Equation.AxMath" ShapeID="_x0000_i1306" DrawAspect="Content" ObjectID="_1850850320" r:id="rId534"/>
+          <o:OLEObject Type="Embed" ProgID="Equation.AxMath" ShapeID="_x0000_i1306" DrawAspect="Content" ObjectID="_1850851144" r:id="rId534"/>
         </w:object>
       </w:r>
       <w:r>
@@ -15515,7 +15523,7 @@
           <v:shape id="_x0000_i1307" type="#_x0000_t75" style="width:16.25pt;height:19.55pt" o:ole="">
             <v:imagedata r:id="rId535" o:title=""/>
           </v:shape>
-          <o:OLEObject Type="Embed" ProgID="Equation.AxMath" ShapeID="_x0000_i1307" DrawAspect="Content" ObjectID="_1850850321" r:id="rId536"/>
+          <o:OLEObject Type="Embed" ProgID="Equation.AxMath" ShapeID="_x0000_i1307" DrawAspect="Content" ObjectID="_1850851145" r:id="rId536"/>
         </w:object>
       </w:r>
       <w:r>
@@ -15529,7 +15537,7 @@
           <v:shape id="_x0000_i1308" type="#_x0000_t75" style="width:22.45pt;height:19.15pt" o:ole="">
             <v:imagedata r:id="rId537" o:title=""/>
           </v:shape>
-          <o:OLEObject Type="Embed" ProgID="Equation.AxMath" ShapeID="_x0000_i1308" DrawAspect="Content" ObjectID="_1850850322" r:id="rId538"/>
+          <o:OLEObject Type="Embed" ProgID="Equation.AxMath" ShapeID="_x0000_i1308" DrawAspect="Content" ObjectID="_1850851146" r:id="rId538"/>
         </w:object>
       </w:r>
       <w:r>
@@ -15543,7 +15551,7 @@
           <v:shape id="_x0000_i1309" type="#_x0000_t75" style="width:13.75pt;height:19.15pt" o:ole="">
             <v:imagedata r:id="rId512" o:title=""/>
           </v:shape>
-          <o:OLEObject Type="Embed" ProgID="Equation.AxMath" ShapeID="_x0000_i1309" DrawAspect="Content" ObjectID="_1850850323" r:id="rId539"/>
+          <o:OLEObject Type="Embed" ProgID="Equation.AxMath" ShapeID="_x0000_i1309" DrawAspect="Content" ObjectID="_1850851147" r:id="rId539"/>
         </w:object>
       </w:r>
       <w:r>
@@ -15566,7 +15574,7 @@
           <v:shape id="_x0000_i1310" type="#_x0000_t75" style="width:164.8pt;height:106.55pt" o:ole="">
             <v:imagedata r:id="rId540" o:title=""/>
           </v:shape>
-          <o:OLEObject Type="Embed" ProgID="Equation.AxMath" ShapeID="_x0000_i1310" DrawAspect="Content" ObjectID="_1850850324" r:id="rId541"/>
+          <o:OLEObject Type="Embed" ProgID="Equation.AxMath" ShapeID="_x0000_i1310" DrawAspect="Content" ObjectID="_1850851148" r:id="rId541"/>
         </w:object>
       </w:r>
     </w:p>
@@ -15585,7 +15593,7 @@
           <v:shape id="_x0000_i1311" type="#_x0000_t75" style="width:20.8pt;height:19.15pt" o:ole="">
             <v:imagedata r:id="rId542" o:title=""/>
           </v:shape>
-          <o:OLEObject Type="Embed" ProgID="Equation.AxMath" ShapeID="_x0000_i1311" DrawAspect="Content" ObjectID="_1850850325" r:id="rId543"/>
+          <o:OLEObject Type="Embed" ProgID="Equation.AxMath" ShapeID="_x0000_i1311" DrawAspect="Content" ObjectID="_1850851149" r:id="rId543"/>
         </w:object>
       </w:r>
       <w:r>
@@ -15599,7 +15607,7 @@
           <v:shape id="_x0000_i1312" type="#_x0000_t75" style="width:84.5pt;height:19.15pt" o:ole="">
             <v:imagedata r:id="rId544" o:title=""/>
           </v:shape>
-          <o:OLEObject Type="Embed" ProgID="Equation.AxMath" ShapeID="_x0000_i1312" DrawAspect="Content" ObjectID="_1850850326" r:id="rId545"/>
+          <o:OLEObject Type="Embed" ProgID="Equation.AxMath" ShapeID="_x0000_i1312" DrawAspect="Content" ObjectID="_1850851150" r:id="rId545"/>
         </w:object>
       </w:r>
       <w:r>
@@ -15654,7 +15662,7 @@
           <v:shape id="_x0000_i1313" type="#_x0000_t75" style="width:96.55pt;height:35.4pt" o:ole="">
             <v:imagedata r:id="rId546" o:title=""/>
           </v:shape>
-          <o:OLEObject Type="Embed" ProgID="Equation.AxMath" ShapeID="_x0000_i1313" DrawAspect="Content" ObjectID="_1850850327" r:id="rId547"/>
+          <o:OLEObject Type="Embed" ProgID="Equation.AxMath" ShapeID="_x0000_i1313" DrawAspect="Content" ObjectID="_1850851151" r:id="rId547"/>
         </w:object>
       </w:r>
     </w:p>
@@ -15682,7 +15690,7 @@
           <v:shape id="_x0000_i1314" type="#_x0000_t75" style="width:38.3pt;height:20.4pt" o:ole="">
             <v:imagedata r:id="rId548" o:title=""/>
           </v:shape>
-          <o:OLEObject Type="Embed" ProgID="Equation.AxMath" ShapeID="_x0000_i1314" DrawAspect="Content" ObjectID="_1850850328" r:id="rId549"/>
+          <o:OLEObject Type="Embed" ProgID="Equation.AxMath" ShapeID="_x0000_i1314" DrawAspect="Content" ObjectID="_1850851152" r:id="rId549"/>
         </w:object>
       </w:r>
       <w:r>
@@ -15696,7 +15704,7 @@
           <v:shape id="_x0000_i1315" type="#_x0000_t75" style="width:1in;height:19.55pt" o:ole="">
             <v:imagedata r:id="rId550" o:title=""/>
           </v:shape>
-          <o:OLEObject Type="Embed" ProgID="Equation.AxMath" ShapeID="_x0000_i1315" DrawAspect="Content" ObjectID="_1850850329" r:id="rId551"/>
+          <o:OLEObject Type="Embed" ProgID="Equation.AxMath" ShapeID="_x0000_i1315" DrawAspect="Content" ObjectID="_1850851153" r:id="rId551"/>
         </w:object>
       </w:r>
       <w:r>
@@ -15730,7 +15738,7 @@
           <v:shape id="_x0000_i1316" type="#_x0000_t75" style="width:149pt;height:19.55pt" o:ole="">
             <v:imagedata r:id="rId552" o:title=""/>
           </v:shape>
-          <o:OLEObject Type="Embed" ProgID="Equation.AxMath" ShapeID="_x0000_i1316" DrawAspect="Content" ObjectID="_1850850330" r:id="rId553"/>
+          <o:OLEObject Type="Embed" ProgID="Equation.AxMath" ShapeID="_x0000_i1316" DrawAspect="Content" ObjectID="_1850851154" r:id="rId553"/>
         </w:object>
       </w:r>
       <w:r>
@@ -15750,7 +15758,7 @@
           <v:shape id="_x0000_i1317" type="#_x0000_t75" style="width:449.5pt;height:34.55pt" o:ole="">
             <v:imagedata r:id="rId554" o:title=""/>
           </v:shape>
-          <o:OLEObject Type="Embed" ProgID="Equation.AxMath" ShapeID="_x0000_i1317" DrawAspect="Content" ObjectID="_1850850331" r:id="rId555"/>
+          <o:OLEObject Type="Embed" ProgID="Equation.AxMath" ShapeID="_x0000_i1317" DrawAspect="Content" ObjectID="_1850851155" r:id="rId555"/>
         </w:object>
       </w:r>
     </w:p>
@@ -15775,7 +15783,7 @@
           <v:shape id="_x0000_i1318" type="#_x0000_t75" style="width:168.95pt;height:36.6pt" o:ole="">
             <v:imagedata r:id="rId556" o:title=""/>
           </v:shape>
-          <o:OLEObject Type="Embed" ProgID="Equation.AxMath" ShapeID="_x0000_i1318" DrawAspect="Content" ObjectID="_1850850332" r:id="rId557"/>
+          <o:OLEObject Type="Embed" ProgID="Equation.AxMath" ShapeID="_x0000_i1318" DrawAspect="Content" ObjectID="_1850851156" r:id="rId557"/>
         </w:object>
       </w:r>
     </w:p>
@@ -15794,7 +15802,7 @@
           <v:shape id="_x0000_i1319" type="#_x0000_t75" style="width:20.8pt;height:19.15pt" o:ole="">
             <v:imagedata r:id="rId542" o:title=""/>
           </v:shape>
-          <o:OLEObject Type="Embed" ProgID="Equation.AxMath" ShapeID="_x0000_i1319" DrawAspect="Content" ObjectID="_1850850333" r:id="rId558"/>
+          <o:OLEObject Type="Embed" ProgID="Equation.AxMath" ShapeID="_x0000_i1319" DrawAspect="Content" ObjectID="_1850851157" r:id="rId558"/>
         </w:object>
       </w:r>
       <w:r>
@@ -15818,7 +15826,7 @@
           <v:shape id="_x0000_i1320" type="#_x0000_t75" style="width:20.8pt;height:19.15pt" o:ole="">
             <v:imagedata r:id="rId559" o:title=""/>
           </v:shape>
-          <o:OLEObject Type="Embed" ProgID="Equation.AxMath" ShapeID="_x0000_i1320" DrawAspect="Content" ObjectID="_1850850334" r:id="rId560"/>
+          <o:OLEObject Type="Embed" ProgID="Equation.AxMath" ShapeID="_x0000_i1320" DrawAspect="Content" ObjectID="_1850851158" r:id="rId560"/>
         </w:object>
       </w:r>
       <w:r>
@@ -15845,7 +15853,7 @@
           <v:shape id="_x0000_i1321" type="#_x0000_t75" style="width:150.65pt;height:35.4pt" o:ole="">
             <v:imagedata r:id="rId561" o:title=""/>
           </v:shape>
-          <o:OLEObject Type="Embed" ProgID="Equation.AxMath" ShapeID="_x0000_i1321" DrawAspect="Content" ObjectID="_1850850335" r:id="rId562"/>
+          <o:OLEObject Type="Embed" ProgID="Equation.AxMath" ShapeID="_x0000_i1321" DrawAspect="Content" ObjectID="_1850851159" r:id="rId562"/>
         </w:object>
       </w:r>
     </w:p>
@@ -15870,7 +15878,7 @@
           <v:shape id="_x0000_i1322" type="#_x0000_t75" style="width:459.9pt;height:35.4pt" o:ole="">
             <v:imagedata r:id="rId563" o:title=""/>
           </v:shape>
-          <o:OLEObject Type="Embed" ProgID="Equation.AxMath" ShapeID="_x0000_i1322" DrawAspect="Content" ObjectID="_1850850336" r:id="rId564"/>
+          <o:OLEObject Type="Embed" ProgID="Equation.AxMath" ShapeID="_x0000_i1322" DrawAspect="Content" ObjectID="_1850851160" r:id="rId564"/>
         </w:object>
       </w:r>
     </w:p>
@@ -15895,7 +15903,7 @@
           <v:shape id="_x0000_i1323" type="#_x0000_t75" style="width:236.8pt;height:35.4pt" o:ole="">
             <v:imagedata r:id="rId565" o:title=""/>
           </v:shape>
-          <o:OLEObject Type="Embed" ProgID="Equation.AxMath" ShapeID="_x0000_i1323" DrawAspect="Content" ObjectID="_1850850337" r:id="rId566"/>
+          <o:OLEObject Type="Embed" ProgID="Equation.AxMath" ShapeID="_x0000_i1323" DrawAspect="Content" ObjectID="_1850851161" r:id="rId566"/>
         </w:object>
       </w:r>
     </w:p>
@@ -15920,7 +15928,7 @@
           <v:shape id="_x0000_i1324" type="#_x0000_t75" style="width:168.95pt;height:36.6pt" o:ole="">
             <v:imagedata r:id="rId567" o:title=""/>
           </v:shape>
-          <o:OLEObject Type="Embed" ProgID="Equation.AxMath" ShapeID="_x0000_i1324" DrawAspect="Content" ObjectID="_1850850338" r:id="rId568"/>
+          <o:OLEObject Type="Embed" ProgID="Equation.AxMath" ShapeID="_x0000_i1324" DrawAspect="Content" ObjectID="_1850851162" r:id="rId568"/>
         </w:object>
       </w:r>
     </w:p>
@@ -15950,7 +15958,7 @@
           <v:shape id="_x0000_i1325" type="#_x0000_t75" style="width:272.2pt;height:19.55pt" o:ole="">
             <v:imagedata r:id="rId569" o:title=""/>
           </v:shape>
-          <o:OLEObject Type="Embed" ProgID="Equation.AxMath" ShapeID="_x0000_i1325" DrawAspect="Content" ObjectID="_1850850339" r:id="rId570"/>
+          <o:OLEObject Type="Embed" ProgID="Equation.AxMath" ShapeID="_x0000_i1325" DrawAspect="Content" ObjectID="_1850851163" r:id="rId570"/>
         </w:object>
       </w:r>
     </w:p>
@@ -15975,7 +15983,7 @@
           <v:shape id="_x0000_i1326" type="#_x0000_t75" style="width:245.55pt;height:36.6pt" o:ole="">
             <v:imagedata r:id="rId571" o:title=""/>
           </v:shape>
-          <o:OLEObject Type="Embed" ProgID="Equation.AxMath" ShapeID="_x0000_i1326" DrawAspect="Content" ObjectID="_1850850340" r:id="rId572"/>
+          <o:OLEObject Type="Embed" ProgID="Equation.AxMath" ShapeID="_x0000_i1326" DrawAspect="Content" ObjectID="_1850851164" r:id="rId572"/>
         </w:object>
       </w:r>
     </w:p>
@@ -15994,7 +16002,7 @@
           <v:shape id="_x0000_i1327" type="#_x0000_t75" style="width:20.8pt;height:19.15pt" o:ole="">
             <v:imagedata r:id="rId518" o:title=""/>
           </v:shape>
-          <o:OLEObject Type="Embed" ProgID="Equation.AxMath" ShapeID="_x0000_i1327" DrawAspect="Content" ObjectID="_1850850341" r:id="rId573"/>
+          <o:OLEObject Type="Embed" ProgID="Equation.AxMath" ShapeID="_x0000_i1327" DrawAspect="Content" ObjectID="_1850851165" r:id="rId573"/>
         </w:object>
       </w:r>
       <w:r>
@@ -16008,7 +16016,7 @@
           <v:shape id="_x0000_i1328" type="#_x0000_t75" style="width:20.8pt;height:19.15pt" o:ole="">
             <v:imagedata r:id="rId574" o:title=""/>
           </v:shape>
-          <o:OLEObject Type="Embed" ProgID="Equation.AxMath" ShapeID="_x0000_i1328" DrawAspect="Content" ObjectID="_1850850342" r:id="rId575"/>
+          <o:OLEObject Type="Embed" ProgID="Equation.AxMath" ShapeID="_x0000_i1328" DrawAspect="Content" ObjectID="_1850851166" r:id="rId575"/>
         </w:object>
       </w:r>
       <w:r>
@@ -16042,7 +16050,7 @@
           <v:shape id="_x0000_i1329" type="#_x0000_t75" style="width:84.05pt;height:19.15pt" o:ole="">
             <v:imagedata r:id="rId576" o:title=""/>
           </v:shape>
-          <o:OLEObject Type="Embed" ProgID="Equation.AxMath" ShapeID="_x0000_i1329" DrawAspect="Content" ObjectID="_1850850343" r:id="rId577"/>
+          <o:OLEObject Type="Embed" ProgID="Equation.AxMath" ShapeID="_x0000_i1329" DrawAspect="Content" ObjectID="_1850851167" r:id="rId577"/>
         </w:object>
       </w:r>
       <w:r>
@@ -16056,7 +16064,7 @@
           <v:shape id="_x0000_i1330" type="#_x0000_t75" style="width:47.45pt;height:19.15pt" o:ole="">
             <v:imagedata r:id="rId578" o:title=""/>
           </v:shape>
-          <o:OLEObject Type="Embed" ProgID="Equation.AxMath" ShapeID="_x0000_i1330" DrawAspect="Content" ObjectID="_1850850344" r:id="rId579"/>
+          <o:OLEObject Type="Embed" ProgID="Equation.AxMath" ShapeID="_x0000_i1330" DrawAspect="Content" ObjectID="_1850851168" r:id="rId579"/>
         </w:object>
       </w:r>
       <w:r>
@@ -16070,7 +16078,7 @@
           <v:shape id="_x0000_i1331" type="#_x0000_t75" style="width:46.2pt;height:19.15pt" o:ole="">
             <v:imagedata r:id="rId298" o:title=""/>
           </v:shape>
-          <o:OLEObject Type="Embed" ProgID="Equation.AxMath" ShapeID="_x0000_i1331" DrawAspect="Content" ObjectID="_1850850345" r:id="rId580"/>
+          <o:OLEObject Type="Embed" ProgID="Equation.AxMath" ShapeID="_x0000_i1331" DrawAspect="Content" ObjectID="_1850851169" r:id="rId580"/>
         </w:object>
       </w:r>
       <w:r>
@@ -16084,7 +16092,7 @@
           <v:shape id="_x0000_i1332" type="#_x0000_t75" style="width:46.2pt;height:19.15pt" o:ole="">
             <v:imagedata r:id="rId300" o:title=""/>
           </v:shape>
-          <o:OLEObject Type="Embed" ProgID="Equation.AxMath" ShapeID="_x0000_i1332" DrawAspect="Content" ObjectID="_1850850346" r:id="rId581"/>
+          <o:OLEObject Type="Embed" ProgID="Equation.AxMath" ShapeID="_x0000_i1332" DrawAspect="Content" ObjectID="_1850851170" r:id="rId581"/>
         </w:object>
       </w:r>
       <w:r>
@@ -18073,7 +18081,7 @@
           <v:shape id="_x0000_i1333" type="#_x0000_t75" style="width:17.05pt;height:17.5pt" o:ole="">
             <v:imagedata r:id="rId62" o:title=""/>
           </v:shape>
-          <o:OLEObject Type="Embed" ProgID="Equation.AxMath" ShapeID="_x0000_i1333" DrawAspect="Content" ObjectID="_1850850347" r:id="rId582"/>
+          <o:OLEObject Type="Embed" ProgID="Equation.AxMath" ShapeID="_x0000_i1333" DrawAspect="Content" ObjectID="_1850851171" r:id="rId582"/>
         </w:object>
       </w:r>
       <w:r>
@@ -18530,7 +18538,7 @@
           <v:shape id="_x0000_i1334" type="#_x0000_t75" style="width:66.6pt;height:17.5pt" o:ole="">
             <v:imagedata r:id="rId584" o:title=""/>
           </v:shape>
-          <o:OLEObject Type="Embed" ProgID="Equation.AxMath" ShapeID="_x0000_i1334" DrawAspect="Content" ObjectID="_1850850348" r:id="rId585"/>
+          <o:OLEObject Type="Embed" ProgID="Equation.AxMath" ShapeID="_x0000_i1334" DrawAspect="Content" ObjectID="_1850851172" r:id="rId585"/>
         </w:object>
       </w:r>
       <w:r>
@@ -18724,7 +18732,7 @@
                 <v:shape id="_x0000_i1335" type="#_x0000_t75" style="width:265.1pt;height:24.95pt" o:ole="">
                   <v:imagedata r:id="rId586" o:title=""/>
                 </v:shape>
-                <o:OLEObject Type="Embed" ProgID="Equation.AxMath" ShapeID="_x0000_i1335" DrawAspect="Content" ObjectID="_1850850349" r:id="rId587"/>
+                <o:OLEObject Type="Embed" ProgID="Equation.AxMath" ShapeID="_x0000_i1335" DrawAspect="Content" ObjectID="_1850851173" r:id="rId587"/>
               </w:object>
             </w:r>
           </w:p>
@@ -18795,7 +18803,7 @@
           <v:shape id="_x0000_i1336" type="#_x0000_t75" style="width:57.85pt;height:18.75pt" o:ole="">
             <v:imagedata r:id="rId588" o:title=""/>
           </v:shape>
-          <o:OLEObject Type="Embed" ProgID="Equation.AxMath" ShapeID="_x0000_i1336" DrawAspect="Content" ObjectID="_1850850350" r:id="rId589"/>
+          <o:OLEObject Type="Embed" ProgID="Equation.AxMath" ShapeID="_x0000_i1336" DrawAspect="Content" ObjectID="_1850851174" r:id="rId589"/>
         </w:object>
       </w:r>
       <w:r>
@@ -18818,7 +18826,7 @@
           <v:shape id="_x0000_i1337" type="#_x0000_t75" style="width:183.95pt;height:34.55pt" o:ole="">
             <v:imagedata r:id="rId590" o:title=""/>
           </v:shape>
-          <o:OLEObject Type="Embed" ProgID="Equation.AxMath" ShapeID="_x0000_i1337" DrawAspect="Content" ObjectID="_1850850351" r:id="rId591"/>
+          <o:OLEObject Type="Embed" ProgID="Equation.AxMath" ShapeID="_x0000_i1337" DrawAspect="Content" ObjectID="_1850851175" r:id="rId591"/>
         </w:object>
       </w:r>
     </w:p>
@@ -18853,7 +18861,7 @@
           <v:shape id="_x0000_i1338" type="#_x0000_t75" style="width:258.45pt;height:34.55pt" o:ole="">
             <v:imagedata r:id="rId592" o:title=""/>
           </v:shape>
-          <o:OLEObject Type="Embed" ProgID="Equation.AxMath" ShapeID="_x0000_i1338" DrawAspect="Content" ObjectID="_1850850352" r:id="rId593"/>
+          <o:OLEObject Type="Embed" ProgID="Equation.AxMath" ShapeID="_x0000_i1338" DrawAspect="Content" ObjectID="_1850851176" r:id="rId593"/>
         </w:object>
       </w:r>
     </w:p>
@@ -18911,7 +18919,7 @@
           <v:shape id="_x0000_i1339" type="#_x0000_t75" style="width:35.4pt;height:18.75pt" o:ole="">
             <v:imagedata r:id="rId594" o:title=""/>
           </v:shape>
-          <o:OLEObject Type="Embed" ProgID="Equation.AxMath" ShapeID="_x0000_i1339" DrawAspect="Content" ObjectID="_1850850353" r:id="rId595"/>
+          <o:OLEObject Type="Embed" ProgID="Equation.AxMath" ShapeID="_x0000_i1339" DrawAspect="Content" ObjectID="_1850851177" r:id="rId595"/>
         </w:object>
       </w:r>
       <w:r>
@@ -18928,7 +18936,7 @@
           <v:shape id="_x0000_i1340" type="#_x0000_t75" style="width:50.75pt;height:18.75pt" o:ole="">
             <v:imagedata r:id="rId596" o:title=""/>
           </v:shape>
-          <o:OLEObject Type="Embed" ProgID="Equation.AxMath" ShapeID="_x0000_i1340" DrawAspect="Content" ObjectID="_1850850354" r:id="rId597"/>
+          <o:OLEObject Type="Embed" ProgID="Equation.AxMath" ShapeID="_x0000_i1340" DrawAspect="Content" ObjectID="_1850851178" r:id="rId597"/>
         </w:object>
       </w:r>
       <w:r>
@@ -18983,7 +18991,7 @@
           <v:shape id="_x0000_i1341" type="#_x0000_t75" style="width:199.75pt;height:18.75pt" o:ole="">
             <v:imagedata r:id="rId598" o:title=""/>
           </v:shape>
-          <o:OLEObject Type="Embed" ProgID="Equation.AxMath" ShapeID="_x0000_i1341" DrawAspect="Content" ObjectID="_1850850355" r:id="rId599"/>
+          <o:OLEObject Type="Embed" ProgID="Equation.AxMath" ShapeID="_x0000_i1341" DrawAspect="Content" ObjectID="_1850851179" r:id="rId599"/>
         </w:object>
       </w:r>
     </w:p>
@@ -19024,7 +19032,7 @@
           <v:shape id="_x0000_i1342" type="#_x0000_t75" style="width:30.4pt;height:17.5pt" o:ole="">
             <v:imagedata r:id="rId68" o:title=""/>
           </v:shape>
-          <o:OLEObject Type="Embed" ProgID="Equation.AxMath" ShapeID="_x0000_i1342" DrawAspect="Content" ObjectID="_1850850356" r:id="rId600"/>
+          <o:OLEObject Type="Embed" ProgID="Equation.AxMath" ShapeID="_x0000_i1342" DrawAspect="Content" ObjectID="_1850851180" r:id="rId600"/>
         </w:object>
       </w:r>
       <w:r>
@@ -19050,7 +19058,7 @@
           <v:shape id="_x0000_i1343" type="#_x0000_t75" style="width:30.4pt;height:17.5pt" o:ole="">
             <v:imagedata r:id="rId68" o:title=""/>
           </v:shape>
-          <o:OLEObject Type="Embed" ProgID="Equation.AxMath" ShapeID="_x0000_i1343" DrawAspect="Content" ObjectID="_1850850357" r:id="rId601"/>
+          <o:OLEObject Type="Embed" ProgID="Equation.AxMath" ShapeID="_x0000_i1343" DrawAspect="Content" ObjectID="_1850851181" r:id="rId601"/>
         </w:object>
       </w:r>
       <w:r>
@@ -19079,7 +19087,7 @@
           <v:shape id="_x0000_i1344" type="#_x0000_t75" style="width:9.15pt;height:17.5pt" o:ole="">
             <v:imagedata r:id="rId602" o:title=""/>
           </v:shape>
-          <o:OLEObject Type="Embed" ProgID="Equation.AxMath" ShapeID="_x0000_i1344" DrawAspect="Content" ObjectID="_1850850358" r:id="rId603"/>
+          <o:OLEObject Type="Embed" ProgID="Equation.AxMath" ShapeID="_x0000_i1344" DrawAspect="Content" ObjectID="_1850851182" r:id="rId603"/>
         </w:object>
       </w:r>
       <w:r>
@@ -19096,7 +19104,7 @@
           <v:shape id="_x0000_i1345" type="#_x0000_t75" style="width:18.75pt;height:17.5pt" o:ole="">
             <v:imagedata r:id="rId604" o:title=""/>
           </v:shape>
-          <o:OLEObject Type="Embed" ProgID="Equation.AxMath" ShapeID="_x0000_i1345" DrawAspect="Content" ObjectID="_1850850359" r:id="rId605"/>
+          <o:OLEObject Type="Embed" ProgID="Equation.AxMath" ShapeID="_x0000_i1345" DrawAspect="Content" ObjectID="_1850851183" r:id="rId605"/>
         </w:object>
       </w:r>
       <w:r>
@@ -20526,7 +20534,7 @@
           <v:shape id="_x0000_i1346" type="#_x0000_t75" style="width:9.15pt;height:17.5pt" o:ole="">
             <v:imagedata r:id="rId602" o:title=""/>
           </v:shape>
-          <o:OLEObject Type="Embed" ProgID="Equation.AxMath" ShapeID="_x0000_i1346" DrawAspect="Content" ObjectID="_1850850360" r:id="rId606"/>
+          <o:OLEObject Type="Embed" ProgID="Equation.AxMath" ShapeID="_x0000_i1346" DrawAspect="Content" ObjectID="_1850851184" r:id="rId606"/>
         </w:object>
       </w:r>
       <w:r>
@@ -20747,7 +20755,7 @@
           <v:shape id="_x0000_i1347" type="#_x0000_t75" style="width:85.75pt;height:17.5pt" o:ole="">
             <v:imagedata r:id="rId607" o:title=""/>
           </v:shape>
-          <o:OLEObject Type="Embed" ProgID="Equation.AxMath" ShapeID="_x0000_i1347" DrawAspect="Content" ObjectID="_1850850361" r:id="rId608"/>
+          <o:OLEObject Type="Embed" ProgID="Equation.AxMath" ShapeID="_x0000_i1347" DrawAspect="Content" ObjectID="_1850851185" r:id="rId608"/>
         </w:object>
       </w:r>
       <w:r>
@@ -20947,7 +20955,7 @@
           <v:shape id="_x0000_i1348" type="#_x0000_t75" style="width:68.65pt;height:17.5pt" o:ole="">
             <v:imagedata r:id="rId610" o:title=""/>
           </v:shape>
-          <o:OLEObject Type="Embed" ProgID="Equation.AxMath" ShapeID="_x0000_i1348" DrawAspect="Content" ObjectID="_1850850362" r:id="rId611"/>
+          <o:OLEObject Type="Embed" ProgID="Equation.AxMath" ShapeID="_x0000_i1348" DrawAspect="Content" ObjectID="_1850851186" r:id="rId611"/>
         </w:object>
       </w:r>
       <w:r>
@@ -20967,7 +20975,7 @@
           <v:shape id="_x0000_i1349" type="#_x0000_t75" style="width:9.15pt;height:18.75pt" o:ole="">
             <v:imagedata r:id="rId612" o:title=""/>
           </v:shape>
-          <o:OLEObject Type="Embed" ProgID="Equation.AxMath" ShapeID="_x0000_i1349" DrawAspect="Content" ObjectID="_1850850363" r:id="rId613"/>
+          <o:OLEObject Type="Embed" ProgID="Equation.AxMath" ShapeID="_x0000_i1349" DrawAspect="Content" ObjectID="_1850851187" r:id="rId613"/>
         </w:object>
       </w:r>
       <w:r>
@@ -20981,7 +20989,7 @@
           <v:shape id="_x0000_i1350" type="#_x0000_t75" style="width:47.05pt;height:18.75pt" o:ole="">
             <v:imagedata r:id="rId614" o:title=""/>
           </v:shape>
-          <o:OLEObject Type="Embed" ProgID="Equation.AxMath" ShapeID="_x0000_i1350" DrawAspect="Content" ObjectID="_1850850364" r:id="rId615"/>
+          <o:OLEObject Type="Embed" ProgID="Equation.AxMath" ShapeID="_x0000_i1350" DrawAspect="Content" ObjectID="_1850851188" r:id="rId615"/>
         </w:object>
       </w:r>
       <w:r>
@@ -21034,7 +21042,7 @@
           <v:shape id="_x0000_i1351" type="#_x0000_t75" style="width:8.75pt;height:18.75pt" o:ole="">
             <v:imagedata r:id="rId616" o:title=""/>
           </v:shape>
-          <o:OLEObject Type="Embed" ProgID="Equation.AxMath" ShapeID="_x0000_i1351" DrawAspect="Content" ObjectID="_1850850365" r:id="rId617"/>
+          <o:OLEObject Type="Embed" ProgID="Equation.AxMath" ShapeID="_x0000_i1351" DrawAspect="Content" ObjectID="_1850851189" r:id="rId617"/>
         </w:object>
       </w:r>
       <w:r>
@@ -21048,7 +21056,7 @@
           <v:shape id="_x0000_i1352" type="#_x0000_t75" style="width:53.25pt;height:17.5pt" o:ole="">
             <v:imagedata r:id="rId618" o:title=""/>
           </v:shape>
-          <o:OLEObject Type="Embed" ProgID="Equation.AxMath" ShapeID="_x0000_i1352" DrawAspect="Content" ObjectID="_1850850366" r:id="rId619"/>
+          <o:OLEObject Type="Embed" ProgID="Equation.AxMath" ShapeID="_x0000_i1352" DrawAspect="Content" ObjectID="_1850851190" r:id="rId619"/>
         </w:object>
       </w:r>
       <w:r>
@@ -21062,7 +21070,7 @@
           <v:shape id="_x0000_i1353" type="#_x0000_t75" style="width:16.25pt;height:17.5pt" o:ole="">
             <v:imagedata r:id="rId620" o:title=""/>
           </v:shape>
-          <o:OLEObject Type="Embed" ProgID="Equation.AxMath" ShapeID="_x0000_i1353" DrawAspect="Content" ObjectID="_1850850367" r:id="rId621"/>
+          <o:OLEObject Type="Embed" ProgID="Equation.AxMath" ShapeID="_x0000_i1353" DrawAspect="Content" ObjectID="_1850851191" r:id="rId621"/>
         </w:object>
       </w:r>
       <w:r>
@@ -21227,7 +21235,7 @@
           <v:shape id="_x0000_i1354" type="#_x0000_t75" style="width:133.2pt;height:18.75pt" o:ole="">
             <v:imagedata r:id="rId623" o:title=""/>
           </v:shape>
-          <o:OLEObject Type="Embed" ProgID="Equation.AxMath" ShapeID="_x0000_i1354" DrawAspect="Content" ObjectID="_1850850368" r:id="rId624"/>
+          <o:OLEObject Type="Embed" ProgID="Equation.AxMath" ShapeID="_x0000_i1354" DrawAspect="Content" ObjectID="_1850851192" r:id="rId624"/>
         </w:object>
       </w:r>
       <w:r>
@@ -21241,7 +21249,7 @@
           <v:shape id="_x0000_i1355" type="#_x0000_t75" style="width:8.75pt;height:18.75pt" o:ole="">
             <v:imagedata r:id="rId625" o:title=""/>
           </v:shape>
-          <o:OLEObject Type="Embed" ProgID="Equation.AxMath" ShapeID="_x0000_i1355" DrawAspect="Content" ObjectID="_1850850369" r:id="rId626"/>
+          <o:OLEObject Type="Embed" ProgID="Equation.AxMath" ShapeID="_x0000_i1355" DrawAspect="Content" ObjectID="_1850851193" r:id="rId626"/>
         </w:object>
       </w:r>
       <w:r>
@@ -21261,7 +21269,7 @@
           <v:shape id="_x0000_i1356" type="#_x0000_t75" style="width:156.5pt;height:18.75pt" o:ole="">
             <v:imagedata r:id="rId627" o:title=""/>
           </v:shape>
-          <o:OLEObject Type="Embed" ProgID="Equation.AxMath" ShapeID="_x0000_i1356" DrawAspect="Content" ObjectID="_1850850370" r:id="rId628"/>
+          <o:OLEObject Type="Embed" ProgID="Equation.AxMath" ShapeID="_x0000_i1356" DrawAspect="Content" ObjectID="_1850851194" r:id="rId628"/>
         </w:object>
       </w:r>
     </w:p>
@@ -21280,7 +21288,7 @@
           <v:shape id="_x0000_i1357" type="#_x0000_t75" style="width:25.8pt;height:18.75pt" o:ole="">
             <v:imagedata r:id="rId629" o:title=""/>
           </v:shape>
-          <o:OLEObject Type="Embed" ProgID="Equation.AxMath" ShapeID="_x0000_i1357" DrawAspect="Content" ObjectID="_1850850371" r:id="rId630"/>
+          <o:OLEObject Type="Embed" ProgID="Equation.AxMath" ShapeID="_x0000_i1357" DrawAspect="Content" ObjectID="_1850851195" r:id="rId630"/>
         </w:object>
       </w:r>
       <w:r>
@@ -21303,7 +21311,7 @@
           <v:shape id="_x0000_i1358" type="#_x0000_t75" style="width:25.8pt;height:18.75pt" o:ole="">
             <v:imagedata r:id="rId631" o:title=""/>
           </v:shape>
-          <o:OLEObject Type="Embed" ProgID="Equation.AxMath" ShapeID="_x0000_i1358" DrawAspect="Content" ObjectID="_1850850372" r:id="rId632"/>
+          <o:OLEObject Type="Embed" ProgID="Equation.AxMath" ShapeID="_x0000_i1358" DrawAspect="Content" ObjectID="_1850851196" r:id="rId632"/>
         </w:object>
       </w:r>
       <w:r>
@@ -21325,7 +21333,7 @@
           <v:shape id="_x0000_i1359" type="#_x0000_t75" style="width:23.3pt;height:18.75pt" o:ole="">
             <v:imagedata r:id="rId633" o:title=""/>
           </v:shape>
-          <o:OLEObject Type="Embed" ProgID="Equation.AxMath" ShapeID="_x0000_i1359" DrawAspect="Content" ObjectID="_1850850373" r:id="rId634"/>
+          <o:OLEObject Type="Embed" ProgID="Equation.AxMath" ShapeID="_x0000_i1359" DrawAspect="Content" ObjectID="_1850851197" r:id="rId634"/>
         </w:object>
       </w:r>
       <w:r>
@@ -21372,7 +21380,7 @@
           <v:shape id="_x0000_i1360" type="#_x0000_t75" style="width:10.8pt;height:19.15pt" o:ole="">
             <v:imagedata r:id="rId635" o:title=""/>
           </v:shape>
-          <o:OLEObject Type="Embed" ProgID="Equation.AxMath" ShapeID="_x0000_i1360" DrawAspect="Content" ObjectID="_1850850374" r:id="rId636"/>
+          <o:OLEObject Type="Embed" ProgID="Equation.AxMath" ShapeID="_x0000_i1360" DrawAspect="Content" ObjectID="_1850851198" r:id="rId636"/>
         </w:object>
       </w:r>
       <w:r>
@@ -21386,7 +21394,7 @@
           <v:shape id="_x0000_i1361" type="#_x0000_t75" style="width:17.05pt;height:19.15pt" o:ole="">
             <v:imagedata r:id="rId637" o:title=""/>
           </v:shape>
-          <o:OLEObject Type="Embed" ProgID="Equation.AxMath" ShapeID="_x0000_i1361" DrawAspect="Content" ObjectID="_1850850375" r:id="rId638"/>
+          <o:OLEObject Type="Embed" ProgID="Equation.AxMath" ShapeID="_x0000_i1361" DrawAspect="Content" ObjectID="_1850851199" r:id="rId638"/>
         </w:object>
       </w:r>
       <w:r>
@@ -21400,7 +21408,7 @@
           <v:shape id="_x0000_i1362" type="#_x0000_t75" style="width:17.05pt;height:19.15pt" o:ole="">
             <v:imagedata r:id="rId637" o:title=""/>
           </v:shape>
-          <o:OLEObject Type="Embed" ProgID="Equation.AxMath" ShapeID="_x0000_i1362" DrawAspect="Content" ObjectID="_1850850376" r:id="rId639"/>
+          <o:OLEObject Type="Embed" ProgID="Equation.AxMath" ShapeID="_x0000_i1362" DrawAspect="Content" ObjectID="_1850851200" r:id="rId639"/>
         </w:object>
       </w:r>
       <w:r>
@@ -21414,7 +21422,7 @@
           <v:shape id="_x0000_i1363" type="#_x0000_t75" style="width:32.9pt;height:19.15pt" o:ole="">
             <v:imagedata r:id="rId640" o:title=""/>
           </v:shape>
-          <o:OLEObject Type="Embed" ProgID="Equation.AxMath" ShapeID="_x0000_i1363" DrawAspect="Content" ObjectID="_1850850377" r:id="rId641"/>
+          <o:OLEObject Type="Embed" ProgID="Equation.AxMath" ShapeID="_x0000_i1363" DrawAspect="Content" ObjectID="_1850851201" r:id="rId641"/>
         </w:object>
       </w:r>
       <w:r>
@@ -21436,7 +21444,7 @@
           <v:shape id="_x0000_i1364" type="#_x0000_t75" style="width:36.6pt;height:19.15pt" o:ole="">
             <v:imagedata r:id="rId642" o:title=""/>
           </v:shape>
-          <o:OLEObject Type="Embed" ProgID="Equation.AxMath" ShapeID="_x0000_i1364" DrawAspect="Content" ObjectID="_1850850378" r:id="rId643"/>
+          <o:OLEObject Type="Embed" ProgID="Equation.AxMath" ShapeID="_x0000_i1364" DrawAspect="Content" ObjectID="_1850851202" r:id="rId643"/>
         </w:object>
       </w:r>
       <w:r>
@@ -21456,7 +21464,7 @@
           <v:shape id="_x0000_i1365" type="#_x0000_t75" style="width:182.3pt;height:38.7pt" o:ole="">
             <v:imagedata r:id="rId644" o:title=""/>
           </v:shape>
-          <o:OLEObject Type="Embed" ProgID="Equation.AxMath" ShapeID="_x0000_i1365" DrawAspect="Content" ObjectID="_1850850379" r:id="rId645"/>
+          <o:OLEObject Type="Embed" ProgID="Equation.AxMath" ShapeID="_x0000_i1365" DrawAspect="Content" ObjectID="_1850851203" r:id="rId645"/>
         </w:object>
       </w:r>
     </w:p>
@@ -21475,7 +21483,7 @@
           <v:shape id="_x0000_i1366" type="#_x0000_t75" style="width:25.8pt;height:17.5pt" o:ole="">
             <v:imagedata r:id="rId646" o:title=""/>
           </v:shape>
-          <o:OLEObject Type="Embed" ProgID="Equation.AxMath" ShapeID="_x0000_i1366" DrawAspect="Content" ObjectID="_1850850380" r:id="rId647"/>
+          <o:OLEObject Type="Embed" ProgID="Equation.AxMath" ShapeID="_x0000_i1366" DrawAspect="Content" ObjectID="_1850851204" r:id="rId647"/>
         </w:object>
       </w:r>
       <w:r>
@@ -21503,7 +21511,7 @@
           <v:shape id="_x0000_i1367" type="#_x0000_t75" style="width:216.4pt;height:19.55pt" o:ole="">
             <v:imagedata r:id="rId648" o:title=""/>
           </v:shape>
-          <o:OLEObject Type="Embed" ProgID="Equation.AxMath" ShapeID="_x0000_i1367" DrawAspect="Content" ObjectID="_1850850381" r:id="rId649"/>
+          <o:OLEObject Type="Embed" ProgID="Equation.AxMath" ShapeID="_x0000_i1367" DrawAspect="Content" ObjectID="_1850851205" r:id="rId649"/>
         </w:object>
       </w:r>
     </w:p>
@@ -21528,7 +21536,7 @@
           <v:shape id="_x0000_i1368" type="#_x0000_t75" style="width:394.55pt;height:27.05pt" o:ole="">
             <v:imagedata r:id="rId650" o:title=""/>
           </v:shape>
-          <o:OLEObject Type="Embed" ProgID="Equation.AxMath" ShapeID="_x0000_i1368" DrawAspect="Content" ObjectID="_1850850382" r:id="rId651"/>
+          <o:OLEObject Type="Embed" ProgID="Equation.AxMath" ShapeID="_x0000_i1368" DrawAspect="Content" ObjectID="_1850851206" r:id="rId651"/>
         </w:object>
       </w:r>
     </w:p>
@@ -21547,7 +21555,7 @@
           <v:shape id="_x0000_i1369" type="#_x0000_t75" style="width:24.55pt;height:17.5pt" o:ole="">
             <v:imagedata r:id="rId652" o:title=""/>
           </v:shape>
-          <o:OLEObject Type="Embed" ProgID="Equation.AxMath" ShapeID="_x0000_i1369" DrawAspect="Content" ObjectID="_1850850383" r:id="rId653"/>
+          <o:OLEObject Type="Embed" ProgID="Equation.AxMath" ShapeID="_x0000_i1369" DrawAspect="Content" ObjectID="_1850851207" r:id="rId653"/>
         </w:object>
       </w:r>
       <w:r>
@@ -21561,7 +21569,7 @@
           <v:shape id="_x0000_i1370" type="#_x0000_t75" style="width:25.8pt;height:17.5pt" o:ole="">
             <v:imagedata r:id="rId654" o:title=""/>
           </v:shape>
-          <o:OLEObject Type="Embed" ProgID="Equation.AxMath" ShapeID="_x0000_i1370" DrawAspect="Content" ObjectID="_1850850384" r:id="rId655"/>
+          <o:OLEObject Type="Embed" ProgID="Equation.AxMath" ShapeID="_x0000_i1370" DrawAspect="Content" ObjectID="_1850851208" r:id="rId655"/>
         </w:object>
       </w:r>
       <w:r>
@@ -21587,7 +21595,7 @@
           <v:shape id="_x0000_i1371" type="#_x0000_t75" style="width:38.3pt;height:17.5pt" o:ole="">
             <v:imagedata r:id="rId656" o:title=""/>
           </v:shape>
-          <o:OLEObject Type="Embed" ProgID="Equation.AxMath" ShapeID="_x0000_i1371" DrawAspect="Content" ObjectID="_1850850385" r:id="rId657"/>
+          <o:OLEObject Type="Embed" ProgID="Equation.AxMath" ShapeID="_x0000_i1371" DrawAspect="Content" ObjectID="_1850851209" r:id="rId657"/>
         </w:object>
       </w:r>
       <w:r>
@@ -21601,7 +21609,7 @@
           <v:shape id="_x0000_i1372" type="#_x0000_t75" style="width:44.1pt;height:17.5pt" o:ole="">
             <v:imagedata r:id="rId658" o:title=""/>
           </v:shape>
-          <o:OLEObject Type="Embed" ProgID="Equation.AxMath" ShapeID="_x0000_i1372" DrawAspect="Content" ObjectID="_1850850386" r:id="rId659"/>
+          <o:OLEObject Type="Embed" ProgID="Equation.AxMath" ShapeID="_x0000_i1372" DrawAspect="Content" ObjectID="_1850851210" r:id="rId659"/>
         </w:object>
       </w:r>
       <w:r>
@@ -21615,7 +21623,7 @@
           <v:shape id="_x0000_i1373" type="#_x0000_t75" style="width:19.55pt;height:17.5pt" o:ole="">
             <v:imagedata r:id="rId660" o:title=""/>
           </v:shape>
-          <o:OLEObject Type="Embed" ProgID="Equation.AxMath" ShapeID="_x0000_i1373" DrawAspect="Content" ObjectID="_1850850387" r:id="rId661"/>
+          <o:OLEObject Type="Embed" ProgID="Equation.AxMath" ShapeID="_x0000_i1373" DrawAspect="Content" ObjectID="_1850851211" r:id="rId661"/>
         </w:object>
       </w:r>
       <w:r>
@@ -21828,7 +21836,7 @@
                 <v:shape id="_x0000_i1374" type="#_x0000_t75" style="width:17.05pt;height:17.5pt" o:ole="">
                   <v:imagedata r:id="rId662" o:title=""/>
                 </v:shape>
-                <o:OLEObject Type="Embed" ProgID="Equation.AxMath" ShapeID="_x0000_i1374" DrawAspect="Content" ObjectID="_1850850388" r:id="rId663"/>
+                <o:OLEObject Type="Embed" ProgID="Equation.AxMath" ShapeID="_x0000_i1374" DrawAspect="Content" ObjectID="_1850851212" r:id="rId663"/>
               </w:object>
             </w:r>
           </w:p>
@@ -21863,7 +21871,7 @@
                 <v:shape id="_x0000_i1375" type="#_x0000_t75" style="width:22.9pt;height:17.5pt" o:ole="">
                   <v:imagedata r:id="rId664" o:title=""/>
                 </v:shape>
-                <o:OLEObject Type="Embed" ProgID="Equation.AxMath" ShapeID="_x0000_i1375" DrawAspect="Content" ObjectID="_1850850389" r:id="rId665"/>
+                <o:OLEObject Type="Embed" ProgID="Equation.AxMath" ShapeID="_x0000_i1375" DrawAspect="Content" ObjectID="_1850851213" r:id="rId665"/>
               </w:object>
             </w:r>
             <w:r>
@@ -22265,7 +22273,7 @@
           <v:shape id="_x0000_i1376" type="#_x0000_t75" style="width:73.65pt;height:18.75pt" o:ole="">
             <v:imagedata r:id="rId666" o:title=""/>
           </v:shape>
-          <o:OLEObject Type="Embed" ProgID="Equation.AxMath" ShapeID="_x0000_i1376" DrawAspect="Content" ObjectID="_1850850390" r:id="rId667"/>
+          <o:OLEObject Type="Embed" ProgID="Equation.AxMath" ShapeID="_x0000_i1376" DrawAspect="Content" ObjectID="_1850851214" r:id="rId667"/>
         </w:object>
       </w:r>
       <w:r>
@@ -22279,7 +22287,7 @@
           <v:shape id="_x0000_i1377" type="#_x0000_t75" style="width:73.65pt;height:18.75pt" o:ole="">
             <v:imagedata r:id="rId668" o:title=""/>
           </v:shape>
-          <o:OLEObject Type="Embed" ProgID="Equation.AxMath" ShapeID="_x0000_i1377" DrawAspect="Content" ObjectID="_1850850391" r:id="rId669"/>
+          <o:OLEObject Type="Embed" ProgID="Equation.AxMath" ShapeID="_x0000_i1377" DrawAspect="Content" ObjectID="_1850851215" r:id="rId669"/>
         </w:object>
       </w:r>
       <w:r>
@@ -22333,7 +22341,7 @@
           <v:shape id="_x0000_i1378" type="#_x0000_t75" style="width:236.8pt;height:36.6pt" o:ole="">
             <v:imagedata r:id="rId670" o:title=""/>
           </v:shape>
-          <o:OLEObject Type="Embed" ProgID="Equation.AxMath" ShapeID="_x0000_i1378" DrawAspect="Content" ObjectID="_1850850392" r:id="rId671"/>
+          <o:OLEObject Type="Embed" ProgID="Equation.AxMath" ShapeID="_x0000_i1378" DrawAspect="Content" ObjectID="_1850851216" r:id="rId671"/>
         </w:object>
       </w:r>
     </w:p>
@@ -22352,7 +22360,7 @@
           <v:shape id="_x0000_i1379" type="#_x0000_t75" style="width:35.4pt;height:19.15pt" o:ole="">
             <v:imagedata r:id="rId672" o:title=""/>
           </v:shape>
-          <o:OLEObject Type="Embed" ProgID="Equation.AxMath" ShapeID="_x0000_i1379" DrawAspect="Content" ObjectID="_1850850393" r:id="rId673"/>
+          <o:OLEObject Type="Embed" ProgID="Equation.AxMath" ShapeID="_x0000_i1379" DrawAspect="Content" ObjectID="_1850851217" r:id="rId673"/>
         </w:object>
       </w:r>
       <w:r>
@@ -22366,7 +22374,7 @@
           <v:shape id="_x0000_i1380" type="#_x0000_t75" style="width:37.45pt;height:19.15pt" o:ole="">
             <v:imagedata r:id="rId674" o:title=""/>
           </v:shape>
-          <o:OLEObject Type="Embed" ProgID="Equation.AxMath" ShapeID="_x0000_i1380" DrawAspect="Content" ObjectID="_1850850394" r:id="rId675"/>
+          <o:OLEObject Type="Embed" ProgID="Equation.AxMath" ShapeID="_x0000_i1380" DrawAspect="Content" ObjectID="_1850851218" r:id="rId675"/>
         </w:object>
       </w:r>
       <w:r>
@@ -22431,7 +22439,7 @@
           <v:shape id="_x0000_i1381" type="#_x0000_t75" style="width:67.85pt;height:18.75pt" o:ole="">
             <v:imagedata r:id="rId676" o:title=""/>
           </v:shape>
-          <o:OLEObject Type="Embed" ProgID="Equation.AxMath" ShapeID="_x0000_i1381" DrawAspect="Content" ObjectID="_1850850395" r:id="rId677"/>
+          <o:OLEObject Type="Embed" ProgID="Equation.AxMath" ShapeID="_x0000_i1381" DrawAspect="Content" ObjectID="_1850851219" r:id="rId677"/>
         </w:object>
       </w:r>
     </w:p>
@@ -22453,7 +22461,7 @@
           <v:shape id="_x0000_i1382" type="#_x0000_t75" style="width:8.75pt;height:17.5pt" o:ole="">
             <v:imagedata r:id="rId678" o:title=""/>
           </v:shape>
-          <o:OLEObject Type="Embed" ProgID="Equation.AxMath" ShapeID="_x0000_i1382" DrawAspect="Content" ObjectID="_1850850396" r:id="rId679"/>
+          <o:OLEObject Type="Embed" ProgID="Equation.AxMath" ShapeID="_x0000_i1382" DrawAspect="Content" ObjectID="_1850851220" r:id="rId679"/>
         </w:object>
       </w:r>
       <w:r>
@@ -22476,7 +22484,7 @@
           <v:shape id="_x0000_i1383" type="#_x0000_t75" style="width:69.1pt;height:18.75pt" o:ole="">
             <v:imagedata r:id="rId680" o:title=""/>
           </v:shape>
-          <o:OLEObject Type="Embed" ProgID="Equation.AxMath" ShapeID="_x0000_i1383" DrawAspect="Content" ObjectID="_1850850397" r:id="rId681"/>
+          <o:OLEObject Type="Embed" ProgID="Equation.AxMath" ShapeID="_x0000_i1383" DrawAspect="Content" ObjectID="_1850851221" r:id="rId681"/>
         </w:object>
       </w:r>
     </w:p>
@@ -22554,7 +22562,7 @@
                 <v:shape id="_x0000_i1384" type="#_x0000_t75" style="width:163.15pt;height:37.45pt" o:ole="">
                   <v:imagedata r:id="rId682" o:title=""/>
                 </v:shape>
-                <o:OLEObject Type="Embed" ProgID="Equation.AxMath" ShapeID="_x0000_i1384" DrawAspect="Content" ObjectID="_1850850398" r:id="rId683"/>
+                <o:OLEObject Type="Embed" ProgID="Equation.AxMath" ShapeID="_x0000_i1384" DrawAspect="Content" ObjectID="_1850851222" r:id="rId683"/>
               </w:object>
             </w:r>
           </w:p>
@@ -22623,7 +22631,7 @@
           <v:shape id="_x0000_i1385" type="#_x0000_t75" style="width:34.55pt;height:18.75pt" o:ole="">
             <v:imagedata r:id="rId684" o:title=""/>
           </v:shape>
-          <o:OLEObject Type="Embed" ProgID="Equation.AxMath" ShapeID="_x0000_i1385" DrawAspect="Content" ObjectID="_1850850399" r:id="rId685"/>
+          <o:OLEObject Type="Embed" ProgID="Equation.AxMath" ShapeID="_x0000_i1385" DrawAspect="Content" ObjectID="_1850851223" r:id="rId685"/>
         </w:object>
       </w:r>
       <w:r>
@@ -22646,7 +22654,7 @@
           <v:shape id="_x0000_i1386" type="#_x0000_t75" style="width:156.05pt;height:33.3pt" o:ole="">
             <v:imagedata r:id="rId686" o:title=""/>
           </v:shape>
-          <o:OLEObject Type="Embed" ProgID="Equation.AxMath" ShapeID="_x0000_i1386" DrawAspect="Content" ObjectID="_1850850400" r:id="rId687"/>
+          <o:OLEObject Type="Embed" ProgID="Equation.AxMath" ShapeID="_x0000_i1386" DrawAspect="Content" ObjectID="_1850851224" r:id="rId687"/>
         </w:object>
       </w:r>
     </w:p>
@@ -22674,7 +22682,7 @@
           <v:shape id="_x0000_i1387" type="#_x0000_t75" style="width:101.55pt;height:33.3pt" o:ole="">
             <v:imagedata r:id="rId688" o:title=""/>
           </v:shape>
-          <o:OLEObject Type="Embed" ProgID="Equation.AxMath" ShapeID="_x0000_i1387" DrawAspect="Content" ObjectID="_1850850401" r:id="rId689"/>
+          <o:OLEObject Type="Embed" ProgID="Equation.AxMath" ShapeID="_x0000_i1387" DrawAspect="Content" ObjectID="_1850851225" r:id="rId689"/>
         </w:object>
       </w:r>
     </w:p>
@@ -22702,7 +22710,7 @@
           <v:shape id="_x0000_i1388" type="#_x0000_t75" style="width:149.85pt;height:33.3pt" o:ole="">
             <v:imagedata r:id="rId690" o:title=""/>
           </v:shape>
-          <o:OLEObject Type="Embed" ProgID="Equation.AxMath" ShapeID="_x0000_i1388" DrawAspect="Content" ObjectID="_1850850402" r:id="rId691"/>
+          <o:OLEObject Type="Embed" ProgID="Equation.AxMath" ShapeID="_x0000_i1388" DrawAspect="Content" ObjectID="_1850851226" r:id="rId691"/>
         </w:object>
       </w:r>
     </w:p>
@@ -22719,7 +22727,7 @@
           <v:shape id="_x0000_i1389" type="#_x0000_t75" style="width:126.5pt;height:33.3pt" o:ole="">
             <v:imagedata r:id="rId692" o:title=""/>
           </v:shape>
-          <o:OLEObject Type="Embed" ProgID="Equation.AxMath" ShapeID="_x0000_i1389" DrawAspect="Content" ObjectID="_1850850403" r:id="rId693"/>
+          <o:OLEObject Type="Embed" ProgID="Equation.AxMath" ShapeID="_x0000_i1389" DrawAspect="Content" ObjectID="_1850851227" r:id="rId693"/>
         </w:object>
       </w:r>
     </w:p>
@@ -22807,7 +22815,7 @@
                 <v:shape id="_x0000_i1390" type="#_x0000_t75" style="width:128.6pt;height:33.3pt" o:ole="">
                   <v:imagedata r:id="rId694" o:title=""/>
                 </v:shape>
-                <o:OLEObject Type="Embed" ProgID="Equation.AxMath" ShapeID="_x0000_i1390" DrawAspect="Content" ObjectID="_1850850404" r:id="rId695"/>
+                <o:OLEObject Type="Embed" ProgID="Equation.AxMath" ShapeID="_x0000_i1390" DrawAspect="Content" ObjectID="_1850851228" r:id="rId695"/>
               </w:object>
             </w:r>
           </w:p>
@@ -22882,7 +22890,7 @@
           <v:shape id="_x0000_i1391" type="#_x0000_t75" style="width:245.15pt;height:19.15pt" o:ole="">
             <v:imagedata r:id="rId696" o:title=""/>
           </v:shape>
-          <o:OLEObject Type="Embed" ProgID="Equation.AxMath" ShapeID="_x0000_i1391" DrawAspect="Content" ObjectID="_1850850405" r:id="rId697"/>
+          <o:OLEObject Type="Embed" ProgID="Equation.AxMath" ShapeID="_x0000_i1391" DrawAspect="Content" ObjectID="_1850851229" r:id="rId697"/>
         </w:object>
       </w:r>
     </w:p>
@@ -22904,7 +22912,7 @@
           <v:shape id="_x0000_i1392" type="#_x0000_t75" style="width:8.75pt;height:17.5pt" o:ole="">
             <v:imagedata r:id="rId60" o:title=""/>
           </v:shape>
-          <o:OLEObject Type="Embed" ProgID="Equation.AxMath" ShapeID="_x0000_i1392" DrawAspect="Content" ObjectID="_1850850406" r:id="rId698"/>
+          <o:OLEObject Type="Embed" ProgID="Equation.AxMath" ShapeID="_x0000_i1392" DrawAspect="Content" ObjectID="_1850851230" r:id="rId698"/>
         </w:object>
       </w:r>
       <w:r>
@@ -22927,7 +22935,7 @@
           <v:shape id="_x0000_i1393" type="#_x0000_t75" style="width:71.6pt;height:36.6pt" o:ole="">
             <v:imagedata r:id="rId699" o:title=""/>
           </v:shape>
-          <o:OLEObject Type="Embed" ProgID="Equation.AxMath" ShapeID="_x0000_i1393" DrawAspect="Content" ObjectID="_1850850407" r:id="rId700"/>
+          <o:OLEObject Type="Embed" ProgID="Equation.AxMath" ShapeID="_x0000_i1393" DrawAspect="Content" ObjectID="_1850851231" r:id="rId700"/>
         </w:object>
       </w:r>
     </w:p>
@@ -22955,7 +22963,7 @@
           <v:shape id="_x0000_i1394" type="#_x0000_t75" style="width:172.3pt;height:35.8pt" o:ole="">
             <v:imagedata r:id="rId701" o:title=""/>
           </v:shape>
-          <o:OLEObject Type="Embed" ProgID="Equation.AxMath" ShapeID="_x0000_i1394" DrawAspect="Content" ObjectID="_1850850408" r:id="rId702"/>
+          <o:OLEObject Type="Embed" ProgID="Equation.AxMath" ShapeID="_x0000_i1394" DrawAspect="Content" ObjectID="_1850851232" r:id="rId702"/>
         </w:object>
       </w:r>
     </w:p>
@@ -22977,7 +22985,7 @@
           <v:shape id="_x0000_i1395" type="#_x0000_t75" style="width:37.45pt;height:21.25pt" o:ole="">
             <v:imagedata r:id="rId703" o:title=""/>
           </v:shape>
-          <o:OLEObject Type="Embed" ProgID="Equation.AxMath" ShapeID="_x0000_i1395" DrawAspect="Content" ObjectID="_1850850409" r:id="rId704"/>
+          <o:OLEObject Type="Embed" ProgID="Equation.AxMath" ShapeID="_x0000_i1395" DrawAspect="Content" ObjectID="_1850851233" r:id="rId704"/>
         </w:object>
       </w:r>
       <w:r>
@@ -23000,7 +23008,7 @@
           <v:shape id="_x0000_i1396" type="#_x0000_t75" style="width:66.6pt;height:35.8pt" o:ole="">
             <v:imagedata r:id="rId705" o:title=""/>
           </v:shape>
-          <o:OLEObject Type="Embed" ProgID="Equation.AxMath" ShapeID="_x0000_i1396" DrawAspect="Content" ObjectID="_1850850410" r:id="rId706"/>
+          <o:OLEObject Type="Embed" ProgID="Equation.AxMath" ShapeID="_x0000_i1396" DrawAspect="Content" ObjectID="_1850851234" r:id="rId706"/>
         </w:object>
       </w:r>
     </w:p>
@@ -23028,7 +23036,7 @@
           <v:shape id="_x0000_i1397" type="#_x0000_t75" style="width:1in;height:18.75pt" o:ole="">
             <v:imagedata r:id="rId707" o:title=""/>
           </v:shape>
-          <o:OLEObject Type="Embed" ProgID="Equation.AxMath" ShapeID="_x0000_i1397" DrawAspect="Content" ObjectID="_1850850411" r:id="rId708"/>
+          <o:OLEObject Type="Embed" ProgID="Equation.AxMath" ShapeID="_x0000_i1397" DrawAspect="Content" ObjectID="_1850851235" r:id="rId708"/>
         </w:object>
       </w:r>
     </w:p>
@@ -23056,7 +23064,7 @@
           <v:shape id="_x0000_i1398" type="#_x0000_t75" style="width:71.6pt;height:18.75pt" o:ole="">
             <v:imagedata r:id="rId709" o:title=""/>
           </v:shape>
-          <o:OLEObject Type="Embed" ProgID="Equation.AxMath" ShapeID="_x0000_i1398" DrawAspect="Content" ObjectID="_1850850412" r:id="rId710"/>
+          <o:OLEObject Type="Embed" ProgID="Equation.AxMath" ShapeID="_x0000_i1398" DrawAspect="Content" ObjectID="_1850851236" r:id="rId710"/>
         </w:object>
       </w:r>
     </w:p>
@@ -23084,7 +23092,7 @@
           <v:shape id="_x0000_i1399" type="#_x0000_t75" style="width:67pt;height:33.3pt" o:ole="">
             <v:imagedata r:id="rId711" o:title=""/>
           </v:shape>
-          <o:OLEObject Type="Embed" ProgID="Equation.AxMath" ShapeID="_x0000_i1399" DrawAspect="Content" ObjectID="_1850850413" r:id="rId712"/>
+          <o:OLEObject Type="Embed" ProgID="Equation.AxMath" ShapeID="_x0000_i1399" DrawAspect="Content" ObjectID="_1850851237" r:id="rId712"/>
         </w:object>
       </w:r>
     </w:p>
@@ -23112,7 +23120,7 @@
           <v:shape id="_x0000_i1400" type="#_x0000_t75" style="width:166.05pt;height:32.9pt" o:ole="">
             <v:imagedata r:id="rId713" o:title=""/>
           </v:shape>
-          <o:OLEObject Type="Embed" ProgID="Equation.AxMath" ShapeID="_x0000_i1400" DrawAspect="Content" ObjectID="_1850850414" r:id="rId714"/>
+          <o:OLEObject Type="Embed" ProgID="Equation.AxMath" ShapeID="_x0000_i1400" DrawAspect="Content" ObjectID="_1850851238" r:id="rId714"/>
         </w:object>
       </w:r>
     </w:p>
@@ -23129,7 +23137,7 @@
           <v:shape id="_x0000_i1401" type="#_x0000_t75" style="width:168.95pt;height:32.9pt" o:ole="">
             <v:imagedata r:id="rId715" o:title=""/>
           </v:shape>
-          <o:OLEObject Type="Embed" ProgID="Equation.AxMath" ShapeID="_x0000_i1401" DrawAspect="Content" ObjectID="_1850850415" r:id="rId716"/>
+          <o:OLEObject Type="Embed" ProgID="Equation.AxMath" ShapeID="_x0000_i1401" DrawAspect="Content" ObjectID="_1850851239" r:id="rId716"/>
         </w:object>
       </w:r>
     </w:p>
@@ -23207,7 +23215,7 @@
                 <v:shape id="_x0000_i1402" type="#_x0000_t75" style="width:204.75pt;height:35.4pt" o:ole="">
                   <v:imagedata r:id="rId717" o:title=""/>
                 </v:shape>
-                <o:OLEObject Type="Embed" ProgID="Equation.AxMath" ShapeID="_x0000_i1402" DrawAspect="Content" ObjectID="_1850850416" r:id="rId718"/>
+                <o:OLEObject Type="Embed" ProgID="Equation.AxMath" ShapeID="_x0000_i1402" DrawAspect="Content" ObjectID="_1850851240" r:id="rId718"/>
               </w:object>
             </w:r>
           </w:p>
@@ -23301,7 +23309,7 @@
                 <v:shape id="_x0000_i1403" type="#_x0000_t75" style="width:159pt;height:35.4pt" o:ole="">
                   <v:imagedata r:id="rId719" o:title=""/>
                 </v:shape>
-                <o:OLEObject Type="Embed" ProgID="Equation.AxMath" ShapeID="_x0000_i1403" DrawAspect="Content" ObjectID="_1850850417" r:id="rId720"/>
+                <o:OLEObject Type="Embed" ProgID="Equation.AxMath" ShapeID="_x0000_i1403" DrawAspect="Content" ObjectID="_1850851241" r:id="rId720"/>
               </w:object>
             </w:r>
           </w:p>
@@ -23402,7 +23410,7 @@
           <v:shape id="_x0000_i1404" type="#_x0000_t75" style="width:100.7pt;height:20.4pt" o:ole="">
             <v:imagedata r:id="rId721" o:title=""/>
           </v:shape>
-          <o:OLEObject Type="Embed" ProgID="Equation.AxMath" ShapeID="_x0000_i1404" DrawAspect="Content" ObjectID="_1850850418" r:id="rId722"/>
+          <o:OLEObject Type="Embed" ProgID="Equation.AxMath" ShapeID="_x0000_i1404" DrawAspect="Content" ObjectID="_1850851242" r:id="rId722"/>
         </w:object>
       </w:r>
     </w:p>
@@ -23419,7 +23427,7 @@
           <v:shape id="_x0000_i1405" type="#_x0000_t75" style="width:148.15pt;height:35.4pt" o:ole="">
             <v:imagedata r:id="rId723" o:title=""/>
           </v:shape>
-          <o:OLEObject Type="Embed" ProgID="Equation.AxMath" ShapeID="_x0000_i1405" DrawAspect="Content" ObjectID="_1850850419" r:id="rId724"/>
+          <o:OLEObject Type="Embed" ProgID="Equation.AxMath" ShapeID="_x0000_i1405" DrawAspect="Content" ObjectID="_1850851243" r:id="rId724"/>
         </w:object>
       </w:r>
     </w:p>
@@ -23436,7 +23444,7 @@
           <v:shape id="_x0000_i1406" type="#_x0000_t75" style="width:143.6pt;height:35.4pt" o:ole="">
             <v:imagedata r:id="rId725" o:title=""/>
           </v:shape>
-          <o:OLEObject Type="Embed" ProgID="Equation.AxMath" ShapeID="_x0000_i1406" DrawAspect="Content" ObjectID="_1850850420" r:id="rId726"/>
+          <o:OLEObject Type="Embed" ProgID="Equation.AxMath" ShapeID="_x0000_i1406" DrawAspect="Content" ObjectID="_1850851244" r:id="rId726"/>
         </w:object>
       </w:r>
     </w:p>
@@ -23453,7 +23461,7 @@
           <v:shape id="_x0000_i1407" type="#_x0000_t75" style="width:287.15pt;height:35.4pt" o:ole="">
             <v:imagedata r:id="rId727" o:title=""/>
           </v:shape>
-          <o:OLEObject Type="Embed" ProgID="Equation.AxMath" ShapeID="_x0000_i1407" DrawAspect="Content" ObjectID="_1850850421" r:id="rId728"/>
+          <o:OLEObject Type="Embed" ProgID="Equation.AxMath" ShapeID="_x0000_i1407" DrawAspect="Content" ObjectID="_1850851245" r:id="rId728"/>
         </w:object>
       </w:r>
     </w:p>
@@ -23481,7 +23489,7 @@
           <v:shape id="_x0000_i1408" type="#_x0000_t75" style="width:159pt;height:20.4pt" o:ole="">
             <v:imagedata r:id="rId729" o:title=""/>
           </v:shape>
-          <o:OLEObject Type="Embed" ProgID="Equation.AxMath" ShapeID="_x0000_i1408" DrawAspect="Content" ObjectID="_1850850422" r:id="rId730"/>
+          <o:OLEObject Type="Embed" ProgID="Equation.AxMath" ShapeID="_x0000_i1408" DrawAspect="Content" ObjectID="_1850851246" r:id="rId730"/>
         </w:object>
       </w:r>
     </w:p>
@@ -23498,7 +23506,7 @@
           <v:shape id="_x0000_i1409" type="#_x0000_t75" style="width:152.75pt;height:20.4pt" o:ole="">
             <v:imagedata r:id="rId731" o:title=""/>
           </v:shape>
-          <o:OLEObject Type="Embed" ProgID="Equation.AxMath" ShapeID="_x0000_i1409" DrawAspect="Content" ObjectID="_1850850423" r:id="rId732"/>
+          <o:OLEObject Type="Embed" ProgID="Equation.AxMath" ShapeID="_x0000_i1409" DrawAspect="Content" ObjectID="_1850851247" r:id="rId732"/>
         </w:object>
       </w:r>
     </w:p>
@@ -23520,7 +23528,7 @@
           <v:shape id="_x0000_i1410" type="#_x0000_t75" style="width:46.2pt;height:32.9pt" o:ole="">
             <v:imagedata r:id="rId733" o:title=""/>
           </v:shape>
-          <o:OLEObject Type="Embed" ProgID="Equation.AxMath" ShapeID="_x0000_i1410" DrawAspect="Content" ObjectID="_1850850424" r:id="rId734"/>
+          <o:OLEObject Type="Embed" ProgID="Equation.AxMath" ShapeID="_x0000_i1410" DrawAspect="Content" ObjectID="_1850851248" r:id="rId734"/>
         </w:object>
       </w:r>
       <w:r>
@@ -23537,7 +23545,7 @@
           <v:shape id="_x0000_i1411" type="#_x0000_t75" style="width:45.35pt;height:32.9pt" o:ole="">
             <v:imagedata r:id="rId735" o:title=""/>
           </v:shape>
-          <o:OLEObject Type="Embed" ProgID="Equation.AxMath" ShapeID="_x0000_i1411" DrawAspect="Content" ObjectID="_1850850425" r:id="rId736"/>
+          <o:OLEObject Type="Embed" ProgID="Equation.AxMath" ShapeID="_x0000_i1411" DrawAspect="Content" ObjectID="_1850851249" r:id="rId736"/>
         </w:object>
       </w:r>
       <w:r>
@@ -23554,7 +23562,7 @@
           <v:shape id="_x0000_i1412" type="#_x0000_t75" style="width:28.7pt;height:17.5pt" o:ole="">
             <v:imagedata r:id="rId737" o:title=""/>
           </v:shape>
-          <o:OLEObject Type="Embed" ProgID="Equation.AxMath" ShapeID="_x0000_i1412" DrawAspect="Content" ObjectID="_1850850426" r:id="rId738"/>
+          <o:OLEObject Type="Embed" ProgID="Equation.AxMath" ShapeID="_x0000_i1412" DrawAspect="Content" ObjectID="_1850851250" r:id="rId738"/>
         </w:object>
       </w:r>
       <w:r>
@@ -23627,7 +23635,7 @@
                 <v:shape id="_x0000_i1413" type="#_x0000_t75" style="width:199.75pt;height:71.15pt" o:ole="">
                   <v:imagedata r:id="rId739" o:title=""/>
                 </v:shape>
-                <o:OLEObject Type="Embed" ProgID="Equation.AxMath" ShapeID="_x0000_i1413" DrawAspect="Content" ObjectID="_1850850427" r:id="rId740"/>
+                <o:OLEObject Type="Embed" ProgID="Equation.AxMath" ShapeID="_x0000_i1413" DrawAspect="Content" ObjectID="_1850851251" r:id="rId740"/>
               </w:object>
             </w:r>
           </w:p>
@@ -23714,7 +23722,7 @@
           <v:shape id="_x0000_i1414" type="#_x0000_t75" style="width:46.2pt;height:32.9pt" o:ole="">
             <v:imagedata r:id="rId741" o:title=""/>
           </v:shape>
-          <o:OLEObject Type="Embed" ProgID="Equation.AxMath" ShapeID="_x0000_i1414" DrawAspect="Content" ObjectID="_1850850428" r:id="rId742"/>
+          <o:OLEObject Type="Embed" ProgID="Equation.AxMath" ShapeID="_x0000_i1414" DrawAspect="Content" ObjectID="_1850851252" r:id="rId742"/>
         </w:object>
       </w:r>
       <w:r>
@@ -23737,7 +23745,7 @@
           <v:shape id="_x0000_i1415" type="#_x0000_t75" style="width:138.15pt;height:18.75pt" o:ole="">
             <v:imagedata r:id="rId743" o:title=""/>
           </v:shape>
-          <o:OLEObject Type="Embed" ProgID="Equation.AxMath" ShapeID="_x0000_i1415" DrawAspect="Content" ObjectID="_1850850429" r:id="rId744"/>
+          <o:OLEObject Type="Embed" ProgID="Equation.AxMath" ShapeID="_x0000_i1415" DrawAspect="Content" ObjectID="_1850851253" r:id="rId744"/>
         </w:object>
       </w:r>
     </w:p>
@@ -23765,7 +23773,7 @@
           <v:shape id="_x0000_i1416" type="#_x0000_t75" style="width:96.55pt;height:33.7pt" o:ole="">
             <v:imagedata r:id="rId745" o:title=""/>
           </v:shape>
-          <o:OLEObject Type="Embed" ProgID="Equation.AxMath" ShapeID="_x0000_i1416" DrawAspect="Content" ObjectID="_1850850430" r:id="rId746"/>
+          <o:OLEObject Type="Embed" ProgID="Equation.AxMath" ShapeID="_x0000_i1416" DrawAspect="Content" ObjectID="_1850851254" r:id="rId746"/>
         </w:object>
       </w:r>
     </w:p>
@@ -23805,7 +23813,7 @@
           <v:shape id="_x0000_i1417" type="#_x0000_t75" style="width:129pt;height:35.4pt" o:ole="">
             <v:imagedata r:id="rId747" o:title=""/>
           </v:shape>
-          <o:OLEObject Type="Embed" ProgID="Equation.AxMath" ShapeID="_x0000_i1417" DrawAspect="Content" ObjectID="_1850850431" r:id="rId748"/>
+          <o:OLEObject Type="Embed" ProgID="Equation.AxMath" ShapeID="_x0000_i1417" DrawAspect="Content" ObjectID="_1850851255" r:id="rId748"/>
         </w:object>
       </w:r>
     </w:p>
@@ -23853,7 +23861,7 @@
           <v:shape id="_x0000_i1418" type="#_x0000_t75" style="width:14.55pt;height:17.5pt" o:ole="">
             <v:imagedata r:id="rId749" o:title=""/>
           </v:shape>
-          <o:OLEObject Type="Embed" ProgID="Equation.AxMath" ShapeID="_x0000_i1418" DrawAspect="Content" ObjectID="_1850850432" r:id="rId750"/>
+          <o:OLEObject Type="Embed" ProgID="Equation.AxMath" ShapeID="_x0000_i1418" DrawAspect="Content" ObjectID="_1850851256" r:id="rId750"/>
         </w:object>
       </w:r>
       <w:r>
@@ -23870,7 +23878,7 @@
           <v:shape id="_x0000_i1419" type="#_x0000_t75" style="width:32.9pt;height:18.75pt" o:ole="">
             <v:imagedata r:id="rId751" o:title=""/>
           </v:shape>
-          <o:OLEObject Type="Embed" ProgID="Equation.AxMath" ShapeID="_x0000_i1419" DrawAspect="Content" ObjectID="_1850850433" r:id="rId752"/>
+          <o:OLEObject Type="Embed" ProgID="Equation.AxMath" ShapeID="_x0000_i1419" DrawAspect="Content" ObjectID="_1850851257" r:id="rId752"/>
         </w:object>
       </w:r>
       <w:r>
@@ -23893,7 +23901,7 @@
           <v:shape id="_x0000_i1420" type="#_x0000_t75" style="width:133.6pt;height:37.45pt" o:ole="">
             <v:imagedata r:id="rId753" o:title=""/>
           </v:shape>
-          <o:OLEObject Type="Embed" ProgID="Equation.AxMath" ShapeID="_x0000_i1420" DrawAspect="Content" ObjectID="_1850850434" r:id="rId754"/>
+          <o:OLEObject Type="Embed" ProgID="Equation.AxMath" ShapeID="_x0000_i1420" DrawAspect="Content" ObjectID="_1850851258" r:id="rId754"/>
         </w:object>
       </w:r>
     </w:p>
@@ -23981,7 +23989,7 @@
           <v:shape id="_x0000_i1421" type="#_x0000_t75" style="width:283pt;height:303pt" o:ole="">
             <v:imagedata r:id="rId755" o:title=""/>
           </v:shape>
-          <o:OLEObject Type="Embed" ProgID="Equation.AxMath" ShapeID="_x0000_i1421" DrawAspect="Content" ObjectID="_1850850435" r:id="rId756"/>
+          <o:OLEObject Type="Embed" ProgID="Equation.AxMath" ShapeID="_x0000_i1421" DrawAspect="Content" ObjectID="_1850851259" r:id="rId756"/>
         </w:object>
       </w:r>
     </w:p>
@@ -24015,7 +24023,7 @@
           <v:shape id="_x0000_i1422" type="#_x0000_t75" style="width:57.45pt;height:20.4pt" o:ole="">
             <v:imagedata r:id="rId757" o:title=""/>
           </v:shape>
-          <o:OLEObject Type="Embed" ProgID="Equation.AxMath" ShapeID="_x0000_i1422" DrawAspect="Content" ObjectID="_1850850436" r:id="rId758"/>
+          <o:OLEObject Type="Embed" ProgID="Equation.AxMath" ShapeID="_x0000_i1422" DrawAspect="Content" ObjectID="_1850851260" r:id="rId758"/>
         </w:object>
       </w:r>
       <w:r>
@@ -24032,7 +24040,7 @@
           <v:shape id="_x0000_i1423" type="#_x0000_t75" style="width:32.9pt;height:20.4pt" o:ole="">
             <v:imagedata r:id="rId231" o:title=""/>
           </v:shape>
-          <o:OLEObject Type="Embed" ProgID="Equation.AxMath" ShapeID="_x0000_i1423" DrawAspect="Content" ObjectID="_1850850437" r:id="rId759"/>
+          <o:OLEObject Type="Embed" ProgID="Equation.AxMath" ShapeID="_x0000_i1423" DrawAspect="Content" ObjectID="_1850851261" r:id="rId759"/>
         </w:object>
       </w:r>
       <w:r>
@@ -24049,7 +24057,7 @@
           <v:shape id="_x0000_i1424" type="#_x0000_t75" style="width:44.95pt;height:19.15pt" o:ole="">
             <v:imagedata r:id="rId760" o:title=""/>
           </v:shape>
-          <o:OLEObject Type="Embed" ProgID="Equation.AxMath" ShapeID="_x0000_i1424" DrawAspect="Content" ObjectID="_1850850438" r:id="rId761"/>
+          <o:OLEObject Type="Embed" ProgID="Equation.AxMath" ShapeID="_x0000_i1424" DrawAspect="Content" ObjectID="_1850851262" r:id="rId761"/>
         </w:object>
       </w:r>
       <w:r>
@@ -24072,7 +24080,7 @@
           <v:shape id="_x0000_i1425" type="#_x0000_t75" style="width:199.75pt;height:36.6pt" o:ole="">
             <v:imagedata r:id="rId762" o:title=""/>
           </v:shape>
-          <o:OLEObject Type="Embed" ProgID="Equation.AxMath" ShapeID="_x0000_i1425" DrawAspect="Content" ObjectID="_1850850439" r:id="rId763"/>
+          <o:OLEObject Type="Embed" ProgID="Equation.AxMath" ShapeID="_x0000_i1425" DrawAspect="Content" ObjectID="_1850851263" r:id="rId763"/>
         </w:object>
       </w:r>
     </w:p>
@@ -24094,7 +24102,7 @@
           <v:shape id="_x0000_i1426" type="#_x0000_t75" style="width:11.65pt;height:19.15pt" o:ole="">
             <v:imagedata r:id="rId764" o:title=""/>
           </v:shape>
-          <o:OLEObject Type="Embed" ProgID="Equation.AxMath" ShapeID="_x0000_i1426" DrawAspect="Content" ObjectID="_1850850440" r:id="rId765"/>
+          <o:OLEObject Type="Embed" ProgID="Equation.AxMath" ShapeID="_x0000_i1426" DrawAspect="Content" ObjectID="_1850851264" r:id="rId765"/>
         </w:object>
       </w:r>
       <w:r>
@@ -24117,7 +24125,7 @@
           <v:shape id="_x0000_i1427" type="#_x0000_t75" style="width:123.6pt;height:38.3pt" o:ole="">
             <v:imagedata r:id="rId766" o:title=""/>
           </v:shape>
-          <o:OLEObject Type="Embed" ProgID="Equation.AxMath" ShapeID="_x0000_i1427" DrawAspect="Content" ObjectID="_1850850441" r:id="rId767"/>
+          <o:OLEObject Type="Embed" ProgID="Equation.AxMath" ShapeID="_x0000_i1427" DrawAspect="Content" ObjectID="_1850851265" r:id="rId767"/>
         </w:object>
       </w:r>
     </w:p>
@@ -24191,7 +24199,7 @@
           <v:shape id="_x0000_i1428" type="#_x0000_t75" style="width:8.75pt;height:19.15pt" o:ole="">
             <v:imagedata r:id="rId768" o:title=""/>
           </v:shape>
-          <o:OLEObject Type="Embed" ProgID="Equation.AxMath" ShapeID="_x0000_i1428" DrawAspect="Content" ObjectID="_1850850442" r:id="rId769"/>
+          <o:OLEObject Type="Embed" ProgID="Equation.AxMath" ShapeID="_x0000_i1428" DrawAspect="Content" ObjectID="_1850851266" r:id="rId769"/>
         </w:object>
       </w:r>
       <w:r>
@@ -24208,7 +24216,7 @@
           <v:shape id="_x0000_i1429" type="#_x0000_t75" style="width:6.65pt;height:19.15pt" o:ole="">
             <v:imagedata r:id="rId259" o:title=""/>
           </v:shape>
-          <o:OLEObject Type="Embed" ProgID="Equation.AxMath" ShapeID="_x0000_i1429" DrawAspect="Content" ObjectID="_1850850443" r:id="rId770"/>
+          <o:OLEObject Type="Embed" ProgID="Equation.AxMath" ShapeID="_x0000_i1429" DrawAspect="Content" ObjectID="_1850851267" r:id="rId770"/>
         </w:object>
       </w:r>
       <w:r>
@@ -24243,7 +24251,7 @@
           <v:shape id="_x0000_i1430" type="#_x0000_t75" style="width:280.9pt;height:35.4pt" o:ole="">
             <v:imagedata r:id="rId771" o:title=""/>
           </v:shape>
-          <o:OLEObject Type="Embed" ProgID="Equation.AxMath" ShapeID="_x0000_i1430" DrawAspect="Content" ObjectID="_1850850444" r:id="rId772"/>
+          <o:OLEObject Type="Embed" ProgID="Equation.AxMath" ShapeID="_x0000_i1430" DrawAspect="Content" ObjectID="_1850851268" r:id="rId772"/>
         </w:object>
       </w:r>
     </w:p>
@@ -24260,7 +24268,7 @@
           <v:shape id="_x0000_i1431" type="#_x0000_t75" style="width:436.6pt;height:38.3pt" o:ole="">
             <v:imagedata r:id="rId773" o:title=""/>
           </v:shape>
-          <o:OLEObject Type="Embed" ProgID="Equation.AxMath" ShapeID="_x0000_i1431" DrawAspect="Content" ObjectID="_1850850445" r:id="rId774"/>
+          <o:OLEObject Type="Embed" ProgID="Equation.AxMath" ShapeID="_x0000_i1431" DrawAspect="Content" ObjectID="_1850851269" r:id="rId774"/>
         </w:object>
       </w:r>
     </w:p>
@@ -24282,7 +24290,7 @@
           <v:shape id="_x0000_i1432" type="#_x0000_t75" style="width:34.55pt;height:19.55pt" o:ole="">
             <v:imagedata r:id="rId462" o:title=""/>
           </v:shape>
-          <o:OLEObject Type="Embed" ProgID="Equation.AxMath" ShapeID="_x0000_i1432" DrawAspect="Content" ObjectID="_1850850446" r:id="rId775"/>
+          <o:OLEObject Type="Embed" ProgID="Equation.AxMath" ShapeID="_x0000_i1432" DrawAspect="Content" ObjectID="_1850851270" r:id="rId775"/>
         </w:object>
       </w:r>
       <w:r>
@@ -24328,7 +24336,7 @@
           <v:shape id="_x0000_i1433" type="#_x0000_t75" style="width:88.25pt;height:19.55pt" o:ole="">
             <v:imagedata r:id="rId776" o:title=""/>
           </v:shape>
-          <o:OLEObject Type="Embed" ProgID="Equation.AxMath" ShapeID="_x0000_i1433" DrawAspect="Content" ObjectID="_1850850447" r:id="rId777"/>
+          <o:OLEObject Type="Embed" ProgID="Equation.AxMath" ShapeID="_x0000_i1433" DrawAspect="Content" ObjectID="_1850851271" r:id="rId777"/>
         </w:object>
       </w:r>
     </w:p>
@@ -24382,7 +24390,7 @@
           <v:shape id="_x0000_i1434" type="#_x0000_t75" style="width:339.6pt;height:20.8pt" o:ole="">
             <v:imagedata r:id="rId778" o:title=""/>
           </v:shape>
-          <o:OLEObject Type="Embed" ProgID="Equation.AxMath" ShapeID="_x0000_i1434" DrawAspect="Content" ObjectID="_1850850448" r:id="rId779"/>
+          <o:OLEObject Type="Embed" ProgID="Equation.AxMath" ShapeID="_x0000_i1434" DrawAspect="Content" ObjectID="_1850851272" r:id="rId779"/>
         </w:object>
       </w:r>
     </w:p>
@@ -24499,7 +24507,7 @@
                 <v:shape id="_x0000_i1435" type="#_x0000_t75" style="width:268.85pt;height:35.8pt" o:ole="">
                   <v:imagedata r:id="rId780" o:title=""/>
                 </v:shape>
-                <o:OLEObject Type="Embed" ProgID="Equation.AxMath" ShapeID="_x0000_i1435" DrawAspect="Content" ObjectID="_1850850449" r:id="rId781"/>
+                <o:OLEObject Type="Embed" ProgID="Equation.AxMath" ShapeID="_x0000_i1435" DrawAspect="Content" ObjectID="_1850851273" r:id="rId781"/>
               </w:object>
             </w:r>
           </w:p>
@@ -24587,7 +24595,7 @@
           <v:shape id="_x0000_i1436" type="#_x0000_t75" style="width:128.6pt;height:37.45pt" o:ole="">
             <v:imagedata r:id="rId782" o:title=""/>
           </v:shape>
-          <o:OLEObject Type="Embed" ProgID="Equation.AxMath" ShapeID="_x0000_i1436" DrawAspect="Content" ObjectID="_1850850450" r:id="rId783"/>
+          <o:OLEObject Type="Embed" ProgID="Equation.AxMath" ShapeID="_x0000_i1436" DrawAspect="Content" ObjectID="_1850851274" r:id="rId783"/>
         </w:object>
       </w:r>
     </w:p>
@@ -24615,7 +24623,7 @@
           <v:shape id="_x0000_i1437" type="#_x0000_t75" style="width:124.45pt;height:37.45pt" o:ole="">
             <v:imagedata r:id="rId784" o:title=""/>
           </v:shape>
-          <o:OLEObject Type="Embed" ProgID="Equation.AxMath" ShapeID="_x0000_i1437" DrawAspect="Content" ObjectID="_1850850451" r:id="rId785"/>
+          <o:OLEObject Type="Embed" ProgID="Equation.AxMath" ShapeID="_x0000_i1437" DrawAspect="Content" ObjectID="_1850851275" r:id="rId785"/>
         </w:object>
       </w:r>
     </w:p>
@@ -24658,7 +24666,7 @@
           <v:shape id="_x0000_i1438" type="#_x0000_t75" style="width:84.05pt;height:19.15pt" o:ole="">
             <v:imagedata r:id="rId786" o:title=""/>
           </v:shape>
-          <o:OLEObject Type="Embed" ProgID="Equation.AxMath" ShapeID="_x0000_i1438" DrawAspect="Content" ObjectID="_1850850452" r:id="rId787"/>
+          <o:OLEObject Type="Embed" ProgID="Equation.AxMath" ShapeID="_x0000_i1438" DrawAspect="Content" ObjectID="_1850851276" r:id="rId787"/>
         </w:object>
       </w:r>
       <w:r>
@@ -24687,7 +24695,7 @@
           <v:shape id="_x0000_i1439" type="#_x0000_t75" style="width:44.95pt;height:20.4pt" o:ole="">
             <v:imagedata r:id="rId788" o:title=""/>
           </v:shape>
-          <o:OLEObject Type="Embed" ProgID="Equation.AxMath" ShapeID="_x0000_i1439" DrawAspect="Content" ObjectID="_1850850453" r:id="rId789"/>
+          <o:OLEObject Type="Embed" ProgID="Equation.AxMath" ShapeID="_x0000_i1439" DrawAspect="Content" ObjectID="_1850851277" r:id="rId789"/>
         </w:object>
       </w:r>
       <w:r>
@@ -24710,7 +24718,7 @@
           <v:shape id="_x0000_i1440" type="#_x0000_t75" style="width:312.15pt;height:36.6pt" o:ole="">
             <v:imagedata r:id="rId790" o:title=""/>
           </v:shape>
-          <o:OLEObject Type="Embed" ProgID="Equation.AxMath" ShapeID="_x0000_i1440" DrawAspect="Content" ObjectID="_1850850454" r:id="rId791"/>
+          <o:OLEObject Type="Embed" ProgID="Equation.AxMath" ShapeID="_x0000_i1440" DrawAspect="Content" ObjectID="_1850851278" r:id="rId791"/>
         </w:object>
       </w:r>
     </w:p>
@@ -24773,7 +24781,7 @@
           <v:shape id="_x0000_i1441" type="#_x0000_t75" style="width:47.45pt;height:19.15pt" o:ole="">
             <v:imagedata r:id="rId792" o:title=""/>
           </v:shape>
-          <o:OLEObject Type="Embed" ProgID="Equation.AxMath" ShapeID="_x0000_i1441" DrawAspect="Content" ObjectID="_1850850455" r:id="rId793"/>
+          <o:OLEObject Type="Embed" ProgID="Equation.AxMath" ShapeID="_x0000_i1441" DrawAspect="Content" ObjectID="_1850851279" r:id="rId793"/>
         </w:object>
       </w:r>
       <w:r>
@@ -24790,7 +24798,7 @@
           <v:shape id="_x0000_i1442" type="#_x0000_t75" style="width:46.2pt;height:19.15pt" o:ole="">
             <v:imagedata r:id="rId298" o:title=""/>
           </v:shape>
-          <o:OLEObject Type="Embed" ProgID="Equation.AxMath" ShapeID="_x0000_i1442" DrawAspect="Content" ObjectID="_1850850456" r:id="rId794"/>
+          <o:OLEObject Type="Embed" ProgID="Equation.AxMath" ShapeID="_x0000_i1442" DrawAspect="Content" ObjectID="_1850851280" r:id="rId794"/>
         </w:object>
       </w:r>
       <w:r>
@@ -24807,7 +24815,7 @@
           <v:shape id="_x0000_i1443" type="#_x0000_t75" style="width:46.2pt;height:18.75pt" o:ole="">
             <v:imagedata r:id="rId795" o:title=""/>
           </v:shape>
-          <o:OLEObject Type="Embed" ProgID="Equation.AxMath" ShapeID="_x0000_i1443" DrawAspect="Content" ObjectID="_1850850457" r:id="rId796"/>
+          <o:OLEObject Type="Embed" ProgID="Equation.AxMath" ShapeID="_x0000_i1443" DrawAspect="Content" ObjectID="_1850851281" r:id="rId796"/>
         </w:object>
       </w:r>
       <w:r>
@@ -24866,7 +24874,7 @@
           <v:shape id="_x0000_i1444" type="#_x0000_t75" style="width:105.3pt;height:26.65pt" o:ole="">
             <v:imagedata r:id="rId797" o:title=""/>
           </v:shape>
-          <o:OLEObject Type="Embed" ProgID="Equation.AxMath" ShapeID="_x0000_i1444" DrawAspect="Content" ObjectID="_1850850458" r:id="rId798"/>
+          <o:OLEObject Type="Embed" ProgID="Equation.AxMath" ShapeID="_x0000_i1444" DrawAspect="Content" ObjectID="_1850851282" r:id="rId798"/>
         </w:object>
       </w:r>
     </w:p>
@@ -24912,7 +24920,7 @@
           <v:shape id="_x0000_i1445" type="#_x0000_t75" style="width:11.65pt;height:19.15pt" o:ole="">
             <v:imagedata r:id="rId764" o:title=""/>
           </v:shape>
-          <o:OLEObject Type="Embed" ProgID="Equation.AxMath" ShapeID="_x0000_i1445" DrawAspect="Content" ObjectID="_1850850459" r:id="rId799"/>
+          <o:OLEObject Type="Embed" ProgID="Equation.AxMath" ShapeID="_x0000_i1445" DrawAspect="Content" ObjectID="_1850851283" r:id="rId799"/>
         </w:object>
       </w:r>
       <w:r>
@@ -24929,7 +24937,7 @@
           <v:shape id="_x0000_i1446" type="#_x0000_t75" style="width:12.05pt;height:19.15pt" o:ole="">
             <v:imagedata r:id="rId800" o:title=""/>
           </v:shape>
-          <o:OLEObject Type="Embed" ProgID="Equation.AxMath" ShapeID="_x0000_i1446" DrawAspect="Content" ObjectID="_1850850460" r:id="rId801"/>
+          <o:OLEObject Type="Embed" ProgID="Equation.AxMath" ShapeID="_x0000_i1446" DrawAspect="Content" ObjectID="_1850851284" r:id="rId801"/>
         </w:object>
       </w:r>
       <w:r>
@@ -24946,7 +24954,7 @@
           <v:shape id="_x0000_i1447" type="#_x0000_t75" style="width:7.1pt;height:19.15pt" o:ole="">
             <v:imagedata r:id="rId802" o:title=""/>
           </v:shape>
-          <o:OLEObject Type="Embed" ProgID="Equation.AxMath" ShapeID="_x0000_i1447" DrawAspect="Content" ObjectID="_1850850461" r:id="rId803"/>
+          <o:OLEObject Type="Embed" ProgID="Equation.AxMath" ShapeID="_x0000_i1447" DrawAspect="Content" ObjectID="_1850851285" r:id="rId803"/>
         </w:object>
       </w:r>
       <w:r>
@@ -24969,7 +24977,7 @@
           <v:shape id="_x0000_i1448" type="#_x0000_t75" style="width:72.4pt;height:35.8pt" o:ole="">
             <v:imagedata r:id="rId804" o:title=""/>
           </v:shape>
-          <o:OLEObject Type="Embed" ProgID="Equation.AxMath" ShapeID="_x0000_i1448" DrawAspect="Content" ObjectID="_1850850462" r:id="rId805"/>
+          <o:OLEObject Type="Embed" ProgID="Equation.AxMath" ShapeID="_x0000_i1448" DrawAspect="Content" ObjectID="_1850851286" r:id="rId805"/>
         </w:object>
       </w:r>
     </w:p>
@@ -24991,7 +24999,7 @@
           <v:shape id="_x0000_i1449" type="#_x0000_t75" style="width:50.35pt;height:20.4pt" o:ole="">
             <v:imagedata r:id="rId806" o:title=""/>
           </v:shape>
-          <o:OLEObject Type="Embed" ProgID="Equation.AxMath" ShapeID="_x0000_i1449" DrawAspect="Content" ObjectID="_1850850463" r:id="rId807"/>
+          <o:OLEObject Type="Embed" ProgID="Equation.AxMath" ShapeID="_x0000_i1449" DrawAspect="Content" ObjectID="_1850851287" r:id="rId807"/>
         </w:object>
       </w:r>
       <w:r>
@@ -25008,7 +25016,7 @@
           <v:shape id="_x0000_i1450" type="#_x0000_t75" style="width:84.05pt;height:20.4pt" o:ole="">
             <v:imagedata r:id="rId808" o:title=""/>
           </v:shape>
-          <o:OLEObject Type="Embed" ProgID="Equation.AxMath" ShapeID="_x0000_i1450" DrawAspect="Content" ObjectID="_1850850464" r:id="rId809"/>
+          <o:OLEObject Type="Embed" ProgID="Equation.AxMath" ShapeID="_x0000_i1450" DrawAspect="Content" ObjectID="_1850851288" r:id="rId809"/>
         </w:object>
       </w:r>
       <w:r>
@@ -25025,7 +25033,7 @@
           <v:shape id="_x0000_i1451" type="#_x0000_t75" style="width:65.35pt;height:20.8pt" o:ole="">
             <v:imagedata r:id="rId810" o:title=""/>
           </v:shape>
-          <o:OLEObject Type="Embed" ProgID="Equation.AxMath" ShapeID="_x0000_i1451" DrawAspect="Content" ObjectID="_1850850465" r:id="rId811"/>
+          <o:OLEObject Type="Embed" ProgID="Equation.AxMath" ShapeID="_x0000_i1451" DrawAspect="Content" ObjectID="_1850851289" r:id="rId811"/>
         </w:object>
       </w:r>
       <w:r>
@@ -25042,7 +25050,7 @@
           <v:shape id="_x0000_i1452" type="#_x0000_t75" style="width:12.05pt;height:19.15pt" o:ole="">
             <v:imagedata r:id="rId800" o:title=""/>
           </v:shape>
-          <o:OLEObject Type="Embed" ProgID="Equation.AxMath" ShapeID="_x0000_i1452" DrawAspect="Content" ObjectID="_1850850466" r:id="rId812"/>
+          <o:OLEObject Type="Embed" ProgID="Equation.AxMath" ShapeID="_x0000_i1452" DrawAspect="Content" ObjectID="_1850851290" r:id="rId812"/>
         </w:object>
       </w:r>
       <w:r>
@@ -25071,7 +25079,7 @@
           <v:shape id="_x0000_i1453" type="#_x0000_t75" style="width:114.05pt;height:37.45pt" o:ole="">
             <v:imagedata r:id="rId813" o:title=""/>
           </v:shape>
-          <o:OLEObject Type="Embed" ProgID="Equation.AxMath" ShapeID="_x0000_i1453" DrawAspect="Content" ObjectID="_1850850467" r:id="rId814"/>
+          <o:OLEObject Type="Embed" ProgID="Equation.AxMath" ShapeID="_x0000_i1453" DrawAspect="Content" ObjectID="_1850851291" r:id="rId814"/>
         </w:object>
       </w:r>
     </w:p>
@@ -25093,7 +25101,7 @@
           <v:shape id="_x0000_i1454" type="#_x0000_t75" style="width:50.35pt;height:20.4pt" o:ole="">
             <v:imagedata r:id="rId815" o:title=""/>
           </v:shape>
-          <o:OLEObject Type="Embed" ProgID="Equation.AxMath" ShapeID="_x0000_i1454" DrawAspect="Content" ObjectID="_1850850468" r:id="rId816"/>
+          <o:OLEObject Type="Embed" ProgID="Equation.AxMath" ShapeID="_x0000_i1454" DrawAspect="Content" ObjectID="_1850851292" r:id="rId816"/>
         </w:object>
       </w:r>
       <w:r>
@@ -25110,7 +25118,7 @@
           <v:shape id="_x0000_i1455" type="#_x0000_t75" style="width:38.3pt;height:20.4pt" o:ole="">
             <v:imagedata r:id="rId817" o:title=""/>
           </v:shape>
-          <o:OLEObject Type="Embed" ProgID="Equation.AxMath" ShapeID="_x0000_i1455" DrawAspect="Content" ObjectID="_1850850469" r:id="rId818"/>
+          <o:OLEObject Type="Embed" ProgID="Equation.AxMath" ShapeID="_x0000_i1455" DrawAspect="Content" ObjectID="_1850851293" r:id="rId818"/>
         </w:object>
       </w:r>
       <w:r>
@@ -25154,7 +25162,7 @@
           <v:shape id="_x0000_i1456" type="#_x0000_t75" style="width:96.95pt;height:24.95pt" o:ole="">
             <v:imagedata r:id="rId819" o:title=""/>
           </v:shape>
-          <o:OLEObject Type="Embed" ProgID="Equation.AxMath" ShapeID="_x0000_i1456" DrawAspect="Content" ObjectID="_1850850470" r:id="rId820"/>
+          <o:OLEObject Type="Embed" ProgID="Equation.AxMath" ShapeID="_x0000_i1456" DrawAspect="Content" ObjectID="_1850851294" r:id="rId820"/>
         </w:object>
       </w:r>
       <w:r>
@@ -25242,7 +25250,7 @@
           <v:shape id="_x0000_i1457" type="#_x0000_t75" style="width:189.35pt;height:17.5pt" o:ole="">
             <v:imagedata r:id="rId821" o:title=""/>
           </v:shape>
-          <o:OLEObject Type="Embed" ProgID="Equation.AxMath" ShapeID="_x0000_i1457" DrawAspect="Content" ObjectID="_1850850471" r:id="rId822"/>
+          <o:OLEObject Type="Embed" ProgID="Equation.AxMath" ShapeID="_x0000_i1457" DrawAspect="Content" ObjectID="_1850851295" r:id="rId822"/>
         </w:object>
       </w:r>
     </w:p>
@@ -26726,7 +26734,7 @@
           <v:shape id="_x0000_i1458" type="#_x0000_t75" style="width:85.75pt;height:17.5pt" o:ole="">
             <v:imagedata r:id="rId607" o:title=""/>
           </v:shape>
-          <o:OLEObject Type="Embed" ProgID="Equation.AxMath" ShapeID="_x0000_i1458" DrawAspect="Content" ObjectID="_1850850472" r:id="rId823"/>
+          <o:OLEObject Type="Embed" ProgID="Equation.AxMath" ShapeID="_x0000_i1458" DrawAspect="Content" ObjectID="_1850851296" r:id="rId823"/>
         </w:object>
       </w:r>
       <w:r>
@@ -27135,7 +27143,7 @@
           <v:shape id="_x0000_i1459" type="#_x0000_t75" style="width:131.95pt;height:17.9pt" o:ole="">
             <v:imagedata r:id="rId825" o:title=""/>
           </v:shape>
-          <o:OLEObject Type="Embed" ProgID="Equation.AxMath" ShapeID="_x0000_i1459" DrawAspect="Content" ObjectID="_1850850473" r:id="rId826"/>
+          <o:OLEObject Type="Embed" ProgID="Equation.AxMath" ShapeID="_x0000_i1459" DrawAspect="Content" ObjectID="_1850851297" r:id="rId826"/>
         </w:object>
       </w:r>
       <w:r>
@@ -28135,7 +28143,7 @@
           <v:shape id="_x0000_i1460" type="#_x0000_t75" style="width:139.85pt;height:34.15pt" o:ole="">
             <v:imagedata r:id="rId827" o:title=""/>
           </v:shape>
-          <o:OLEObject Type="Embed" ProgID="Equation.AxMath" ShapeID="_x0000_i1460" DrawAspect="Content" ObjectID="_1850850474" r:id="rId828"/>
+          <o:OLEObject Type="Embed" ProgID="Equation.AxMath" ShapeID="_x0000_i1460" DrawAspect="Content" ObjectID="_1850851298" r:id="rId828"/>
         </w:object>
       </w:r>
       <w:r>
@@ -28182,7 +28190,7 @@
           <v:shape id="_x0000_i1461" type="#_x0000_t75" style="width:47.45pt;height:17.9pt" o:ole="">
             <v:imagedata r:id="rId829" o:title=""/>
           </v:shape>
-          <o:OLEObject Type="Embed" ProgID="Equation.AxMath" ShapeID="_x0000_i1461" DrawAspect="Content" ObjectID="_1850850475" r:id="rId830"/>
+          <o:OLEObject Type="Embed" ProgID="Equation.AxMath" ShapeID="_x0000_i1461" DrawAspect="Content" ObjectID="_1850851299" r:id="rId830"/>
         </w:object>
       </w:r>
       <w:r>
@@ -28205,7 +28213,7 @@
           <v:shape id="_x0000_i1462" type="#_x0000_t75" style="width:47.05pt;height:17.9pt" o:ole="">
             <v:imagedata r:id="rId831" o:title=""/>
           </v:shape>
-          <o:OLEObject Type="Embed" ProgID="Equation.AxMath" ShapeID="_x0000_i1462" DrawAspect="Content" ObjectID="_1850850476" r:id="rId832"/>
+          <o:OLEObject Type="Embed" ProgID="Equation.AxMath" ShapeID="_x0000_i1462" DrawAspect="Content" ObjectID="_1850851300" r:id="rId832"/>
         </w:object>
       </w:r>
       <w:r>
@@ -28747,7 +28755,7 @@
           <v:shape id="_x0000_i1463" type="#_x0000_t75" style="width:9.15pt;height:17.9pt" o:ole="">
             <v:imagedata r:id="rId833" o:title=""/>
           </v:shape>
-          <o:OLEObject Type="Embed" ProgID="Equation.AxMath" ShapeID="_x0000_i1463" DrawAspect="Content" ObjectID="_1850850477" r:id="rId834"/>
+          <o:OLEObject Type="Embed" ProgID="Equation.AxMath" ShapeID="_x0000_i1463" DrawAspect="Content" ObjectID="_1850851301" r:id="rId834"/>
         </w:object>
       </w:r>
       <w:r>
@@ -28761,7 +28769,7 @@
           <v:shape id="_x0000_i1464" type="#_x0000_t75" style="width:15.8pt;height:17.9pt" o:ole="">
             <v:imagedata r:id="rId835" o:title=""/>
           </v:shape>
-          <o:OLEObject Type="Embed" ProgID="Equation.AxMath" ShapeID="_x0000_i1464" DrawAspect="Content" ObjectID="_1850850478" r:id="rId836"/>
+          <o:OLEObject Type="Embed" ProgID="Equation.AxMath" ShapeID="_x0000_i1464" DrawAspect="Content" ObjectID="_1850851302" r:id="rId836"/>
         </w:object>
       </w:r>
       <w:r>
@@ -28775,7 +28783,7 @@
           <v:shape id="_x0000_i1465" type="#_x0000_t75" style="width:12.5pt;height:17.9pt" o:ole="">
             <v:imagedata r:id="rId837" o:title=""/>
           </v:shape>
-          <o:OLEObject Type="Embed" ProgID="Equation.AxMath" ShapeID="_x0000_i1465" DrawAspect="Content" ObjectID="_1850850479" r:id="rId838"/>
+          <o:OLEObject Type="Embed" ProgID="Equation.AxMath" ShapeID="_x0000_i1465" DrawAspect="Content" ObjectID="_1850851303" r:id="rId838"/>
         </w:object>
       </w:r>
       <w:r>
@@ -28810,7 +28818,7 @@
           <v:shape id="_x0000_i1466" type="#_x0000_t75" style="width:15.8pt;height:17.9pt" o:ole="">
             <v:imagedata r:id="rId835" o:title=""/>
           </v:shape>
-          <o:OLEObject Type="Embed" ProgID="Equation.AxMath" ShapeID="_x0000_i1466" DrawAspect="Content" ObjectID="_1850850480" r:id="rId839"/>
+          <o:OLEObject Type="Embed" ProgID="Equation.AxMath" ShapeID="_x0000_i1466" DrawAspect="Content" ObjectID="_1850851304" r:id="rId839"/>
         </w:object>
       </w:r>
       <w:r>
@@ -28824,7 +28832,7 @@
           <v:shape id="_x0000_i1467" type="#_x0000_t75" style="width:12.5pt;height:17.9pt" o:ole="">
             <v:imagedata r:id="rId837" o:title=""/>
           </v:shape>
-          <o:OLEObject Type="Embed" ProgID="Equation.AxMath" ShapeID="_x0000_i1467" DrawAspect="Content" ObjectID="_1850850481" r:id="rId840"/>
+          <o:OLEObject Type="Embed" ProgID="Equation.AxMath" ShapeID="_x0000_i1467" DrawAspect="Content" ObjectID="_1850851305" r:id="rId840"/>
         </w:object>
       </w:r>
       <w:r>
@@ -28916,7 +28924,7 @@
           <v:shape id="_x0000_i1468" type="#_x0000_t75" style="width:96.15pt;height:22.45pt" o:ole="">
             <v:imagedata r:id="rId841" o:title=""/>
           </v:shape>
-          <o:OLEObject Type="Embed" ProgID="Equation.AxMath" ShapeID="_x0000_i1468" DrawAspect="Content" ObjectID="_1850850482" r:id="rId842"/>
+          <o:OLEObject Type="Embed" ProgID="Equation.AxMath" ShapeID="_x0000_i1468" DrawAspect="Content" ObjectID="_1850851306" r:id="rId842"/>
         </w:object>
       </w:r>
     </w:p>
@@ -28935,7 +28943,7 @@
           <v:shape id="_x0000_i1469" type="#_x0000_t75" style="width:13.75pt;height:22.45pt" o:ole="">
             <v:imagedata r:id="rId843" o:title=""/>
           </v:shape>
-          <o:OLEObject Type="Embed" ProgID="Equation.AxMath" ShapeID="_x0000_i1469" DrawAspect="Content" ObjectID="_1850850483" r:id="rId844"/>
+          <o:OLEObject Type="Embed" ProgID="Equation.AxMath" ShapeID="_x0000_i1469" DrawAspect="Content" ObjectID="_1850851307" r:id="rId844"/>
         </w:object>
       </w:r>
       <w:r>
@@ -28949,7 +28957,7 @@
           <v:shape id="_x0000_i1470" type="#_x0000_t75" style="width:28.3pt;height:18.75pt" o:ole="">
             <v:imagedata r:id="rId845" o:title=""/>
           </v:shape>
-          <o:OLEObject Type="Embed" ProgID="Equation.AxMath" ShapeID="_x0000_i1470" DrawAspect="Content" ObjectID="_1850850484" r:id="rId846"/>
+          <o:OLEObject Type="Embed" ProgID="Equation.AxMath" ShapeID="_x0000_i1470" DrawAspect="Content" ObjectID="_1850851308" r:id="rId846"/>
         </w:object>
       </w:r>
       <w:r>
@@ -28963,7 +28971,7 @@
           <v:shape id="_x0000_i1471" type="#_x0000_t75" style="width:47.45pt;height:17.9pt" o:ole="">
             <v:imagedata r:id="rId847" o:title=""/>
           </v:shape>
-          <o:OLEObject Type="Embed" ProgID="Equation.AxMath" ShapeID="_x0000_i1471" DrawAspect="Content" ObjectID="_1850850485" r:id="rId848"/>
+          <o:OLEObject Type="Embed" ProgID="Equation.AxMath" ShapeID="_x0000_i1471" DrawAspect="Content" ObjectID="_1850851309" r:id="rId848"/>
         </w:object>
       </w:r>
       <w:r>
@@ -29114,7 +29122,7 @@
           <v:shape id="_x0000_i1472" type="#_x0000_t75" style="width:54.5pt;height:17.9pt" o:ole="">
             <v:imagedata r:id="rId849" o:title=""/>
           </v:shape>
-          <o:OLEObject Type="Embed" ProgID="Equation.AxMath" ShapeID="_x0000_i1472" DrawAspect="Content" ObjectID="_1850850486" r:id="rId850"/>
+          <o:OLEObject Type="Embed" ProgID="Equation.AxMath" ShapeID="_x0000_i1472" DrawAspect="Content" ObjectID="_1850851310" r:id="rId850"/>
         </w:object>
       </w:r>
       <w:r>
@@ -29137,7 +29145,7 @@
           <v:shape id="_x0000_i1473" type="#_x0000_t75" style="width:54.5pt;height:17.9pt" o:ole="">
             <v:imagedata r:id="rId851" o:title=""/>
           </v:shape>
-          <o:OLEObject Type="Embed" ProgID="Equation.AxMath" ShapeID="_x0000_i1473" DrawAspect="Content" ObjectID="_1850850487" r:id="rId852"/>
+          <o:OLEObject Type="Embed" ProgID="Equation.AxMath" ShapeID="_x0000_i1473" DrawAspect="Content" ObjectID="_1850851311" r:id="rId852"/>
         </w:object>
       </w:r>
       <w:r>
@@ -29154,7 +29162,7 @@
           <v:shape id="_x0000_i1474" type="#_x0000_t75" style="width:38.3pt;height:17.9pt" o:ole="">
             <v:imagedata r:id="rId853" o:title=""/>
           </v:shape>
-          <o:OLEObject Type="Embed" ProgID="Equation.AxMath" ShapeID="_x0000_i1474" DrawAspect="Content" ObjectID="_1850850488" r:id="rId854"/>
+          <o:OLEObject Type="Embed" ProgID="Equation.AxMath" ShapeID="_x0000_i1474" DrawAspect="Content" ObjectID="_1850851312" r:id="rId854"/>
         </w:object>
       </w:r>
       <w:r>
@@ -29674,7 +29682,7 @@
           <v:shape id="_x0000_i1475" type="#_x0000_t75" style="width:29.55pt;height:19.15pt" o:ole="">
             <v:imagedata r:id="rId855" o:title=""/>
           </v:shape>
-          <o:OLEObject Type="Embed" ProgID="Equation.AxMath" ShapeID="_x0000_i1475" DrawAspect="Content" ObjectID="_1850850489" r:id="rId856"/>
+          <o:OLEObject Type="Embed" ProgID="Equation.AxMath" ShapeID="_x0000_i1475" DrawAspect="Content" ObjectID="_1850851313" r:id="rId856"/>
         </w:object>
       </w:r>
       <w:r>
@@ -29846,7 +29854,7 @@
           <v:shape id="_x0000_i1476" type="#_x0000_t75" style="width:135.7pt;height:35.4pt" o:ole="">
             <v:imagedata r:id="rId857" o:title=""/>
           </v:shape>
-          <o:OLEObject Type="Embed" ProgID="Equation.AxMath" ShapeID="_x0000_i1476" DrawAspect="Content" ObjectID="_1850850490" r:id="rId858"/>
+          <o:OLEObject Type="Embed" ProgID="Equation.AxMath" ShapeID="_x0000_i1476" DrawAspect="Content" ObjectID="_1850851314" r:id="rId858"/>
         </w:object>
       </w:r>
     </w:p>
@@ -29867,7 +29875,7 @@
           <v:shape id="_x0000_i1477" type="#_x0000_t75" style="width:61.2pt;height:19.15pt" o:ole="">
             <v:imagedata r:id="rId859" o:title=""/>
           </v:shape>
-          <o:OLEObject Type="Embed" ProgID="Equation.AxMath" ShapeID="_x0000_i1477" DrawAspect="Content" ObjectID="_1850850491" r:id="rId860"/>
+          <o:OLEObject Type="Embed" ProgID="Equation.AxMath" ShapeID="_x0000_i1477" DrawAspect="Content" ObjectID="_1850851315" r:id="rId860"/>
         </w:object>
       </w:r>
       <w:r>
@@ -29891,7 +29899,7 @@
           <v:shape id="_x0000_i1478" type="#_x0000_t75" style="width:28.7pt;height:20pt" o:ole="">
             <v:imagedata r:id="rId861" o:title=""/>
           </v:shape>
-          <o:OLEObject Type="Embed" ProgID="Equation.AxMath" ShapeID="_x0000_i1478" DrawAspect="Content" ObjectID="_1850850492" r:id="rId862"/>
+          <o:OLEObject Type="Embed" ProgID="Equation.AxMath" ShapeID="_x0000_i1478" DrawAspect="Content" ObjectID="_1850851316" r:id="rId862"/>
         </w:object>
       </w:r>
       <w:r>
@@ -29905,7 +29913,7 @@
           <v:shape id="_x0000_i1479" type="#_x0000_t75" style="width:32.45pt;height:20pt" o:ole="">
             <v:imagedata r:id="rId863" o:title=""/>
           </v:shape>
-          <o:OLEObject Type="Embed" ProgID="Equation.AxMath" ShapeID="_x0000_i1479" DrawAspect="Content" ObjectID="_1850850493" r:id="rId864"/>
+          <o:OLEObject Type="Embed" ProgID="Equation.AxMath" ShapeID="_x0000_i1479" DrawAspect="Content" ObjectID="_1850851317" r:id="rId864"/>
         </w:object>
       </w:r>
       <w:r>
@@ -29919,7 +29927,7 @@
           <v:shape id="_x0000_i1480" type="#_x0000_t75" style="width:28.3pt;height:20pt" o:ole="">
             <v:imagedata r:id="rId533" o:title=""/>
           </v:shape>
-          <o:OLEObject Type="Embed" ProgID="Equation.AxMath" ShapeID="_x0000_i1480" DrawAspect="Content" ObjectID="_1850850494" r:id="rId865"/>
+          <o:OLEObject Type="Embed" ProgID="Equation.AxMath" ShapeID="_x0000_i1480" DrawAspect="Content" ObjectID="_1850851318" r:id="rId865"/>
         </w:object>
       </w:r>
       <w:r>
@@ -29933,7 +29941,7 @@
           <v:shape id="_x0000_i1481" type="#_x0000_t75" style="width:43.7pt;height:20pt" o:ole="">
             <v:imagedata r:id="rId866" o:title=""/>
           </v:shape>
-          <o:OLEObject Type="Embed" ProgID="Equation.AxMath" ShapeID="_x0000_i1481" DrawAspect="Content" ObjectID="_1850850495" r:id="rId867"/>
+          <o:OLEObject Type="Embed" ProgID="Equation.AxMath" ShapeID="_x0000_i1481" DrawAspect="Content" ObjectID="_1850851319" r:id="rId867"/>
         </w:object>
       </w:r>
       <w:r>
@@ -30093,7 +30101,23 @@
         <w:pStyle w:val="a"/>
       </w:pPr>
       <w:r>
-        <w:t>MARTINS J R R A, STURDZA P, ALONSO J J. The connection between the complex-step derivative approximation and algorithmic differentiation[C]// Proceedings of the 39th Aerospace Sciences Meeting and Exhibit. Reno, NV, USA: AIAA, 2001: AIAA Paper 2001-0921. DOI: 10.2514/6.2001-921.</w:t>
+        <w:t xml:space="preserve">MARTINS J R </w:t>
+      </w:r>
+      <w:proofErr w:type="spellStart"/>
+      <w:r>
+        <w:t>R</w:t>
+      </w:r>
+      <w:proofErr w:type="spellEnd"/>
+      <w:r>
+        <w:t xml:space="preserve"> A, STURDZA P, ALONSO J </w:t>
+      </w:r>
+      <w:proofErr w:type="spellStart"/>
+      <w:r>
+        <w:t>J</w:t>
+      </w:r>
+      <w:proofErr w:type="spellEnd"/>
+      <w:r>
+        <w:t>. The connection between the complex-step derivative approximation and algorithmic differentiation[C]// Proceedings of the 39th Aerospace Sciences Meeting and Exhibit. Reno, NV, USA: AIAA, 2001: AIAA Paper 2001-0921. DOI: 10.2514/6.2001-921.</w:t>
       </w:r>
     </w:p>
     <w:p>
@@ -30109,7 +30133,15 @@
         <w:pStyle w:val="a"/>
       </w:pPr>
       <w:r>
-        <w:t>TULY S S, JOARDDER M U H, WELSH Z G, et al. Mathematical modelling of heat and mass transfer during jackfruit drying considering shrinkage[J]. Energies, 2023, 16(11): 4461. DOI: 10.3390/en16114461.</w:t>
+        <w:t xml:space="preserve">TULY S </w:t>
+      </w:r>
+      <w:proofErr w:type="spellStart"/>
+      <w:r>
+        <w:t>S</w:t>
+      </w:r>
+      <w:proofErr w:type="spellEnd"/>
+      <w:r>
+        <w:t>, JOARDDER M U H, WELSH Z G, et al. Mathematical modelling of heat and mass transfer during jackfruit drying considering shrinkage[J]. Energies, 2023, 16(11): 4461. DOI: 10.3390/en16114461.</w:t>
       </w:r>
     </w:p>
     <w:p>

--- a/paper/2026A论文.docx
+++ b/paper/2026A论文.docx
@@ -1933,10 +1933,10 @@
             <v:path o:extrusionok="f" gradientshapeok="t" o:connecttype="rect"/>
             <o:lock v:ext="edit" aspectratio="t"/>
           </v:shapetype>
-          <v:shape id="_x0000_i1027" type="#_x0000_t75" style="width:9.1pt;height:17.3pt" o:ole="">
+          <v:shape id="_x0000_i1027" type="#_x0000_t75" style="width:9.15pt;height:17.5pt" o:ole="">
             <v:imagedata r:id="rId8" o:title=""/>
           </v:shape>
-          <o:OLEObject Type="Embed" ProgID="Equation.AxMath" ShapeID="_x0000_i1027" DrawAspect="Content" ObjectID="_1850867279" r:id="rId9"/>
+          <o:OLEObject Type="Embed" ProgID="Equation.AxMath" ShapeID="_x0000_i1027" DrawAspect="Content" ObjectID="_1850869735" r:id="rId9"/>
         </w:object>
       </w:r>
       <w:r>
@@ -1950,10 +1950,10 @@
           <w:position w:val="-12"/>
         </w:rPr>
         <w:object w:dxaOrig="248" w:dyaOrig="360" w14:anchorId="3F92588C">
-          <v:shape id="_x0000_i1028" type="#_x0000_t75" style="width:12.3pt;height:18.7pt" o:ole="">
+          <v:shape id="_x0000_i1028" type="#_x0000_t75" style="width:12.5pt;height:18.75pt" o:ole="">
             <v:imagedata r:id="rId10" o:title=""/>
           </v:shape>
-          <o:OLEObject Type="Embed" ProgID="Equation.AxMath" ShapeID="_x0000_i1028" DrawAspect="Content" ObjectID="_1850867280" r:id="rId11"/>
+          <o:OLEObject Type="Embed" ProgID="Equation.AxMath" ShapeID="_x0000_i1028" DrawAspect="Content" ObjectID="_1850869736" r:id="rId11"/>
         </w:object>
       </w:r>
       <w:r>
@@ -1967,10 +1967,10 @@
           <w:position w:val="-11"/>
         </w:rPr>
         <w:object w:dxaOrig="179" w:dyaOrig="357" w14:anchorId="1162BCEF">
-          <v:shape id="_x0000_i1029" type="#_x0000_t75" style="width:9.1pt;height:17.3pt" o:ole="">
+          <v:shape id="_x0000_i1029" type="#_x0000_t75" style="width:9.15pt;height:17.5pt" o:ole="">
             <v:imagedata r:id="rId12" o:title=""/>
           </v:shape>
-          <o:OLEObject Type="Embed" ProgID="Equation.AxMath" ShapeID="_x0000_i1029" DrawAspect="Content" ObjectID="_1850867281" r:id="rId13"/>
+          <o:OLEObject Type="Embed" ProgID="Equation.AxMath" ShapeID="_x0000_i1029" DrawAspect="Content" ObjectID="_1850869737" r:id="rId13"/>
         </w:object>
       </w:r>
       <w:r>
@@ -1996,10 +1996,10 @@
           <w:position w:val="-11"/>
         </w:rPr>
         <w:object w:dxaOrig="249" w:dyaOrig="357" w14:anchorId="4AFCCAB6">
-          <v:shape id="_x0000_i1030" type="#_x0000_t75" style="width:12.3pt;height:17.3pt" o:ole="">
+          <v:shape id="_x0000_i1030" type="#_x0000_t75" style="width:12.5pt;height:17.5pt" o:ole="">
             <v:imagedata r:id="rId14" o:title=""/>
           </v:shape>
-          <o:OLEObject Type="Embed" ProgID="Equation.AxMath" ShapeID="_x0000_i1030" DrawAspect="Content" ObjectID="_1850867282" r:id="rId15"/>
+          <o:OLEObject Type="Embed" ProgID="Equation.AxMath" ShapeID="_x0000_i1030" DrawAspect="Content" ObjectID="_1850869738" r:id="rId15"/>
         </w:object>
       </w:r>
       <w:r>
@@ -2122,10 +2122,10 @@
           <w:position w:val="-11"/>
         </w:rPr>
         <w:object w:dxaOrig="1256" w:dyaOrig="357" w14:anchorId="213DA7E6">
-          <v:shape id="_x0000_i1031" type="#_x0000_t75" style="width:63.35pt;height:17.3pt" o:ole="">
+          <v:shape id="_x0000_i1031" type="#_x0000_t75" style="width:63.25pt;height:17.5pt" o:ole="">
             <v:imagedata r:id="rId16" o:title=""/>
           </v:shape>
-          <o:OLEObject Type="Embed" ProgID="Equation.AxMath" ShapeID="_x0000_i1031" DrawAspect="Content" ObjectID="_1850867283" r:id="rId17"/>
+          <o:OLEObject Type="Embed" ProgID="Equation.AxMath" ShapeID="_x0000_i1031" DrawAspect="Content" ObjectID="_1850869739" r:id="rId17"/>
         </w:object>
       </w:r>
       <w:r>
@@ -2248,10 +2248,10 @@
           <w:position w:val="-11"/>
         </w:rPr>
         <w:object w:dxaOrig="178" w:dyaOrig="357" w14:anchorId="63D4C353">
-          <v:shape id="_x0000_i74275" type="#_x0000_t75" style="width:8.65pt;height:17.75pt" o:ole="">
+          <v:shape id="_x0000_i74275" type="#_x0000_t75" style="width:8.75pt;height:17.9pt" o:ole="">
             <v:imagedata r:id="rId18" o:title=""/>
           </v:shape>
-          <o:OLEObject Type="Embed" ProgID="Equation.AxMath" ShapeID="_x0000_i74275" DrawAspect="Content" ObjectID="_1850867284" r:id="rId19"/>
+          <o:OLEObject Type="Embed" ProgID="Equation.AxMath" ShapeID="_x0000_i74275" DrawAspect="Content" ObjectID="_1850869740" r:id="rId19"/>
         </w:object>
       </w:r>
       <w:r>
@@ -2781,10 +2781,10 @@
                 <w:position w:val="-11"/>
               </w:rPr>
               <w:object w:dxaOrig="142" w:dyaOrig="350" w14:anchorId="58E12C9A">
-                <v:shape id="_x0000_i34737" type="#_x0000_t75" style="width:7.3pt;height:17.75pt" o:ole="">
+                <v:shape id="_x0000_i34737" type="#_x0000_t75" style="width:7.1pt;height:17.5pt" o:ole="">
                   <v:imagedata r:id="rId21" o:title=""/>
                 </v:shape>
-                <o:OLEObject Type="Embed" ProgID="Equation.AxMath" ShapeID="_x0000_i34737" DrawAspect="Content" ObjectID="_1850867285" r:id="rId22"/>
+                <o:OLEObject Type="Embed" ProgID="Equation.AxMath" ShapeID="_x0000_i34737" DrawAspect="Content" ObjectID="_1850869741" r:id="rId22"/>
               </w:object>
             </w:r>
           </w:p>
@@ -2821,10 +2821,10 @@
                 <w:position w:val="-11"/>
               </w:rPr>
               <w:object w:dxaOrig="150" w:dyaOrig="350" w14:anchorId="5178ED61">
-                <v:shape id="_x0000_i34738" type="#_x0000_t75" style="width:7.3pt;height:17.75pt" o:ole="">
+                <v:shape id="_x0000_i34738" type="#_x0000_t75" style="width:7.5pt;height:17.5pt" o:ole="">
                   <v:imagedata r:id="rId23" o:title=""/>
                 </v:shape>
-                <o:OLEObject Type="Embed" ProgID="Equation.AxMath" ShapeID="_x0000_i34738" DrawAspect="Content" ObjectID="_1850867286" r:id="rId24"/>
+                <o:OLEObject Type="Embed" ProgID="Equation.AxMath" ShapeID="_x0000_i34738" DrawAspect="Content" ObjectID="_1850869742" r:id="rId24"/>
               </w:object>
             </w:r>
           </w:p>
@@ -2850,10 +2850,10 @@
                 <w:position w:val="-10"/>
               </w:rPr>
               <w:object w:dxaOrig="216" w:dyaOrig="325" w14:anchorId="27378F7C">
-                <v:shape id="_x0000_i34739" type="#_x0000_t75" style="width:10.95pt;height:15.95pt" o:ole="">
+                <v:shape id="_x0000_i34739" type="#_x0000_t75" style="width:10.8pt;height:16.25pt" o:ole="">
                   <v:imagedata r:id="rId25" o:title=""/>
                 </v:shape>
-                <o:OLEObject Type="Embed" ProgID="Equation.AxMath" ShapeID="_x0000_i34739" DrawAspect="Content" ObjectID="_1850867287" r:id="rId26"/>
+                <o:OLEObject Type="Embed" ProgID="Equation.AxMath" ShapeID="_x0000_i34739" DrawAspect="Content" ObjectID="_1850869743" r:id="rId26"/>
               </w:object>
             </w:r>
           </w:p>
@@ -2890,10 +2890,10 @@
                 <w:position w:val="-11"/>
               </w:rPr>
               <w:object w:dxaOrig="258" w:dyaOrig="350" w14:anchorId="19885B72">
-                <v:shape id="_x0000_i34740" type="#_x0000_t75" style="width:12.75pt;height:17.75pt" o:ole="">
+                <v:shape id="_x0000_i34740" type="#_x0000_t75" style="width:12.9pt;height:17.5pt" o:ole="">
                   <v:imagedata r:id="rId27" o:title=""/>
                 </v:shape>
-                <o:OLEObject Type="Embed" ProgID="Equation.AxMath" ShapeID="_x0000_i34740" DrawAspect="Content" ObjectID="_1850867288" r:id="rId28"/>
+                <o:OLEObject Type="Embed" ProgID="Equation.AxMath" ShapeID="_x0000_i34740" DrawAspect="Content" ObjectID="_1850869744" r:id="rId28"/>
               </w:object>
             </w:r>
           </w:p>
@@ -2916,10 +2916,10 @@
                 <w:position w:val="-10"/>
               </w:rPr>
               <w:object w:dxaOrig="183" w:dyaOrig="325" w14:anchorId="1F28DE43">
-                <v:shape id="_x0000_i34741" type="#_x0000_t75" style="width:9.1pt;height:15.95pt" o:ole="">
+                <v:shape id="_x0000_i34741" type="#_x0000_t75" style="width:9.15pt;height:16.25pt" o:ole="">
                   <v:imagedata r:id="rId29" o:title=""/>
                 </v:shape>
-                <o:OLEObject Type="Embed" ProgID="Equation.AxMath" ShapeID="_x0000_i34741" DrawAspect="Content" ObjectID="_1850867289" r:id="rId30"/>
+                <o:OLEObject Type="Embed" ProgID="Equation.AxMath" ShapeID="_x0000_i34741" DrawAspect="Content" ObjectID="_1850869745" r:id="rId30"/>
               </w:object>
             </w:r>
           </w:p>
@@ -2956,10 +2956,10 @@
                 <w:position w:val="-11"/>
               </w:rPr>
               <w:object w:dxaOrig="258" w:dyaOrig="350" w14:anchorId="7DE36C81">
-                <v:shape id="_x0000_i34742" type="#_x0000_t75" style="width:12.75pt;height:17.75pt" o:ole="">
+                <v:shape id="_x0000_i34742" type="#_x0000_t75" style="width:12.9pt;height:17.5pt" o:ole="">
                   <v:imagedata r:id="rId27" o:title=""/>
                 </v:shape>
-                <o:OLEObject Type="Embed" ProgID="Equation.AxMath" ShapeID="_x0000_i34742" DrawAspect="Content" ObjectID="_1850867290" r:id="rId31"/>
+                <o:OLEObject Type="Embed" ProgID="Equation.AxMath" ShapeID="_x0000_i34742" DrawAspect="Content" ObjectID="_1850869746" r:id="rId31"/>
               </w:object>
             </w:r>
           </w:p>
@@ -2982,10 +2982,10 @@
                 <w:position w:val="-10"/>
               </w:rPr>
               <w:object w:dxaOrig="175" w:dyaOrig="325" w14:anchorId="18C68B99">
-                <v:shape id="_x0000_i34743" type="#_x0000_t75" style="width:8.65pt;height:15.95pt" o:ole="">
+                <v:shape id="_x0000_i34743" type="#_x0000_t75" style="width:8.75pt;height:16.25pt" o:ole="">
                   <v:imagedata r:id="rId32" o:title=""/>
                 </v:shape>
-                <o:OLEObject Type="Embed" ProgID="Equation.AxMath" ShapeID="_x0000_i34743" DrawAspect="Content" ObjectID="_1850867291" r:id="rId33"/>
+                <o:OLEObject Type="Embed" ProgID="Equation.AxMath" ShapeID="_x0000_i34743" DrawAspect="Content" ObjectID="_1850869747" r:id="rId33"/>
               </w:object>
             </w:r>
           </w:p>
@@ -3022,10 +3022,10 @@
                 <w:position w:val="-11"/>
               </w:rPr>
               <w:object w:dxaOrig="691" w:dyaOrig="375" w14:anchorId="13E63471">
-                <v:shape id="_x0000_i34744" type="#_x0000_t75" style="width:34.65pt;height:18.7pt" o:ole="">
+                <v:shape id="_x0000_i34744" type="#_x0000_t75" style="width:34.55pt;height:18.75pt" o:ole="">
                   <v:imagedata r:id="rId34" o:title=""/>
                 </v:shape>
-                <o:OLEObject Type="Embed" ProgID="Equation.AxMath" ShapeID="_x0000_i34744" DrawAspect="Content" ObjectID="_1850867292" r:id="rId35"/>
+                <o:OLEObject Type="Embed" ProgID="Equation.AxMath" ShapeID="_x0000_i34744" DrawAspect="Content" ObjectID="_1850869748" r:id="rId35"/>
               </w:object>
             </w:r>
           </w:p>
@@ -3048,10 +3048,10 @@
                 <w:position w:val="-10"/>
               </w:rPr>
               <w:object w:dxaOrig="233" w:dyaOrig="325" w14:anchorId="01768DF3">
-                <v:shape id="_x0000_i34745" type="#_x0000_t75" style="width:11.85pt;height:15.95pt" o:ole="">
+                <v:shape id="_x0000_i34745" type="#_x0000_t75" style="width:11.65pt;height:16.25pt" o:ole="">
                   <v:imagedata r:id="rId36" o:title=""/>
                 </v:shape>
-                <o:OLEObject Type="Embed" ProgID="Equation.AxMath" ShapeID="_x0000_i34745" DrawAspect="Content" ObjectID="_1850867293" r:id="rId37"/>
+                <o:OLEObject Type="Embed" ProgID="Equation.AxMath" ShapeID="_x0000_i34745" DrawAspect="Content" ObjectID="_1850869749" r:id="rId37"/>
               </w:object>
             </w:r>
           </w:p>
@@ -3088,10 +3088,10 @@
                 <w:position w:val="-11"/>
               </w:rPr>
               <w:object w:dxaOrig="907" w:dyaOrig="341" w14:anchorId="3C304DE9">
-                <v:shape id="_x0000_i34746" type="#_x0000_t75" style="width:45.55pt;height:16.85pt" o:ole="">
+                <v:shape id="_x0000_i34746" type="#_x0000_t75" style="width:45.35pt;height:17.05pt" o:ole="">
                   <v:imagedata r:id="rId38" o:title=""/>
                 </v:shape>
-                <o:OLEObject Type="Embed" ProgID="Equation.AxMath" ShapeID="_x0000_i34746" DrawAspect="Content" ObjectID="_1850867294" r:id="rId39"/>
+                <o:OLEObject Type="Embed" ProgID="Equation.AxMath" ShapeID="_x0000_i34746" DrawAspect="Content" ObjectID="_1850869750" r:id="rId39"/>
               </w:object>
             </w:r>
           </w:p>
@@ -3114,10 +3114,10 @@
                 <w:position w:val="-10"/>
               </w:rPr>
               <w:object w:dxaOrig="166" w:dyaOrig="325" w14:anchorId="2429CB0C">
-                <v:shape id="_x0000_i34747" type="#_x0000_t75" style="width:8.2pt;height:15.95pt" o:ole="">
+                <v:shape id="_x0000_i34747" type="#_x0000_t75" style="width:8.3pt;height:16.25pt" o:ole="">
                   <v:imagedata r:id="rId40" o:title=""/>
                 </v:shape>
-                <o:OLEObject Type="Embed" ProgID="Equation.AxMath" ShapeID="_x0000_i34747" DrawAspect="Content" ObjectID="_1850867295" r:id="rId41"/>
+                <o:OLEObject Type="Embed" ProgID="Equation.AxMath" ShapeID="_x0000_i34747" DrawAspect="Content" ObjectID="_1850869751" r:id="rId41"/>
               </w:object>
             </w:r>
           </w:p>
@@ -3154,10 +3154,10 @@
                 <w:position w:val="-12"/>
               </w:rPr>
               <w:object w:dxaOrig="1049" w:dyaOrig="375" w14:anchorId="725F63C6">
-                <v:shape id="_x0000_i34748" type="#_x0000_t75" style="width:52.4pt;height:18.7pt" o:ole="">
+                <v:shape id="_x0000_i34748" type="#_x0000_t75" style="width:52.45pt;height:18.75pt" o:ole="">
                   <v:imagedata r:id="rId42" o:title=""/>
                 </v:shape>
-                <o:OLEObject Type="Embed" ProgID="Equation.AxMath" ShapeID="_x0000_i34748" DrawAspect="Content" ObjectID="_1850867296" r:id="rId43"/>
+                <o:OLEObject Type="Embed" ProgID="Equation.AxMath" ShapeID="_x0000_i34748" DrawAspect="Content" ObjectID="_1850869752" r:id="rId43"/>
               </w:object>
             </w:r>
           </w:p>
@@ -3180,10 +3180,10 @@
                 <w:position w:val="-10"/>
               </w:rPr>
               <w:object w:dxaOrig="175" w:dyaOrig="325" w14:anchorId="508389A8">
-                <v:shape id="_x0000_i34749" type="#_x0000_t75" style="width:8.65pt;height:15.95pt" o:ole="">
+                <v:shape id="_x0000_i34749" type="#_x0000_t75" style="width:8.75pt;height:16.25pt" o:ole="">
                   <v:imagedata r:id="rId44" o:title=""/>
                 </v:shape>
-                <o:OLEObject Type="Embed" ProgID="Equation.AxMath" ShapeID="_x0000_i34749" DrawAspect="Content" ObjectID="_1850867297" r:id="rId45"/>
+                <o:OLEObject Type="Embed" ProgID="Equation.AxMath" ShapeID="_x0000_i34749" DrawAspect="Content" ObjectID="_1850869753" r:id="rId45"/>
               </w:object>
             </w:r>
           </w:p>
@@ -3220,10 +3220,10 @@
                 <w:position w:val="-12"/>
               </w:rPr>
               <w:object w:dxaOrig="1165" w:dyaOrig="375" w14:anchorId="6144CD11">
-                <v:shape id="_x0000_i34750" type="#_x0000_t75" style="width:58.35pt;height:18.7pt" o:ole="">
+                <v:shape id="_x0000_i34750" type="#_x0000_t75" style="width:58.25pt;height:18.75pt" o:ole="">
                   <v:imagedata r:id="rId46" o:title=""/>
                 </v:shape>
-                <o:OLEObject Type="Embed" ProgID="Equation.AxMath" ShapeID="_x0000_i34750" DrawAspect="Content" ObjectID="_1850867298" r:id="rId47"/>
+                <o:OLEObject Type="Embed" ProgID="Equation.AxMath" ShapeID="_x0000_i34750" DrawAspect="Content" ObjectID="_1850869754" r:id="rId47"/>
               </w:object>
             </w:r>
           </w:p>
@@ -3246,10 +3246,10 @@
                 <w:position w:val="-10"/>
               </w:rPr>
               <w:object w:dxaOrig="283" w:dyaOrig="325" w14:anchorId="277BF99E">
-                <v:shape id="_x0000_i34751" type="#_x0000_t75" style="width:14.15pt;height:15.95pt" o:ole="">
+                <v:shape id="_x0000_i34751" type="#_x0000_t75" style="width:14.15pt;height:16.25pt" o:ole="">
                   <v:imagedata r:id="rId48" o:title=""/>
                 </v:shape>
-                <o:OLEObject Type="Embed" ProgID="Equation.AxMath" ShapeID="_x0000_i34751" DrawAspect="Content" ObjectID="_1850867299" r:id="rId49"/>
+                <o:OLEObject Type="Embed" ProgID="Equation.AxMath" ShapeID="_x0000_i34751" DrawAspect="Content" ObjectID="_1850869755" r:id="rId49"/>
               </w:object>
             </w:r>
           </w:p>
@@ -3286,10 +3286,10 @@
                 <w:position w:val="-11"/>
               </w:rPr>
               <w:object w:dxaOrig="466" w:dyaOrig="350" w14:anchorId="5A23E037">
-                <v:shape id="_x0000_i34752" type="#_x0000_t75" style="width:23.25pt;height:17.75pt" o:ole="">
+                <v:shape id="_x0000_i34752" type="#_x0000_t75" style="width:23.3pt;height:17.5pt" o:ole="">
                   <v:imagedata r:id="rId50" o:title=""/>
                 </v:shape>
-                <o:OLEObject Type="Embed" ProgID="Equation.AxMath" ShapeID="_x0000_i34752" DrawAspect="Content" ObjectID="_1850867300" r:id="rId51"/>
+                <o:OLEObject Type="Embed" ProgID="Equation.AxMath" ShapeID="_x0000_i34752" DrawAspect="Content" ObjectID="_1850869756" r:id="rId51"/>
               </w:object>
             </w:r>
           </w:p>
@@ -3312,10 +3312,10 @@
                 <w:position w:val="-12"/>
               </w:rPr>
               <w:object w:dxaOrig="249" w:dyaOrig="382" w14:anchorId="2D5D7234">
-                <v:shape id="_x0000_i34753" type="#_x0000_t75" style="width:12.3pt;height:19.15pt" o:ole="">
+                <v:shape id="_x0000_i34753" type="#_x0000_t75" style="width:12.5pt;height:19.15pt" o:ole="">
                   <v:imagedata r:id="rId52" o:title=""/>
                 </v:shape>
-                <o:OLEObject Type="Embed" ProgID="Equation.AxMath" ShapeID="_x0000_i34753" DrawAspect="Content" ObjectID="_1850867301" r:id="rId53"/>
+                <o:OLEObject Type="Embed" ProgID="Equation.AxMath" ShapeID="_x0000_i34753" DrawAspect="Content" ObjectID="_1850869757" r:id="rId53"/>
               </w:object>
             </w:r>
           </w:p>
@@ -3352,10 +3352,10 @@
                 <w:position w:val="-12"/>
               </w:rPr>
               <w:object w:dxaOrig="592" w:dyaOrig="385" w14:anchorId="74F2EEA8">
-                <v:shape id="_x0000_i34754" type="#_x0000_t75" style="width:29.6pt;height:19.15pt" o:ole="">
+                <v:shape id="_x0000_i34754" type="#_x0000_t75" style="width:29.55pt;height:19.15pt" o:ole="">
                   <v:imagedata r:id="rId54" o:title=""/>
                 </v:shape>
-                <o:OLEObject Type="Embed" ProgID="Equation.AxMath" ShapeID="_x0000_i34754" DrawAspect="Content" ObjectID="_1850867302" r:id="rId55"/>
+                <o:OLEObject Type="Embed" ProgID="Equation.AxMath" ShapeID="_x0000_i34754" DrawAspect="Content" ObjectID="_1850869758" r:id="rId55"/>
               </w:object>
             </w:r>
           </w:p>
@@ -3378,10 +3378,10 @@
                 <w:position w:val="-13"/>
               </w:rPr>
               <w:object w:dxaOrig="366" w:dyaOrig="385" w14:anchorId="26BAA4F5">
-                <v:shape id="_x0000_i34755" type="#_x0000_t75" style="width:18.25pt;height:19.15pt" o:ole="">
+                <v:shape id="_x0000_i34755" type="#_x0000_t75" style="width:18.3pt;height:19.15pt" o:ole="">
                   <v:imagedata r:id="rId56" o:title=""/>
                 </v:shape>
-                <o:OLEObject Type="Embed" ProgID="Equation.AxMath" ShapeID="_x0000_i34755" DrawAspect="Content" ObjectID="_1850867303" r:id="rId57"/>
+                <o:OLEObject Type="Embed" ProgID="Equation.AxMath" ShapeID="_x0000_i34755" DrawAspect="Content" ObjectID="_1850869759" r:id="rId57"/>
               </w:object>
             </w:r>
           </w:p>
@@ -3418,10 +3418,10 @@
                 <w:position w:val="-12"/>
               </w:rPr>
               <w:object w:dxaOrig="289" w:dyaOrig="382" w14:anchorId="615723A4">
-                <v:shape id="_x0000_i34756" type="#_x0000_t75" style="width:14.6pt;height:19.15pt" o:ole="">
+                <v:shape id="_x0000_i34756" type="#_x0000_t75" style="width:14.55pt;height:19.15pt" o:ole="">
                   <v:imagedata r:id="rId58" o:title=""/>
                 </v:shape>
-                <o:OLEObject Type="Embed" ProgID="Equation.AxMath" ShapeID="_x0000_i34756" DrawAspect="Content" ObjectID="_1850867304" r:id="rId59"/>
+                <o:OLEObject Type="Embed" ProgID="Equation.AxMath" ShapeID="_x0000_i34756" DrawAspect="Content" ObjectID="_1850869760" r:id="rId59"/>
               </w:object>
             </w:r>
           </w:p>
@@ -3444,10 +3444,10 @@
                 <w:position w:val="-13"/>
               </w:rPr>
               <w:object w:dxaOrig="341" w:dyaOrig="385" w14:anchorId="66FF4635">
-                <v:shape id="_x0000_i34757" type="#_x0000_t75" style="width:16.85pt;height:19.15pt" o:ole="">
+                <v:shape id="_x0000_i34757" type="#_x0000_t75" style="width:17.05pt;height:19.15pt" o:ole="">
                   <v:imagedata r:id="rId60" o:title=""/>
                 </v:shape>
-                <o:OLEObject Type="Embed" ProgID="Equation.AxMath" ShapeID="_x0000_i34757" DrawAspect="Content" ObjectID="_1850867305" r:id="rId61"/>
+                <o:OLEObject Type="Embed" ProgID="Equation.AxMath" ShapeID="_x0000_i34757" DrawAspect="Content" ObjectID="_1850869761" r:id="rId61"/>
               </w:object>
             </w:r>
           </w:p>
@@ -3484,10 +3484,10 @@
                 <w:position w:val="-12"/>
               </w:rPr>
               <w:object w:dxaOrig="289" w:dyaOrig="382" w14:anchorId="6A355437">
-                <v:shape id="_x0000_i34758" type="#_x0000_t75" style="width:14.6pt;height:19.15pt" o:ole="">
+                <v:shape id="_x0000_i34758" type="#_x0000_t75" style="width:14.55pt;height:19.15pt" o:ole="">
                   <v:imagedata r:id="rId58" o:title=""/>
                 </v:shape>
-                <o:OLEObject Type="Embed" ProgID="Equation.AxMath" ShapeID="_x0000_i34758" DrawAspect="Content" ObjectID="_1850867306" r:id="rId62"/>
+                <o:OLEObject Type="Embed" ProgID="Equation.AxMath" ShapeID="_x0000_i34758" DrawAspect="Content" ObjectID="_1850869762" r:id="rId62"/>
               </w:object>
             </w:r>
           </w:p>
@@ -3510,10 +3510,10 @@
                 <w:position w:val="-11"/>
               </w:rPr>
               <w:object w:dxaOrig="658" w:dyaOrig="341" w14:anchorId="1AECB094">
-                <v:shape id="_x0000_i34759" type="#_x0000_t75" style="width:32.8pt;height:16.85pt" o:ole="">
+                <v:shape id="_x0000_i34759" type="#_x0000_t75" style="width:32.9pt;height:17.05pt" o:ole="">
                   <v:imagedata r:id="rId63" o:title=""/>
                 </v:shape>
-                <o:OLEObject Type="Embed" ProgID="Equation.AxMath" ShapeID="_x0000_i34759" DrawAspect="Content" ObjectID="_1850867307" r:id="rId64"/>
+                <o:OLEObject Type="Embed" ProgID="Equation.AxMath" ShapeID="_x0000_i34759" DrawAspect="Content" ObjectID="_1850869763" r:id="rId64"/>
               </w:object>
             </w:r>
           </w:p>
@@ -3534,10 +3534,10 @@
                 <w:position w:val="-11"/>
               </w:rPr>
               <w:object w:dxaOrig="142" w:dyaOrig="350" w14:anchorId="053ED524">
-                <v:shape id="_x0000_i34760" type="#_x0000_t75" style="width:7.3pt;height:17.75pt" o:ole="">
+                <v:shape id="_x0000_i34760" type="#_x0000_t75" style="width:7.1pt;height:17.5pt" o:ole="">
                   <v:imagedata r:id="rId65" o:title=""/>
                 </v:shape>
-                <o:OLEObject Type="Embed" ProgID="Equation.AxMath" ShapeID="_x0000_i34760" DrawAspect="Content" ObjectID="_1850867308" r:id="rId66"/>
+                <o:OLEObject Type="Embed" ProgID="Equation.AxMath" ShapeID="_x0000_i34760" DrawAspect="Content" ObjectID="_1850869764" r:id="rId66"/>
               </w:object>
             </w:r>
             <w:r>
@@ -3548,10 +3548,10 @@
                 <w:position w:val="-11"/>
               </w:rPr>
               <w:object w:dxaOrig="175" w:dyaOrig="350" w14:anchorId="56838278">
-                <v:shape id="_x0000_i34761" type="#_x0000_t75" style="width:8.65pt;height:17.75pt" o:ole="">
+                <v:shape id="_x0000_i34761" type="#_x0000_t75" style="width:8.75pt;height:17.5pt" o:ole="">
                   <v:imagedata r:id="rId67" o:title=""/>
                 </v:shape>
-                <o:OLEObject Type="Embed" ProgID="Equation.AxMath" ShapeID="_x0000_i34761" DrawAspect="Content" ObjectID="_1850867309" r:id="rId68"/>
+                <o:OLEObject Type="Embed" ProgID="Equation.AxMath" ShapeID="_x0000_i34761" DrawAspect="Content" ObjectID="_1850869765" r:id="rId68"/>
               </w:object>
             </w:r>
             <w:r>
@@ -3575,10 +3575,10 @@
                 <w:position w:val="-11"/>
               </w:rPr>
               <w:object w:dxaOrig="341" w:dyaOrig="350" w14:anchorId="0E311EDF">
-                <v:shape id="_x0000_i34762" type="#_x0000_t75" style="width:16.85pt;height:17.75pt" o:ole="">
+                <v:shape id="_x0000_i34762" type="#_x0000_t75" style="width:17.05pt;height:17.5pt" o:ole="">
                   <v:imagedata r:id="rId69" o:title=""/>
                 </v:shape>
-                <o:OLEObject Type="Embed" ProgID="Equation.AxMath" ShapeID="_x0000_i34762" DrawAspect="Content" ObjectID="_1850867310" r:id="rId70"/>
+                <o:OLEObject Type="Embed" ProgID="Equation.AxMath" ShapeID="_x0000_i34762" DrawAspect="Content" ObjectID="_1850869766" r:id="rId70"/>
               </w:object>
             </w:r>
           </w:p>
@@ -3601,10 +3601,10 @@
                 <w:position w:val="-11"/>
               </w:rPr>
               <w:object w:dxaOrig="666" w:dyaOrig="341" w14:anchorId="0D7A0C5C">
-                <v:shape id="_x0000_i34763" type="#_x0000_t75" style="width:33.25pt;height:16.85pt" o:ole="">
+                <v:shape id="_x0000_i34763" type="#_x0000_t75" style="width:33.3pt;height:17.05pt" o:ole="">
                   <v:imagedata r:id="rId71" o:title=""/>
                 </v:shape>
-                <o:OLEObject Type="Embed" ProgID="Equation.AxMath" ShapeID="_x0000_i34763" DrawAspect="Content" ObjectID="_1850867311" r:id="rId72"/>
+                <o:OLEObject Type="Embed" ProgID="Equation.AxMath" ShapeID="_x0000_i34763" DrawAspect="Content" ObjectID="_1850869767" r:id="rId72"/>
               </w:object>
             </w:r>
           </w:p>
@@ -3625,10 +3625,10 @@
                 <w:position w:val="-11"/>
               </w:rPr>
               <w:object w:dxaOrig="142" w:dyaOrig="350" w14:anchorId="1E38D381">
-                <v:shape id="_x0000_i34764" type="#_x0000_t75" style="width:7.3pt;height:17.75pt" o:ole="">
+                <v:shape id="_x0000_i34764" type="#_x0000_t75" style="width:7.1pt;height:17.5pt" o:ole="">
                   <v:imagedata r:id="rId65" o:title=""/>
                 </v:shape>
-                <o:OLEObject Type="Embed" ProgID="Equation.AxMath" ShapeID="_x0000_i34764" DrawAspect="Content" ObjectID="_1850867312" r:id="rId73"/>
+                <o:OLEObject Type="Embed" ProgID="Equation.AxMath" ShapeID="_x0000_i34764" DrawAspect="Content" ObjectID="_1850869768" r:id="rId73"/>
               </w:object>
             </w:r>
             <w:r>
@@ -3639,10 +3639,10 @@
                 <w:position w:val="-11"/>
               </w:rPr>
               <w:object w:dxaOrig="175" w:dyaOrig="350" w14:anchorId="0516CA8B">
-                <v:shape id="_x0000_i34765" type="#_x0000_t75" style="width:8.65pt;height:17.75pt" o:ole="">
+                <v:shape id="_x0000_i34765" type="#_x0000_t75" style="width:8.75pt;height:17.5pt" o:ole="">
                   <v:imagedata r:id="rId67" o:title=""/>
                 </v:shape>
-                <o:OLEObject Type="Embed" ProgID="Equation.AxMath" ShapeID="_x0000_i34765" DrawAspect="Content" ObjectID="_1850867313" r:id="rId74"/>
+                <o:OLEObject Type="Embed" ProgID="Equation.AxMath" ShapeID="_x0000_i34765" DrawAspect="Content" ObjectID="_1850869769" r:id="rId74"/>
               </w:object>
             </w:r>
             <w:r>
@@ -3667,10 +3667,10 @@
                 <w:position w:val="-11"/>
               </w:rPr>
               <w:object w:dxaOrig="608" w:dyaOrig="350" w14:anchorId="5664DF55">
-                <v:shape id="_x0000_i34766" type="#_x0000_t75" style="width:30.55pt;height:17.75pt" o:ole="">
+                <v:shape id="_x0000_i34766" type="#_x0000_t75" style="width:30.4pt;height:17.5pt" o:ole="">
                   <v:imagedata r:id="rId75" o:title=""/>
                 </v:shape>
-                <o:OLEObject Type="Embed" ProgID="Equation.AxMath" ShapeID="_x0000_i34766" DrawAspect="Content" ObjectID="_1850867314" r:id="rId76"/>
+                <o:OLEObject Type="Embed" ProgID="Equation.AxMath" ShapeID="_x0000_i34766" DrawAspect="Content" ObjectID="_1850869770" r:id="rId76"/>
               </w:object>
             </w:r>
             <w:bookmarkEnd w:id="17"/>
@@ -3694,10 +3694,10 @@
                 <w:position w:val="-13"/>
               </w:rPr>
               <w:object w:dxaOrig="729" w:dyaOrig="397" w14:anchorId="76D8997D">
-                <v:shape id="_x0000_i34767" type="#_x0000_t75" style="width:36.45pt;height:20.05pt" o:ole="">
+                <v:shape id="_x0000_i34767" type="#_x0000_t75" style="width:36.2pt;height:20pt" o:ole="">
                   <v:imagedata r:id="rId77" o:title=""/>
                 </v:shape>
-                <o:OLEObject Type="Embed" ProgID="Equation.AxMath" ShapeID="_x0000_i34767" DrawAspect="Content" ObjectID="_1850867315" r:id="rId78"/>
+                <o:OLEObject Type="Embed" ProgID="Equation.AxMath" ShapeID="_x0000_i34767" DrawAspect="Content" ObjectID="_1850869771" r:id="rId78"/>
               </w:object>
             </w:r>
           </w:p>
@@ -3718,10 +3718,10 @@
                 <w:position w:val="-11"/>
               </w:rPr>
               <w:object w:dxaOrig="142" w:dyaOrig="350" w14:anchorId="6E8559E7">
-                <v:shape id="_x0000_i34768" type="#_x0000_t75" style="width:7.3pt;height:17.75pt" o:ole="">
+                <v:shape id="_x0000_i34768" type="#_x0000_t75" style="width:7.1pt;height:17.5pt" o:ole="">
                   <v:imagedata r:id="rId65" o:title=""/>
                 </v:shape>
-                <o:OLEObject Type="Embed" ProgID="Equation.AxMath" ShapeID="_x0000_i34768" DrawAspect="Content" ObjectID="_1850867316" r:id="rId79"/>
+                <o:OLEObject Type="Embed" ProgID="Equation.AxMath" ShapeID="_x0000_i34768" DrawAspect="Content" ObjectID="_1850869772" r:id="rId79"/>
               </w:object>
             </w:r>
             <w:r>
@@ -3732,10 +3732,10 @@
                 <w:position w:val="-12"/>
               </w:rPr>
               <w:object w:dxaOrig="340" w:dyaOrig="382" w14:anchorId="0CD6D8C0">
-                <v:shape id="_x0000_i34769" type="#_x0000_t75" style="width:16.85pt;height:19.15pt" o:ole="">
+                <v:shape id="_x0000_i34769" type="#_x0000_t75" style="width:17.05pt;height:19.15pt" o:ole="">
                   <v:imagedata r:id="rId80" o:title=""/>
                 </v:shape>
-                <o:OLEObject Type="Embed" ProgID="Equation.AxMath" ShapeID="_x0000_i34769" DrawAspect="Content" ObjectID="_1850867317" r:id="rId81"/>
+                <o:OLEObject Type="Embed" ProgID="Equation.AxMath" ShapeID="_x0000_i34769" DrawAspect="Content" ObjectID="_1850869773" r:id="rId81"/>
               </w:object>
             </w:r>
             <w:r>
@@ -3759,10 +3759,10 @@
                 <w:position w:val="-11"/>
               </w:rPr>
               <w:object w:dxaOrig="341" w:dyaOrig="350" w14:anchorId="2945EB88">
-                <v:shape id="_x0000_i34770" type="#_x0000_t75" style="width:16.85pt;height:17.75pt" o:ole="">
+                <v:shape id="_x0000_i34770" type="#_x0000_t75" style="width:17.05pt;height:17.5pt" o:ole="">
                   <v:imagedata r:id="rId69" o:title=""/>
                 </v:shape>
-                <o:OLEObject Type="Embed" ProgID="Equation.AxMath" ShapeID="_x0000_i34770" DrawAspect="Content" ObjectID="_1850867318" r:id="rId82"/>
+                <o:OLEObject Type="Embed" ProgID="Equation.AxMath" ShapeID="_x0000_i34770" DrawAspect="Content" ObjectID="_1850869774" r:id="rId82"/>
               </w:object>
             </w:r>
           </w:p>
@@ -3785,10 +3785,10 @@
                 <w:position w:val="-13"/>
               </w:rPr>
               <w:object w:dxaOrig="725" w:dyaOrig="397" w14:anchorId="7A699991">
-                <v:shape id="_x0000_i34771" type="#_x0000_t75" style="width:36.45pt;height:20.05pt" o:ole="">
+                <v:shape id="_x0000_i34771" type="#_x0000_t75" style="width:36.2pt;height:20pt" o:ole="">
                   <v:imagedata r:id="rId83" o:title=""/>
                 </v:shape>
-                <o:OLEObject Type="Embed" ProgID="Equation.AxMath" ShapeID="_x0000_i34771" DrawAspect="Content" ObjectID="_1850867319" r:id="rId84"/>
+                <o:OLEObject Type="Embed" ProgID="Equation.AxMath" ShapeID="_x0000_i34771" DrawAspect="Content" ObjectID="_1850869775" r:id="rId84"/>
               </w:object>
             </w:r>
           </w:p>
@@ -3809,10 +3809,10 @@
                 <w:position w:val="-11"/>
               </w:rPr>
               <w:object w:dxaOrig="142" w:dyaOrig="350" w14:anchorId="403555B9">
-                <v:shape id="_x0000_i34772" type="#_x0000_t75" style="width:7.3pt;height:17.75pt" o:ole="">
+                <v:shape id="_x0000_i34772" type="#_x0000_t75" style="width:7.1pt;height:17.5pt" o:ole="">
                   <v:imagedata r:id="rId65" o:title=""/>
                 </v:shape>
-                <o:OLEObject Type="Embed" ProgID="Equation.AxMath" ShapeID="_x0000_i34772" DrawAspect="Content" ObjectID="_1850867320" r:id="rId85"/>
+                <o:OLEObject Type="Embed" ProgID="Equation.AxMath" ShapeID="_x0000_i34772" DrawAspect="Content" ObjectID="_1850869776" r:id="rId85"/>
               </w:object>
             </w:r>
             <w:r>
@@ -3823,10 +3823,10 @@
                 <w:position w:val="-12"/>
               </w:rPr>
               <w:object w:dxaOrig="340" w:dyaOrig="382" w14:anchorId="59267265">
-                <v:shape id="_x0000_i34773" type="#_x0000_t75" style="width:16.85pt;height:19.15pt" o:ole="">
+                <v:shape id="_x0000_i34773" type="#_x0000_t75" style="width:17.05pt;height:19.15pt" o:ole="">
                   <v:imagedata r:id="rId80" o:title=""/>
                 </v:shape>
-                <o:OLEObject Type="Embed" ProgID="Equation.AxMath" ShapeID="_x0000_i34773" DrawAspect="Content" ObjectID="_1850867321" r:id="rId86"/>
+                <o:OLEObject Type="Embed" ProgID="Equation.AxMath" ShapeID="_x0000_i34773" DrawAspect="Content" ObjectID="_1850869777" r:id="rId86"/>
               </w:object>
             </w:r>
             <w:r>
@@ -3850,10 +3850,10 @@
                 <w:position w:val="-11"/>
               </w:rPr>
               <w:object w:dxaOrig="608" w:dyaOrig="350" w14:anchorId="32FF84E1">
-                <v:shape id="_x0000_i34774" type="#_x0000_t75" style="width:30.55pt;height:17.75pt" o:ole="">
+                <v:shape id="_x0000_i34774" type="#_x0000_t75" style="width:30.4pt;height:17.5pt" o:ole="">
                   <v:imagedata r:id="rId75" o:title=""/>
                 </v:shape>
-                <o:OLEObject Type="Embed" ProgID="Equation.AxMath" ShapeID="_x0000_i34774" DrawAspect="Content" ObjectID="_1850867322" r:id="rId87"/>
+                <o:OLEObject Type="Embed" ProgID="Equation.AxMath" ShapeID="_x0000_i34774" DrawAspect="Content" ObjectID="_1850869778" r:id="rId87"/>
               </w:object>
             </w:r>
           </w:p>
@@ -3876,10 +3876,10 @@
                 <w:position w:val="-12"/>
               </w:rPr>
               <w:object w:dxaOrig="591" w:dyaOrig="375" w14:anchorId="0F996CB4">
-                <v:shape id="_x0000_i34775" type="#_x0000_t75" style="width:29.6pt;height:18.7pt" o:ole="">
+                <v:shape id="_x0000_i34775" type="#_x0000_t75" style="width:29.55pt;height:18.75pt" o:ole="">
                   <v:imagedata r:id="rId88" o:title=""/>
                 </v:shape>
-                <o:OLEObject Type="Embed" ProgID="Equation.AxMath" ShapeID="_x0000_i34775" DrawAspect="Content" ObjectID="_1850867323" r:id="rId89"/>
+                <o:OLEObject Type="Embed" ProgID="Equation.AxMath" ShapeID="_x0000_i34775" DrawAspect="Content" ObjectID="_1850869779" r:id="rId89"/>
               </w:object>
             </w:r>
           </w:p>
@@ -3900,10 +3900,10 @@
                 <w:position w:val="-11"/>
               </w:rPr>
               <w:object w:dxaOrig="142" w:dyaOrig="350" w14:anchorId="0BEBFB61">
-                <v:shape id="_x0000_i34776" type="#_x0000_t75" style="width:7.3pt;height:17.75pt" o:ole="">
+                <v:shape id="_x0000_i34776" type="#_x0000_t75" style="width:7.1pt;height:17.5pt" o:ole="">
                   <v:imagedata r:id="rId21" o:title=""/>
                 </v:shape>
-                <o:OLEObject Type="Embed" ProgID="Equation.AxMath" ShapeID="_x0000_i34776" DrawAspect="Content" ObjectID="_1850867324" r:id="rId90"/>
+                <o:OLEObject Type="Embed" ProgID="Equation.AxMath" ShapeID="_x0000_i34776" DrawAspect="Content" ObjectID="_1850869780" r:id="rId90"/>
               </w:object>
             </w:r>
             <w:r>
@@ -3927,10 +3927,10 @@
                 <w:position w:val="-11"/>
               </w:rPr>
               <w:object w:dxaOrig="341" w:dyaOrig="350" w14:anchorId="77175E60">
-                <v:shape id="_x0000_i34777" type="#_x0000_t75" style="width:16.85pt;height:17.75pt" o:ole="">
+                <v:shape id="_x0000_i34777" type="#_x0000_t75" style="width:17.05pt;height:17.5pt" o:ole="">
                   <v:imagedata r:id="rId69" o:title=""/>
                 </v:shape>
-                <o:OLEObject Type="Embed" ProgID="Equation.AxMath" ShapeID="_x0000_i34777" DrawAspect="Content" ObjectID="_1850867325" r:id="rId91"/>
+                <o:OLEObject Type="Embed" ProgID="Equation.AxMath" ShapeID="_x0000_i34777" DrawAspect="Content" ObjectID="_1850869781" r:id="rId91"/>
               </w:object>
             </w:r>
           </w:p>
@@ -3953,10 +3953,10 @@
                 <w:position w:val="-12"/>
               </w:rPr>
               <w:object w:dxaOrig="608" w:dyaOrig="375" w14:anchorId="568C742C">
-                <v:shape id="_x0000_i34778" type="#_x0000_t75" style="width:30.55pt;height:18.7pt" o:ole="">
+                <v:shape id="_x0000_i34778" type="#_x0000_t75" style="width:30.4pt;height:18.75pt" o:ole="">
                   <v:imagedata r:id="rId92" o:title=""/>
                 </v:shape>
-                <o:OLEObject Type="Embed" ProgID="Equation.AxMath" ShapeID="_x0000_i34778" DrawAspect="Content" ObjectID="_1850867326" r:id="rId93"/>
+                <o:OLEObject Type="Embed" ProgID="Equation.AxMath" ShapeID="_x0000_i34778" DrawAspect="Content" ObjectID="_1850869782" r:id="rId93"/>
               </w:object>
             </w:r>
           </w:p>
@@ -3977,10 +3977,10 @@
                 <w:position w:val="-11"/>
               </w:rPr>
               <w:object w:dxaOrig="142" w:dyaOrig="350" w14:anchorId="65519A04">
-                <v:shape id="_x0000_i34779" type="#_x0000_t75" style="width:7.3pt;height:17.75pt" o:ole="">
+                <v:shape id="_x0000_i34779" type="#_x0000_t75" style="width:7.1pt;height:17.5pt" o:ole="">
                   <v:imagedata r:id="rId21" o:title=""/>
                 </v:shape>
-                <o:OLEObject Type="Embed" ProgID="Equation.AxMath" ShapeID="_x0000_i34779" DrawAspect="Content" ObjectID="_1850867327" r:id="rId94"/>
+                <o:OLEObject Type="Embed" ProgID="Equation.AxMath" ShapeID="_x0000_i34779" DrawAspect="Content" ObjectID="_1850869783" r:id="rId94"/>
               </w:object>
             </w:r>
             <w:r>
@@ -4004,10 +4004,10 @@
                 <w:position w:val="-11"/>
               </w:rPr>
               <w:object w:dxaOrig="608" w:dyaOrig="350" w14:anchorId="068E8A16">
-                <v:shape id="_x0000_i34780" type="#_x0000_t75" style="width:30.55pt;height:17.75pt" o:ole="">
+                <v:shape id="_x0000_i34780" type="#_x0000_t75" style="width:30.4pt;height:17.5pt" o:ole="">
                   <v:imagedata r:id="rId75" o:title=""/>
                 </v:shape>
-                <o:OLEObject Type="Embed" ProgID="Equation.AxMath" ShapeID="_x0000_i34780" DrawAspect="Content" ObjectID="_1850867328" r:id="rId95"/>
+                <o:OLEObject Type="Embed" ProgID="Equation.AxMath" ShapeID="_x0000_i34780" DrawAspect="Content" ObjectID="_1850869784" r:id="rId95"/>
               </w:object>
             </w:r>
           </w:p>
@@ -4082,10 +4082,10 @@
           <w:position w:val="-12"/>
         </w:rPr>
         <w:object w:dxaOrig="719" w:dyaOrig="371" w14:anchorId="08E1808F">
-          <v:shape id="_x0000_i1063" type="#_x0000_t75" style="width:36pt;height:18.7pt" o:ole="">
+          <v:shape id="_x0000_i1063" type="#_x0000_t75" style="width:35.8pt;height:18.75pt" o:ole="">
             <v:imagedata r:id="rId96" o:title=""/>
           </v:shape>
-          <o:OLEObject Type="Embed" ProgID="Equation.AxMath" ShapeID="_x0000_i1063" DrawAspect="Content" ObjectID="_1850867329" r:id="rId97"/>
+          <o:OLEObject Type="Embed" ProgID="Equation.AxMath" ShapeID="_x0000_i1063" DrawAspect="Content" ObjectID="_1850869785" r:id="rId97"/>
         </w:object>
       </w:r>
       <w:r>
@@ -4099,10 +4099,10 @@
           <w:position w:val="-12"/>
         </w:rPr>
         <w:object w:dxaOrig="727" w:dyaOrig="371" w14:anchorId="4E0DA552">
-          <v:shape id="_x0000_i1064" type="#_x0000_t75" style="width:36.45pt;height:18.7pt" o:ole="">
+          <v:shape id="_x0000_i1064" type="#_x0000_t75" style="width:36.6pt;height:18.75pt" o:ole="">
             <v:imagedata r:id="rId98" o:title=""/>
           </v:shape>
-          <o:OLEObject Type="Embed" ProgID="Equation.AxMath" ShapeID="_x0000_i1064" DrawAspect="Content" ObjectID="_1850867330" r:id="rId99"/>
+          <o:OLEObject Type="Embed" ProgID="Equation.AxMath" ShapeID="_x0000_i1064" DrawAspect="Content" ObjectID="_1850869786" r:id="rId99"/>
         </w:object>
       </w:r>
       <w:r>
@@ -4128,10 +4128,10 @@
           <w:position w:val="-12"/>
         </w:rPr>
         <w:object w:dxaOrig="583" w:dyaOrig="371" w14:anchorId="7C8C1D8B">
-          <v:shape id="_x0000_i1065" type="#_x0000_t75" style="width:29.6pt;height:18.7pt" o:ole="">
+          <v:shape id="_x0000_i1065" type="#_x0000_t75" style="width:29.55pt;height:18.75pt" o:ole="">
             <v:imagedata r:id="rId100" o:title=""/>
           </v:shape>
-          <o:OLEObject Type="Embed" ProgID="Equation.AxMath" ShapeID="_x0000_i1065" DrawAspect="Content" ObjectID="_1850867331" r:id="rId101"/>
+          <o:OLEObject Type="Embed" ProgID="Equation.AxMath" ShapeID="_x0000_i1065" DrawAspect="Content" ObjectID="_1850869787" r:id="rId101"/>
         </w:object>
       </w:r>
       <w:r>
@@ -4145,10 +4145,10 @@
           <w:position w:val="-12"/>
         </w:rPr>
         <w:object w:dxaOrig="607" w:dyaOrig="371" w14:anchorId="265646C6">
-          <v:shape id="_x0000_i1066" type="#_x0000_t75" style="width:30.55pt;height:18.7pt" o:ole="">
+          <v:shape id="_x0000_i1066" type="#_x0000_t75" style="width:30.4pt;height:18.75pt" o:ole="">
             <v:imagedata r:id="rId102" o:title=""/>
           </v:shape>
-          <o:OLEObject Type="Embed" ProgID="Equation.AxMath" ShapeID="_x0000_i1066" DrawAspect="Content" ObjectID="_1850867332" r:id="rId103"/>
+          <o:OLEObject Type="Embed" ProgID="Equation.AxMath" ShapeID="_x0000_i1066" DrawAspect="Content" ObjectID="_1850869788" r:id="rId103"/>
         </w:object>
       </w:r>
       <w:r>
@@ -4168,10 +4168,10 @@
           <w:position w:val="-12"/>
         </w:rPr>
         <w:object w:dxaOrig="1384" w:dyaOrig="371" w14:anchorId="56E5D559">
-          <v:shape id="_x0000_i1067" type="#_x0000_t75" style="width:69.25pt;height:18.7pt" o:ole="">
+          <v:shape id="_x0000_i1067" type="#_x0000_t75" style="width:69.1pt;height:18.75pt" o:ole="">
             <v:imagedata r:id="rId104" o:title=""/>
           </v:shape>
-          <o:OLEObject Type="Embed" ProgID="Equation.AxMath" ShapeID="_x0000_i1067" DrawAspect="Content" ObjectID="_1850867333" r:id="rId105"/>
+          <o:OLEObject Type="Embed" ProgID="Equation.AxMath" ShapeID="_x0000_i1067" DrawAspect="Content" ObjectID="_1850869789" r:id="rId105"/>
         </w:object>
       </w:r>
       <w:r>
@@ -4605,10 +4605,10 @@
           <w:position w:val="-12"/>
         </w:rPr>
         <w:object w:dxaOrig="643" w:dyaOrig="377" w14:anchorId="26E33573">
-          <v:shape id="_x0000_i1068" type="#_x0000_t75" style="width:31.9pt;height:18.7pt" o:ole="">
+          <v:shape id="_x0000_i1068" type="#_x0000_t75" style="width:32.05pt;height:18.75pt" o:ole="">
             <v:imagedata r:id="rId107" o:title=""/>
           </v:shape>
-          <o:OLEObject Type="Embed" ProgID="Equation.AxMath" ShapeID="_x0000_i1068" DrawAspect="Content" ObjectID="_1850867334" r:id="rId108"/>
+          <o:OLEObject Type="Embed" ProgID="Equation.AxMath" ShapeID="_x0000_i1068" DrawAspect="Content" ObjectID="_1850869790" r:id="rId108"/>
         </w:object>
       </w:r>
       <w:r>
@@ -4629,10 +4629,10 @@
           <w:u w:val="words"/>
         </w:rPr>
         <w:object w:dxaOrig="181" w:dyaOrig="384" w14:anchorId="5A274E75">
-          <v:shape id="_x0000_i1069" type="#_x0000_t75" style="width:8.65pt;height:19.15pt" o:ole="">
+          <v:shape id="_x0000_i1069" type="#_x0000_t75" style="width:8.75pt;height:19.15pt" o:ole="">
             <v:imagedata r:id="rId109" o:title=""/>
           </v:shape>
-          <o:OLEObject Type="Embed" ProgID="Equation.AxMath" ShapeID="_x0000_i1069" DrawAspect="Content" ObjectID="_1850867335" r:id="rId110"/>
+          <o:OLEObject Type="Embed" ProgID="Equation.AxMath" ShapeID="_x0000_i1069" DrawAspect="Content" ObjectID="_1850869791" r:id="rId110"/>
         </w:object>
       </w:r>
       <w:r>
@@ -4652,10 +4652,10 @@
           <w:position w:val="-32"/>
         </w:rPr>
         <w:object w:dxaOrig="2895" w:dyaOrig="816" w14:anchorId="14FA7BE8">
-          <v:shape id="_x0000_i1070" type="#_x0000_t75" style="width:144.45pt;height:41pt" o:ole="">
+          <v:shape id="_x0000_i1070" type="#_x0000_t75" style="width:144.4pt;height:40.8pt" o:ole="">
             <v:imagedata r:id="rId111" o:title=""/>
           </v:shape>
-          <o:OLEObject Type="Embed" ProgID="Equation.AxMath" ShapeID="_x0000_i1070" DrawAspect="Content" ObjectID="_1850867336" r:id="rId112"/>
+          <o:OLEObject Type="Embed" ProgID="Equation.AxMath" ShapeID="_x0000_i1070" DrawAspect="Content" ObjectID="_1850869792" r:id="rId112"/>
         </w:object>
       </w:r>
     </w:p>
@@ -4671,10 +4671,10 @@
           <w:position w:val="-11"/>
         </w:rPr>
         <w:object w:dxaOrig="198" w:dyaOrig="357" w14:anchorId="01FF430B">
-          <v:shape id="_x0000_i1071" type="#_x0000_t75" style="width:10.5pt;height:17.3pt" o:ole="">
+          <v:shape id="_x0000_i1071" type="#_x0000_t75" style="width:10.4pt;height:17.5pt" o:ole="">
             <v:imagedata r:id="rId113" o:title=""/>
           </v:shape>
-          <o:OLEObject Type="Embed" ProgID="Equation.AxMath" ShapeID="_x0000_i1071" DrawAspect="Content" ObjectID="_1850867337" r:id="rId114"/>
+          <o:OLEObject Type="Embed" ProgID="Equation.AxMath" ShapeID="_x0000_i1071" DrawAspect="Content" ObjectID="_1850869793" r:id="rId114"/>
         </w:object>
       </w:r>
       <w:r>
@@ -4724,10 +4724,10 @@
           <w:position w:val="-31"/>
         </w:rPr>
         <w:object w:dxaOrig="5533" w:dyaOrig="787" w14:anchorId="3F921340">
-          <v:shape id="_x0000_i1072" type="#_x0000_t75" style="width:276.6pt;height:39.2pt" o:ole="">
+          <v:shape id="_x0000_i1072" type="#_x0000_t75" style="width:276.75pt;height:39.1pt" o:ole="">
             <v:imagedata r:id="rId115" o:title=""/>
           </v:shape>
-          <o:OLEObject Type="Embed" ProgID="Equation.AxMath" ShapeID="_x0000_i1072" DrawAspect="Content" ObjectID="_1850867338" r:id="rId116"/>
+          <o:OLEObject Type="Embed" ProgID="Equation.AxMath" ShapeID="_x0000_i1072" DrawAspect="Content" ObjectID="_1850869794" r:id="rId116"/>
         </w:object>
       </w:r>
     </w:p>
@@ -4966,10 +4966,10 @@
                 <w:b w:val="0"/>
               </w:rPr>
               <w:object w:dxaOrig="341" w:dyaOrig="357" w14:anchorId="5A731455">
-                <v:shape id="_x0000_i1073" type="#_x0000_t75" style="width:16.85pt;height:17.3pt" o:ole="">
+                <v:shape id="_x0000_i1073" type="#_x0000_t75" style="width:17.05pt;height:17.5pt" o:ole="">
                   <v:imagedata r:id="rId69" o:title=""/>
                 </v:shape>
-                <o:OLEObject Type="Embed" ProgID="Equation.AxMath" ShapeID="_x0000_i1073" DrawAspect="Content" ObjectID="_1850867339" r:id="rId117"/>
+                <o:OLEObject Type="Embed" ProgID="Equation.AxMath" ShapeID="_x0000_i1073" DrawAspect="Content" ObjectID="_1850869795" r:id="rId117"/>
               </w:object>
             </w:r>
           </w:p>
@@ -5019,10 +5019,10 @@
                 <w:b w:val="0"/>
               </w:rPr>
               <w:object w:dxaOrig="890" w:dyaOrig="377" w14:anchorId="336ABA50">
-                <v:shape id="_x0000_i1074" type="#_x0000_t75" style="width:45.1pt;height:18.7pt" o:ole="">
+                <v:shape id="_x0000_i1074" type="#_x0000_t75" style="width:44.95pt;height:18.75pt" o:ole="">
                   <v:imagedata r:id="rId118" o:title=""/>
                 </v:shape>
-                <o:OLEObject Type="Embed" ProgID="Equation.AxMath" ShapeID="_x0000_i1074" DrawAspect="Content" ObjectID="_1850867340" r:id="rId119"/>
+                <o:OLEObject Type="Embed" ProgID="Equation.AxMath" ShapeID="_x0000_i1074" DrawAspect="Content" ObjectID="_1850869796" r:id="rId119"/>
               </w:object>
             </w:r>
           </w:p>
@@ -5053,10 +5053,10 @@
                 <w:b w:val="0"/>
               </w:rPr>
               <w:object w:dxaOrig="1399" w:dyaOrig="386" w14:anchorId="2A63E072">
-                <v:shape id="_x0000_i1075" type="#_x0000_t75" style="width:70.2pt;height:19.15pt" o:ole="">
+                <v:shape id="_x0000_i1075" type="#_x0000_t75" style="width:70.35pt;height:19.15pt" o:ole="">
                   <v:imagedata r:id="rId120" o:title=""/>
                 </v:shape>
-                <o:OLEObject Type="Embed" ProgID="Equation.AxMath" ShapeID="_x0000_i1075" DrawAspect="Content" ObjectID="_1850867341" r:id="rId121"/>
+                <o:OLEObject Type="Embed" ProgID="Equation.AxMath" ShapeID="_x0000_i1075" DrawAspect="Content" ObjectID="_1850869797" r:id="rId121"/>
               </w:object>
             </w:r>
           </w:p>
@@ -5698,10 +5698,10 @@
           <w:position w:val="-11"/>
         </w:rPr>
         <w:object w:dxaOrig="341" w:dyaOrig="357" w14:anchorId="4DF9F58B">
-          <v:shape id="_x0000_i1076" type="#_x0000_t75" style="width:16.85pt;height:17.3pt" o:ole="">
+          <v:shape id="_x0000_i1076" type="#_x0000_t75" style="width:17.05pt;height:17.5pt" o:ole="">
             <v:imagedata r:id="rId69" o:title=""/>
           </v:shape>
-          <o:OLEObject Type="Embed" ProgID="Equation.AxMath" ShapeID="_x0000_i1076" DrawAspect="Content" ObjectID="_1850867342" r:id="rId122"/>
+          <o:OLEObject Type="Embed" ProgID="Equation.AxMath" ShapeID="_x0000_i1076" DrawAspect="Content" ObjectID="_1850869798" r:id="rId122"/>
         </w:object>
       </w:r>
       <w:r>
@@ -5827,10 +5827,10 @@
           <w:position w:val="-12"/>
         </w:rPr>
         <w:object w:dxaOrig="471" w:dyaOrig="371" w14:anchorId="48E8F472">
-          <v:shape id="_x0000_i1077" type="#_x0000_t75" style="width:23.25pt;height:18.7pt" o:ole="">
+          <v:shape id="_x0000_i1077" type="#_x0000_t75" style="width:23.3pt;height:18.75pt" o:ole="">
             <v:imagedata r:id="rId123" o:title=""/>
           </v:shape>
-          <o:OLEObject Type="Embed" ProgID="Equation.AxMath" ShapeID="_x0000_i1077" DrawAspect="Content" ObjectID="_1850867343" r:id="rId124"/>
+          <o:OLEObject Type="Embed" ProgID="Equation.AxMath" ShapeID="_x0000_i1077" DrawAspect="Content" ObjectID="_1850869799" r:id="rId124"/>
         </w:object>
       </w:r>
       <w:r>
@@ -5844,10 +5844,10 @@
           <w:position w:val="-11"/>
         </w:rPr>
         <w:object w:dxaOrig="562" w:dyaOrig="357" w14:anchorId="2BF6A191">
-          <v:shape id="_x0000_i1078" type="#_x0000_t75" style="width:28.25pt;height:17.3pt" o:ole="">
+          <v:shape id="_x0000_i1078" type="#_x0000_t75" style="width:28.3pt;height:17.5pt" o:ole="">
             <v:imagedata r:id="rId125" o:title=""/>
           </v:shape>
-          <o:OLEObject Type="Embed" ProgID="Equation.AxMath" ShapeID="_x0000_i1078" DrawAspect="Content" ObjectID="_1850867344" r:id="rId126"/>
+          <o:OLEObject Type="Embed" ProgID="Equation.AxMath" ShapeID="_x0000_i1078" DrawAspect="Content" ObjectID="_1850869800" r:id="rId126"/>
         </w:object>
       </w:r>
       <w:r>
@@ -5861,10 +5861,10 @@
           <w:position w:val="-12"/>
         </w:rPr>
         <w:object w:dxaOrig="257" w:dyaOrig="360" w14:anchorId="2FA0FD96">
-          <v:shape id="_x0000_i1079" type="#_x0000_t75" style="width:12.3pt;height:18.7pt" o:ole="">
+          <v:shape id="_x0000_i1079" type="#_x0000_t75" style="width:12.5pt;height:18.75pt" o:ole="">
             <v:imagedata r:id="rId127" o:title=""/>
           </v:shape>
-          <o:OLEObject Type="Embed" ProgID="Equation.AxMath" ShapeID="_x0000_i1079" DrawAspect="Content" ObjectID="_1850867345" r:id="rId128"/>
+          <o:OLEObject Type="Embed" ProgID="Equation.AxMath" ShapeID="_x0000_i1079" DrawAspect="Content" ObjectID="_1850869801" r:id="rId128"/>
         </w:object>
       </w:r>
       <w:r>
@@ -5944,10 +5944,10 @@
                 <w:position w:val="-28"/>
               </w:rPr>
               <w:object w:dxaOrig="6098" w:dyaOrig="698" w14:anchorId="16245A66">
-                <v:shape id="_x0000_i1080" type="#_x0000_t75" style="width:290.75pt;height:35.55pt" o:ole="">
+                <v:shape id="_x0000_i1080" type="#_x0000_t75" style="width:290.9pt;height:35.4pt" o:ole="">
                   <v:imagedata r:id="rId129" o:title=""/>
                 </v:shape>
-                <o:OLEObject Type="Embed" ProgID="Equation.AxMath" ShapeID="_x0000_i1080" DrawAspect="Content" ObjectID="_1850867346" r:id="rId130"/>
+                <o:OLEObject Type="Embed" ProgID="Equation.AxMath" ShapeID="_x0000_i1080" DrawAspect="Content" ObjectID="_1850869802" r:id="rId130"/>
               </w:object>
             </w:r>
           </w:p>
@@ -6010,10 +6010,10 @@
           <w:position w:val="-11"/>
         </w:rPr>
         <w:object w:dxaOrig="143" w:dyaOrig="357" w14:anchorId="521400E8">
-          <v:shape id="_x0000_i1081" type="#_x0000_t75" style="width:7.3pt;height:17.3pt" o:ole="">
+          <v:shape id="_x0000_i1081" type="#_x0000_t75" style="width:7.1pt;height:17.5pt" o:ole="">
             <v:imagedata r:id="rId21" o:title=""/>
           </v:shape>
-          <o:OLEObject Type="Embed" ProgID="Equation.AxMath" ShapeID="_x0000_i1081" DrawAspect="Content" ObjectID="_1850867347" r:id="rId131"/>
+          <o:OLEObject Type="Embed" ProgID="Equation.AxMath" ShapeID="_x0000_i1081" DrawAspect="Content" ObjectID="_1850869803" r:id="rId131"/>
         </w:object>
       </w:r>
       <w:r>
@@ -6024,10 +6024,10 @@
           <w:position w:val="-11"/>
         </w:rPr>
         <w:object w:dxaOrig="194" w:dyaOrig="357" w14:anchorId="4A5701BF">
-          <v:shape id="_x0000_i1082" type="#_x0000_t75" style="width:9.1pt;height:17.3pt" o:ole="">
+          <v:shape id="_x0000_i1082" type="#_x0000_t75" style="width:9.15pt;height:17.5pt" o:ole="">
             <v:imagedata r:id="rId132" o:title=""/>
           </v:shape>
-          <o:OLEObject Type="Embed" ProgID="Equation.AxMath" ShapeID="_x0000_i1082" DrawAspect="Content" ObjectID="_1850867348" r:id="rId133"/>
+          <o:OLEObject Type="Embed" ProgID="Equation.AxMath" ShapeID="_x0000_i1082" DrawAspect="Content" ObjectID="_1850869804" r:id="rId133"/>
         </w:object>
       </w:r>
       <w:r>
@@ -6038,10 +6038,10 @@
           <w:position w:val="-11"/>
         </w:rPr>
         <w:object w:dxaOrig="231" w:dyaOrig="357" w14:anchorId="02359144">
-          <v:shape id="_x0000_i1083" type="#_x0000_t75" style="width:11.85pt;height:17.3pt" o:ole="">
+          <v:shape id="_x0000_i1083" type="#_x0000_t75" style="width:11.65pt;height:17.5pt" o:ole="">
             <v:imagedata r:id="rId134" o:title=""/>
           </v:shape>
-          <o:OLEObject Type="Embed" ProgID="Equation.AxMath" ShapeID="_x0000_i1083" DrawAspect="Content" ObjectID="_1850867349" r:id="rId135"/>
+          <o:OLEObject Type="Embed" ProgID="Equation.AxMath" ShapeID="_x0000_i1083" DrawAspect="Content" ObjectID="_1850869805" r:id="rId135"/>
         </w:object>
       </w:r>
       <w:r>
@@ -6052,10 +6052,10 @@
           <w:position w:val="-11"/>
         </w:rPr>
         <w:object w:dxaOrig="197" w:dyaOrig="357" w14:anchorId="258939EB">
-          <v:shape id="_x0000_i1084" type="#_x0000_t75" style="width:10.5pt;height:17.3pt" o:ole="">
+          <v:shape id="_x0000_i1084" type="#_x0000_t75" style="width:10.4pt;height:17.5pt" o:ole="">
             <v:imagedata r:id="rId136" o:title=""/>
           </v:shape>
-          <o:OLEObject Type="Embed" ProgID="Equation.AxMath" ShapeID="_x0000_i1084" DrawAspect="Content" ObjectID="_1850867350" r:id="rId137"/>
+          <o:OLEObject Type="Embed" ProgID="Equation.AxMath" ShapeID="_x0000_i1084" DrawAspect="Content" ObjectID="_1850869806" r:id="rId137"/>
         </w:object>
       </w:r>
       <w:r>
@@ -6117,10 +6117,10 @@
           <w:position w:val="-28"/>
         </w:rPr>
         <w:object w:dxaOrig="6412" w:dyaOrig="698" w14:anchorId="7646710A">
-          <v:shape id="_x0000_i1085" type="#_x0000_t75" style="width:320.8pt;height:35.55pt" o:ole="">
+          <v:shape id="_x0000_i1085" type="#_x0000_t75" style="width:320.45pt;height:35.4pt" o:ole="">
             <v:imagedata r:id="rId138" o:title=""/>
           </v:shape>
-          <o:OLEObject Type="Embed" ProgID="Equation.AxMath" ShapeID="_x0000_i1085" DrawAspect="Content" ObjectID="_1850867351" r:id="rId139"/>
+          <o:OLEObject Type="Embed" ProgID="Equation.AxMath" ShapeID="_x0000_i1085" DrawAspect="Content" ObjectID="_1850869807" r:id="rId139"/>
         </w:object>
       </w:r>
     </w:p>
@@ -6134,10 +6134,10 @@
           <w:position w:val="-28"/>
         </w:rPr>
         <w:object w:dxaOrig="7025" w:dyaOrig="698" w14:anchorId="7413B071">
-          <v:shape id="_x0000_i1086" type="#_x0000_t75" style="width:351.35pt;height:35.55pt" o:ole="">
+          <v:shape id="_x0000_i1086" type="#_x0000_t75" style="width:351.25pt;height:35.4pt" o:ole="">
             <v:imagedata r:id="rId140" o:title=""/>
           </v:shape>
-          <o:OLEObject Type="Embed" ProgID="Equation.AxMath" ShapeID="_x0000_i1086" DrawAspect="Content" ObjectID="_1850867352" r:id="rId141"/>
+          <o:OLEObject Type="Embed" ProgID="Equation.AxMath" ShapeID="_x0000_i1086" DrawAspect="Content" ObjectID="_1850869808" r:id="rId141"/>
         </w:object>
       </w:r>
     </w:p>
@@ -6392,10 +6392,10 @@
       </w:pPr>
       <w:r>
         <w:object w:dxaOrig="1254" w:dyaOrig="655" w14:anchorId="778FF289">
-          <v:shape id="_x0000_i1087" type="#_x0000_t75" style="width:63.35pt;height:33.25pt" o:ole="">
+          <v:shape id="_x0000_i1087" type="#_x0000_t75" style="width:63.25pt;height:33.3pt" o:ole="">
             <v:imagedata r:id="rId143" o:title=""/>
           </v:shape>
-          <o:OLEObject Type="Embed" ProgID="Equation.AxMath" ShapeID="_x0000_i1087" DrawAspect="Content" ObjectID="_1850867353" r:id="rId144">
+          <o:OLEObject Type="Embed" ProgID="Equation.AxMath" ShapeID="_x0000_i1087" DrawAspect="Content" ObjectID="_1850869809" r:id="rId144">
             <o:FieldCodes>\* MERGEFORMAT</o:FieldCodes>
           </o:OLEObject>
         </w:object>
@@ -6414,10 +6414,10 @@
       </w:r>
       <w:r>
         <w:object w:dxaOrig="160" w:dyaOrig="327" w14:anchorId="069BB2E8">
-          <v:shape id="_x0000_i1088" type="#_x0000_t75" style="width:8.2pt;height:16.4pt" o:ole="">
+          <v:shape id="_x0000_i1088" type="#_x0000_t75" style="width:8.3pt;height:16.25pt" o:ole="">
             <v:imagedata r:id="rId145" o:title=""/>
           </v:shape>
-          <o:OLEObject Type="Embed" ProgID="Equation.AxMath" ShapeID="_x0000_i1088" DrawAspect="Content" ObjectID="_1850867354" r:id="rId146">
+          <o:OLEObject Type="Embed" ProgID="Equation.AxMath" ShapeID="_x0000_i1088" DrawAspect="Content" ObjectID="_1850869810" r:id="rId146">
             <o:FieldCodes>\* MERGEFORMAT</o:FieldCodes>
           </o:OLEObject>
         </w:object>
@@ -6430,10 +6430,10 @@
       </w:r>
       <w:r>
         <w:object w:dxaOrig="275" w:dyaOrig="327" w14:anchorId="5F7B7332">
-          <v:shape id="_x0000_i1089" type="#_x0000_t75" style="width:13.65pt;height:16.4pt" o:ole="">
+          <v:shape id="_x0000_i1089" type="#_x0000_t75" style="width:13.75pt;height:16.25pt" o:ole="">
             <v:imagedata r:id="rId147" o:title=""/>
           </v:shape>
-          <o:OLEObject Type="Embed" ProgID="Equation.AxMath" ShapeID="_x0000_i1089" DrawAspect="Content" ObjectID="_1850867355" r:id="rId148">
+          <o:OLEObject Type="Embed" ProgID="Equation.AxMath" ShapeID="_x0000_i1089" DrawAspect="Content" ObjectID="_1850869811" r:id="rId148">
             <o:FieldCodes>\* MERGEFORMAT</o:FieldCodes>
           </o:OLEObject>
         </w:object>
@@ -6446,10 +6446,10 @@
       </w:r>
       <w:r>
         <w:object w:dxaOrig="195" w:dyaOrig="327" w14:anchorId="74C5E6F4">
-          <v:shape id="_x0000_i1090" type="#_x0000_t75" style="width:9.1pt;height:16.4pt" o:ole="">
+          <v:shape id="_x0000_i1090" type="#_x0000_t75" style="width:9.15pt;height:16.25pt" o:ole="">
             <v:imagedata r:id="rId149" o:title=""/>
           </v:shape>
-          <o:OLEObject Type="Embed" ProgID="Equation.AxMath" ShapeID="_x0000_i1090" DrawAspect="Content" ObjectID="_1850867356" r:id="rId150">
+          <o:OLEObject Type="Embed" ProgID="Equation.AxMath" ShapeID="_x0000_i1090" DrawAspect="Content" ObjectID="_1850869812" r:id="rId150">
             <o:FieldCodes>\* MERGEFORMAT</o:FieldCodes>
           </o:OLEObject>
         </w:object>
@@ -6469,10 +6469,10 @@
       </w:pPr>
       <w:r>
         <w:object w:dxaOrig="4038" w:dyaOrig="655" w14:anchorId="1E588F28">
-          <v:shape id="_x0000_i1091" type="#_x0000_t75" style="width:201.85pt;height:33.25pt" o:ole="">
+          <v:shape id="_x0000_i1091" type="#_x0000_t75" style="width:201.85pt;height:33.3pt" o:ole="">
             <v:imagedata r:id="rId151" o:title=""/>
           </v:shape>
-          <o:OLEObject Type="Embed" ProgID="Equation.AxMath" ShapeID="_x0000_i1091" DrawAspect="Content" ObjectID="_1850867357" r:id="rId152">
+          <o:OLEObject Type="Embed" ProgID="Equation.AxMath" ShapeID="_x0000_i1091" DrawAspect="Content" ObjectID="_1850869813" r:id="rId152">
             <o:FieldCodes>\* MERGEFORMAT</o:FieldCodes>
           </o:OLEObject>
         </w:object>
@@ -6498,10 +6498,10 @@
       </w:pPr>
       <w:r>
         <w:object w:dxaOrig="4025" w:dyaOrig="669" w14:anchorId="14B5B00D">
-          <v:shape id="_x0000_i1092" type="#_x0000_t75" style="width:201.4pt;height:33.25pt" o:ole="">
+          <v:shape id="_x0000_i1092" type="#_x0000_t75" style="width:201.45pt;height:33.3pt" o:ole="">
             <v:imagedata r:id="rId153" o:title=""/>
           </v:shape>
-          <o:OLEObject Type="Embed" ProgID="Equation.AxMath" ShapeID="_x0000_i1092" DrawAspect="Content" ObjectID="_1850867358" r:id="rId154">
+          <o:OLEObject Type="Embed" ProgID="Equation.AxMath" ShapeID="_x0000_i1092" DrawAspect="Content" ObjectID="_1850869814" r:id="rId154">
             <o:FieldCodes>\* MERGEFORMAT</o:FieldCodes>
           </o:OLEObject>
         </w:object>
@@ -6526,10 +6526,10 @@
       </w:r>
       <w:r>
         <w:object w:dxaOrig="190" w:dyaOrig="357" w14:anchorId="163EAEB1">
-          <v:shape id="_x0000_i1093" type="#_x0000_t75" style="width:9.1pt;height:17.3pt" o:ole="">
+          <v:shape id="_x0000_i1093" type="#_x0000_t75" style="width:9.15pt;height:17.5pt" o:ole="">
             <v:imagedata r:id="rId8" o:title=""/>
           </v:shape>
-          <o:OLEObject Type="Embed" ProgID="Equation.AxMath" ShapeID="_x0000_i1093" DrawAspect="Content" ObjectID="_1850867359" r:id="rId155">
+          <o:OLEObject Type="Embed" ProgID="Equation.AxMath" ShapeID="_x0000_i1093" DrawAspect="Content" ObjectID="_1850869815" r:id="rId155">
             <o:FieldCodes>\* MERGEFORMAT</o:FieldCodes>
           </o:OLEObject>
         </w:object>
@@ -6542,10 +6542,10 @@
       </w:r>
       <w:r>
         <w:object w:dxaOrig="248" w:dyaOrig="360" w14:anchorId="4F722FB0">
-          <v:shape id="_x0000_i1094" type="#_x0000_t75" style="width:12.3pt;height:18.7pt" o:ole="">
+          <v:shape id="_x0000_i1094" type="#_x0000_t75" style="width:12.5pt;height:18.75pt" o:ole="">
             <v:imagedata r:id="rId10" o:title=""/>
           </v:shape>
-          <o:OLEObject Type="Embed" ProgID="Equation.AxMath" ShapeID="_x0000_i1094" DrawAspect="Content" ObjectID="_1850867360" r:id="rId156">
+          <o:OLEObject Type="Embed" ProgID="Equation.AxMath" ShapeID="_x0000_i1094" DrawAspect="Content" ObjectID="_1850869816" r:id="rId156">
             <o:FieldCodes>\* MERGEFORMAT</o:FieldCodes>
           </o:OLEObject>
         </w:object>
@@ -6558,10 +6558,10 @@
       </w:r>
       <w:r>
         <w:object w:dxaOrig="179" w:dyaOrig="357" w14:anchorId="28C8A64B">
-          <v:shape id="_x0000_i1095" type="#_x0000_t75" style="width:9.1pt;height:17.3pt" o:ole="">
+          <v:shape id="_x0000_i1095" type="#_x0000_t75" style="width:9.15pt;height:17.5pt" o:ole="">
             <v:imagedata r:id="rId12" o:title=""/>
           </v:shape>
-          <o:OLEObject Type="Embed" ProgID="Equation.AxMath" ShapeID="_x0000_i1095" DrawAspect="Content" ObjectID="_1850867361" r:id="rId157">
+          <o:OLEObject Type="Embed" ProgID="Equation.AxMath" ShapeID="_x0000_i1095" DrawAspect="Content" ObjectID="_1850869817" r:id="rId157">
             <o:FieldCodes>\* MERGEFORMAT</o:FieldCodes>
           </o:OLEObject>
         </w:object>
@@ -6574,10 +6574,10 @@
       </w:r>
       <w:r>
         <w:object w:dxaOrig="1286" w:dyaOrig="377" w14:anchorId="462BC5EA">
-          <v:shape id="_x0000_i1096" type="#_x0000_t75" style="width:64.7pt;height:18.7pt" o:ole="">
+          <v:shape id="_x0000_i1096" type="#_x0000_t75" style="width:64.5pt;height:18.75pt" o:ole="">
             <v:imagedata r:id="rId158" o:title=""/>
           </v:shape>
-          <o:OLEObject Type="Embed" ProgID="Equation.AxMath" ShapeID="_x0000_i1096" DrawAspect="Content" ObjectID="_1850867362" r:id="rId159">
+          <o:OLEObject Type="Embed" ProgID="Equation.AxMath" ShapeID="_x0000_i1096" DrawAspect="Content" ObjectID="_1850869818" r:id="rId159">
             <o:FieldCodes>\* MERGEFORMAT</o:FieldCodes>
           </o:OLEObject>
         </w:object>
@@ -6656,10 +6656,10 @@
             </w:pPr>
             <w:r>
               <w:object w:dxaOrig="4020" w:dyaOrig="675" w14:anchorId="6D4A48F6">
-                <v:shape id="_x0000_i1097" type="#_x0000_t75" style="width:192.75pt;height:33.7pt" o:ole="">
+                <v:shape id="_x0000_i1097" type="#_x0000_t75" style="width:192.7pt;height:33.7pt" o:ole="">
                   <v:imagedata r:id="rId160" o:title=""/>
                 </v:shape>
-                <o:OLEObject Type="Embed" ProgID="Equation.AxMath" ShapeID="_x0000_i1097" DrawAspect="Content" ObjectID="_1850867363" r:id="rId161">
+                <o:OLEObject Type="Embed" ProgID="Equation.AxMath" ShapeID="_x0000_i1097" DrawAspect="Content" ObjectID="_1850869819" r:id="rId161">
                   <o:FieldCodes>\* MERGEFORMAT</o:FieldCodes>
                 </o:OLEObject>
               </w:object>
@@ -6749,10 +6749,10 @@
       </w:r>
       <w:r>
         <w:object w:dxaOrig="269" w:dyaOrig="360" w14:anchorId="64D0F165">
-          <v:shape id="_x0000_i1098" type="#_x0000_t75" style="width:13.65pt;height:18.7pt" o:ole="">
+          <v:shape id="_x0000_i1098" type="#_x0000_t75" style="width:13.75pt;height:18.75pt" o:ole="">
             <v:imagedata r:id="rId162" o:title=""/>
           </v:shape>
-          <o:OLEObject Type="Embed" ProgID="Equation.AxMath" ShapeID="_x0000_i1098" DrawAspect="Content" ObjectID="_1850867364" r:id="rId163"/>
+          <o:OLEObject Type="Embed" ProgID="Equation.AxMath" ShapeID="_x0000_i1098" DrawAspect="Content" ObjectID="_1850869820" r:id="rId163"/>
         </w:object>
       </w:r>
       <w:r>
@@ -6770,10 +6770,10 @@
       </w:pPr>
       <w:r>
         <w:object w:dxaOrig="2018" w:dyaOrig="655" w14:anchorId="533CE83E">
-          <v:shape id="_x0000_i1099" type="#_x0000_t75" style="width:103.9pt;height:33.25pt" o:ole="">
+          <v:shape id="_x0000_i1099" type="#_x0000_t75" style="width:104.05pt;height:33.3pt" o:ole="">
             <v:imagedata r:id="rId164" o:title=""/>
           </v:shape>
-          <o:OLEObject Type="Embed" ProgID="Equation.AxMath" ShapeID="_x0000_i1099" DrawAspect="Content" ObjectID="_1850867365" r:id="rId165">
+          <o:OLEObject Type="Embed" ProgID="Equation.AxMath" ShapeID="_x0000_i1099" DrawAspect="Content" ObjectID="_1850869821" r:id="rId165">
             <o:FieldCodes>\* MERGEFORMAT</o:FieldCodes>
           </o:OLEObject>
         </w:object>
@@ -6792,10 +6792,10 @@
       </w:r>
       <w:r>
         <w:object w:dxaOrig="269" w:dyaOrig="360" w14:anchorId="50B7E2CD">
-          <v:shape id="_x0000_i1100" type="#_x0000_t75" style="width:13.65pt;height:18.7pt" o:ole="">
+          <v:shape id="_x0000_i1100" type="#_x0000_t75" style="width:13.75pt;height:18.75pt" o:ole="">
             <v:imagedata r:id="rId162" o:title=""/>
           </v:shape>
-          <o:OLEObject Type="Embed" ProgID="Equation.AxMath" ShapeID="_x0000_i1100" DrawAspect="Content" ObjectID="_1850867366" r:id="rId166"/>
+          <o:OLEObject Type="Embed" ProgID="Equation.AxMath" ShapeID="_x0000_i1100" DrawAspect="Content" ObjectID="_1850869822" r:id="rId166"/>
         </w:object>
       </w:r>
       <w:r>
@@ -6854,10 +6854,10 @@
             </w:pPr>
             <w:r>
               <w:object w:dxaOrig="4012" w:dyaOrig="669" w14:anchorId="6EFF964B">
-                <v:shape id="_x0000_i1101" type="#_x0000_t75" style="width:210.1pt;height:33.7pt" o:ole="">
+                <v:shape id="_x0000_i1101" type="#_x0000_t75" style="width:210.15pt;height:33.7pt" o:ole="">
                   <v:imagedata r:id="rId167" o:title=""/>
                 </v:shape>
-                <o:OLEObject Type="Embed" ProgID="Equation.AxMath" ShapeID="_x0000_i1101" DrawAspect="Content" ObjectID="_1850867367" r:id="rId168">
+                <o:OLEObject Type="Embed" ProgID="Equation.AxMath" ShapeID="_x0000_i1101" DrawAspect="Content" ObjectID="_1850869823" r:id="rId168">
                   <o:FieldCodes>\* MERGEFORMAT</o:FieldCodes>
                 </o:OLEObject>
               </w:object>
@@ -6944,10 +6944,10 @@
       </w:pPr>
       <w:r>
         <w:object w:dxaOrig="3141" w:dyaOrig="669" w14:anchorId="5E562662">
-          <v:shape id="_x0000_i1102" type="#_x0000_t75" style="width:160.85pt;height:33.25pt" o:ole="">
+          <v:shape id="_x0000_i1102" type="#_x0000_t75" style="width:161.05pt;height:33.3pt" o:ole="">
             <v:imagedata r:id="rId169" o:title=""/>
           </v:shape>
-          <o:OLEObject Type="Embed" ProgID="Equation.AxMath" ShapeID="_x0000_i1102" DrawAspect="Content" ObjectID="_1850867368" r:id="rId170">
+          <o:OLEObject Type="Embed" ProgID="Equation.AxMath" ShapeID="_x0000_i1102" DrawAspect="Content" ObjectID="_1850869824" r:id="rId170">
             <o:FieldCodes>\* MERGEFORMAT</o:FieldCodes>
           </o:OLEObject>
         </w:object>
@@ -7040,10 +7040,10 @@
             </w:pPr>
             <w:r>
               <w:object w:dxaOrig="3172" w:dyaOrig="371" w14:anchorId="7EF393CB">
-                <v:shape id="_x0000_i1103" type="#_x0000_t75" style="width:165.4pt;height:18.7pt" o:ole="">
+                <v:shape id="_x0000_i1103" type="#_x0000_t75" style="width:165.65pt;height:18.75pt" o:ole="">
                   <v:imagedata r:id="rId171" o:title=""/>
                 </v:shape>
-                <o:OLEObject Type="Embed" ProgID="Equation.AxMath" ShapeID="_x0000_i1103" DrawAspect="Content" ObjectID="_1850867369" r:id="rId172">
+                <o:OLEObject Type="Embed" ProgID="Equation.AxMath" ShapeID="_x0000_i1103" DrawAspect="Content" ObjectID="_1850869825" r:id="rId172">
                   <o:FieldCodes>\* MERGEFORMAT</o:FieldCodes>
                 </o:OLEObject>
               </w:object>
@@ -7160,10 +7160,10 @@
             </w:pPr>
             <w:r>
               <w:object w:dxaOrig="3014" w:dyaOrig="669" w14:anchorId="028232AC">
-                <v:shape id="_x0000_i1104" type="#_x0000_t75" style="width:162.7pt;height:33.25pt" o:ole="">
+                <v:shape id="_x0000_i1104" type="#_x0000_t75" style="width:162.75pt;height:33.3pt" o:ole="">
                   <v:imagedata r:id="rId173" o:title=""/>
                 </v:shape>
-                <o:OLEObject Type="Embed" ProgID="Equation.AxMath" ShapeID="_x0000_i1104" DrawAspect="Content" ObjectID="_1850867370" r:id="rId174">
+                <o:OLEObject Type="Embed" ProgID="Equation.AxMath" ShapeID="_x0000_i1104" DrawAspect="Content" ObjectID="_1850869826" r:id="rId174">
                   <o:FieldCodes>\* MERGEFORMAT</o:FieldCodes>
                 </o:OLEObject>
               </w:object>
@@ -7286,10 +7286,10 @@
             </w:pPr>
             <w:r>
               <w:object w:dxaOrig="4750" w:dyaOrig="1387" w14:anchorId="41FD6418">
-                <v:shape id="_x0000_i1105" type="#_x0000_t75" style="width:238.8pt;height:1in" o:ole="">
+                <v:shape id="_x0000_i1105" type="#_x0000_t75" style="width:238.9pt;height:1in" o:ole="">
                   <v:imagedata r:id="rId175" o:title=""/>
                 </v:shape>
-                <o:OLEObject Type="Embed" ProgID="Equation.AxMath" ShapeID="_x0000_i1105" DrawAspect="Content" ObjectID="_1850867371" r:id="rId176">
+                <o:OLEObject Type="Embed" ProgID="Equation.AxMath" ShapeID="_x0000_i1105" DrawAspect="Content" ObjectID="_1850869827" r:id="rId176">
                   <o:FieldCodes>\* MERGEFORMAT</o:FieldCodes>
                 </o:OLEObject>
               </w:object>
@@ -7493,10 +7493,10 @@
       </w:pPr>
       <w:r>
         <w:object w:dxaOrig="5986" w:dyaOrig="5259" w14:anchorId="29165D94">
-          <v:shape id="_x0000_i1106" type="#_x0000_t75" style="width:299.4pt;height:262.95pt" o:ole="">
+          <v:shape id="_x0000_i1106" type="#_x0000_t75" style="width:299.65pt;height:263.05pt" o:ole="">
             <v:imagedata r:id="rId177" o:title=""/>
           </v:shape>
-          <o:OLEObject Type="Embed" ProgID="Equation.AxMath" ShapeID="_x0000_i1106" DrawAspect="Content" ObjectID="_1850867372" r:id="rId178"/>
+          <o:OLEObject Type="Embed" ProgID="Equation.AxMath" ShapeID="_x0000_i1106" DrawAspect="Content" ObjectID="_1850869828" r:id="rId178"/>
         </w:object>
       </w:r>
     </w:p>
@@ -7536,10 +7536,10 @@
       </w:r>
       <w:r>
         <w:object w:dxaOrig="673" w:dyaOrig="371" w14:anchorId="36D77750">
-          <v:shape id="_x0000_i1107" type="#_x0000_t75" style="width:33.7pt;height:18.7pt" o:ole="">
+          <v:shape id="_x0000_i1107" type="#_x0000_t75" style="width:33.7pt;height:18.75pt" o:ole="">
             <v:imagedata r:id="rId179" o:title=""/>
           </v:shape>
-          <o:OLEObject Type="Embed" ProgID="Equation.AxMath" ShapeID="_x0000_i1107" DrawAspect="Content" ObjectID="_1850867373" r:id="rId180"/>
+          <o:OLEObject Type="Embed" ProgID="Equation.AxMath" ShapeID="_x0000_i1107" DrawAspect="Content" ObjectID="_1850869829" r:id="rId180"/>
         </w:object>
       </w:r>
       <w:r>
@@ -7547,10 +7547,10 @@
       </w:r>
       <w:r>
         <w:object w:dxaOrig="269" w:dyaOrig="357" w14:anchorId="0308FF66">
-          <v:shape id="_x0000_i1108" type="#_x0000_t75" style="width:13.65pt;height:17.3pt" o:ole="">
+          <v:shape id="_x0000_i1108" type="#_x0000_t75" style="width:13.75pt;height:17.5pt" o:ole="">
             <v:imagedata r:id="rId181" o:title=""/>
           </v:shape>
-          <o:OLEObject Type="Embed" ProgID="Equation.AxMath" ShapeID="_x0000_i1108" DrawAspect="Content" ObjectID="_1850867374" r:id="rId182"/>
+          <o:OLEObject Type="Embed" ProgID="Equation.AxMath" ShapeID="_x0000_i1108" DrawAspect="Content" ObjectID="_1850869830" r:id="rId182"/>
         </w:object>
       </w:r>
       <w:r>
@@ -7575,10 +7575,10 @@
           <w:position w:val="-26"/>
         </w:rPr>
         <w:object w:dxaOrig="4198" w:dyaOrig="655" w14:anchorId="0B3A9C89">
-          <v:shape id="_x0000_i1109" type="#_x0000_t75" style="width:209.6pt;height:33.25pt" o:ole="">
+          <v:shape id="_x0000_i1109" type="#_x0000_t75" style="width:209.75pt;height:33.3pt" o:ole="">
             <v:imagedata r:id="rId183" o:title=""/>
           </v:shape>
-          <o:OLEObject Type="Embed" ProgID="Equation.AxMath" ShapeID="_x0000_i1109" DrawAspect="Content" ObjectID="_1850867375" r:id="rId184"/>
+          <o:OLEObject Type="Embed" ProgID="Equation.AxMath" ShapeID="_x0000_i1109" DrawAspect="Content" ObjectID="_1850869831" r:id="rId184"/>
         </w:object>
       </w:r>
     </w:p>
@@ -7592,10 +7592,10 @@
       </w:r>
       <w:r>
         <w:object w:dxaOrig="210" w:dyaOrig="360" w14:anchorId="6293FB40">
-          <v:shape id="_x0000_i1110" type="#_x0000_t75" style="width:10.5pt;height:18.7pt" o:ole="">
+          <v:shape id="_x0000_i1110" type="#_x0000_t75" style="width:10.4pt;height:18.75pt" o:ole="">
             <v:imagedata r:id="rId185" o:title=""/>
           </v:shape>
-          <o:OLEObject Type="Embed" ProgID="Equation.AxMath" ShapeID="_x0000_i1110" DrawAspect="Content" ObjectID="_1850867376" r:id="rId186"/>
+          <o:OLEObject Type="Embed" ProgID="Equation.AxMath" ShapeID="_x0000_i1110" DrawAspect="Content" ObjectID="_1850869832" r:id="rId186"/>
         </w:object>
       </w:r>
       <w:r>
@@ -7620,10 +7620,10 @@
           <w:position w:val="-27"/>
         </w:rPr>
         <w:object w:dxaOrig="5007" w:dyaOrig="669" w14:anchorId="621AC205">
-          <v:shape id="_x0000_i1111" type="#_x0000_t75" style="width:250.65pt;height:33.25pt" o:ole="">
+          <v:shape id="_x0000_i1111" type="#_x0000_t75" style="width:250.55pt;height:33.3pt" o:ole="">
             <v:imagedata r:id="rId187" o:title=""/>
           </v:shape>
-          <o:OLEObject Type="Embed" ProgID="Equation.AxMath" ShapeID="_x0000_i1111" DrawAspect="Content" ObjectID="_1850867377" r:id="rId188"/>
+          <o:OLEObject Type="Embed" ProgID="Equation.AxMath" ShapeID="_x0000_i1111" DrawAspect="Content" ObjectID="_1850869833" r:id="rId188"/>
         </w:object>
       </w:r>
     </w:p>
@@ -7637,10 +7637,10 @@
       </w:r>
       <w:r>
         <w:object w:dxaOrig="912" w:dyaOrig="357" w14:anchorId="37922D6E">
-          <v:shape id="_x0000_i1112" type="#_x0000_t75" style="width:45.55pt;height:17.3pt" o:ole="">
+          <v:shape id="_x0000_i1112" type="#_x0000_t75" style="width:45.35pt;height:17.5pt" o:ole="">
             <v:imagedata r:id="rId189" o:title=""/>
           </v:shape>
-          <o:OLEObject Type="Embed" ProgID="Equation.AxMath" ShapeID="_x0000_i1112" DrawAspect="Content" ObjectID="_1850867378" r:id="rId190"/>
+          <o:OLEObject Type="Embed" ProgID="Equation.AxMath" ShapeID="_x0000_i1112" DrawAspect="Content" ObjectID="_1850869834" r:id="rId190"/>
         </w:object>
       </w:r>
       <w:r>
@@ -7648,10 +7648,10 @@
       </w:r>
       <w:r>
         <w:object w:dxaOrig="483" w:dyaOrig="357" w14:anchorId="7DE5B936">
-          <v:shape id="_x0000_i1113" type="#_x0000_t75" style="width:24.15pt;height:17.3pt" o:ole="">
+          <v:shape id="_x0000_i1113" type="#_x0000_t75" style="width:24.15pt;height:17.5pt" o:ole="">
             <v:imagedata r:id="rId191" o:title=""/>
           </v:shape>
-          <o:OLEObject Type="Embed" ProgID="Equation.AxMath" ShapeID="_x0000_i1113" DrawAspect="Content" ObjectID="_1850867379" r:id="rId192"/>
+          <o:OLEObject Type="Embed" ProgID="Equation.AxMath" ShapeID="_x0000_i1113" DrawAspect="Content" ObjectID="_1850869835" r:id="rId192"/>
         </w:object>
       </w:r>
       <w:r>
@@ -7659,10 +7659,10 @@
       </w:r>
       <w:r>
         <w:object w:dxaOrig="135" w:dyaOrig="357" w14:anchorId="70FF4E2A">
-          <v:shape id="_x0000_i1114" type="#_x0000_t75" style="width:6.85pt;height:17.3pt" o:ole="">
+          <v:shape id="_x0000_i1114" type="#_x0000_t75" style="width:6.65pt;height:17.5pt" o:ole="">
             <v:imagedata r:id="rId193" o:title=""/>
           </v:shape>
-          <o:OLEObject Type="Embed" ProgID="Equation.AxMath" ShapeID="_x0000_i1114" DrawAspect="Content" ObjectID="_1850867380" r:id="rId194"/>
+          <o:OLEObject Type="Embed" ProgID="Equation.AxMath" ShapeID="_x0000_i1114" DrawAspect="Content" ObjectID="_1850869836" r:id="rId194"/>
         </w:object>
       </w:r>
       <w:r>
@@ -7687,10 +7687,10 @@
           <w:position w:val="-29"/>
         </w:rPr>
         <w:object w:dxaOrig="2475" w:dyaOrig="706" w14:anchorId="0D66A3B6">
-          <v:shape id="_x0000_i1115" type="#_x0000_t75" style="width:124.4pt;height:35.55pt" o:ole="">
+          <v:shape id="_x0000_i1115" type="#_x0000_t75" style="width:124.45pt;height:35.4pt" o:ole="">
             <v:imagedata r:id="rId195" o:title=""/>
           </v:shape>
-          <o:OLEObject Type="Embed" ProgID="Equation.AxMath" ShapeID="_x0000_i1115" DrawAspect="Content" ObjectID="_1850867381" r:id="rId196"/>
+          <o:OLEObject Type="Embed" ProgID="Equation.AxMath" ShapeID="_x0000_i1115" DrawAspect="Content" ObjectID="_1850869837" r:id="rId196"/>
         </w:object>
       </w:r>
     </w:p>
@@ -7704,10 +7704,10 @@
       </w:r>
       <w:r>
         <w:object w:dxaOrig="657" w:dyaOrig="357" w14:anchorId="35A339BC">
-          <v:shape id="_x0000_i1116" type="#_x0000_t75" style="width:32.8pt;height:17.3pt" o:ole="">
+          <v:shape id="_x0000_i1116" type="#_x0000_t75" style="width:32.9pt;height:17.5pt" o:ole="">
             <v:imagedata r:id="rId197" o:title=""/>
           </v:shape>
-          <o:OLEObject Type="Embed" ProgID="Equation.AxMath" ShapeID="_x0000_i1116" DrawAspect="Content" ObjectID="_1850867382" r:id="rId198"/>
+          <o:OLEObject Type="Embed" ProgID="Equation.AxMath" ShapeID="_x0000_i1116" DrawAspect="Content" ObjectID="_1850869838" r:id="rId198"/>
         </w:object>
       </w:r>
       <w:r>
@@ -7715,10 +7715,10 @@
       </w:r>
       <w:r>
         <w:object w:dxaOrig="628" w:dyaOrig="357" w14:anchorId="51EAB91D">
-          <v:shape id="_x0000_i1117" type="#_x0000_t75" style="width:31.45pt;height:17.3pt" o:ole="">
+          <v:shape id="_x0000_i1117" type="#_x0000_t75" style="width:31.65pt;height:17.5pt" o:ole="">
             <v:imagedata r:id="rId199" o:title=""/>
           </v:shape>
-          <o:OLEObject Type="Embed" ProgID="Equation.AxMath" ShapeID="_x0000_i1117" DrawAspect="Content" ObjectID="_1850867383" r:id="rId200"/>
+          <o:OLEObject Type="Embed" ProgID="Equation.AxMath" ShapeID="_x0000_i1117" DrawAspect="Content" ObjectID="_1850869839" r:id="rId200"/>
         </w:object>
       </w:r>
       <w:r>
@@ -7726,10 +7726,10 @@
       </w:r>
       <w:r>
         <w:object w:dxaOrig="665" w:dyaOrig="357" w14:anchorId="34CC62E1">
-          <v:shape id="_x0000_i1118" type="#_x0000_t75" style="width:33.25pt;height:17.3pt" o:ole="">
+          <v:shape id="_x0000_i1118" type="#_x0000_t75" style="width:33.3pt;height:17.5pt" o:ole="">
             <v:imagedata r:id="rId201" o:title=""/>
           </v:shape>
-          <o:OLEObject Type="Embed" ProgID="Equation.AxMath" ShapeID="_x0000_i1118" DrawAspect="Content" ObjectID="_1850867384" r:id="rId202"/>
+          <o:OLEObject Type="Embed" ProgID="Equation.AxMath" ShapeID="_x0000_i1118" DrawAspect="Content" ObjectID="_1850869840" r:id="rId202"/>
         </w:object>
       </w:r>
       <w:r>
@@ -7737,10 +7737,10 @@
       </w:r>
       <w:r>
         <w:object w:dxaOrig="1049" w:dyaOrig="371" w14:anchorId="1FFA274F">
-          <v:shape id="_x0000_i1119" type="#_x0000_t75" style="width:52.4pt;height:18.7pt" o:ole="">
+          <v:shape id="_x0000_i1119" type="#_x0000_t75" style="width:52.45pt;height:18.75pt" o:ole="">
             <v:imagedata r:id="rId203" o:title=""/>
           </v:shape>
-          <o:OLEObject Type="Embed" ProgID="Equation.AxMath" ShapeID="_x0000_i1119" DrawAspect="Content" ObjectID="_1850867385" r:id="rId204"/>
+          <o:OLEObject Type="Embed" ProgID="Equation.AxMath" ShapeID="_x0000_i1119" DrawAspect="Content" ObjectID="_1850869841" r:id="rId204"/>
         </w:object>
       </w:r>
       <w:r>
@@ -7768,10 +7768,10 @@
           <w:position w:val="-26"/>
         </w:rPr>
         <w:object w:dxaOrig="1765" w:dyaOrig="655" w14:anchorId="5AC2C5CF">
-          <v:shape id="_x0000_i1120" type="#_x0000_t75" style="width:88.4pt;height:33.25pt" o:ole="">
+          <v:shape id="_x0000_i1120" type="#_x0000_t75" style="width:88.25pt;height:33.3pt" o:ole="">
             <v:imagedata r:id="rId205" o:title=""/>
           </v:shape>
-          <o:OLEObject Type="Embed" ProgID="Equation.AxMath" ShapeID="_x0000_i1120" DrawAspect="Content" ObjectID="_1850867386" r:id="rId206"/>
+          <o:OLEObject Type="Embed" ProgID="Equation.AxMath" ShapeID="_x0000_i1120" DrawAspect="Content" ObjectID="_1850869842" r:id="rId206"/>
         </w:object>
       </w:r>
     </w:p>
@@ -7785,10 +7785,10 @@
       </w:r>
       <w:r>
         <w:object w:dxaOrig="174" w:dyaOrig="357" w14:anchorId="7D2B744E">
-          <v:shape id="_x0000_i1121" type="#_x0000_t75" style="width:8.65pt;height:17.3pt" o:ole="">
+          <v:shape id="_x0000_i1121" type="#_x0000_t75" style="width:8.75pt;height:17.5pt" o:ole="">
             <v:imagedata r:id="rId67" o:title=""/>
           </v:shape>
-          <o:OLEObject Type="Embed" ProgID="Equation.AxMath" ShapeID="_x0000_i1121" DrawAspect="Content" ObjectID="_1850867387" r:id="rId207"/>
+          <o:OLEObject Type="Embed" ProgID="Equation.AxMath" ShapeID="_x0000_i1121" DrawAspect="Content" ObjectID="_1850869843" r:id="rId207"/>
         </w:object>
       </w:r>
       <w:r>
@@ -7796,10 +7796,10 @@
       </w:r>
       <w:r>
         <w:object w:dxaOrig="696" w:dyaOrig="377" w14:anchorId="0719D9F0">
-          <v:shape id="_x0000_i1122" type="#_x0000_t75" style="width:34.65pt;height:18.7pt" o:ole="">
+          <v:shape id="_x0000_i1122" type="#_x0000_t75" style="width:34.55pt;height:18.75pt" o:ole="">
             <v:imagedata r:id="rId208" o:title=""/>
           </v:shape>
-          <o:OLEObject Type="Embed" ProgID="Equation.AxMath" ShapeID="_x0000_i1122" DrawAspect="Content" ObjectID="_1850867388" r:id="rId209"/>
+          <o:OLEObject Type="Embed" ProgID="Equation.AxMath" ShapeID="_x0000_i1122" DrawAspect="Content" ObjectID="_1850869844" r:id="rId209"/>
         </w:object>
       </w:r>
       <w:r>
@@ -7817,10 +7817,10 @@
           <w:position w:val="-26"/>
         </w:rPr>
         <w:object w:dxaOrig="2513" w:dyaOrig="658" w14:anchorId="05CA7A92">
-          <v:shape id="_x0000_i1123" type="#_x0000_t75" style="width:125.3pt;height:32.8pt" o:ole="">
+          <v:shape id="_x0000_i1123" type="#_x0000_t75" style="width:125.25pt;height:32.9pt" o:ole="">
             <v:imagedata r:id="rId210" o:title=""/>
           </v:shape>
-          <o:OLEObject Type="Embed" ProgID="Equation.AxMath" ShapeID="_x0000_i1123" DrawAspect="Content" ObjectID="_1850867389" r:id="rId211"/>
+          <o:OLEObject Type="Embed" ProgID="Equation.AxMath" ShapeID="_x0000_i1123" DrawAspect="Content" ObjectID="_1850869845" r:id="rId211"/>
         </w:object>
       </w:r>
     </w:p>
@@ -7834,10 +7834,10 @@
       </w:r>
       <w:r>
         <w:object w:dxaOrig="947" w:dyaOrig="360" w14:anchorId="43CCF739">
-          <v:shape id="_x0000_i1124" type="#_x0000_t75" style="width:47.4pt;height:18.7pt" o:ole="">
+          <v:shape id="_x0000_i1124" type="#_x0000_t75" style="width:47.45pt;height:18.75pt" o:ole="">
             <v:imagedata r:id="rId212" o:title=""/>
           </v:shape>
-          <o:OLEObject Type="Embed" ProgID="Equation.AxMath" ShapeID="_x0000_i1124" DrawAspect="Content" ObjectID="_1850867390" r:id="rId213"/>
+          <o:OLEObject Type="Embed" ProgID="Equation.AxMath" ShapeID="_x0000_i1124" DrawAspect="Content" ObjectID="_1850869846" r:id="rId213"/>
         </w:object>
       </w:r>
       <w:r>
@@ -7862,10 +7862,10 @@
           <w:position w:val="-26"/>
         </w:rPr>
         <w:object w:dxaOrig="6383" w:dyaOrig="658" w14:anchorId="29352AC9">
-          <v:shape id="_x0000_i1125" type="#_x0000_t75" style="width:319pt;height:32.8pt" o:ole="">
+          <v:shape id="_x0000_i1125" type="#_x0000_t75" style="width:319.2pt;height:32.9pt" o:ole="">
             <v:imagedata r:id="rId214" o:title=""/>
           </v:shape>
-          <o:OLEObject Type="Embed" ProgID="Equation.AxMath" ShapeID="_x0000_i1125" DrawAspect="Content" ObjectID="_1850867391" r:id="rId215"/>
+          <o:OLEObject Type="Embed" ProgID="Equation.AxMath" ShapeID="_x0000_i1125" DrawAspect="Content" ObjectID="_1850869847" r:id="rId215"/>
         </w:object>
       </w:r>
     </w:p>
@@ -7896,10 +7896,10 @@
           <w:position w:val="-26"/>
         </w:rPr>
         <w:object w:dxaOrig="2358" w:dyaOrig="660" w14:anchorId="77B73C21">
-          <v:shape id="_x0000_i1126" type="#_x0000_t75" style="width:118.5pt;height:32.8pt" o:ole="">
+          <v:shape id="_x0000_i1126" type="#_x0000_t75" style="width:118.2pt;height:32.9pt" o:ole="">
             <v:imagedata r:id="rId216" o:title=""/>
           </v:shape>
-          <o:OLEObject Type="Embed" ProgID="Equation.AxMath" ShapeID="_x0000_i1126" DrawAspect="Content" ObjectID="_1850867392" r:id="rId217"/>
+          <o:OLEObject Type="Embed" ProgID="Equation.AxMath" ShapeID="_x0000_i1126" DrawAspect="Content" ObjectID="_1850869848" r:id="rId217"/>
         </w:object>
       </w:r>
     </w:p>
@@ -7913,10 +7913,10 @@
       </w:r>
       <w:r>
         <w:object w:dxaOrig="653" w:dyaOrig="360" w14:anchorId="4B8AB965">
-          <v:shape id="_x0000_i1127" type="#_x0000_t75" style="width:33.25pt;height:18.7pt" o:ole="">
+          <v:shape id="_x0000_i1127" type="#_x0000_t75" style="width:33.3pt;height:18.75pt" o:ole="">
             <v:imagedata r:id="rId218" o:title=""/>
           </v:shape>
-          <o:OLEObject Type="Embed" ProgID="Equation.AxMath" ShapeID="_x0000_i1127" DrawAspect="Content" ObjectID="_1850867393" r:id="rId219"/>
+          <o:OLEObject Type="Embed" ProgID="Equation.AxMath" ShapeID="_x0000_i1127" DrawAspect="Content" ObjectID="_1850869849" r:id="rId219"/>
         </w:object>
       </w:r>
       <w:r>
@@ -7924,10 +7924,10 @@
       </w:r>
       <w:r>
         <w:object w:dxaOrig="135" w:dyaOrig="357" w14:anchorId="23F737D4">
-          <v:shape id="_x0000_i1128" type="#_x0000_t75" style="width:6.85pt;height:17.3pt" o:ole="">
+          <v:shape id="_x0000_i1128" type="#_x0000_t75" style="width:6.65pt;height:17.5pt" o:ole="">
             <v:imagedata r:id="rId193" o:title=""/>
           </v:shape>
-          <o:OLEObject Type="Embed" ProgID="Equation.AxMath" ShapeID="_x0000_i1128" DrawAspect="Content" ObjectID="_1850867394" r:id="rId220"/>
+          <o:OLEObject Type="Embed" ProgID="Equation.AxMath" ShapeID="_x0000_i1128" DrawAspect="Content" ObjectID="_1850869850" r:id="rId220"/>
         </w:object>
       </w:r>
       <w:r>
@@ -7935,10 +7935,10 @@
       </w:r>
       <w:r>
         <w:object w:dxaOrig="531" w:dyaOrig="357" w14:anchorId="5E257537">
-          <v:shape id="_x0000_i1129" type="#_x0000_t75" style="width:26.45pt;height:17.3pt" o:ole="">
+          <v:shape id="_x0000_i1129" type="#_x0000_t75" style="width:26.65pt;height:17.5pt" o:ole="">
             <v:imagedata r:id="rId221" o:title=""/>
           </v:shape>
-          <o:OLEObject Type="Embed" ProgID="Equation.AxMath" ShapeID="_x0000_i1129" DrawAspect="Content" ObjectID="_1850867395" r:id="rId222"/>
+          <o:OLEObject Type="Embed" ProgID="Equation.AxMath" ShapeID="_x0000_i1129" DrawAspect="Content" ObjectID="_1850869851" r:id="rId222"/>
         </w:object>
       </w:r>
       <w:r>
@@ -7963,10 +7963,10 @@
           <w:position w:val="-26"/>
         </w:rPr>
         <w:object w:dxaOrig="5338" w:dyaOrig="658" w14:anchorId="5E0E9778">
-          <v:shape id="_x0000_i1130" type="#_x0000_t75" style="width:266.6pt;height:32.8pt" o:ole="">
+          <v:shape id="_x0000_i1130" type="#_x0000_t75" style="width:266.75pt;height:32.9pt" o:ole="">
             <v:imagedata r:id="rId223" o:title=""/>
           </v:shape>
-          <o:OLEObject Type="Embed" ProgID="Equation.AxMath" ShapeID="_x0000_i1130" DrawAspect="Content" ObjectID="_1850867396" r:id="rId224"/>
+          <o:OLEObject Type="Embed" ProgID="Equation.AxMath" ShapeID="_x0000_i1130" DrawAspect="Content" ObjectID="_1850869852" r:id="rId224"/>
         </w:object>
       </w:r>
     </w:p>
@@ -7980,10 +7980,10 @@
       </w:r>
       <w:r>
         <w:object w:dxaOrig="1073" w:dyaOrig="360" w14:anchorId="70D5C449">
-          <v:shape id="_x0000_i1131" type="#_x0000_t75" style="width:53.3pt;height:18.7pt" o:ole="">
+          <v:shape id="_x0000_i1131" type="#_x0000_t75" style="width:53.25pt;height:18.75pt" o:ole="">
             <v:imagedata r:id="rId225" o:title=""/>
           </v:shape>
-          <o:OLEObject Type="Embed" ProgID="Equation.AxMath" ShapeID="_x0000_i1131" DrawAspect="Content" ObjectID="_1850867397" r:id="rId226"/>
+          <o:OLEObject Type="Embed" ProgID="Equation.AxMath" ShapeID="_x0000_i1131" DrawAspect="Content" ObjectID="_1850869853" r:id="rId226"/>
         </w:object>
       </w:r>
       <w:r>
@@ -7991,10 +7991,10 @@
       </w:r>
       <w:r>
         <w:object w:dxaOrig="1049" w:dyaOrig="397" w14:anchorId="53D821B9">
-          <v:shape id="_x0000_i1132" type="#_x0000_t75" style="width:52.4pt;height:20.5pt" o:ole="">
+          <v:shape id="_x0000_i1132" type="#_x0000_t75" style="width:52.45pt;height:20.4pt" o:ole="">
             <v:imagedata r:id="rId227" o:title=""/>
           </v:shape>
-          <o:OLEObject Type="Embed" ProgID="Equation.AxMath" ShapeID="_x0000_i1132" DrawAspect="Content" ObjectID="_1850867398" r:id="rId228"/>
+          <o:OLEObject Type="Embed" ProgID="Equation.AxMath" ShapeID="_x0000_i1132" DrawAspect="Content" ObjectID="_1850869854" r:id="rId228"/>
         </w:object>
       </w:r>
       <w:r>
@@ -8023,10 +8023,10 @@
       </w:r>
       <w:r>
         <w:object w:dxaOrig="210" w:dyaOrig="385" w14:anchorId="2592A421">
-          <v:shape id="_x0000_i1133" type="#_x0000_t75" style="width:10.5pt;height:19.15pt" o:ole="">
+          <v:shape id="_x0000_i1133" type="#_x0000_t75" style="width:10.4pt;height:19.15pt" o:ole="">
             <v:imagedata r:id="rId229" o:title=""/>
           </v:shape>
-          <o:OLEObject Type="Embed" ProgID="Equation.AxMath" ShapeID="_x0000_i1133" DrawAspect="Content" ObjectID="_1850867399" r:id="rId230"/>
+          <o:OLEObject Type="Embed" ProgID="Equation.AxMath" ShapeID="_x0000_i1133" DrawAspect="Content" ObjectID="_1850869855" r:id="rId230"/>
         </w:object>
       </w:r>
       <w:r>
@@ -8034,10 +8034,10 @@
       </w:r>
       <w:r>
         <w:object w:dxaOrig="437" w:dyaOrig="385" w14:anchorId="05AF4B60">
-          <v:shape id="_x0000_i1134" type="#_x0000_t75" style="width:21.85pt;height:19.15pt" o:ole="">
+          <v:shape id="_x0000_i1134" type="#_x0000_t75" style="width:21.65pt;height:19.15pt" o:ole="">
             <v:imagedata r:id="rId231" o:title=""/>
           </v:shape>
-          <o:OLEObject Type="Embed" ProgID="Equation.AxMath" ShapeID="_x0000_i1134" DrawAspect="Content" ObjectID="_1850867400" r:id="rId232"/>
+          <o:OLEObject Type="Embed" ProgID="Equation.AxMath" ShapeID="_x0000_i1134" DrawAspect="Content" ObjectID="_1850869856" r:id="rId232"/>
         </w:object>
       </w:r>
       <w:r>
@@ -8052,10 +8052,10 @@
       </w:pPr>
       <w:r>
         <w:object w:dxaOrig="3616" w:dyaOrig="360" w14:anchorId="30EB5CFF">
-          <v:shape id="_x0000_i1135" type="#_x0000_t75" style="width:180.9pt;height:17.3pt" o:ole="">
+          <v:shape id="_x0000_i1135" type="#_x0000_t75" style="width:181.05pt;height:17.5pt" o:ole="">
             <v:imagedata r:id="rId233" o:title=""/>
           </v:shape>
-          <o:OLEObject Type="Embed" ProgID="Equation.AxMath" ShapeID="_x0000_i1135" DrawAspect="Content" ObjectID="_1850867401" r:id="rId234"/>
+          <o:OLEObject Type="Embed" ProgID="Equation.AxMath" ShapeID="_x0000_i1135" DrawAspect="Content" ObjectID="_1850869857" r:id="rId234"/>
         </w:object>
       </w:r>
     </w:p>
@@ -8082,10 +8082,10 @@
       </w:pPr>
       <w:r>
         <w:object w:dxaOrig="3316" w:dyaOrig="371" w14:anchorId="505B622D">
-          <v:shape id="_x0000_i1136" type="#_x0000_t75" style="width:165.4pt;height:18.7pt" o:ole="">
+          <v:shape id="_x0000_i1136" type="#_x0000_t75" style="width:165.65pt;height:18.75pt" o:ole="">
             <v:imagedata r:id="rId235" o:title=""/>
           </v:shape>
-          <o:OLEObject Type="Embed" ProgID="Equation.AxMath" ShapeID="_x0000_i1136" DrawAspect="Content" ObjectID="_1850867402" r:id="rId236"/>
+          <o:OLEObject Type="Embed" ProgID="Equation.AxMath" ShapeID="_x0000_i1136" DrawAspect="Content" ObjectID="_1850869858" r:id="rId236"/>
         </w:object>
       </w:r>
     </w:p>
@@ -8112,10 +8112,10 @@
       </w:pPr>
       <w:r>
         <w:object w:dxaOrig="2151" w:dyaOrig="722" w14:anchorId="5CD23362">
-          <v:shape id="_x0000_i1137" type="#_x0000_t75" style="width:107.55pt;height:36pt" o:ole="">
+          <v:shape id="_x0000_i1137" type="#_x0000_t75" style="width:107.4pt;height:35.8pt" o:ole="">
             <v:imagedata r:id="rId237" o:title=""/>
           </v:shape>
-          <o:OLEObject Type="Embed" ProgID="Equation.AxMath" ShapeID="_x0000_i1137" DrawAspect="Content" ObjectID="_1850867403" r:id="rId238"/>
+          <o:OLEObject Type="Embed" ProgID="Equation.AxMath" ShapeID="_x0000_i1137" DrawAspect="Content" ObjectID="_1850869859" r:id="rId238"/>
         </w:object>
       </w:r>
     </w:p>
@@ -8143,10 +8143,10 @@
       </w:pPr>
       <w:r>
         <w:object w:dxaOrig="3568" w:dyaOrig="1455" w14:anchorId="070A2B0B">
-          <v:shape id="_x0000_i1138" type="#_x0000_t75" style="width:178.65pt;height:72.45pt" o:ole="">
+          <v:shape id="_x0000_i1138" type="#_x0000_t75" style="width:178.55pt;height:72.4pt" o:ole="">
             <v:imagedata r:id="rId239" o:title=""/>
           </v:shape>
-          <o:OLEObject Type="Embed" ProgID="Equation.AxMath" ShapeID="_x0000_i1138" DrawAspect="Content" ObjectID="_1850867404" r:id="rId240"/>
+          <o:OLEObject Type="Embed" ProgID="Equation.AxMath" ShapeID="_x0000_i1138" DrawAspect="Content" ObjectID="_1850869860" r:id="rId240"/>
         </w:object>
       </w:r>
     </w:p>
@@ -8195,10 +8195,10 @@
             </w:r>
             <w:r>
               <w:object w:dxaOrig="1509" w:dyaOrig="385" w14:anchorId="2C2202D0">
-                <v:shape id="_x0000_i1139" type="#_x0000_t75" style="width:75.2pt;height:19.15pt" o:ole="">
+                <v:shape id="_x0000_i1139" type="#_x0000_t75" style="width:75.35pt;height:19.15pt" o:ole="">
                   <v:imagedata r:id="rId241" o:title=""/>
                 </v:shape>
-                <o:OLEObject Type="Embed" ProgID="Equation.AxMath" ShapeID="_x0000_i1139" DrawAspect="Content" ObjectID="_1850867405" r:id="rId242"/>
+                <o:OLEObject Type="Embed" ProgID="Equation.AxMath" ShapeID="_x0000_i1139" DrawAspect="Content" ObjectID="_1850869861" r:id="rId242"/>
               </w:object>
             </w:r>
             <w:r>
@@ -8206,10 +8206,10 @@
             </w:r>
             <w:r>
               <w:object w:dxaOrig="1297" w:dyaOrig="382" w14:anchorId="2FD2B9C9">
-                <v:shape id="_x0000_i1140" type="#_x0000_t75" style="width:64.7pt;height:19.15pt" o:ole="">
+                <v:shape id="_x0000_i1140" type="#_x0000_t75" style="width:64.9pt;height:19.15pt" o:ole="">
                   <v:imagedata r:id="rId243" o:title=""/>
                 </v:shape>
-                <o:OLEObject Type="Embed" ProgID="Equation.AxMath" ShapeID="_x0000_i1140" DrawAspect="Content" ObjectID="_1850867406" r:id="rId244"/>
+                <o:OLEObject Type="Embed" ProgID="Equation.AxMath" ShapeID="_x0000_i1140" DrawAspect="Content" ObjectID="_1850869862" r:id="rId244"/>
               </w:object>
             </w:r>
             <w:r>
@@ -8261,10 +8261,10 @@
             </w:pPr>
             <w:r>
               <w:object w:dxaOrig="3851" w:dyaOrig="756" w14:anchorId="7B8BC3C9">
-                <v:shape id="_x0000_i1141" type="#_x0000_t75" style="width:192.75pt;height:38.3pt" o:ole="">
+                <v:shape id="_x0000_i1141" type="#_x0000_t75" style="width:192.7pt;height:38.3pt" o:ole="">
                   <v:imagedata r:id="rId245" o:title=""/>
                 </v:shape>
-                <o:OLEObject Type="Embed" ProgID="Equation.AxMath" ShapeID="_x0000_i1141" DrawAspect="Content" ObjectID="_1850867407" r:id="rId246"/>
+                <o:OLEObject Type="Embed" ProgID="Equation.AxMath" ShapeID="_x0000_i1141" DrawAspect="Content" ObjectID="_1850869863" r:id="rId246"/>
               </w:object>
             </w:r>
           </w:p>
@@ -8340,10 +8340,10 @@
       </w:r>
       <w:r>
         <w:object w:dxaOrig="227" w:dyaOrig="385" w14:anchorId="7BD3D9F1">
-          <v:shape id="_x0000_i1142" type="#_x0000_t75" style="width:11.85pt;height:19.15pt" o:ole="">
+          <v:shape id="_x0000_i1142" type="#_x0000_t75" style="width:11.65pt;height:19.15pt" o:ole="">
             <v:imagedata r:id="rId247" o:title=""/>
           </v:shape>
-          <o:OLEObject Type="Embed" ProgID="Equation.AxMath" ShapeID="_x0000_i1142" DrawAspect="Content" ObjectID="_1850867408" r:id="rId248"/>
+          <o:OLEObject Type="Embed" ProgID="Equation.AxMath" ShapeID="_x0000_i1142" DrawAspect="Content" ObjectID="_1850869864" r:id="rId248"/>
         </w:object>
       </w:r>
       <w:r>
@@ -8351,10 +8351,10 @@
       </w:r>
       <w:r>
         <w:object w:dxaOrig="290" w:dyaOrig="385" w14:anchorId="095CF168">
-          <v:shape id="_x0000_i1143" type="#_x0000_t75" style="width:14.6pt;height:19.15pt" o:ole="">
+          <v:shape id="_x0000_i1143" type="#_x0000_t75" style="width:14.55pt;height:19.15pt" o:ole="">
             <v:imagedata r:id="rId249" o:title=""/>
           </v:shape>
-          <o:OLEObject Type="Embed" ProgID="Equation.AxMath" ShapeID="_x0000_i1143" DrawAspect="Content" ObjectID="_1850867409" r:id="rId250"/>
+          <o:OLEObject Type="Embed" ProgID="Equation.AxMath" ShapeID="_x0000_i1143" DrawAspect="Content" ObjectID="_1850869865" r:id="rId250"/>
         </w:object>
       </w:r>
       <w:r>
@@ -8362,10 +8362,10 @@
       </w:r>
       <w:r>
         <w:object w:dxaOrig="652" w:dyaOrig="397" w14:anchorId="4DA5EA30">
-          <v:shape id="_x0000_i1144" type="#_x0000_t75" style="width:32.8pt;height:20.5pt" o:ole="">
+          <v:shape id="_x0000_i1144" type="#_x0000_t75" style="width:32.9pt;height:20.4pt" o:ole="">
             <v:imagedata r:id="rId251" o:title=""/>
           </v:shape>
-          <o:OLEObject Type="Embed" ProgID="Equation.AxMath" ShapeID="_x0000_i1144" DrawAspect="Content" ObjectID="_1850867410" r:id="rId252"/>
+          <o:OLEObject Type="Embed" ProgID="Equation.AxMath" ShapeID="_x0000_i1144" DrawAspect="Content" ObjectID="_1850869866" r:id="rId252"/>
         </w:object>
       </w:r>
       <w:r>
@@ -8380,10 +8380,10 @@
       </w:pPr>
       <w:r>
         <w:object w:dxaOrig="3934" w:dyaOrig="815" w14:anchorId="7116113F">
-          <v:shape id="_x0000_i1145" type="#_x0000_t75" style="width:196.85pt;height:41pt" o:ole="">
+          <v:shape id="_x0000_i1145" type="#_x0000_t75" style="width:196.85pt;height:40.8pt" o:ole="">
             <v:imagedata r:id="rId253" o:title=""/>
           </v:shape>
-          <o:OLEObject Type="Embed" ProgID="Equation.AxMath" ShapeID="_x0000_i1145" DrawAspect="Content" ObjectID="_1850867411" r:id="rId254"/>
+          <o:OLEObject Type="Embed" ProgID="Equation.AxMath" ShapeID="_x0000_i1145" DrawAspect="Content" ObjectID="_1850869867" r:id="rId254"/>
         </w:object>
       </w:r>
     </w:p>
@@ -8397,10 +8397,10 @@
       </w:r>
       <w:r>
         <w:object w:dxaOrig="1015" w:dyaOrig="385" w14:anchorId="76A0879C">
-          <v:shape id="_x0000_i1146" type="#_x0000_t75" style="width:50.6pt;height:19.15pt" o:ole="">
+          <v:shape id="_x0000_i1146" type="#_x0000_t75" style="width:50.75pt;height:19.15pt" o:ole="">
             <v:imagedata r:id="rId255" o:title=""/>
           </v:shape>
-          <o:OLEObject Type="Embed" ProgID="Equation.AxMath" ShapeID="_x0000_i1146" DrawAspect="Content" ObjectID="_1850867412" r:id="rId256"/>
+          <o:OLEObject Type="Embed" ProgID="Equation.AxMath" ShapeID="_x0000_i1146" DrawAspect="Content" ObjectID="_1850869868" r:id="rId256"/>
         </w:object>
       </w:r>
       <w:r>
@@ -8415,10 +8415,10 @@
       </w:pPr>
       <w:r>
         <w:object w:dxaOrig="1599" w:dyaOrig="403" w14:anchorId="077F50E7">
-          <v:shape id="_x0000_i1147" type="#_x0000_t75" style="width:79.3pt;height:19.6pt" o:ole="">
+          <v:shape id="_x0000_i1147" type="#_x0000_t75" style="width:79.5pt;height:19.55pt" o:ole="">
             <v:imagedata r:id="rId257" o:title=""/>
           </v:shape>
-          <o:OLEObject Type="Embed" ProgID="Equation.AxMath" ShapeID="_x0000_i1147" DrawAspect="Content" ObjectID="_1850867413" r:id="rId258"/>
+          <o:OLEObject Type="Embed" ProgID="Equation.AxMath" ShapeID="_x0000_i1147" DrawAspect="Content" ObjectID="_1850869869" r:id="rId258"/>
         </w:object>
       </w:r>
     </w:p>
@@ -8493,10 +8493,10 @@
       </w:pPr>
       <w:r>
         <w:object w:dxaOrig="2662" w:dyaOrig="403" w14:anchorId="3A4F70AE">
-          <v:shape id="_x0000_i1148" type="#_x0000_t75" style="width:133.05pt;height:19.6pt" o:ole="">
+          <v:shape id="_x0000_i1148" type="#_x0000_t75" style="width:133.2pt;height:19.55pt" o:ole="">
             <v:imagedata r:id="rId259" o:title=""/>
           </v:shape>
-          <o:OLEObject Type="Embed" ProgID="Equation.AxMath" ShapeID="_x0000_i1148" DrawAspect="Content" ObjectID="_1850867414" r:id="rId260"/>
+          <o:OLEObject Type="Embed" ProgID="Equation.AxMath" ShapeID="_x0000_i1148" DrawAspect="Content" ObjectID="_1850869870" r:id="rId260"/>
         </w:object>
       </w:r>
     </w:p>
@@ -8517,10 +8517,10 @@
       </w:pPr>
       <w:r>
         <w:object w:dxaOrig="3196" w:dyaOrig="672" w14:anchorId="14A296FC">
-          <v:shape id="_x0000_i1149" type="#_x0000_t75" style="width:160.4pt;height:33.7pt" o:ole="">
+          <v:shape id="_x0000_i1149" type="#_x0000_t75" style="width:160.25pt;height:33.7pt" o:ole="">
             <v:imagedata r:id="rId261" o:title=""/>
           </v:shape>
-          <o:OLEObject Type="Embed" ProgID="Equation.AxMath" ShapeID="_x0000_i1149" DrawAspect="Content" ObjectID="_1850867415" r:id="rId262"/>
+          <o:OLEObject Type="Embed" ProgID="Equation.AxMath" ShapeID="_x0000_i1149" DrawAspect="Content" ObjectID="_1850869871" r:id="rId262"/>
         </w:object>
       </w:r>
     </w:p>
@@ -8534,10 +8534,10 @@
       </w:r>
       <w:r>
         <w:object w:dxaOrig="1052" w:dyaOrig="655" w14:anchorId="3C86F7DF">
-          <v:shape id="_x0000_i1150" type="#_x0000_t75" style="width:52.4pt;height:33.25pt" o:ole="">
+          <v:shape id="_x0000_i1150" type="#_x0000_t75" style="width:52.45pt;height:33.3pt" o:ole="">
             <v:imagedata r:id="rId263" o:title=""/>
           </v:shape>
-          <o:OLEObject Type="Embed" ProgID="Equation.AxMath" ShapeID="_x0000_i1150" DrawAspect="Content" ObjectID="_1850867416" r:id="rId264"/>
+          <o:OLEObject Type="Embed" ProgID="Equation.AxMath" ShapeID="_x0000_i1150" DrawAspect="Content" ObjectID="_1850869872" r:id="rId264"/>
         </w:object>
       </w:r>
       <w:r>
@@ -8594,10 +8594,10 @@
             </w:pPr>
             <w:r>
               <w:object w:dxaOrig="8366" w:dyaOrig="706" w14:anchorId="07EC8C2F">
-                <v:shape id="_x0000_i74256" type="#_x0000_t75" style="width:406.5pt;height:34.65pt" o:ole="">
+                <v:shape id="_x0000_i74256" type="#_x0000_t75" style="width:406.6pt;height:34.55pt" o:ole="">
                   <v:imagedata r:id="rId265" o:title=""/>
                 </v:shape>
-                <o:OLEObject Type="Embed" ProgID="Equation.AxMath" ShapeID="_x0000_i74256" DrawAspect="Content" ObjectID="_1850867417" r:id="rId266"/>
+                <o:OLEObject Type="Embed" ProgID="Equation.AxMath" ShapeID="_x0000_i74256" DrawAspect="Content" ObjectID="_1850869873" r:id="rId266"/>
               </w:object>
             </w:r>
           </w:p>
@@ -8744,10 +8744,10 @@
           <w:position w:val="-30"/>
         </w:rPr>
         <w:object w:dxaOrig="1624" w:dyaOrig="734" w14:anchorId="4A9E146E">
-          <v:shape id="_x0000_i1152" type="#_x0000_t75" style="width:81.1pt;height:36.45pt" o:ole="">
+          <v:shape id="_x0000_i1152" type="#_x0000_t75" style="width:81.15pt;height:36.6pt" o:ole="">
             <v:imagedata r:id="rId267" o:title=""/>
           </v:shape>
-          <o:OLEObject Type="Embed" ProgID="Equation.AxMath" ShapeID="_x0000_i1152" DrawAspect="Content" ObjectID="_1850867418" r:id="rId268"/>
+          <o:OLEObject Type="Embed" ProgID="Equation.AxMath" ShapeID="_x0000_i1152" DrawAspect="Content" ObjectID="_1850869874" r:id="rId268"/>
         </w:object>
       </w:r>
     </w:p>
@@ -8778,10 +8778,10 @@
           <w:position w:val="-26"/>
         </w:rPr>
         <w:object w:dxaOrig="1414" w:dyaOrig="655" w14:anchorId="2D829C6D">
-          <v:shape id="_x0000_i1153" type="#_x0000_t75" style="width:70.2pt;height:33.25pt" o:ole="">
+          <v:shape id="_x0000_i1153" type="#_x0000_t75" style="width:70.35pt;height:33.3pt" o:ole="">
             <v:imagedata r:id="rId269" o:title=""/>
           </v:shape>
-          <o:OLEObject Type="Embed" ProgID="Equation.AxMath" ShapeID="_x0000_i1153" DrawAspect="Content" ObjectID="_1850867419" r:id="rId270"/>
+          <o:OLEObject Type="Embed" ProgID="Equation.AxMath" ShapeID="_x0000_i1153" DrawAspect="Content" ObjectID="_1850869875" r:id="rId270"/>
         </w:object>
       </w:r>
     </w:p>
@@ -8815,10 +8815,10 @@
           <w:position w:val="-28"/>
         </w:rPr>
         <w:object w:dxaOrig="2879" w:dyaOrig="704" w14:anchorId="06B7BA9F">
-          <v:shape id="_x0000_i1154" type="#_x0000_t75" style="width:2in;height:35.55pt" o:ole="">
+          <v:shape id="_x0000_i1154" type="#_x0000_t75" style="width:2in;height:35.4pt" o:ole="">
             <v:imagedata r:id="rId271" o:title=""/>
           </v:shape>
-          <o:OLEObject Type="Embed" ProgID="Equation.AxMath" ShapeID="_x0000_i1154" DrawAspect="Content" ObjectID="_1850867420" r:id="rId272"/>
+          <o:OLEObject Type="Embed" ProgID="Equation.AxMath" ShapeID="_x0000_i1154" DrawAspect="Content" ObjectID="_1850869876" r:id="rId272"/>
         </w:object>
       </w:r>
     </w:p>
@@ -8860,10 +8860,10 @@
           <w:position w:val="-13"/>
         </w:rPr>
         <w:object w:dxaOrig="4340" w:dyaOrig="403" w14:anchorId="517F2201">
-          <v:shape id="_x0000_i1155" type="#_x0000_t75" style="width:217.8pt;height:19.6pt" o:ole="">
+          <v:shape id="_x0000_i1155" type="#_x0000_t75" style="width:217.65pt;height:19.55pt" o:ole="">
             <v:imagedata r:id="rId273" o:title=""/>
           </v:shape>
-          <o:OLEObject Type="Embed" ProgID="Equation.AxMath" ShapeID="_x0000_i1155" DrawAspect="Content" ObjectID="_1850867421" r:id="rId274"/>
+          <o:OLEObject Type="Embed" ProgID="Equation.AxMath" ShapeID="_x0000_i1155" DrawAspect="Content" ObjectID="_1850869877" r:id="rId274"/>
         </w:object>
       </w:r>
     </w:p>
@@ -8888,10 +8888,10 @@
           <w:position w:val="-28"/>
         </w:rPr>
         <w:object w:dxaOrig="1726" w:dyaOrig="721" w14:anchorId="15485BB4">
-          <v:shape id="_x0000_i1156" type="#_x0000_t75" style="width:86.15pt;height:36pt" o:ole="">
+          <v:shape id="_x0000_i1156" type="#_x0000_t75" style="width:86.15pt;height:36.2pt" o:ole="">
             <v:imagedata r:id="rId275" o:title=""/>
           </v:shape>
-          <o:OLEObject Type="Embed" ProgID="Equation.AxMath" ShapeID="_x0000_i1156" DrawAspect="Content" ObjectID="_1850867422" r:id="rId276"/>
+          <o:OLEObject Type="Embed" ProgID="Equation.AxMath" ShapeID="_x0000_i1156" DrawAspect="Content" ObjectID="_1850869878" r:id="rId276"/>
         </w:object>
       </w:r>
     </w:p>
@@ -8913,10 +8913,10 @@
           <w:position w:val="-26"/>
         </w:rPr>
         <w:object w:dxaOrig="902" w:dyaOrig="655" w14:anchorId="13F2CBFB">
-          <v:shape id="_x0000_i1157" type="#_x0000_t75" style="width:45.55pt;height:32.8pt" o:ole="">
+          <v:shape id="_x0000_i1157" type="#_x0000_t75" style="width:45.35pt;height:32.9pt" o:ole="">
             <v:imagedata r:id="rId277" o:title=""/>
           </v:shape>
-          <o:OLEObject Type="Embed" ProgID="Equation.AxMath" ShapeID="_x0000_i1157" DrawAspect="Content" ObjectID="_1850867423" r:id="rId278"/>
+          <o:OLEObject Type="Embed" ProgID="Equation.AxMath" ShapeID="_x0000_i1157" DrawAspect="Content" ObjectID="_1850869879" r:id="rId278"/>
         </w:object>
       </w:r>
       <w:r>
@@ -8935,10 +8935,10 @@
           <w:position w:val="-12"/>
         </w:rPr>
         <w:object w:dxaOrig="135" w:dyaOrig="382" w14:anchorId="64880983">
-          <v:shape id="_x0000_i1158" type="#_x0000_t75" style="width:6.85pt;height:19.15pt" o:ole="">
+          <v:shape id="_x0000_i1158" type="#_x0000_t75" style="width:6.65pt;height:19.15pt" o:ole="">
             <v:imagedata r:id="rId279" o:title=""/>
           </v:shape>
-          <o:OLEObject Type="Embed" ProgID="Equation.AxMath" ShapeID="_x0000_i1158" DrawAspect="Content" ObjectID="_1850867424" r:id="rId280"/>
+          <o:OLEObject Type="Embed" ProgID="Equation.AxMath" ShapeID="_x0000_i1158" DrawAspect="Content" ObjectID="_1850869880" r:id="rId280"/>
         </w:object>
       </w:r>
       <w:r>
@@ -8955,10 +8955,10 @@
           <w:position w:val="-28"/>
         </w:rPr>
         <w:object w:dxaOrig="3279" w:dyaOrig="719" w14:anchorId="51E1E2AC">
-          <v:shape id="_x0000_i1159" type="#_x0000_t75" style="width:164.5pt;height:36pt" o:ole="">
+          <v:shape id="_x0000_i1159" type="#_x0000_t75" style="width:164.4pt;height:35.8pt" o:ole="">
             <v:imagedata r:id="rId281" o:title=""/>
           </v:shape>
-          <o:OLEObject Type="Embed" ProgID="Equation.AxMath" ShapeID="_x0000_i1159" DrawAspect="Content" ObjectID="_1850867425" r:id="rId282"/>
+          <o:OLEObject Type="Embed" ProgID="Equation.AxMath" ShapeID="_x0000_i1159" DrawAspect="Content" ObjectID="_1850869881" r:id="rId282"/>
         </w:object>
       </w:r>
     </w:p>
@@ -8980,10 +8980,10 @@
           <w:position w:val="-12"/>
         </w:rPr>
         <w:object w:dxaOrig="135" w:dyaOrig="382" w14:anchorId="61C1B287">
-          <v:shape id="_x0000_i1160" type="#_x0000_t75" style="width:6.85pt;height:19.15pt" o:ole="">
+          <v:shape id="_x0000_i1160" type="#_x0000_t75" style="width:6.65pt;height:19.15pt" o:ole="">
             <v:imagedata r:id="rId279" o:title=""/>
           </v:shape>
-          <o:OLEObject Type="Embed" ProgID="Equation.AxMath" ShapeID="_x0000_i1160" DrawAspect="Content" ObjectID="_1850867426" r:id="rId283"/>
+          <o:OLEObject Type="Embed" ProgID="Equation.AxMath" ShapeID="_x0000_i1160" DrawAspect="Content" ObjectID="_1850869882" r:id="rId283"/>
         </w:object>
       </w:r>
       <w:r>
@@ -9000,10 +9000,10 @@
           <w:position w:val="-29"/>
         </w:rPr>
         <w:object w:dxaOrig="3298" w:dyaOrig="722" w14:anchorId="5EEAE146">
-          <v:shape id="_x0000_i1161" type="#_x0000_t75" style="width:165.4pt;height:36pt" o:ole="">
+          <v:shape id="_x0000_i1161" type="#_x0000_t75" style="width:165.25pt;height:35.8pt" o:ole="">
             <v:imagedata r:id="rId284" o:title=""/>
           </v:shape>
-          <o:OLEObject Type="Embed" ProgID="Equation.AxMath" ShapeID="_x0000_i1161" DrawAspect="Content" ObjectID="_1850867427" r:id="rId285"/>
+          <o:OLEObject Type="Embed" ProgID="Equation.AxMath" ShapeID="_x0000_i1161" DrawAspect="Content" ObjectID="_1850869883" r:id="rId285"/>
         </w:object>
       </w:r>
     </w:p>
@@ -9043,10 +9043,10 @@
           <w:position w:val="-13"/>
         </w:rPr>
         <w:object w:dxaOrig="653" w:dyaOrig="385" w14:anchorId="73D11A69">
-          <v:shape id="_x0000_i1162" type="#_x0000_t75" style="width:33.25pt;height:19.15pt" o:ole="">
+          <v:shape id="_x0000_i1162" type="#_x0000_t75" style="width:33.3pt;height:19.15pt" o:ole="">
             <v:imagedata r:id="rId286" o:title=""/>
           </v:shape>
-          <o:OLEObject Type="Embed" ProgID="Equation.AxMath" ShapeID="_x0000_i1162" DrawAspect="Content" ObjectID="_1850867428" r:id="rId287"/>
+          <o:OLEObject Type="Embed" ProgID="Equation.AxMath" ShapeID="_x0000_i1162" DrawAspect="Content" ObjectID="_1850869884" r:id="rId287"/>
         </w:object>
       </w:r>
       <w:r>
@@ -9057,10 +9057,10 @@
           <w:position w:val="-13"/>
         </w:rPr>
         <w:object w:dxaOrig="1583" w:dyaOrig="385" w14:anchorId="37EF2222">
-          <v:shape id="_x0000_i1163" type="#_x0000_t75" style="width:79.3pt;height:19.15pt" o:ole="">
+          <v:shape id="_x0000_i1163" type="#_x0000_t75" style="width:79.1pt;height:19.15pt" o:ole="">
             <v:imagedata r:id="rId288" o:title=""/>
           </v:shape>
-          <o:OLEObject Type="Embed" ProgID="Equation.AxMath" ShapeID="_x0000_i1163" DrawAspect="Content" ObjectID="_1850867429" r:id="rId289"/>
+          <o:OLEObject Type="Embed" ProgID="Equation.AxMath" ShapeID="_x0000_i1163" DrawAspect="Content" ObjectID="_1850869885" r:id="rId289"/>
         </w:object>
       </w:r>
       <w:r>
@@ -9077,10 +9077,10 @@
           <w:position w:val="-26"/>
         </w:rPr>
         <w:object w:dxaOrig="3275" w:dyaOrig="660" w14:anchorId="6BFD5315">
-          <v:shape id="_x0000_i1164" type="#_x0000_t75" style="width:164.5pt;height:32.8pt" o:ole="">
+          <v:shape id="_x0000_i1164" type="#_x0000_t75" style="width:164.4pt;height:32.9pt" o:ole="">
             <v:imagedata r:id="rId290" o:title=""/>
           </v:shape>
-          <o:OLEObject Type="Embed" ProgID="Equation.AxMath" ShapeID="_x0000_i1164" DrawAspect="Content" ObjectID="_1850867430" r:id="rId291"/>
+          <o:OLEObject Type="Embed" ProgID="Equation.AxMath" ShapeID="_x0000_i1164" DrawAspect="Content" ObjectID="_1850869886" r:id="rId291"/>
         </w:object>
       </w:r>
     </w:p>
@@ -9102,10 +9102,10 @@
           <w:position w:val="-26"/>
         </w:rPr>
         <w:object w:dxaOrig="7482" w:dyaOrig="660" w14:anchorId="70693992">
-          <v:shape id="_x0000_i1165" type="#_x0000_t75" style="width:374.15pt;height:32.8pt" o:ole="">
+          <v:shape id="_x0000_i1165" type="#_x0000_t75" style="width:374.15pt;height:32.9pt" o:ole="">
             <v:imagedata r:id="rId292" o:title=""/>
           </v:shape>
-          <o:OLEObject Type="Embed" ProgID="Equation.AxMath" ShapeID="_x0000_i1165" DrawAspect="Content" ObjectID="_1850867431" r:id="rId293"/>
+          <o:OLEObject Type="Embed" ProgID="Equation.AxMath" ShapeID="_x0000_i1165" DrawAspect="Content" ObjectID="_1850869887" r:id="rId293"/>
         </w:object>
       </w:r>
     </w:p>
@@ -9121,10 +9121,10 @@
           <w:position w:val="-13"/>
         </w:rPr>
         <w:object w:dxaOrig="1073" w:dyaOrig="385" w14:anchorId="0FD29A71">
-          <v:shape id="_x0000_i1166" type="#_x0000_t75" style="width:53.3pt;height:19.15pt" o:ole="">
+          <v:shape id="_x0000_i1166" type="#_x0000_t75" style="width:53.25pt;height:19.15pt" o:ole="">
             <v:imagedata r:id="rId294" o:title=""/>
           </v:shape>
-          <o:OLEObject Type="Embed" ProgID="Equation.AxMath" ShapeID="_x0000_i1166" DrawAspect="Content" ObjectID="_1850867432" r:id="rId295"/>
+          <o:OLEObject Type="Embed" ProgID="Equation.AxMath" ShapeID="_x0000_i1166" DrawAspect="Content" ObjectID="_1850869888" r:id="rId295"/>
         </w:object>
       </w:r>
       <w:r>
@@ -9135,10 +9135,10 @@
           <w:position w:val="-13"/>
         </w:rPr>
         <w:object w:dxaOrig="1286" w:dyaOrig="388" w14:anchorId="1D7B9308">
-          <v:shape id="_x0000_i1167" type="#_x0000_t75" style="width:64.7pt;height:19.6pt" o:ole="">
+          <v:shape id="_x0000_i1167" type="#_x0000_t75" style="width:64.5pt;height:19.55pt" o:ole="">
             <v:imagedata r:id="rId296" o:title=""/>
           </v:shape>
-          <o:OLEObject Type="Embed" ProgID="Equation.AxMath" ShapeID="_x0000_i1167" DrawAspect="Content" ObjectID="_1850867433" r:id="rId297"/>
+          <o:OLEObject Type="Embed" ProgID="Equation.AxMath" ShapeID="_x0000_i1167" DrawAspect="Content" ObjectID="_1850869889" r:id="rId297"/>
         </w:object>
       </w:r>
       <w:r>
@@ -9155,10 +9155,10 @@
           <w:position w:val="-13"/>
         </w:rPr>
         <w:object w:dxaOrig="1548" w:dyaOrig="388" w14:anchorId="28C4534E">
-          <v:shape id="_x0000_i1168" type="#_x0000_t75" style="width:77.45pt;height:19.6pt" o:ole="">
+          <v:shape id="_x0000_i1168" type="#_x0000_t75" style="width:77.4pt;height:19.55pt" o:ole="">
             <v:imagedata r:id="rId298" o:title=""/>
           </v:shape>
-          <o:OLEObject Type="Embed" ProgID="Equation.AxMath" ShapeID="_x0000_i1168" DrawAspect="Content" ObjectID="_1850867434" r:id="rId299"/>
+          <o:OLEObject Type="Embed" ProgID="Equation.AxMath" ShapeID="_x0000_i1168" DrawAspect="Content" ObjectID="_1850869890" r:id="rId299"/>
         </w:object>
       </w:r>
       <w:r>
@@ -9169,10 +9169,10 @@
           <w:position w:val="-28"/>
         </w:rPr>
         <w:object w:dxaOrig="1464" w:dyaOrig="709" w14:anchorId="0EBC900F">
-          <v:shape id="_x0000_i1169" type="#_x0000_t75" style="width:72.45pt;height:35.55pt" o:ole="">
+          <v:shape id="_x0000_i1169" type="#_x0000_t75" style="width:72.4pt;height:35.4pt" o:ole="">
             <v:imagedata r:id="rId300" o:title=""/>
           </v:shape>
-          <o:OLEObject Type="Embed" ProgID="Equation.AxMath" ShapeID="_x0000_i1169" DrawAspect="Content" ObjectID="_1850867435" r:id="rId301"/>
+          <o:OLEObject Type="Embed" ProgID="Equation.AxMath" ShapeID="_x0000_i1169" DrawAspect="Content" ObjectID="_1850869891" r:id="rId301"/>
         </w:object>
       </w:r>
       <w:r>
@@ -9183,10 +9183,10 @@
           <w:position w:val="-28"/>
         </w:rPr>
         <w:object w:dxaOrig="1481" w:dyaOrig="709" w14:anchorId="72EF562E">
-          <v:shape id="_x0000_i1170" type="#_x0000_t75" style="width:73.8pt;height:35.55pt" o:ole="">
+          <v:shape id="_x0000_i1170" type="#_x0000_t75" style="width:73.65pt;height:35.4pt" o:ole="">
             <v:imagedata r:id="rId302" o:title=""/>
           </v:shape>
-          <o:OLEObject Type="Embed" ProgID="Equation.AxMath" ShapeID="_x0000_i1170" DrawAspect="Content" ObjectID="_1850867436" r:id="rId303"/>
+          <o:OLEObject Type="Embed" ProgID="Equation.AxMath" ShapeID="_x0000_i1170" DrawAspect="Content" ObjectID="_1850869892" r:id="rId303"/>
         </w:object>
       </w:r>
       <w:r>
@@ -9242,10 +9242,10 @@
           <w:position w:val="-13"/>
         </w:rPr>
         <w:object w:dxaOrig="2345" w:dyaOrig="403" w14:anchorId="62CA0E88">
-          <v:shape id="_x0000_i1171" type="#_x0000_t75" style="width:118.05pt;height:19.6pt" o:ole="">
+          <v:shape id="_x0000_i1171" type="#_x0000_t75" style="width:117.8pt;height:19.55pt" o:ole="">
             <v:imagedata r:id="rId304" o:title=""/>
           </v:shape>
-          <o:OLEObject Type="Embed" ProgID="Equation.AxMath" ShapeID="_x0000_i1171" DrawAspect="Content" ObjectID="_1850867437" r:id="rId305"/>
+          <o:OLEObject Type="Embed" ProgID="Equation.AxMath" ShapeID="_x0000_i1171" DrawAspect="Content" ObjectID="_1850869893" r:id="rId305"/>
         </w:object>
       </w:r>
       <w:r>
@@ -9256,10 +9256,10 @@
           <w:position w:val="-13"/>
         </w:rPr>
         <w:object w:dxaOrig="1299" w:dyaOrig="403" w14:anchorId="7C9C5FEE">
-          <v:shape id="_x0000_i1172" type="#_x0000_t75" style="width:64.7pt;height:19.6pt" o:ole="">
+          <v:shape id="_x0000_i1172" type="#_x0000_t75" style="width:64.9pt;height:19.55pt" o:ole="">
             <v:imagedata r:id="rId306" o:title=""/>
           </v:shape>
-          <o:OLEObject Type="Embed" ProgID="Equation.AxMath" ShapeID="_x0000_i1172" DrawAspect="Content" ObjectID="_1850867438" r:id="rId307"/>
+          <o:OLEObject Type="Embed" ProgID="Equation.AxMath" ShapeID="_x0000_i1172" DrawAspect="Content" ObjectID="_1850869894" r:id="rId307"/>
         </w:object>
       </w:r>
       <w:r>
@@ -9279,7 +9279,7 @@
           <v:shape id="_x0000_i1173" type="#_x0000_t75" style="width:38.3pt;height:19.15pt" o:ole="">
             <v:imagedata r:id="rId308" o:title=""/>
           </v:shape>
-          <o:OLEObject Type="Embed" ProgID="Equation.AxMath" ShapeID="_x0000_i1173" DrawAspect="Content" ObjectID="_1850867439" r:id="rId309"/>
+          <o:OLEObject Type="Embed" ProgID="Equation.AxMath" ShapeID="_x0000_i1173" DrawAspect="Content" ObjectID="_1850869895" r:id="rId309"/>
         </w:object>
       </w:r>
       <w:r>
@@ -9299,10 +9299,10 @@
           <w:position w:val="-27"/>
         </w:rPr>
         <w:object w:dxaOrig="1905" w:dyaOrig="675" w14:anchorId="5B75ED0F">
-          <v:shape id="_x0000_i74222" type="#_x0000_t75" style="width:95.25pt;height:33.25pt" o:ole="">
+          <v:shape id="_x0000_i74222" type="#_x0000_t75" style="width:94.9pt;height:33.3pt" o:ole="">
             <v:imagedata r:id="rId310" o:title=""/>
           </v:shape>
-          <o:OLEObject Type="Embed" ProgID="Equation.AxMath" ShapeID="_x0000_i74222" DrawAspect="Content" ObjectID="_1850867440" r:id="rId311"/>
+          <o:OLEObject Type="Embed" ProgID="Equation.AxMath" ShapeID="_x0000_i74222" DrawAspect="Content" ObjectID="_1850869896" r:id="rId311"/>
         </w:object>
       </w:r>
     </w:p>
@@ -9333,10 +9333,10 @@
       </w:r>
       <w:r>
         <w:object w:dxaOrig="1549" w:dyaOrig="382" w14:anchorId="56143150">
-          <v:shape id="_x0000_i1175" type="#_x0000_t75" style="width:77.45pt;height:19.15pt" o:ole="">
+          <v:shape id="_x0000_i1175" type="#_x0000_t75" style="width:77.4pt;height:19.15pt" o:ole="">
             <v:imagedata r:id="rId312" o:title=""/>
           </v:shape>
-          <o:OLEObject Type="Embed" ProgID="Equation.AxMath" ShapeID="_x0000_i1175" DrawAspect="Content" ObjectID="_1850867441" r:id="rId313"/>
+          <o:OLEObject Type="Embed" ProgID="Equation.AxMath" ShapeID="_x0000_i1175" DrawAspect="Content" ObjectID="_1850869897" r:id="rId313"/>
         </w:object>
       </w:r>
       <w:r>
@@ -9344,10 +9344,10 @@
       </w:r>
       <w:r>
         <w:object w:dxaOrig="1072" w:dyaOrig="382" w14:anchorId="5FB4B43C">
-          <v:shape id="_x0000_i1176" type="#_x0000_t75" style="width:53.3pt;height:19.15pt" o:ole="">
+          <v:shape id="_x0000_i1176" type="#_x0000_t75" style="width:53.25pt;height:19.15pt" o:ole="">
             <v:imagedata r:id="rId314" o:title=""/>
           </v:shape>
-          <o:OLEObject Type="Embed" ProgID="Equation.AxMath" ShapeID="_x0000_i1176" DrawAspect="Content" ObjectID="_1850867442" r:id="rId315"/>
+          <o:OLEObject Type="Embed" ProgID="Equation.AxMath" ShapeID="_x0000_i1176" DrawAspect="Content" ObjectID="_1850869898" r:id="rId315"/>
         </w:object>
       </w:r>
       <w:r>
@@ -9361,10 +9361,10 @@
       </w:r>
       <w:r>
         <w:object w:dxaOrig="1678" w:dyaOrig="385" w14:anchorId="32734A66">
-          <v:shape id="_x0000_i1177" type="#_x0000_t75" style="width:83.85pt;height:19.15pt" o:ole="">
+          <v:shape id="_x0000_i1177" type="#_x0000_t75" style="width:84.05pt;height:19.15pt" o:ole="">
             <v:imagedata r:id="rId316" o:title=""/>
           </v:shape>
-          <o:OLEObject Type="Embed" ProgID="Equation.AxMath" ShapeID="_x0000_i1177" DrawAspect="Content" ObjectID="_1850867443" r:id="rId317"/>
+          <o:OLEObject Type="Embed" ProgID="Equation.AxMath" ShapeID="_x0000_i1177" DrawAspect="Content" ObjectID="_1850869899" r:id="rId317"/>
         </w:object>
       </w:r>
       <w:r>
@@ -9378,10 +9378,10 @@
       </w:r>
       <w:r>
         <w:object w:dxaOrig="929" w:dyaOrig="385" w14:anchorId="0BF9F46A">
-          <v:shape id="_x0000_i1178" type="#_x0000_t75" style="width:46.05pt;height:19.15pt" o:ole="">
+          <v:shape id="_x0000_i1178" type="#_x0000_t75" style="width:46.2pt;height:19.15pt" o:ole="">
             <v:imagedata r:id="rId318" o:title=""/>
           </v:shape>
-          <o:OLEObject Type="Embed" ProgID="Equation.AxMath" ShapeID="_x0000_i1178" DrawAspect="Content" ObjectID="_1850867444" r:id="rId319"/>
+          <o:OLEObject Type="Embed" ProgID="Equation.AxMath" ShapeID="_x0000_i1178" DrawAspect="Content" ObjectID="_1850869900" r:id="rId319"/>
         </w:object>
       </w:r>
       <w:r>
@@ -9389,10 +9389,10 @@
       </w:r>
       <w:r>
         <w:object w:dxaOrig="929" w:dyaOrig="385" w14:anchorId="0F223351">
-          <v:shape id="_x0000_i1179" type="#_x0000_t75" style="width:46.05pt;height:19.15pt" o:ole="">
+          <v:shape id="_x0000_i1179" type="#_x0000_t75" style="width:46.2pt;height:19.15pt" o:ole="">
             <v:imagedata r:id="rId320" o:title=""/>
           </v:shape>
-          <o:OLEObject Type="Embed" ProgID="Equation.AxMath" ShapeID="_x0000_i1179" DrawAspect="Content" ObjectID="_1850867445" r:id="rId321"/>
+          <o:OLEObject Type="Embed" ProgID="Equation.AxMath" ShapeID="_x0000_i1179" DrawAspect="Content" ObjectID="_1850869901" r:id="rId321"/>
         </w:object>
       </w:r>
       <w:r>
@@ -11485,10 +11485,10 @@
           <w:color w:val="000000" w:themeColor="text1"/>
         </w:rPr>
         <w:object w:dxaOrig="341" w:dyaOrig="357" w14:anchorId="19A58A31">
-          <v:shape id="_x0000_i1180" type="#_x0000_t75" style="width:16.85pt;height:17.3pt" o:ole="">
+          <v:shape id="_x0000_i1180" type="#_x0000_t75" style="width:17.05pt;height:17.5pt" o:ole="">
             <v:imagedata r:id="rId322" o:title=""/>
           </v:shape>
-          <o:OLEObject Type="Embed" ProgID="Equation.AxMath" ShapeID="_x0000_i1180" DrawAspect="Content" ObjectID="_1850867446" r:id="rId323"/>
+          <o:OLEObject Type="Embed" ProgID="Equation.AxMath" ShapeID="_x0000_i1180" DrawAspect="Content" ObjectID="_1850869902" r:id="rId323"/>
         </w:object>
       </w:r>
       <w:r>
@@ -11517,10 +11517,10 @@
           <w:color w:val="000000" w:themeColor="text1"/>
         </w:rPr>
         <w:object w:dxaOrig="341" w:dyaOrig="357" w14:anchorId="7EC307D4">
-          <v:shape id="_x0000_i1181" type="#_x0000_t75" style="width:16.85pt;height:17.3pt" o:ole="">
+          <v:shape id="_x0000_i1181" type="#_x0000_t75" style="width:17.05pt;height:17.5pt" o:ole="">
             <v:imagedata r:id="rId322" o:title=""/>
           </v:shape>
-          <o:OLEObject Type="Embed" ProgID="Equation.AxMath" ShapeID="_x0000_i1181" DrawAspect="Content" ObjectID="_1850867447" r:id="rId324"/>
+          <o:OLEObject Type="Embed" ProgID="Equation.AxMath" ShapeID="_x0000_i1181" DrawAspect="Content" ObjectID="_1850869903" r:id="rId324"/>
         </w:object>
       </w:r>
       <w:r>
@@ -11549,10 +11549,10 @@
           <w:color w:val="000000" w:themeColor="text1"/>
         </w:rPr>
         <w:object w:dxaOrig="611" w:dyaOrig="357" w14:anchorId="1CD65AB6">
-          <v:shape id="_x0000_i1183" type="#_x0000_t75" style="width:30.55pt;height:17.3pt" o:ole="">
+          <v:shape id="_x0000_i1183" type="#_x0000_t75" style="width:30.4pt;height:17.5pt" o:ole="">
             <v:imagedata r:id="rId325" o:title=""/>
           </v:shape>
-          <o:OLEObject Type="Embed" ProgID="Equation.AxMath" ShapeID="_x0000_i1183" DrawAspect="Content" ObjectID="_1850867448" r:id="rId326"/>
+          <o:OLEObject Type="Embed" ProgID="Equation.AxMath" ShapeID="_x0000_i1183" DrawAspect="Content" ObjectID="_1850869904" r:id="rId326"/>
         </w:object>
       </w:r>
       <w:r>
@@ -11574,10 +11574,10 @@
           <w:color w:val="000000" w:themeColor="text1"/>
         </w:rPr>
         <w:object w:dxaOrig="611" w:dyaOrig="357" w14:anchorId="2D90FCE2">
-          <v:shape id="_x0000_i1184" type="#_x0000_t75" style="width:30.55pt;height:17.3pt" o:ole="">
+          <v:shape id="_x0000_i1184" type="#_x0000_t75" style="width:30.4pt;height:17.5pt" o:ole="">
             <v:imagedata r:id="rId325" o:title=""/>
           </v:shape>
-          <o:OLEObject Type="Embed" ProgID="Equation.AxMath" ShapeID="_x0000_i1184" DrawAspect="Content" ObjectID="_1850867449" r:id="rId327"/>
+          <o:OLEObject Type="Embed" ProgID="Equation.AxMath" ShapeID="_x0000_i1184" DrawAspect="Content" ObjectID="_1850869905" r:id="rId327"/>
         </w:object>
       </w:r>
       <w:r>
@@ -12217,10 +12217,10 @@
           <w:position w:val="-12"/>
         </w:rPr>
         <w:object w:dxaOrig="1256" w:dyaOrig="361" w14:anchorId="5683061B">
-          <v:shape id="_x0000_i1186" type="#_x0000_t75" style="width:63.35pt;height:17.3pt" o:ole="">
+          <v:shape id="_x0000_i1186" type="#_x0000_t75" style="width:63.25pt;height:17.5pt" o:ole="">
             <v:imagedata r:id="rId329" o:title=""/>
           </v:shape>
-          <o:OLEObject Type="Embed" ProgID="Equation.AxMath" ShapeID="_x0000_i1186" DrawAspect="Content" ObjectID="_1850867450" r:id="rId330"/>
+          <o:OLEObject Type="Embed" ProgID="Equation.AxMath" ShapeID="_x0000_i1186" DrawAspect="Content" ObjectID="_1850869906" r:id="rId330"/>
         </w:object>
       </w:r>
       <w:r>
@@ -12231,10 +12231,10 @@
           <w:position w:val="-12"/>
         </w:rPr>
         <w:object w:dxaOrig="583" w:dyaOrig="372" w14:anchorId="7B8E2747">
-          <v:shape id="_x0000_i1187" type="#_x0000_t75" style="width:28.7pt;height:18.7pt" o:ole="">
+          <v:shape id="_x0000_i1187" type="#_x0000_t75" style="width:28.7pt;height:18.75pt" o:ole="">
             <v:imagedata r:id="rId331" o:title=""/>
           </v:shape>
-          <o:OLEObject Type="Embed" ProgID="Equation.AxMath" ShapeID="_x0000_i1187" DrawAspect="Content" ObjectID="_1850867451" r:id="rId332"/>
+          <o:OLEObject Type="Embed" ProgID="Equation.AxMath" ShapeID="_x0000_i1187" DrawAspect="Content" ObjectID="_1850869907" r:id="rId332"/>
         </w:object>
       </w:r>
       <w:r>
@@ -12245,10 +12245,10 @@
           <w:position w:val="-12"/>
         </w:rPr>
         <w:object w:dxaOrig="607" w:dyaOrig="372" w14:anchorId="1785B719">
-          <v:shape id="_x0000_i1188" type="#_x0000_t75" style="width:30.55pt;height:18.7pt" o:ole="">
+          <v:shape id="_x0000_i1188" type="#_x0000_t75" style="width:30.4pt;height:18.75pt" o:ole="">
             <v:imagedata r:id="rId333" o:title=""/>
           </v:shape>
-          <o:OLEObject Type="Embed" ProgID="Equation.AxMath" ShapeID="_x0000_i1188" DrawAspect="Content" ObjectID="_1850867452" r:id="rId334"/>
+          <o:OLEObject Type="Embed" ProgID="Equation.AxMath" ShapeID="_x0000_i1188" DrawAspect="Content" ObjectID="_1850869908" r:id="rId334"/>
         </w:object>
       </w:r>
       <w:r>
@@ -12288,10 +12288,10 @@
           <w:position w:val="-12"/>
         </w:rPr>
         <w:object w:dxaOrig="269" w:dyaOrig="471" w14:anchorId="7FCDE78F">
-          <v:shape id="_x0000_i1189" type="#_x0000_t75" style="width:13.65pt;height:23.25pt" o:ole="">
+          <v:shape id="_x0000_i1189" type="#_x0000_t75" style="width:13.75pt;height:23.3pt" o:ole="">
             <v:imagedata r:id="rId335" o:title=""/>
           </v:shape>
-          <o:OLEObject Type="Embed" ProgID="Equation.AxMath" ShapeID="_x0000_i1189" DrawAspect="Content" ObjectID="_1850867453" r:id="rId336"/>
+          <o:OLEObject Type="Embed" ProgID="Equation.AxMath" ShapeID="_x0000_i1189" DrawAspect="Content" ObjectID="_1850869909" r:id="rId336"/>
         </w:object>
       </w:r>
       <w:r>
@@ -12302,10 +12302,10 @@
           <w:position w:val="-12"/>
         </w:rPr>
         <w:object w:dxaOrig="1131" w:dyaOrig="358" w14:anchorId="193962F8">
-          <v:shape id="_x0000_i1190" type="#_x0000_t75" style="width:57.4pt;height:18.7pt" o:ole="">
+          <v:shape id="_x0000_i1190" type="#_x0000_t75" style="width:57.45pt;height:18.75pt" o:ole="">
             <v:imagedata r:id="rId337" o:title=""/>
           </v:shape>
-          <o:OLEObject Type="Embed" ProgID="Equation.AxMath" ShapeID="_x0000_i1190" DrawAspect="Content" ObjectID="_1850867454" r:id="rId338"/>
+          <o:OLEObject Type="Embed" ProgID="Equation.AxMath" ShapeID="_x0000_i1190" DrawAspect="Content" ObjectID="_1850869910" r:id="rId338"/>
         </w:object>
       </w:r>
       <w:r>
@@ -12331,10 +12331,10 @@
           <w:position w:val="-12"/>
         </w:rPr>
         <w:object w:dxaOrig="1288" w:dyaOrig="358" w14:anchorId="49968E0C">
-          <v:shape id="_x0000_i1191" type="#_x0000_t75" style="width:64.7pt;height:18.7pt" o:ole="">
+          <v:shape id="_x0000_i1191" type="#_x0000_t75" style="width:64.5pt;height:18.75pt" o:ole="">
             <v:imagedata r:id="rId339" o:title=""/>
           </v:shape>
-          <o:OLEObject Type="Embed" ProgID="Equation.AxMath" ShapeID="_x0000_i1191" DrawAspect="Content" ObjectID="_1850867455" r:id="rId340"/>
+          <o:OLEObject Type="Embed" ProgID="Equation.AxMath" ShapeID="_x0000_i1191" DrawAspect="Content" ObjectID="_1850869911" r:id="rId340"/>
         </w:object>
       </w:r>
       <w:r>
@@ -12345,10 +12345,10 @@
           <w:position w:val="-26"/>
         </w:rPr>
         <w:object w:dxaOrig="1983" w:dyaOrig="655" w14:anchorId="2FD446EA">
-          <v:shape id="_x0000_i1192" type="#_x0000_t75" style="width:98.45pt;height:33.25pt" o:ole="">
+          <v:shape id="_x0000_i1192" type="#_x0000_t75" style="width:98.65pt;height:33.3pt" o:ole="">
             <v:imagedata r:id="rId341" o:title=""/>
           </v:shape>
-          <o:OLEObject Type="Embed" ProgID="Equation.AxMath" ShapeID="_x0000_i1192" DrawAspect="Content" ObjectID="_1850867456" r:id="rId342"/>
+          <o:OLEObject Type="Embed" ProgID="Equation.AxMath" ShapeID="_x0000_i1192" DrawAspect="Content" ObjectID="_1850869912" r:id="rId342"/>
         </w:object>
       </w:r>
       <w:r>
@@ -12359,10 +12359,10 @@
           <w:position w:val="-12"/>
         </w:rPr>
         <w:object w:dxaOrig="612" w:dyaOrig="361" w14:anchorId="7DB14FB4">
-          <v:shape id="_x0000_i1193" type="#_x0000_t75" style="width:30.55pt;height:17.3pt" o:ole="">
+          <v:shape id="_x0000_i1193" type="#_x0000_t75" style="width:30.4pt;height:17.5pt" o:ole="">
             <v:imagedata r:id="rId343" o:title=""/>
           </v:shape>
-          <o:OLEObject Type="Embed" ProgID="Equation.AxMath" ShapeID="_x0000_i1193" DrawAspect="Content" ObjectID="_1850867457" r:id="rId344"/>
+          <o:OLEObject Type="Embed" ProgID="Equation.AxMath" ShapeID="_x0000_i1193" DrawAspect="Content" ObjectID="_1850869913" r:id="rId344"/>
         </w:object>
       </w:r>
       <w:r>
@@ -12373,10 +12373,10 @@
           <w:position w:val="-12"/>
         </w:rPr>
         <w:object w:dxaOrig="3104" w:dyaOrig="361" w14:anchorId="164B9E49">
-          <v:shape id="_x0000_i1194" type="#_x0000_t75" style="width:155.85pt;height:17.3pt" o:ole="">
+          <v:shape id="_x0000_i1194" type="#_x0000_t75" style="width:155.65pt;height:17.5pt" o:ole="">
             <v:imagedata r:id="rId345" o:title=""/>
           </v:shape>
-          <o:OLEObject Type="Embed" ProgID="Equation.AxMath" ShapeID="_x0000_i1194" DrawAspect="Content" ObjectID="_1850867458" r:id="rId346"/>
+          <o:OLEObject Type="Embed" ProgID="Equation.AxMath" ShapeID="_x0000_i1194" DrawAspect="Content" ObjectID="_1850869914" r:id="rId346"/>
         </w:object>
       </w:r>
       <w:r>
@@ -12401,10 +12401,10 @@
           <w:position w:val="-29"/>
         </w:rPr>
         <w:object w:dxaOrig="2714" w:dyaOrig="630" w14:anchorId="2C8A471A">
-          <v:shape id="_x0000_i1195" type="#_x0000_t75" style="width:135.8pt;height:31.45pt" o:ole="">
+          <v:shape id="_x0000_i1195" type="#_x0000_t75" style="width:135.7pt;height:31.65pt" o:ole="">
             <v:imagedata r:id="rId347" o:title=""/>
           </v:shape>
-          <o:OLEObject Type="Embed" ProgID="Equation.AxMath" ShapeID="_x0000_i1195" DrawAspect="Content" ObjectID="_1850867459" r:id="rId348"/>
+          <o:OLEObject Type="Embed" ProgID="Equation.AxMath" ShapeID="_x0000_i1195" DrawAspect="Content" ObjectID="_1850869915" r:id="rId348"/>
         </w:object>
       </w:r>
     </w:p>
@@ -12420,10 +12420,10 @@
           <w:position w:val="-12"/>
         </w:rPr>
         <w:object w:dxaOrig="557" w:dyaOrig="372" w14:anchorId="4FD683FD">
-          <v:shape id="_x0000_i1196" type="#_x0000_t75" style="width:27.8pt;height:18.7pt" o:ole="">
+          <v:shape id="_x0000_i1196" type="#_x0000_t75" style="width:27.9pt;height:18.75pt" o:ole="">
             <v:imagedata r:id="rId349" o:title=""/>
           </v:shape>
-          <o:OLEObject Type="Embed" ProgID="Equation.AxMath" ShapeID="_x0000_i1196" DrawAspect="Content" ObjectID="_1850867460" r:id="rId350"/>
+          <o:OLEObject Type="Embed" ProgID="Equation.AxMath" ShapeID="_x0000_i1196" DrawAspect="Content" ObjectID="_1850869916" r:id="rId350"/>
         </w:object>
       </w:r>
       <w:r>
@@ -12434,10 +12434,10 @@
           <w:position w:val="-12"/>
         </w:rPr>
         <w:object w:dxaOrig="317" w:dyaOrig="406" w14:anchorId="73926F0D">
-          <v:shape id="_x0000_i1197" type="#_x0000_t75" style="width:16.4pt;height:19.6pt" o:ole="">
+          <v:shape id="_x0000_i1197" type="#_x0000_t75" style="width:16.25pt;height:19.55pt" o:ole="">
             <v:imagedata r:id="rId351" o:title=""/>
           </v:shape>
-          <o:OLEObject Type="Embed" ProgID="Equation.AxMath" ShapeID="_x0000_i1197" DrawAspect="Content" ObjectID="_1850867461" r:id="rId352"/>
+          <o:OLEObject Type="Embed" ProgID="Equation.AxMath" ShapeID="_x0000_i1197" DrawAspect="Content" ObjectID="_1850869917" r:id="rId352"/>
         </w:object>
       </w:r>
       <w:r>
@@ -12448,10 +12448,10 @@
           <w:position w:val="-12"/>
         </w:rPr>
         <w:object w:dxaOrig="296" w:dyaOrig="471" w14:anchorId="53BB4660">
-          <v:shape id="_x0000_i1198" type="#_x0000_t75" style="width:14.6pt;height:23.25pt" o:ole="">
+          <v:shape id="_x0000_i1198" type="#_x0000_t75" style="width:14.55pt;height:23.3pt" o:ole="">
             <v:imagedata r:id="rId353" o:title=""/>
           </v:shape>
-          <o:OLEObject Type="Embed" ProgID="Equation.AxMath" ShapeID="_x0000_i1198" DrawAspect="Content" ObjectID="_1850867462" r:id="rId354"/>
+          <o:OLEObject Type="Embed" ProgID="Equation.AxMath" ShapeID="_x0000_i1198" DrawAspect="Content" ObjectID="_1850869918" r:id="rId354"/>
         </w:object>
       </w:r>
       <w:r>
@@ -12476,10 +12476,10 @@
           <w:position w:val="-55"/>
         </w:rPr>
         <w:object w:dxaOrig="3352" w:dyaOrig="1277" w14:anchorId="5287A611">
-          <v:shape id="_x0000_i1199" type="#_x0000_t75" style="width:167.25pt;height:63.8pt" o:ole="">
+          <v:shape id="_x0000_i1199" type="#_x0000_t75" style="width:167.3pt;height:63.7pt" o:ole="">
             <v:imagedata r:id="rId355" o:title=""/>
           </v:shape>
-          <o:OLEObject Type="Embed" ProgID="Equation.AxMath" ShapeID="_x0000_i1199" DrawAspect="Content" ObjectID="_1850867463" r:id="rId356"/>
+          <o:OLEObject Type="Embed" ProgID="Equation.AxMath" ShapeID="_x0000_i1199" DrawAspect="Content" ObjectID="_1850869919" r:id="rId356"/>
         </w:object>
       </w:r>
     </w:p>
@@ -12492,10 +12492,10 @@
           <w:position w:val="-12"/>
         </w:rPr>
         <w:object w:dxaOrig="635" w:dyaOrig="372" w14:anchorId="38FAC82C">
-          <v:shape id="_x0000_i1200" type="#_x0000_t75" style="width:31.45pt;height:18.7pt" o:ole="">
+          <v:shape id="_x0000_i1200" type="#_x0000_t75" style="width:31.65pt;height:18.75pt" o:ole="">
             <v:imagedata r:id="rId357" o:title=""/>
           </v:shape>
-          <o:OLEObject Type="Embed" ProgID="Equation.AxMath" ShapeID="_x0000_i1200" DrawAspect="Content" ObjectID="_1850867464" r:id="rId358"/>
+          <o:OLEObject Type="Embed" ProgID="Equation.AxMath" ShapeID="_x0000_i1200" DrawAspect="Content" ObjectID="_1850869920" r:id="rId358"/>
         </w:object>
       </w:r>
       <w:r>
@@ -12506,10 +12506,10 @@
           <w:position w:val="-12"/>
         </w:rPr>
         <w:object w:dxaOrig="683" w:dyaOrig="372" w14:anchorId="07DE0C57">
-          <v:shape id="_x0000_i1201" type="#_x0000_t75" style="width:34.65pt;height:18.7pt" o:ole="">
+          <v:shape id="_x0000_i1201" type="#_x0000_t75" style="width:34.55pt;height:18.75pt" o:ole="">
             <v:imagedata r:id="rId359" o:title=""/>
           </v:shape>
-          <o:OLEObject Type="Embed" ProgID="Equation.AxMath" ShapeID="_x0000_i1201" DrawAspect="Content" ObjectID="_1850867465" r:id="rId360"/>
+          <o:OLEObject Type="Embed" ProgID="Equation.AxMath" ShapeID="_x0000_i1201" DrawAspect="Content" ObjectID="_1850869921" r:id="rId360"/>
         </w:object>
       </w:r>
       <w:r>
@@ -12543,10 +12543,10 @@
           <w:position w:val="-12"/>
         </w:rPr>
         <w:object w:dxaOrig="2437" w:dyaOrig="361" w14:anchorId="6C8C1C9A">
-          <v:shape id="_x0000_i1202" type="#_x0000_t75" style="width:121.65pt;height:17.3pt" o:ole="">
+          <v:shape id="_x0000_i1202" type="#_x0000_t75" style="width:121.55pt;height:17.5pt" o:ole="">
             <v:imagedata r:id="rId361" o:title=""/>
           </v:shape>
-          <o:OLEObject Type="Embed" ProgID="Equation.AxMath" ShapeID="_x0000_i1202" DrawAspect="Content" ObjectID="_1850867466" r:id="rId362"/>
+          <o:OLEObject Type="Embed" ProgID="Equation.AxMath" ShapeID="_x0000_i1202" DrawAspect="Content" ObjectID="_1850869922" r:id="rId362"/>
         </w:object>
       </w:r>
       <w:r>
@@ -12557,10 +12557,10 @@
           <w:position w:val="-12"/>
         </w:rPr>
         <w:object w:dxaOrig="1220" w:dyaOrig="471" w14:anchorId="56322639">
-          <v:shape id="_x0000_i1203" type="#_x0000_t75" style="width:61.05pt;height:23.25pt" o:ole="">
+          <v:shape id="_x0000_i1203" type="#_x0000_t75" style="width:61.2pt;height:23.3pt" o:ole="">
             <v:imagedata r:id="rId363" o:title=""/>
           </v:shape>
-          <o:OLEObject Type="Embed" ProgID="Equation.AxMath" ShapeID="_x0000_i1203" DrawAspect="Content" ObjectID="_1850867467" r:id="rId364"/>
+          <o:OLEObject Type="Embed" ProgID="Equation.AxMath" ShapeID="_x0000_i1203" DrawAspect="Content" ObjectID="_1850869923" r:id="rId364"/>
         </w:object>
       </w:r>
       <w:r>
@@ -12585,10 +12585,10 @@
           <w:position w:val="-70"/>
         </w:rPr>
         <w:object w:dxaOrig="4201" w:dyaOrig="1543" w14:anchorId="5CF1304C">
-          <v:shape id="_x0000_i1204" type="#_x0000_t75" style="width:210.1pt;height:77pt" o:ole="">
+          <v:shape id="_x0000_i1204" type="#_x0000_t75" style="width:210.15pt;height:77pt" o:ole="">
             <v:imagedata r:id="rId365" o:title=""/>
           </v:shape>
-          <o:OLEObject Type="Embed" ProgID="Equation.AxMath" ShapeID="_x0000_i1204" DrawAspect="Content" ObjectID="_1850867468" r:id="rId366"/>
+          <o:OLEObject Type="Embed" ProgID="Equation.AxMath" ShapeID="_x0000_i1204" DrawAspect="Content" ObjectID="_1850869924" r:id="rId366"/>
         </w:object>
       </w:r>
     </w:p>
@@ -12604,10 +12604,10 @@
           <w:position w:val="-28"/>
         </w:rPr>
         <w:object w:dxaOrig="1186" w:dyaOrig="672" w14:anchorId="2BD6BA6A">
-          <v:shape id="_x0000_i1205" type="#_x0000_t75" style="width:59.7pt;height:33.7pt" o:ole="">
+          <v:shape id="_x0000_i1205" type="#_x0000_t75" style="width:59.5pt;height:33.7pt" o:ole="">
             <v:imagedata r:id="rId367" o:title=""/>
           </v:shape>
-          <o:OLEObject Type="Embed" ProgID="Equation.AxMath" ShapeID="_x0000_i1205" DrawAspect="Content" ObjectID="_1850867469" r:id="rId368"/>
+          <o:OLEObject Type="Embed" ProgID="Equation.AxMath" ShapeID="_x0000_i1205" DrawAspect="Content" ObjectID="_1850869925" r:id="rId368"/>
         </w:object>
       </w:r>
       <w:r>
@@ -12632,10 +12632,10 @@
           <w:position w:val="-12"/>
         </w:rPr>
         <w:object w:dxaOrig="261" w:dyaOrig="361" w14:anchorId="67BA3013">
-          <v:shape id="_x0000_i1206" type="#_x0000_t75" style="width:12.75pt;height:17.3pt" o:ole="">
+          <v:shape id="_x0000_i1206" type="#_x0000_t75" style="width:12.9pt;height:17.5pt" o:ole="">
             <v:imagedata r:id="rId369" o:title=""/>
           </v:shape>
-          <o:OLEObject Type="Embed" ProgID="Equation.AxMath" ShapeID="_x0000_i1206" DrawAspect="Content" ObjectID="_1850867470" r:id="rId370"/>
+          <o:OLEObject Type="Embed" ProgID="Equation.AxMath" ShapeID="_x0000_i1206" DrawAspect="Content" ObjectID="_1850869926" r:id="rId370"/>
         </w:object>
       </w:r>
       <w:r>
@@ -12646,10 +12646,10 @@
           <w:position w:val="-12"/>
         </w:rPr>
         <w:object w:dxaOrig="415" w:dyaOrig="361" w14:anchorId="6CD33240">
-          <v:shape id="_x0000_i1207" type="#_x0000_t75" style="width:20.95pt;height:17.3pt" o:ole="">
+          <v:shape id="_x0000_i1207" type="#_x0000_t75" style="width:20.8pt;height:17.5pt" o:ole="">
             <v:imagedata r:id="rId371" o:title=""/>
           </v:shape>
-          <o:OLEObject Type="Embed" ProgID="Equation.AxMath" ShapeID="_x0000_i1207" DrawAspect="Content" ObjectID="_1850867471" r:id="rId372"/>
+          <o:OLEObject Type="Embed" ProgID="Equation.AxMath" ShapeID="_x0000_i1207" DrawAspect="Content" ObjectID="_1850869927" r:id="rId372"/>
         </w:object>
       </w:r>
       <w:r>
@@ -12660,10 +12660,10 @@
           <w:position w:val="-12"/>
         </w:rPr>
         <w:object w:dxaOrig="372" w:dyaOrig="361" w14:anchorId="7D3BA9EC">
-          <v:shape id="_x0000_i1208" type="#_x0000_t75" style="width:18.7pt;height:17.3pt" o:ole="">
+          <v:shape id="_x0000_i1208" type="#_x0000_t75" style="width:18.75pt;height:17.5pt" o:ole="">
             <v:imagedata r:id="rId373" o:title=""/>
           </v:shape>
-          <o:OLEObject Type="Embed" ProgID="Equation.AxMath" ShapeID="_x0000_i1208" DrawAspect="Content" ObjectID="_1850867472" r:id="rId374"/>
+          <o:OLEObject Type="Embed" ProgID="Equation.AxMath" ShapeID="_x0000_i1208" DrawAspect="Content" ObjectID="_1850869928" r:id="rId374"/>
         </w:object>
       </w:r>
       <w:r>
@@ -12688,10 +12688,10 @@
           <w:position w:val="-12"/>
         </w:rPr>
         <w:object w:dxaOrig="2976" w:dyaOrig="361" w14:anchorId="74F2B97E">
-          <v:shape id="_x0000_i1209" type="#_x0000_t75" style="width:149pt;height:17.3pt" o:ole="">
+          <v:shape id="_x0000_i1209" type="#_x0000_t75" style="width:149pt;height:17.5pt" o:ole="">
             <v:imagedata r:id="rId375" o:title=""/>
           </v:shape>
-          <o:OLEObject Type="Embed" ProgID="Equation.AxMath" ShapeID="_x0000_i1209" DrawAspect="Content" ObjectID="_1850867473" r:id="rId376"/>
+          <o:OLEObject Type="Embed" ProgID="Equation.AxMath" ShapeID="_x0000_i1209" DrawAspect="Content" ObjectID="_1850869929" r:id="rId376"/>
         </w:object>
       </w:r>
     </w:p>
@@ -12713,10 +12713,10 @@
           <w:position w:val="-26"/>
         </w:rPr>
         <w:object w:dxaOrig="3936" w:dyaOrig="658" w14:anchorId="2675A343">
-          <v:shape id="_x0000_i1210" type="#_x0000_t75" style="width:196.85pt;height:32.8pt" o:ole="">
+          <v:shape id="_x0000_i1210" type="#_x0000_t75" style="width:196.85pt;height:32.9pt" o:ole="">
             <v:imagedata r:id="rId377" o:title=""/>
           </v:shape>
-          <o:OLEObject Type="Embed" ProgID="Equation.AxMath" ShapeID="_x0000_i1210" DrawAspect="Content" ObjectID="_1850867474" r:id="rId378"/>
+          <o:OLEObject Type="Embed" ProgID="Equation.AxMath" ShapeID="_x0000_i1210" DrawAspect="Content" ObjectID="_1850869930" r:id="rId378"/>
         </w:object>
       </w:r>
     </w:p>
@@ -12746,10 +12746,10 @@
           <w:position w:val="-30"/>
         </w:rPr>
         <w:object w:dxaOrig="4586" w:dyaOrig="722" w14:anchorId="1EC3133B">
-          <v:shape id="_x0000_i1211" type="#_x0000_t75" style="width:228.75pt;height:36pt" o:ole="">
+          <v:shape id="_x0000_i1211" type="#_x0000_t75" style="width:228.9pt;height:35.8pt" o:ole="">
             <v:imagedata r:id="rId379" o:title=""/>
           </v:shape>
-          <o:OLEObject Type="Embed" ProgID="Equation.AxMath" ShapeID="_x0000_i1211" DrawAspect="Content" ObjectID="_1850867475" r:id="rId380"/>
+          <o:OLEObject Type="Embed" ProgID="Equation.AxMath" ShapeID="_x0000_i1211" DrawAspect="Content" ObjectID="_1850869931" r:id="rId380"/>
         </w:object>
       </w:r>
     </w:p>
@@ -12779,10 +12779,10 @@
           <w:position w:val="-16"/>
         </w:rPr>
         <w:object w:dxaOrig="6771" w:dyaOrig="446" w14:anchorId="3CC58D09">
-          <v:shape id="_x0000_i1212" type="#_x0000_t75" style="width:339.05pt;height:22.35pt" o:ole="">
+          <v:shape id="_x0000_i1212" type="#_x0000_t75" style="width:338.75pt;height:22.45pt" o:ole="">
             <v:imagedata r:id="rId381" o:title=""/>
           </v:shape>
-          <o:OLEObject Type="Embed" ProgID="Equation.AxMath" ShapeID="_x0000_i1212" DrawAspect="Content" ObjectID="_1850867476" r:id="rId382"/>
+          <o:OLEObject Type="Embed" ProgID="Equation.AxMath" ShapeID="_x0000_i1212" DrawAspect="Content" ObjectID="_1850869932" r:id="rId382"/>
         </w:object>
       </w:r>
     </w:p>
@@ -12804,10 +12804,10 @@
           <w:position w:val="-12"/>
         </w:rPr>
         <w:object w:dxaOrig="1654" w:dyaOrig="361" w14:anchorId="01C05A81">
-          <v:shape id="_x0000_i1213" type="#_x0000_t75" style="width:82.95pt;height:17.3pt" o:ole="">
+          <v:shape id="_x0000_i1213" type="#_x0000_t75" style="width:82.8pt;height:17.5pt" o:ole="">
             <v:imagedata r:id="rId383" o:title=""/>
           </v:shape>
-          <o:OLEObject Type="Embed" ProgID="Equation.AxMath" ShapeID="_x0000_i1213" DrawAspect="Content" ObjectID="_1850867477" r:id="rId384"/>
+          <o:OLEObject Type="Embed" ProgID="Equation.AxMath" ShapeID="_x0000_i1213" DrawAspect="Content" ObjectID="_1850869933" r:id="rId384"/>
         </w:object>
       </w:r>
       <w:r>
@@ -12818,10 +12818,10 @@
           <w:position w:val="-12"/>
         </w:rPr>
         <w:object w:dxaOrig="339" w:dyaOrig="361" w14:anchorId="4B5CBE3C">
-          <v:shape id="_x0000_i1214" type="#_x0000_t75" style="width:16.85pt;height:17.3pt" o:ole="">
+          <v:shape id="_x0000_i1214" type="#_x0000_t75" style="width:17.05pt;height:17.5pt" o:ole="">
             <v:imagedata r:id="rId385" o:title=""/>
           </v:shape>
-          <o:OLEObject Type="Embed" ProgID="Equation.AxMath" ShapeID="_x0000_i1214" DrawAspect="Content" ObjectID="_1850867478" r:id="rId386"/>
+          <o:OLEObject Type="Embed" ProgID="Equation.AxMath" ShapeID="_x0000_i1214" DrawAspect="Content" ObjectID="_1850869934" r:id="rId386"/>
         </w:object>
       </w:r>
       <w:r>
@@ -12846,10 +12846,10 @@
           <w:position w:val="-34"/>
         </w:rPr>
         <w:object w:dxaOrig="4003" w:dyaOrig="737" w14:anchorId="3FFAE68E">
-          <v:shape id="_x0000_i1215" type="#_x0000_t75" style="width:200.5pt;height:36.45pt" o:ole="">
+          <v:shape id="_x0000_i1215" type="#_x0000_t75" style="width:200.6pt;height:36.6pt" o:ole="">
             <v:imagedata r:id="rId387" o:title=""/>
           </v:shape>
-          <o:OLEObject Type="Embed" ProgID="Equation.AxMath" ShapeID="_x0000_i1215" DrawAspect="Content" ObjectID="_1850867479" r:id="rId388"/>
+          <o:OLEObject Type="Embed" ProgID="Equation.AxMath" ShapeID="_x0000_i1215" DrawAspect="Content" ObjectID="_1850869935" r:id="rId388"/>
         </w:object>
       </w:r>
     </w:p>
@@ -12863,10 +12863,10 @@
           <w:position w:val="-31"/>
         </w:rPr>
         <w:object w:dxaOrig="2201" w:dyaOrig="748" w14:anchorId="176BAF81">
-          <v:shape id="_x0000_i1216" type="#_x0000_t75" style="width:110.3pt;height:37.35pt" o:ole="">
+          <v:shape id="_x0000_i1216" type="#_x0000_t75" style="width:110.3pt;height:37.45pt" o:ole="">
             <v:imagedata r:id="rId389" o:title=""/>
           </v:shape>
-          <o:OLEObject Type="Embed" ProgID="Equation.AxMath" ShapeID="_x0000_i1216" DrawAspect="Content" ObjectID="_1850867480" r:id="rId390"/>
+          <o:OLEObject Type="Embed" ProgID="Equation.AxMath" ShapeID="_x0000_i1216" DrawAspect="Content" ObjectID="_1850869936" r:id="rId390"/>
         </w:object>
       </w:r>
     </w:p>
@@ -12882,10 +12882,10 @@
           <w:position w:val="-12"/>
         </w:rPr>
         <w:object w:dxaOrig="339" w:dyaOrig="361" w14:anchorId="19389A25">
-          <v:shape id="_x0000_i74249" type="#_x0000_t75" style="width:16.85pt;height:17.3pt" o:ole="">
+          <v:shape id="_x0000_i74249" type="#_x0000_t75" style="width:17.05pt;height:17.5pt" o:ole="">
             <v:imagedata r:id="rId385" o:title=""/>
           </v:shape>
-          <o:OLEObject Type="Embed" ProgID="Equation.AxMath" ShapeID="_x0000_i74249" DrawAspect="Content" ObjectID="_1850867481" r:id="rId391"/>
+          <o:OLEObject Type="Embed" ProgID="Equation.AxMath" ShapeID="_x0000_i74249" DrawAspect="Content" ObjectID="_1850869937" r:id="rId391"/>
         </w:object>
       </w:r>
       <w:r>
@@ -12896,10 +12896,10 @@
           <w:position w:val="-12"/>
         </w:rPr>
         <w:object w:dxaOrig="247" w:dyaOrig="361" w14:anchorId="2B7E2C59">
-          <v:shape id="_x0000_i74250" type="#_x0000_t75" style="width:12.3pt;height:17.3pt" o:ole="">
+          <v:shape id="_x0000_i74250" type="#_x0000_t75" style="width:12.5pt;height:17.5pt" o:ole="">
             <v:imagedata r:id="rId392" o:title=""/>
           </v:shape>
-          <o:OLEObject Type="Embed" ProgID="Equation.AxMath" ShapeID="_x0000_i74250" DrawAspect="Content" ObjectID="_1850867482" r:id="rId393"/>
+          <o:OLEObject Type="Embed" ProgID="Equation.AxMath" ShapeID="_x0000_i74250" DrawAspect="Content" ObjectID="_1850869938" r:id="rId393"/>
         </w:object>
       </w:r>
       <w:r>
@@ -13074,10 +13074,10 @@
                 <w:position w:val="-12"/>
               </w:rPr>
               <w:object w:dxaOrig="268" w:dyaOrig="360" w14:anchorId="535316B2">
-                <v:shape id="_x0000_i1219" type="#_x0000_t75" style="width:12.75pt;height:18.7pt" o:ole="">
+                <v:shape id="_x0000_i1219" type="#_x0000_t75" style="width:12.9pt;height:18.75pt" o:ole="">
                   <v:imagedata r:id="rId394" o:title=""/>
                 </v:shape>
-                <o:OLEObject Type="Embed" ProgID="Equation.AxMath" ShapeID="_x0000_i1219" DrawAspect="Content" ObjectID="_1850867483" r:id="rId395"/>
+                <o:OLEObject Type="Embed" ProgID="Equation.AxMath" ShapeID="_x0000_i1219" DrawAspect="Content" ObjectID="_1850869939" r:id="rId395"/>
               </w:object>
             </w:r>
           </w:p>
@@ -13101,10 +13101,10 @@
                 <w:position w:val="-12"/>
               </w:rPr>
               <w:object w:dxaOrig="415" w:dyaOrig="360" w14:anchorId="0F11D340">
-                <v:shape id="_x0000_i1220" type="#_x0000_t75" style="width:20.95pt;height:18.7pt" o:ole="">
+                <v:shape id="_x0000_i1220" type="#_x0000_t75" style="width:20.8pt;height:18.75pt" o:ole="">
                   <v:imagedata r:id="rId396" o:title=""/>
                 </v:shape>
-                <o:OLEObject Type="Embed" ProgID="Equation.AxMath" ShapeID="_x0000_i1220" DrawAspect="Content" ObjectID="_1850867484" r:id="rId397"/>
+                <o:OLEObject Type="Embed" ProgID="Equation.AxMath" ShapeID="_x0000_i1220" DrawAspect="Content" ObjectID="_1850869940" r:id="rId397"/>
               </w:object>
             </w:r>
           </w:p>
@@ -13128,10 +13128,10 @@
                 <w:position w:val="-12"/>
               </w:rPr>
               <w:object w:dxaOrig="372" w:dyaOrig="360" w14:anchorId="0E96C5C9">
-                <v:shape id="_x0000_i1221" type="#_x0000_t75" style="width:18.7pt;height:18.7pt" o:ole="">
+                <v:shape id="_x0000_i1221" type="#_x0000_t75" style="width:18.75pt;height:18.75pt" o:ole="">
                   <v:imagedata r:id="rId398" o:title=""/>
                 </v:shape>
-                <o:OLEObject Type="Embed" ProgID="Equation.AxMath" ShapeID="_x0000_i1221" DrawAspect="Content" ObjectID="_1850867485" r:id="rId399"/>
+                <o:OLEObject Type="Embed" ProgID="Equation.AxMath" ShapeID="_x0000_i1221" DrawAspect="Content" ObjectID="_1850869941" r:id="rId399"/>
               </w:object>
             </w:r>
           </w:p>
@@ -13167,10 +13167,10 @@
                 <w:position w:val="-11"/>
               </w:rPr>
               <w:object w:dxaOrig="159" w:dyaOrig="357" w14:anchorId="6FA20E7C">
-                <v:shape id="_x0000_i1222" type="#_x0000_t75" style="width:7.3pt;height:17.3pt" o:ole="">
+                <v:shape id="_x0000_i1222" type="#_x0000_t75" style="width:7.5pt;height:17.5pt" o:ole="">
                   <v:imagedata r:id="rId23" o:title=""/>
                 </v:shape>
-                <o:OLEObject Type="Embed" ProgID="Equation.AxMath" ShapeID="_x0000_i1222" DrawAspect="Content" ObjectID="_1850867486" r:id="rId400"/>
+                <o:OLEObject Type="Embed" ProgID="Equation.AxMath" ShapeID="_x0000_i1222" DrawAspect="Content" ObjectID="_1850869942" r:id="rId400"/>
               </w:object>
             </w:r>
           </w:p>
@@ -13209,10 +13209,10 @@
                 <w:position w:val="-12"/>
               </w:rPr>
               <w:object w:dxaOrig="339" w:dyaOrig="360" w14:anchorId="2D71E112">
-                <v:shape id="_x0000_i1223" type="#_x0000_t75" style="width:16.85pt;height:18.7pt" o:ole="">
+                <v:shape id="_x0000_i1223" type="#_x0000_t75" style="width:17.05pt;height:18.75pt" o:ole="">
                   <v:imagedata r:id="rId401" o:title=""/>
                 </v:shape>
-                <o:OLEObject Type="Embed" ProgID="Equation.AxMath" ShapeID="_x0000_i1223" DrawAspect="Content" ObjectID="_1850867487" r:id="rId402"/>
+                <o:OLEObject Type="Embed" ProgID="Equation.AxMath" ShapeID="_x0000_i1223" DrawAspect="Content" ObjectID="_1850869943" r:id="rId402"/>
               </w:object>
             </w:r>
             <w:r>
@@ -13228,10 +13228,10 @@
                 <w:position w:val="-11"/>
               </w:rPr>
               <w:object w:dxaOrig="159" w:dyaOrig="357" w14:anchorId="371BA2E8">
-                <v:shape id="_x0000_i1224" type="#_x0000_t75" style="width:7.3pt;height:17.3pt" o:ole="">
+                <v:shape id="_x0000_i1224" type="#_x0000_t75" style="width:7.5pt;height:17.5pt" o:ole="">
                   <v:imagedata r:id="rId23" o:title=""/>
                 </v:shape>
-                <o:OLEObject Type="Embed" ProgID="Equation.AxMath" ShapeID="_x0000_i1224" DrawAspect="Content" ObjectID="_1850867488" r:id="rId403"/>
+                <o:OLEObject Type="Embed" ProgID="Equation.AxMath" ShapeID="_x0000_i1224" DrawAspect="Content" ObjectID="_1850869944" r:id="rId403"/>
               </w:object>
             </w:r>
           </w:p>
@@ -13311,10 +13311,10 @@
                 <w:position w:val="-11"/>
               </w:rPr>
               <w:object w:dxaOrig="341" w:dyaOrig="357" w14:anchorId="591855D1">
-                <v:shape id="_x0000_i1225" type="#_x0000_t75" style="width:16.85pt;height:17.3pt" o:ole="">
+                <v:shape id="_x0000_i1225" type="#_x0000_t75" style="width:17.05pt;height:17.5pt" o:ole="">
                   <v:imagedata r:id="rId69" o:title=""/>
                 </v:shape>
-                <o:OLEObject Type="Embed" ProgID="Equation.AxMath" ShapeID="_x0000_i1225" DrawAspect="Content" ObjectID="_1850867489" r:id="rId404"/>
+                <o:OLEObject Type="Embed" ProgID="Equation.AxMath" ShapeID="_x0000_i1225" DrawAspect="Content" ObjectID="_1850869945" r:id="rId404"/>
               </w:object>
             </w:r>
           </w:p>
@@ -13343,10 +13343,10 @@
                 <w:position w:val="-11"/>
               </w:rPr>
               <w:object w:dxaOrig="341" w:dyaOrig="357" w14:anchorId="0745F9D6">
-                <v:shape id="_x0000_i1226" type="#_x0000_t75" style="width:16.85pt;height:17.3pt" o:ole="">
+                <v:shape id="_x0000_i1226" type="#_x0000_t75" style="width:17.05pt;height:17.5pt" o:ole="">
                   <v:imagedata r:id="rId69" o:title=""/>
                 </v:shape>
-                <o:OLEObject Type="Embed" ProgID="Equation.AxMath" ShapeID="_x0000_i1226" DrawAspect="Content" ObjectID="_1850867490" r:id="rId405"/>
+                <o:OLEObject Type="Embed" ProgID="Equation.AxMath" ShapeID="_x0000_i1226" DrawAspect="Content" ObjectID="_1850869946" r:id="rId405"/>
               </w:object>
             </w:r>
           </w:p>
@@ -13382,10 +13382,10 @@
                 <w:position w:val="-11"/>
               </w:rPr>
               <w:object w:dxaOrig="538" w:dyaOrig="357" w14:anchorId="2D4E77F1">
-                <v:shape id="_x0000_i1227" type="#_x0000_t75" style="width:26.9pt;height:17.3pt" o:ole="">
+                <v:shape id="_x0000_i1227" type="#_x0000_t75" style="width:27.05pt;height:17.5pt" o:ole="">
                   <v:imagedata r:id="rId406" o:title=""/>
                 </v:shape>
-                <o:OLEObject Type="Embed" ProgID="Equation.AxMath" ShapeID="_x0000_i1227" DrawAspect="Content" ObjectID="_1850867491" r:id="rId407"/>
+                <o:OLEObject Type="Embed" ProgID="Equation.AxMath" ShapeID="_x0000_i1227" DrawAspect="Content" ObjectID="_1850869947" r:id="rId407"/>
               </w:object>
             </w:r>
           </w:p>
@@ -13460,10 +13460,10 @@
                 <w:position w:val="-11"/>
               </w:rPr>
               <w:object w:dxaOrig="341" w:dyaOrig="357" w14:anchorId="08B0F1FA">
-                <v:shape id="_x0000_i1228" type="#_x0000_t75" style="width:16.85pt;height:17.3pt" o:ole="">
+                <v:shape id="_x0000_i1228" type="#_x0000_t75" style="width:17.05pt;height:17.5pt" o:ole="">
                   <v:imagedata r:id="rId69" o:title=""/>
                 </v:shape>
-                <o:OLEObject Type="Embed" ProgID="Equation.AxMath" ShapeID="_x0000_i1228" DrawAspect="Content" ObjectID="_1850867492" r:id="rId408"/>
+                <o:OLEObject Type="Embed" ProgID="Equation.AxMath" ShapeID="_x0000_i1228" DrawAspect="Content" ObjectID="_1850869948" r:id="rId408"/>
               </w:object>
             </w:r>
           </w:p>
@@ -13543,10 +13543,10 @@
                 <w:vertAlign w:val="superscript"/>
               </w:rPr>
               <w:object w:dxaOrig="611" w:dyaOrig="357" w14:anchorId="74E66624">
-                <v:shape id="_x0000_i1229" type="#_x0000_t75" style="width:30.55pt;height:17.3pt" o:ole="">
+                <v:shape id="_x0000_i1229" type="#_x0000_t75" style="width:30.4pt;height:17.5pt" o:ole="">
                   <v:imagedata r:id="rId75" o:title=""/>
                 </v:shape>
-                <o:OLEObject Type="Embed" ProgID="Equation.AxMath" ShapeID="_x0000_i1229" DrawAspect="Content" ObjectID="_1850867493" r:id="rId409"/>
+                <o:OLEObject Type="Embed" ProgID="Equation.AxMath" ShapeID="_x0000_i1229" DrawAspect="Content" ObjectID="_1850869949" r:id="rId409"/>
               </w:object>
             </w:r>
           </w:p>
@@ -13584,10 +13584,10 @@
                 <w:vertAlign w:val="superscript"/>
               </w:rPr>
               <w:object w:dxaOrig="611" w:dyaOrig="357" w14:anchorId="1008E0E6">
-                <v:shape id="_x0000_i1230" type="#_x0000_t75" style="width:30.55pt;height:17.3pt" o:ole="">
+                <v:shape id="_x0000_i1230" type="#_x0000_t75" style="width:30.4pt;height:17.5pt" o:ole="">
                   <v:imagedata r:id="rId75" o:title=""/>
                 </v:shape>
-                <o:OLEObject Type="Embed" ProgID="Equation.AxMath" ShapeID="_x0000_i1230" DrawAspect="Content" ObjectID="_1850867494" r:id="rId410"/>
+                <o:OLEObject Type="Embed" ProgID="Equation.AxMath" ShapeID="_x0000_i1230" DrawAspect="Content" ObjectID="_1850869950" r:id="rId410"/>
               </w:object>
             </w:r>
           </w:p>
@@ -13623,10 +13623,10 @@
                 <w:position w:val="-12"/>
               </w:rPr>
               <w:object w:dxaOrig="1023" w:dyaOrig="371" w14:anchorId="7D11D107">
-                <v:shape id="_x0000_i1231" type="#_x0000_t75" style="width:50.6pt;height:18.7pt" o:ole="">
+                <v:shape id="_x0000_i1231" type="#_x0000_t75" style="width:50.75pt;height:18.75pt" o:ole="">
                   <v:imagedata r:id="rId411" o:title=""/>
                 </v:shape>
-                <o:OLEObject Type="Embed" ProgID="Equation.AxMath" ShapeID="_x0000_i1231" DrawAspect="Content" ObjectID="_1850867495" r:id="rId412"/>
+                <o:OLEObject Type="Embed" ProgID="Equation.AxMath" ShapeID="_x0000_i1231" DrawAspect="Content" ObjectID="_1850869951" r:id="rId412"/>
               </w:object>
             </w:r>
           </w:p>
@@ -13695,10 +13695,10 @@
                 <w:position w:val="-11"/>
               </w:rPr>
               <w:object w:dxaOrig="611" w:dyaOrig="357" w14:anchorId="505E0054">
-                <v:shape id="_x0000_i1232" type="#_x0000_t75" style="width:30.55pt;height:17.3pt" o:ole="">
+                <v:shape id="_x0000_i1232" type="#_x0000_t75" style="width:30.4pt;height:17.5pt" o:ole="">
                   <v:imagedata r:id="rId75" o:title=""/>
                 </v:shape>
-                <o:OLEObject Type="Embed" ProgID="Equation.AxMath" ShapeID="_x0000_i1232" DrawAspect="Content" ObjectID="_1850867496" r:id="rId413"/>
+                <o:OLEObject Type="Embed" ProgID="Equation.AxMath" ShapeID="_x0000_i1232" DrawAspect="Content" ObjectID="_1850869952" r:id="rId413"/>
               </w:object>
             </w:r>
           </w:p>
@@ -13732,10 +13732,10 @@
           <w:position w:val="-11"/>
         </w:rPr>
         <w:object w:dxaOrig="752" w:dyaOrig="357" w14:anchorId="6D8A9F11">
-          <v:shape id="_x0000_i74254" type="#_x0000_t75" style="width:37.35pt;height:17.3pt" o:ole="">
+          <v:shape id="_x0000_i74254" type="#_x0000_t75" style="width:37.45pt;height:17.5pt" o:ole="">
             <v:imagedata r:id="rId414" o:title=""/>
           </v:shape>
-          <o:OLEObject Type="Embed" ProgID="Equation.AxMath" ShapeID="_x0000_i74254" DrawAspect="Content" ObjectID="_1850867497" r:id="rId415"/>
+          <o:OLEObject Type="Embed" ProgID="Equation.AxMath" ShapeID="_x0000_i74254" DrawAspect="Content" ObjectID="_1850869953" r:id="rId415"/>
         </w:object>
       </w:r>
       <w:r>
@@ -14040,10 +14040,10 @@
           <w:position w:val="-11"/>
         </w:rPr>
         <w:object w:dxaOrig="183" w:dyaOrig="357" w14:anchorId="738BA0DB">
-          <v:shape id="_x0000_i1234" type="#_x0000_t75" style="width:9.1pt;height:17.3pt" o:ole="">
+          <v:shape id="_x0000_i1234" type="#_x0000_t75" style="width:9.15pt;height:17.5pt" o:ole="">
             <v:imagedata r:id="rId417" o:title=""/>
           </v:shape>
-          <o:OLEObject Type="Embed" ProgID="Equation.AxMath" ShapeID="_x0000_i1234" DrawAspect="Content" ObjectID="_1850867498" r:id="rId418"/>
+          <o:OLEObject Type="Embed" ProgID="Equation.AxMath" ShapeID="_x0000_i1234" DrawAspect="Content" ObjectID="_1850869954" r:id="rId418"/>
         </w:object>
       </w:r>
       <w:r>
@@ -14057,10 +14057,10 @@
           <w:position w:val="-11"/>
         </w:rPr>
         <w:object w:dxaOrig="762" w:dyaOrig="357" w14:anchorId="07EEE783">
-          <v:shape id="_x0000_i1235" type="#_x0000_t75" style="width:38.3pt;height:17.3pt" o:ole="">
+          <v:shape id="_x0000_i1235" type="#_x0000_t75" style="width:38.3pt;height:17.5pt" o:ole="">
             <v:imagedata r:id="rId419" o:title=""/>
           </v:shape>
-          <o:OLEObject Type="Embed" ProgID="Equation.AxMath" ShapeID="_x0000_i1235" DrawAspect="Content" ObjectID="_1850867499" r:id="rId420"/>
+          <o:OLEObject Type="Embed" ProgID="Equation.AxMath" ShapeID="_x0000_i1235" DrawAspect="Content" ObjectID="_1850869955" r:id="rId420"/>
         </w:object>
       </w:r>
       <w:r>
@@ -14086,10 +14086,10 @@
           <w:position w:val="-11"/>
         </w:rPr>
         <w:object w:dxaOrig="183" w:dyaOrig="357" w14:anchorId="270D3849">
-          <v:shape id="_x0000_i1236" type="#_x0000_t75" style="width:9.1pt;height:17.3pt" o:ole="">
+          <v:shape id="_x0000_i1236" type="#_x0000_t75" style="width:9.15pt;height:17.5pt" o:ole="">
             <v:imagedata r:id="rId417" o:title=""/>
           </v:shape>
-          <o:OLEObject Type="Embed" ProgID="Equation.AxMath" ShapeID="_x0000_i1236" DrawAspect="Content" ObjectID="_1850867500" r:id="rId421"/>
+          <o:OLEObject Type="Embed" ProgID="Equation.AxMath" ShapeID="_x0000_i1236" DrawAspect="Content" ObjectID="_1850869956" r:id="rId421"/>
         </w:object>
       </w:r>
       <w:r>
@@ -14103,10 +14103,10 @@
           <w:position w:val="-11"/>
         </w:rPr>
         <w:object w:dxaOrig="764" w:dyaOrig="357" w14:anchorId="77E3019C">
-          <v:shape id="_x0000_i1237" type="#_x0000_t75" style="width:38.3pt;height:17.3pt" o:ole="">
+          <v:shape id="_x0000_i1237" type="#_x0000_t75" style="width:38.3pt;height:17.5pt" o:ole="">
             <v:imagedata r:id="rId422" o:title=""/>
           </v:shape>
-          <o:OLEObject Type="Embed" ProgID="Equation.AxMath" ShapeID="_x0000_i1237" DrawAspect="Content" ObjectID="_1850867501" r:id="rId423"/>
+          <o:OLEObject Type="Embed" ProgID="Equation.AxMath" ShapeID="_x0000_i1237" DrawAspect="Content" ObjectID="_1850869957" r:id="rId423"/>
         </w:object>
       </w:r>
       <w:r>
@@ -14132,10 +14132,10 @@
           <w:position w:val="-62"/>
         </w:rPr>
         <w:object w:dxaOrig="8870" w:dyaOrig="1373" w14:anchorId="50611376">
-          <v:shape id="_x0000_i1238" type="#_x0000_t75" style="width:443.4pt;height:68.8pt" o:ole="">
+          <v:shape id="_x0000_i1238" type="#_x0000_t75" style="width:443.65pt;height:68.65pt" o:ole="">
             <v:imagedata r:id="rId424" o:title=""/>
           </v:shape>
-          <o:OLEObject Type="Embed" ProgID="Equation.AxMath" ShapeID="_x0000_i1238" DrawAspect="Content" ObjectID="_1850867502" r:id="rId425"/>
+          <o:OLEObject Type="Embed" ProgID="Equation.AxMath" ShapeID="_x0000_i1238" DrawAspect="Content" ObjectID="_1850869958" r:id="rId425"/>
         </w:object>
       </w:r>
     </w:p>
@@ -14167,10 +14167,10 @@
           <w:position w:val="-11"/>
         </w:rPr>
         <w:object w:dxaOrig="1641" w:dyaOrig="360" w14:anchorId="71FBF0F6">
-          <v:shape id="_x0000_i1239" type="#_x0000_t75" style="width:82.5pt;height:18.7pt" o:ole="">
+          <v:shape id="_x0000_i1239" type="#_x0000_t75" style="width:82.4pt;height:18.75pt" o:ole="">
             <v:imagedata r:id="rId426" o:title=""/>
           </v:shape>
-          <o:OLEObject Type="Embed" ProgID="Equation.AxMath" ShapeID="_x0000_i1239" DrawAspect="Content" ObjectID="_1850867503" r:id="rId427"/>
+          <o:OLEObject Type="Embed" ProgID="Equation.AxMath" ShapeID="_x0000_i1239" DrawAspect="Content" ObjectID="_1850869959" r:id="rId427"/>
         </w:object>
       </w:r>
       <w:r>
@@ -14184,10 +14184,10 @@
           <w:position w:val="-11"/>
         </w:rPr>
         <w:object w:dxaOrig="2320" w:dyaOrig="360" w14:anchorId="67AD90AD">
-          <v:shape id="_x0000_i1240" type="#_x0000_t75" style="width:116.2pt;height:18.7pt" o:ole="">
+          <v:shape id="_x0000_i1240" type="#_x0000_t75" style="width:116.1pt;height:18.75pt" o:ole="">
             <v:imagedata r:id="rId428" o:title=""/>
           </v:shape>
-          <o:OLEObject Type="Embed" ProgID="Equation.AxMath" ShapeID="_x0000_i1240" DrawAspect="Content" ObjectID="_1850867504" r:id="rId429"/>
+          <o:OLEObject Type="Embed" ProgID="Equation.AxMath" ShapeID="_x0000_i1240" DrawAspect="Content" ObjectID="_1850869960" r:id="rId429"/>
         </w:object>
       </w:r>
       <w:r>
@@ -14218,10 +14218,10 @@
           <w:position w:val="-11"/>
         </w:rPr>
         <w:object w:dxaOrig="1210" w:dyaOrig="357" w14:anchorId="3550A425">
-          <v:shape id="_x0000_i1241" type="#_x0000_t75" style="width:60.6pt;height:17.3pt" o:ole="">
+          <v:shape id="_x0000_i1241" type="#_x0000_t75" style="width:60.75pt;height:17.5pt" o:ole="">
             <v:imagedata r:id="rId430" o:title=""/>
           </v:shape>
-          <o:OLEObject Type="Embed" ProgID="Equation.AxMath" ShapeID="_x0000_i1241" DrawAspect="Content" ObjectID="_1850867505" r:id="rId431"/>
+          <o:OLEObject Type="Embed" ProgID="Equation.AxMath" ShapeID="_x0000_i1241" DrawAspect="Content" ObjectID="_1850869961" r:id="rId431"/>
         </w:object>
       </w:r>
       <w:r>
@@ -14253,10 +14253,10 @@
           <w:position w:val="-30"/>
         </w:rPr>
         <w:object w:dxaOrig="4409" w:dyaOrig="731" w14:anchorId="3C758C0A">
-          <v:shape id="_x0000_i1242" type="#_x0000_t75" style="width:220.55pt;height:36.45pt" o:ole="">
+          <v:shape id="_x0000_i1242" type="#_x0000_t75" style="width:220.6pt;height:36.6pt" o:ole="">
             <v:imagedata r:id="rId432" o:title=""/>
           </v:shape>
-          <o:OLEObject Type="Embed" ProgID="Equation.AxMath" ShapeID="_x0000_i1242" DrawAspect="Content" ObjectID="_1850867506" r:id="rId433"/>
+          <o:OLEObject Type="Embed" ProgID="Equation.AxMath" ShapeID="_x0000_i1242" DrawAspect="Content" ObjectID="_1850869962" r:id="rId433"/>
         </w:object>
       </w:r>
     </w:p>
@@ -14275,10 +14275,10 @@
           <w:position w:val="-11"/>
         </w:rPr>
         <w:object w:dxaOrig="230" w:dyaOrig="357" w14:anchorId="6D2DDCAE">
-          <v:shape id="_x0000_i1243" type="#_x0000_t75" style="width:11.85pt;height:17.3pt" o:ole="">
+          <v:shape id="_x0000_i1243" type="#_x0000_t75" style="width:11.65pt;height:17.5pt" o:ole="">
             <v:imagedata r:id="rId434" o:title=""/>
           </v:shape>
-          <o:OLEObject Type="Embed" ProgID="Equation.AxMath" ShapeID="_x0000_i1243" DrawAspect="Content" ObjectID="_1850867507" r:id="rId435"/>
+          <o:OLEObject Type="Embed" ProgID="Equation.AxMath" ShapeID="_x0000_i1243" DrawAspect="Content" ObjectID="_1850869963" r:id="rId435"/>
         </w:object>
       </w:r>
       <w:r>
@@ -14292,10 +14292,10 @@
           <w:position w:val="-11"/>
         </w:rPr>
         <w:object w:dxaOrig="237" w:dyaOrig="357" w14:anchorId="65048EA4">
-          <v:shape id="_x0000_i1244" type="#_x0000_t75" style="width:11.85pt;height:17.3pt" o:ole="">
+          <v:shape id="_x0000_i1244" type="#_x0000_t75" style="width:12.05pt;height:17.5pt" o:ole="">
             <v:imagedata r:id="rId436" o:title=""/>
           </v:shape>
-          <o:OLEObject Type="Embed" ProgID="Equation.AxMath" ShapeID="_x0000_i1244" DrawAspect="Content" ObjectID="_1850867508" r:id="rId437"/>
+          <o:OLEObject Type="Embed" ProgID="Equation.AxMath" ShapeID="_x0000_i1244" DrawAspect="Content" ObjectID="_1850869964" r:id="rId437"/>
         </w:object>
       </w:r>
       <w:r>
@@ -14309,10 +14309,10 @@
           <w:position w:val="-11"/>
         </w:rPr>
         <w:object w:dxaOrig="143" w:dyaOrig="357" w14:anchorId="7964650D">
-          <v:shape id="_x0000_i1245" type="#_x0000_t75" style="width:7.3pt;height:17.3pt" o:ole="">
+          <v:shape id="_x0000_i1245" type="#_x0000_t75" style="width:7.1pt;height:17.5pt" o:ole="">
             <v:imagedata r:id="rId21" o:title=""/>
           </v:shape>
-          <o:OLEObject Type="Embed" ProgID="Equation.AxMath" ShapeID="_x0000_i1245" DrawAspect="Content" ObjectID="_1850867509" r:id="rId438"/>
+          <o:OLEObject Type="Embed" ProgID="Equation.AxMath" ShapeID="_x0000_i1245" DrawAspect="Content" ObjectID="_1850869965" r:id="rId438"/>
         </w:object>
       </w:r>
       <w:r>
@@ -14343,10 +14343,10 @@
           <w:position w:val="-80"/>
         </w:rPr>
         <w:object w:dxaOrig="13378" w:dyaOrig="1734" w14:anchorId="2A71CA19">
-          <v:shape id="_x0000_i1246" type="#_x0000_t75" style="width:476.2pt;height:63.35pt" o:ole="">
+          <v:shape id="_x0000_i1246" type="#_x0000_t75" style="width:476.1pt;height:63.25pt" o:ole="">
             <v:imagedata r:id="rId439" o:title=""/>
           </v:shape>
-          <o:OLEObject Type="Embed" ProgID="Equation.AxMath" ShapeID="_x0000_i1246" DrawAspect="Content" ObjectID="_1850867510" r:id="rId440"/>
+          <o:OLEObject Type="Embed" ProgID="Equation.AxMath" ShapeID="_x0000_i1246" DrawAspect="Content" ObjectID="_1850869966" r:id="rId440"/>
         </w:object>
       </w:r>
     </w:p>
@@ -14365,10 +14365,10 @@
           <w:position w:val="-80"/>
         </w:rPr>
         <w:object w:dxaOrig="13831" w:dyaOrig="1734" w14:anchorId="770A6884">
-          <v:shape id="_x0000_i1247" type="#_x0000_t75" style="width:480.75pt;height:1in" o:ole="">
+          <v:shape id="_x0000_i1247" type="#_x0000_t75" style="width:480.7pt;height:1in" o:ole="">
             <v:imagedata r:id="rId441" o:title=""/>
           </v:shape>
-          <o:OLEObject Type="Embed" ProgID="Equation.AxMath" ShapeID="_x0000_i1247" DrawAspect="Content" ObjectID="_1850867511" r:id="rId442"/>
+          <o:OLEObject Type="Embed" ProgID="Equation.AxMath" ShapeID="_x0000_i1247" DrawAspect="Content" ObjectID="_1850869967" r:id="rId442"/>
         </w:object>
       </w:r>
     </w:p>
@@ -14387,10 +14387,10 @@
           <w:position w:val="-12"/>
         </w:rPr>
         <w:object w:dxaOrig="276" w:dyaOrig="360" w14:anchorId="504657A1">
-          <v:shape id="_x0000_i1248" type="#_x0000_t75" style="width:13.65pt;height:18.7pt" o:ole="">
+          <v:shape id="_x0000_i1248" type="#_x0000_t75" style="width:13.75pt;height:18.75pt" o:ole="">
             <v:imagedata r:id="rId443" o:title=""/>
           </v:shape>
-          <o:OLEObject Type="Embed" ProgID="Equation.AxMath" ShapeID="_x0000_i1248" DrawAspect="Content" ObjectID="_1850867512" r:id="rId444"/>
+          <o:OLEObject Type="Embed" ProgID="Equation.AxMath" ShapeID="_x0000_i1248" DrawAspect="Content" ObjectID="_1850869968" r:id="rId444"/>
         </w:object>
       </w:r>
       <w:r>
@@ -14404,10 +14404,10 @@
           <w:position w:val="-11"/>
         </w:rPr>
         <w:object w:dxaOrig="341" w:dyaOrig="357" w14:anchorId="5A7EB1A9">
-          <v:shape id="_x0000_i1249" type="#_x0000_t75" style="width:16.85pt;height:17.3pt" o:ole="">
+          <v:shape id="_x0000_i1249" type="#_x0000_t75" style="width:17.05pt;height:17.5pt" o:ole="">
             <v:imagedata r:id="rId69" o:title=""/>
           </v:shape>
-          <o:OLEObject Type="Embed" ProgID="Equation.AxMath" ShapeID="_x0000_i1249" DrawAspect="Content" ObjectID="_1850867513" r:id="rId445"/>
+          <o:OLEObject Type="Embed" ProgID="Equation.AxMath" ShapeID="_x0000_i1249" DrawAspect="Content" ObjectID="_1850869969" r:id="rId445"/>
         </w:object>
       </w:r>
       <w:r>
@@ -14421,10 +14421,10 @@
           <w:position w:val="-12"/>
         </w:rPr>
         <w:object w:dxaOrig="300" w:dyaOrig="360" w14:anchorId="00259A05">
-          <v:shape id="_x0000_i1250" type="#_x0000_t75" style="width:15.5pt;height:18.7pt" o:ole="">
+          <v:shape id="_x0000_i1250" type="#_x0000_t75" style="width:15.4pt;height:18.75pt" o:ole="">
             <v:imagedata r:id="rId446" o:title=""/>
           </v:shape>
-          <o:OLEObject Type="Embed" ProgID="Equation.AxMath" ShapeID="_x0000_i1250" DrawAspect="Content" ObjectID="_1850867514" r:id="rId447"/>
+          <o:OLEObject Type="Embed" ProgID="Equation.AxMath" ShapeID="_x0000_i1250" DrawAspect="Content" ObjectID="_1850869970" r:id="rId447"/>
         </w:object>
       </w:r>
       <w:r>
@@ -14438,10 +14438,10 @@
           <w:position w:val="-11"/>
         </w:rPr>
         <w:object w:dxaOrig="611" w:dyaOrig="357" w14:anchorId="17085388">
-          <v:shape id="_x0000_i1251" type="#_x0000_t75" style="width:30.55pt;height:17.3pt" o:ole="">
+          <v:shape id="_x0000_i1251" type="#_x0000_t75" style="width:30.4pt;height:17.5pt" o:ole="">
             <v:imagedata r:id="rId75" o:title=""/>
           </v:shape>
-          <o:OLEObject Type="Embed" ProgID="Equation.AxMath" ShapeID="_x0000_i1251" DrawAspect="Content" ObjectID="_1850867515" r:id="rId448"/>
+          <o:OLEObject Type="Embed" ProgID="Equation.AxMath" ShapeID="_x0000_i1251" DrawAspect="Content" ObjectID="_1850869971" r:id="rId448"/>
         </w:object>
       </w:r>
       <w:r>
@@ -14720,10 +14720,10 @@
           <w:position w:val="-12"/>
         </w:rPr>
         <w:object w:dxaOrig="2138" w:dyaOrig="371" w14:anchorId="3948FC72">
-          <v:shape id="_x0000_i1252" type="#_x0000_t75" style="width:107.55pt;height:18.7pt" o:ole="">
+          <v:shape id="_x0000_i1252" type="#_x0000_t75" style="width:107.4pt;height:18.75pt" o:ole="">
             <v:imagedata r:id="rId450" o:title=""/>
           </v:shape>
-          <o:OLEObject Type="Embed" ProgID="Equation.AxMath" ShapeID="_x0000_i1252" DrawAspect="Content" ObjectID="_1850867516" r:id="rId451"/>
+          <o:OLEObject Type="Embed" ProgID="Equation.AxMath" ShapeID="_x0000_i1252" DrawAspect="Content" ObjectID="_1850869972" r:id="rId451"/>
         </w:object>
       </w:r>
     </w:p>
@@ -14737,10 +14737,10 @@
           <w:position w:val="-26"/>
         </w:rPr>
         <w:object w:dxaOrig="2963" w:dyaOrig="655" w14:anchorId="40097868">
-          <v:shape id="_x0000_i1253" type="#_x0000_t75" style="width:148.1pt;height:33.25pt" o:ole="">
+          <v:shape id="_x0000_i1253" type="#_x0000_t75" style="width:148.15pt;height:33.3pt" o:ole="">
             <v:imagedata r:id="rId452" o:title=""/>
           </v:shape>
-          <o:OLEObject Type="Embed" ProgID="Equation.AxMath" ShapeID="_x0000_i1253" DrawAspect="Content" ObjectID="_1850867517" r:id="rId453"/>
+          <o:OLEObject Type="Embed" ProgID="Equation.AxMath" ShapeID="_x0000_i1253" DrawAspect="Content" ObjectID="_1850869973" r:id="rId453"/>
         </w:object>
       </w:r>
     </w:p>
@@ -14754,10 +14754,10 @@
           <w:position w:val="-26"/>
         </w:rPr>
         <w:object w:dxaOrig="2869" w:dyaOrig="655" w14:anchorId="465D0333">
-          <v:shape id="_x0000_i1254" type="#_x0000_t75" style="width:143.55pt;height:33.25pt" o:ole="">
+          <v:shape id="_x0000_i1254" type="#_x0000_t75" style="width:143.6pt;height:33.3pt" o:ole="">
             <v:imagedata r:id="rId454" o:title=""/>
           </v:shape>
-          <o:OLEObject Type="Embed" ProgID="Equation.AxMath" ShapeID="_x0000_i1254" DrawAspect="Content" ObjectID="_1850867518" r:id="rId455"/>
+          <o:OLEObject Type="Embed" ProgID="Equation.AxMath" ShapeID="_x0000_i1254" DrawAspect="Content" ObjectID="_1850869974" r:id="rId455"/>
         </w:object>
       </w:r>
     </w:p>
@@ -14771,10 +14771,10 @@
           <w:position w:val="-27"/>
         </w:rPr>
         <w:object w:dxaOrig="5681" w:dyaOrig="669" w14:anchorId="79509810">
-          <v:shape id="_x0000_i1255" type="#_x0000_t75" style="width:283.9pt;height:33.25pt" o:ole="">
+          <v:shape id="_x0000_i1255" type="#_x0000_t75" style="width:283.85pt;height:33.3pt" o:ole="">
             <v:imagedata r:id="rId456" o:title=""/>
           </v:shape>
-          <o:OLEObject Type="Embed" ProgID="Equation.AxMath" ShapeID="_x0000_i1255" DrawAspect="Content" ObjectID="_1850867519" r:id="rId457"/>
+          <o:OLEObject Type="Embed" ProgID="Equation.AxMath" ShapeID="_x0000_i1255" DrawAspect="Content" ObjectID="_1850869975" r:id="rId457"/>
         </w:object>
       </w:r>
     </w:p>
@@ -14859,10 +14859,10 @@
           <w:position w:val="-27"/>
         </w:rPr>
         <w:object w:dxaOrig="3766" w:dyaOrig="669" w14:anchorId="23E6842B">
-          <v:shape id="_x0000_i1256" type="#_x0000_t75" style="width:188.2pt;height:33.25pt" o:ole="">
+          <v:shape id="_x0000_i1256" type="#_x0000_t75" style="width:188.1pt;height:33.3pt" o:ole="">
             <v:imagedata r:id="rId458" o:title=""/>
           </v:shape>
-          <o:OLEObject Type="Embed" ProgID="Equation.AxMath" ShapeID="_x0000_i1256" DrawAspect="Content" ObjectID="_1850867520" r:id="rId459"/>
+          <o:OLEObject Type="Embed" ProgID="Equation.AxMath" ShapeID="_x0000_i1256" DrawAspect="Content" ObjectID="_1850869976" r:id="rId459"/>
         </w:object>
       </w:r>
     </w:p>
@@ -14876,10 +14876,10 @@
           <w:position w:val="-27"/>
         </w:rPr>
         <w:object w:dxaOrig="2914" w:dyaOrig="669" w14:anchorId="5D691DE4">
-          <v:shape id="_x0000_i1257" type="#_x0000_t75" style="width:145.8pt;height:33.25pt" o:ole="">
+          <v:shape id="_x0000_i1257" type="#_x0000_t75" style="width:145.65pt;height:33.3pt" o:ole="">
             <v:imagedata r:id="rId460" o:title=""/>
           </v:shape>
-          <o:OLEObject Type="Embed" ProgID="Equation.AxMath" ShapeID="_x0000_i1257" DrawAspect="Content" ObjectID="_1850867521" r:id="rId461"/>
+          <o:OLEObject Type="Embed" ProgID="Equation.AxMath" ShapeID="_x0000_i1257" DrawAspect="Content" ObjectID="_1850869977" r:id="rId461"/>
         </w:object>
       </w:r>
     </w:p>
@@ -14969,10 +14969,10 @@
           <w:position w:val="-100"/>
         </w:rPr>
         <w:object w:dxaOrig="7245" w:dyaOrig="7343" w14:anchorId="2A1FC77C">
-          <v:shape id="_x0000_i1258" type="#_x0000_t75" style="width:362.75pt;height:367.3pt" o:ole="">
+          <v:shape id="_x0000_i1258" type="#_x0000_t75" style="width:362.5pt;height:367.1pt" o:ole="">
             <v:imagedata r:id="rId462" o:title=""/>
           </v:shape>
-          <o:OLEObject Type="Embed" ProgID="Equation.AxMath" ShapeID="_x0000_i1258" DrawAspect="Content" ObjectID="_1850867522" r:id="rId463"/>
+          <o:OLEObject Type="Embed" ProgID="Equation.AxMath" ShapeID="_x0000_i1258" DrawAspect="Content" ObjectID="_1850869978" r:id="rId463"/>
         </w:object>
       </w:r>
     </w:p>
@@ -15021,10 +15021,10 @@
           <w:position w:val="-12"/>
         </w:rPr>
         <w:object w:dxaOrig="237" w:dyaOrig="382" w14:anchorId="091CBB67">
-          <v:shape id="_x0000_i1259" type="#_x0000_t75" style="width:11.85pt;height:19.15pt" o:ole="">
+          <v:shape id="_x0000_i1259" type="#_x0000_t75" style="width:12.05pt;height:19.15pt" o:ole="">
             <v:imagedata r:id="rId464" o:title=""/>
           </v:shape>
-          <o:OLEObject Type="Embed" ProgID="Equation.AxMath" ShapeID="_x0000_i1259" DrawAspect="Content" ObjectID="_1850867523" r:id="rId465"/>
+          <o:OLEObject Type="Embed" ProgID="Equation.AxMath" ShapeID="_x0000_i1259" DrawAspect="Content" ObjectID="_1850869979" r:id="rId465"/>
         </w:object>
       </w:r>
       <w:r>
@@ -15039,10 +15039,10 @@
           <w:position w:val="-12"/>
         </w:rPr>
         <w:object w:dxaOrig="565" w:dyaOrig="360" w14:anchorId="2E4E053B">
-          <v:shape id="_x0000_i1260" type="#_x0000_t75" style="width:28.7pt;height:18.7pt" o:ole="">
+          <v:shape id="_x0000_i1260" type="#_x0000_t75" style="width:28.7pt;height:18.75pt" o:ole="">
             <v:imagedata r:id="rId466" o:title=""/>
           </v:shape>
-          <o:OLEObject Type="Embed" ProgID="Equation.AxMath" ShapeID="_x0000_i1260" DrawAspect="Content" ObjectID="_1850867524" r:id="rId467"/>
+          <o:OLEObject Type="Embed" ProgID="Equation.AxMath" ShapeID="_x0000_i1260" DrawAspect="Content" ObjectID="_1850869980" r:id="rId467"/>
         </w:object>
       </w:r>
       <w:r>
@@ -15053,10 +15053,10 @@
           <w:position w:val="-12"/>
         </w:rPr>
         <w:object w:dxaOrig="226" w:dyaOrig="360" w14:anchorId="022B85B9">
-          <v:shape id="_x0000_i1261" type="#_x0000_t75" style="width:11.85pt;height:18.7pt" o:ole="">
+          <v:shape id="_x0000_i1261" type="#_x0000_t75" style="width:12.05pt;height:18.75pt" o:ole="">
             <v:imagedata r:id="rId468" o:title=""/>
           </v:shape>
-          <o:OLEObject Type="Embed" ProgID="Equation.AxMath" ShapeID="_x0000_i1261" DrawAspect="Content" ObjectID="_1850867525" r:id="rId469"/>
+          <o:OLEObject Type="Embed" ProgID="Equation.AxMath" ShapeID="_x0000_i1261" DrawAspect="Content" ObjectID="_1850869981" r:id="rId469"/>
         </w:object>
       </w:r>
       <w:r>
@@ -15067,10 +15067,10 @@
           <w:position w:val="-13"/>
         </w:rPr>
         <w:object w:dxaOrig="563" w:dyaOrig="397" w14:anchorId="5AB5C327">
-          <v:shape id="_x0000_i1262" type="#_x0000_t75" style="width:28.25pt;height:20.5pt" o:ole="">
+          <v:shape id="_x0000_i1262" type="#_x0000_t75" style="width:28.3pt;height:20.4pt" o:ole="">
             <v:imagedata r:id="rId470" o:title=""/>
           </v:shape>
-          <o:OLEObject Type="Embed" ProgID="Equation.AxMath" ShapeID="_x0000_i1262" DrawAspect="Content" ObjectID="_1850867526" r:id="rId471"/>
+          <o:OLEObject Type="Embed" ProgID="Equation.AxMath" ShapeID="_x0000_i1262" DrawAspect="Content" ObjectID="_1850869982" r:id="rId471"/>
         </w:object>
       </w:r>
       <w:r>
@@ -15088,10 +15088,10 @@
           <w:position w:val="-12"/>
         </w:rPr>
         <w:object w:dxaOrig="600" w:dyaOrig="360" w14:anchorId="0A0C8AD0">
-          <v:shape id="_x0000_i1263" type="#_x0000_t75" style="width:30.1pt;height:18.7pt" o:ole="">
+          <v:shape id="_x0000_i1263" type="#_x0000_t75" style="width:29.95pt;height:18.75pt" o:ole="">
             <v:imagedata r:id="rId472" o:title=""/>
           </v:shape>
-          <o:OLEObject Type="Embed" ProgID="Equation.AxMath" ShapeID="_x0000_i1263" DrawAspect="Content" ObjectID="_1850867527" r:id="rId473"/>
+          <o:OLEObject Type="Embed" ProgID="Equation.AxMath" ShapeID="_x0000_i1263" DrawAspect="Content" ObjectID="_1850869983" r:id="rId473"/>
         </w:object>
       </w:r>
       <w:r>
@@ -15122,10 +15122,10 @@
           <w:position w:val="-28"/>
         </w:rPr>
         <w:object w:dxaOrig="1868" w:dyaOrig="704" w14:anchorId="1E35F74D">
-          <v:shape id="_x0000_i1264" type="#_x0000_t75" style="width:93.4pt;height:35.55pt" o:ole="">
+          <v:shape id="_x0000_i1264" type="#_x0000_t75" style="width:93.25pt;height:35.4pt" o:ole="">
             <v:imagedata r:id="rId474" o:title=""/>
           </v:shape>
-          <o:OLEObject Type="Embed" ProgID="Equation.AxMath" ShapeID="_x0000_i1264" DrawAspect="Content" ObjectID="_1850867528" r:id="rId475"/>
+          <o:OLEObject Type="Embed" ProgID="Equation.AxMath" ShapeID="_x0000_i1264" DrawAspect="Content" ObjectID="_1850869984" r:id="rId475"/>
         </w:object>
       </w:r>
     </w:p>
@@ -15147,10 +15147,10 @@
           <w:position w:val="-13"/>
         </w:rPr>
         <w:object w:dxaOrig="2333" w:dyaOrig="403" w14:anchorId="175CFF1F">
-          <v:shape id="_x0000_i1265" type="#_x0000_t75" style="width:117.1pt;height:19.6pt" o:ole="">
+          <v:shape id="_x0000_i1265" type="#_x0000_t75" style="width:116.95pt;height:19.55pt" o:ole="">
             <v:imagedata r:id="rId476" o:title=""/>
           </v:shape>
-          <o:OLEObject Type="Embed" ProgID="Equation.AxMath" ShapeID="_x0000_i1265" DrawAspect="Content" ObjectID="_1850867529" r:id="rId477"/>
+          <o:OLEObject Type="Embed" ProgID="Equation.AxMath" ShapeID="_x0000_i1265" DrawAspect="Content" ObjectID="_1850869985" r:id="rId477"/>
         </w:object>
       </w:r>
       <w:r>
@@ -15173,10 +15173,10 @@
           <w:position w:val="-31"/>
         </w:rPr>
         <w:object w:dxaOrig="4495" w:dyaOrig="756" w14:anchorId="65B3F9F0">
-          <v:shape id="_x0000_i1266" type="#_x0000_t75" style="width:224.65pt;height:38.3pt" o:ole="">
+          <v:shape id="_x0000_i1266" type="#_x0000_t75" style="width:224.75pt;height:38.3pt" o:ole="">
             <v:imagedata r:id="rId478" o:title=""/>
           </v:shape>
-          <o:OLEObject Type="Embed" ProgID="Equation.AxMath" ShapeID="_x0000_i1266" DrawAspect="Content" ObjectID="_1850867530" r:id="rId479"/>
+          <o:OLEObject Type="Embed" ProgID="Equation.AxMath" ShapeID="_x0000_i1266" DrawAspect="Content" ObjectID="_1850869986" r:id="rId479"/>
         </w:object>
       </w:r>
     </w:p>
@@ -15192,10 +15192,10 @@
           <w:position w:val="-13"/>
         </w:rPr>
         <w:object w:dxaOrig="688" w:dyaOrig="388" w14:anchorId="44885670">
-          <v:shape id="_x0000_i1267" type="#_x0000_t75" style="width:34.65pt;height:19.6pt" o:ole="">
+          <v:shape id="_x0000_i1267" type="#_x0000_t75" style="width:34.55pt;height:19.55pt" o:ole="">
             <v:imagedata r:id="rId480" o:title=""/>
           </v:shape>
-          <o:OLEObject Type="Embed" ProgID="Equation.AxMath" ShapeID="_x0000_i1267" DrawAspect="Content" ObjectID="_1850867531" r:id="rId481"/>
+          <o:OLEObject Type="Embed" ProgID="Equation.AxMath" ShapeID="_x0000_i1267" DrawAspect="Content" ObjectID="_1850869987" r:id="rId481"/>
         </w:object>
       </w:r>
       <w:r>
@@ -15243,10 +15243,10 @@
           <w:position w:val="-26"/>
         </w:rPr>
         <w:object w:dxaOrig="3127" w:dyaOrig="658" w14:anchorId="3D68CFE5">
-          <v:shape id="_x0000_i1268" type="#_x0000_t75" style="width:156.3pt;height:32.8pt" o:ole="">
+          <v:shape id="_x0000_i1268" type="#_x0000_t75" style="width:156.5pt;height:32.9pt" o:ole="">
             <v:imagedata r:id="rId482" o:title=""/>
           </v:shape>
-          <o:OLEObject Type="Embed" ProgID="Equation.AxMath" ShapeID="_x0000_i1268" DrawAspect="Content" ObjectID="_1850867532" r:id="rId483"/>
+          <o:OLEObject Type="Embed" ProgID="Equation.AxMath" ShapeID="_x0000_i1268" DrawAspect="Content" ObjectID="_1850869988" r:id="rId483"/>
         </w:object>
       </w:r>
     </w:p>
@@ -15260,10 +15260,10 @@
           <w:position w:val="-26"/>
         </w:rPr>
         <w:object w:dxaOrig="3246" w:dyaOrig="658" w14:anchorId="78FC496C">
-          <v:shape id="_x0000_i1269" type="#_x0000_t75" style="width:162.7pt;height:32.8pt" o:ole="">
+          <v:shape id="_x0000_i1269" type="#_x0000_t75" style="width:162.75pt;height:32.9pt" o:ole="">
             <v:imagedata r:id="rId484" o:title=""/>
           </v:shape>
-          <o:OLEObject Type="Embed" ProgID="Equation.AxMath" ShapeID="_x0000_i1269" DrawAspect="Content" ObjectID="_1850867533" r:id="rId485"/>
+          <o:OLEObject Type="Embed" ProgID="Equation.AxMath" ShapeID="_x0000_i1269" DrawAspect="Content" ObjectID="_1850869989" r:id="rId485"/>
         </w:object>
       </w:r>
     </w:p>
@@ -15293,10 +15293,10 @@
           <w:position w:val="-12"/>
         </w:rPr>
         <w:object w:dxaOrig="1761" w:dyaOrig="363" w14:anchorId="0199AE26">
-          <v:shape id="_x0000_i1270" type="#_x0000_t75" style="width:88.4pt;height:18.7pt" o:ole="">
+          <v:shape id="_x0000_i1270" type="#_x0000_t75" style="width:88.25pt;height:18.75pt" o:ole="">
             <v:imagedata r:id="rId486" o:title=""/>
           </v:shape>
-          <o:OLEObject Type="Embed" ProgID="Equation.AxMath" ShapeID="_x0000_i1270" DrawAspect="Content" ObjectID="_1850867534" r:id="rId487"/>
+          <o:OLEObject Type="Embed" ProgID="Equation.AxMath" ShapeID="_x0000_i1270" DrawAspect="Content" ObjectID="_1850869990" r:id="rId487"/>
         </w:object>
       </w:r>
     </w:p>
@@ -15326,10 +15326,10 @@
           <w:position w:val="-13"/>
         </w:rPr>
         <w:object w:dxaOrig="6052" w:dyaOrig="386" w14:anchorId="7FBA894B">
-          <v:shape id="_x0000_i1271" type="#_x0000_t75" style="width:302.6pt;height:19.15pt" o:ole="">
+          <v:shape id="_x0000_i1271" type="#_x0000_t75" style="width:302.55pt;height:19.15pt" o:ole="">
             <v:imagedata r:id="rId488" o:title=""/>
           </v:shape>
-          <o:OLEObject Type="Embed" ProgID="Equation.AxMath" ShapeID="_x0000_i1271" DrawAspect="Content" ObjectID="_1850867535" r:id="rId489"/>
+          <o:OLEObject Type="Embed" ProgID="Equation.AxMath" ShapeID="_x0000_i1271" DrawAspect="Content" ObjectID="_1850869991" r:id="rId489"/>
         </w:object>
       </w:r>
     </w:p>
@@ -15345,10 +15345,10 @@
           <w:position w:val="-11"/>
         </w:rPr>
         <w:object w:dxaOrig="135" w:dyaOrig="357" w14:anchorId="323209DE">
-          <v:shape id="_x0000_i1272" type="#_x0000_t75" style="width:6.85pt;height:17.3pt" o:ole="">
+          <v:shape id="_x0000_i1272" type="#_x0000_t75" style="width:6.65pt;height:17.5pt" o:ole="">
             <v:imagedata r:id="rId193" o:title=""/>
           </v:shape>
-          <o:OLEObject Type="Embed" ProgID="Equation.AxMath" ShapeID="_x0000_i1272" DrawAspect="Content" ObjectID="_1850867536" r:id="rId490"/>
+          <o:OLEObject Type="Embed" ProgID="Equation.AxMath" ShapeID="_x0000_i1272" DrawAspect="Content" ObjectID="_1850869992" r:id="rId490"/>
         </w:object>
       </w:r>
       <w:r>
@@ -15369,10 +15369,10 @@
           <w:position w:val="-26"/>
         </w:rPr>
         <w:object w:dxaOrig="3093" w:dyaOrig="658" w14:anchorId="4ACF421E">
-          <v:shape id="_x0000_i74262" type="#_x0000_t75" style="width:154.95pt;height:32.8pt" o:ole="">
+          <v:shape id="_x0000_i74262" type="#_x0000_t75" style="width:154.8pt;height:32.9pt" o:ole="">
             <v:imagedata r:id="rId491" o:title=""/>
           </v:shape>
-          <o:OLEObject Type="Embed" ProgID="Equation.AxMath" ShapeID="_x0000_i74262" DrawAspect="Content" ObjectID="_1850867537" r:id="rId492"/>
+          <o:OLEObject Type="Embed" ProgID="Equation.AxMath" ShapeID="_x0000_i74262" DrawAspect="Content" ObjectID="_1850869993" r:id="rId492"/>
         </w:object>
       </w:r>
     </w:p>
@@ -15390,10 +15390,10 @@
           <w:position w:val="-26"/>
         </w:rPr>
         <w:object w:dxaOrig="2584" w:dyaOrig="658" w14:anchorId="7F136134">
-          <v:shape id="_x0000_i74263" type="#_x0000_t75" style="width:128.95pt;height:32.8pt" o:ole="">
+          <v:shape id="_x0000_i74263" type="#_x0000_t75" style="width:129pt;height:32.9pt" o:ole="">
             <v:imagedata r:id="rId493" o:title=""/>
           </v:shape>
-          <o:OLEObject Type="Embed" ProgID="Equation.AxMath" ShapeID="_x0000_i74263" DrawAspect="Content" ObjectID="_1850867538" r:id="rId494"/>
+          <o:OLEObject Type="Embed" ProgID="Equation.AxMath" ShapeID="_x0000_i74263" DrawAspect="Content" ObjectID="_1850869994" r:id="rId494"/>
         </w:object>
       </w:r>
     </w:p>
@@ -15439,10 +15439,10 @@
           <w:position w:val="-30"/>
         </w:rPr>
         <w:object w:dxaOrig="1624" w:dyaOrig="734" w14:anchorId="68B8D714">
-          <v:shape id="_x0000_i1275" type="#_x0000_t75" style="width:81.1pt;height:36.45pt" o:ole="">
+          <v:shape id="_x0000_i1275" type="#_x0000_t75" style="width:81.15pt;height:36.6pt" o:ole="">
             <v:imagedata r:id="rId267" o:title=""/>
           </v:shape>
-          <o:OLEObject Type="Embed" ProgID="Equation.AxMath" ShapeID="_x0000_i1275" DrawAspect="Content" ObjectID="_1850867539" r:id="rId495"/>
+          <o:OLEObject Type="Embed" ProgID="Equation.AxMath" ShapeID="_x0000_i1275" DrawAspect="Content" ObjectID="_1850869995" r:id="rId495"/>
         </w:object>
       </w:r>
     </w:p>
@@ -15473,10 +15473,10 @@
           <w:position w:val="-26"/>
         </w:rPr>
         <w:object w:dxaOrig="1414" w:dyaOrig="655" w14:anchorId="16201C58">
-          <v:shape id="_x0000_i1276" type="#_x0000_t75" style="width:70.2pt;height:33.25pt" o:ole="">
+          <v:shape id="_x0000_i1276" type="#_x0000_t75" style="width:70.35pt;height:33.3pt" o:ole="">
             <v:imagedata r:id="rId269" o:title=""/>
           </v:shape>
-          <o:OLEObject Type="Embed" ProgID="Equation.AxMath" ShapeID="_x0000_i1276" DrawAspect="Content" ObjectID="_1850867540" r:id="rId496"/>
+          <o:OLEObject Type="Embed" ProgID="Equation.AxMath" ShapeID="_x0000_i1276" DrawAspect="Content" ObjectID="_1850869996" r:id="rId496"/>
         </w:object>
       </w:r>
     </w:p>
@@ -15507,10 +15507,10 @@
           <w:position w:val="-13"/>
         </w:rPr>
         <w:object w:dxaOrig="736" w:dyaOrig="397" w14:anchorId="68EC1C08">
-          <v:shape id="_x0000_i1277" type="#_x0000_t75" style="width:36.45pt;height:20.5pt" o:ole="">
+          <v:shape id="_x0000_i1277" type="#_x0000_t75" style="width:36.6pt;height:20.4pt" o:ole="">
             <v:imagedata r:id="rId497" o:title=""/>
           </v:shape>
-          <o:OLEObject Type="Embed" ProgID="Equation.AxMath" ShapeID="_x0000_i1277" DrawAspect="Content" ObjectID="_1850867541" r:id="rId498"/>
+          <o:OLEObject Type="Embed" ProgID="Equation.AxMath" ShapeID="_x0000_i1277" DrawAspect="Content" ObjectID="_1850869997" r:id="rId498"/>
         </w:object>
       </w:r>
       <w:r>
@@ -15521,10 +15521,10 @@
           <w:position w:val="-13"/>
         </w:rPr>
         <w:object w:dxaOrig="564" w:dyaOrig="385" w14:anchorId="44FC445C">
-          <v:shape id="_x0000_i1278" type="#_x0000_t75" style="width:28.25pt;height:19.15pt" o:ole="">
+          <v:shape id="_x0000_i1278" type="#_x0000_t75" style="width:28.3pt;height:19.15pt" o:ole="">
             <v:imagedata r:id="rId499" o:title=""/>
           </v:shape>
-          <o:OLEObject Type="Embed" ProgID="Equation.AxMath" ShapeID="_x0000_i1278" DrawAspect="Content" ObjectID="_1850867542" r:id="rId500"/>
+          <o:OLEObject Type="Embed" ProgID="Equation.AxMath" ShapeID="_x0000_i1278" DrawAspect="Content" ObjectID="_1850869998" r:id="rId500"/>
         </w:object>
       </w:r>
       <w:r>
@@ -15535,10 +15535,10 @@
           <w:position w:val="-13"/>
         </w:rPr>
         <w:object w:dxaOrig="238" w:dyaOrig="385" w14:anchorId="1CD75504">
-          <v:shape id="_x0000_i1279" type="#_x0000_t75" style="width:11.85pt;height:19.15pt" o:ole="">
+          <v:shape id="_x0000_i1279" type="#_x0000_t75" style="width:12.05pt;height:19.15pt" o:ole="">
             <v:imagedata r:id="rId501" o:title=""/>
           </v:shape>
-          <o:OLEObject Type="Embed" ProgID="Equation.AxMath" ShapeID="_x0000_i1279" DrawAspect="Content" ObjectID="_1850867543" r:id="rId502"/>
+          <o:OLEObject Type="Embed" ProgID="Equation.AxMath" ShapeID="_x0000_i1279" DrawAspect="Content" ObjectID="_1850869999" r:id="rId502"/>
         </w:object>
       </w:r>
       <w:r>
@@ -15549,10 +15549,10 @@
           <w:position w:val="-13"/>
         </w:rPr>
         <w:object w:dxaOrig="358" w:dyaOrig="385" w14:anchorId="0BE53AE5">
-          <v:shape id="_x0000_i1280" type="#_x0000_t75" style="width:18.7pt;height:19.15pt" o:ole="">
+          <v:shape id="_x0000_i1280" type="#_x0000_t75" style="width:18.75pt;height:19.15pt" o:ole="">
             <v:imagedata r:id="rId503" o:title=""/>
           </v:shape>
-          <o:OLEObject Type="Embed" ProgID="Equation.AxMath" ShapeID="_x0000_i1280" DrawAspect="Content" ObjectID="_1850867544" r:id="rId504"/>
+          <o:OLEObject Type="Embed" ProgID="Equation.AxMath" ShapeID="_x0000_i1280" DrawAspect="Content" ObjectID="_1850870000" r:id="rId504"/>
         </w:object>
       </w:r>
       <w:r>
@@ -15563,10 +15563,10 @@
           <w:position w:val="-13"/>
         </w:rPr>
         <w:object w:dxaOrig="226" w:dyaOrig="385" w14:anchorId="74111EC2">
-          <v:shape id="_x0000_i1281" type="#_x0000_t75" style="width:11.85pt;height:19.15pt" o:ole="">
+          <v:shape id="_x0000_i1281" type="#_x0000_t75" style="width:11.65pt;height:19.15pt" o:ole="">
             <v:imagedata r:id="rId505" o:title=""/>
           </v:shape>
-          <o:OLEObject Type="Embed" ProgID="Equation.AxMath" ShapeID="_x0000_i1281" DrawAspect="Content" ObjectID="_1850867545" r:id="rId506"/>
+          <o:OLEObject Type="Embed" ProgID="Equation.AxMath" ShapeID="_x0000_i1281" DrawAspect="Content" ObjectID="_1850870001" r:id="rId506"/>
         </w:object>
       </w:r>
       <w:r>
@@ -15577,10 +15577,10 @@
           <w:position w:val="-13"/>
         </w:rPr>
         <w:object w:dxaOrig="297" w:dyaOrig="385" w14:anchorId="4FD5E1D3">
-          <v:shape id="_x0000_i1282" type="#_x0000_t75" style="width:14.6pt;height:19.15pt" o:ole="">
+          <v:shape id="_x0000_i1282" type="#_x0000_t75" style="width:14.55pt;height:19.15pt" o:ole="">
             <v:imagedata r:id="rId507" o:title=""/>
           </v:shape>
-          <o:OLEObject Type="Embed" ProgID="Equation.AxMath" ShapeID="_x0000_i1282" DrawAspect="Content" ObjectID="_1850867546" r:id="rId508"/>
+          <o:OLEObject Type="Embed" ProgID="Equation.AxMath" ShapeID="_x0000_i1282" DrawAspect="Content" ObjectID="_1850870002" r:id="rId508"/>
         </w:object>
       </w:r>
       <w:r>
@@ -15597,10 +15597,10 @@
           <w:position w:val="-31"/>
         </w:rPr>
         <w:object w:dxaOrig="1093" w:dyaOrig="760" w14:anchorId="5B45447A">
-          <v:shape id="_x0000_i1283" type="#_x0000_t75" style="width:54.7pt;height:37.35pt" o:ole="">
+          <v:shape id="_x0000_i1283" type="#_x0000_t75" style="width:54.5pt;height:37.45pt" o:ole="">
             <v:imagedata r:id="rId509" o:title=""/>
           </v:shape>
-          <o:OLEObject Type="Embed" ProgID="Equation.AxMath" ShapeID="_x0000_i1283" DrawAspect="Content" ObjectID="_1850867547" r:id="rId510"/>
+          <o:OLEObject Type="Embed" ProgID="Equation.AxMath" ShapeID="_x0000_i1283" DrawAspect="Content" ObjectID="_1850870003" r:id="rId510"/>
         </w:object>
       </w:r>
     </w:p>
@@ -15628,10 +15628,10 @@
           <w:position w:val="-26"/>
         </w:rPr>
         <w:object w:dxaOrig="5119" w:dyaOrig="675" w14:anchorId="0B60DA95">
-          <v:shape id="_x0000_i1284" type="#_x0000_t75" style="width:256.55pt;height:33.7pt" o:ole="">
+          <v:shape id="_x0000_i1284" type="#_x0000_t75" style="width:256.35pt;height:33.7pt" o:ole="">
             <v:imagedata r:id="rId511" o:title=""/>
           </v:shape>
-          <o:OLEObject Type="Embed" ProgID="Equation.AxMath" ShapeID="_x0000_i1284" DrawAspect="Content" ObjectID="_1850867548" r:id="rId512"/>
+          <o:OLEObject Type="Embed" ProgID="Equation.AxMath" ShapeID="_x0000_i1284" DrawAspect="Content" ObjectID="_1850870004" r:id="rId512"/>
         </w:object>
       </w:r>
     </w:p>
@@ -15648,10 +15648,10 @@
           <w:position w:val="-26"/>
         </w:rPr>
         <w:object w:dxaOrig="1085" w:dyaOrig="655" w14:anchorId="1DAE4CF0">
-          <v:shape id="_x0000_i1285" type="#_x0000_t75" style="width:54.7pt;height:33.25pt" o:ole="">
+          <v:shape id="_x0000_i1285" type="#_x0000_t75" style="width:54.5pt;height:33.3pt" o:ole="">
             <v:imagedata r:id="rId513" o:title=""/>
           </v:shape>
-          <o:OLEObject Type="Embed" ProgID="Equation.AxMath" ShapeID="_x0000_i1285" DrawAspect="Content" ObjectID="_1850867549" r:id="rId514"/>
+          <o:OLEObject Type="Embed" ProgID="Equation.AxMath" ShapeID="_x0000_i1285" DrawAspect="Content" ObjectID="_1850870005" r:id="rId514"/>
         </w:object>
       </w:r>
       <w:r>
@@ -15662,10 +15662,10 @@
           <w:position w:val="-26"/>
         </w:rPr>
         <w:object w:dxaOrig="1080" w:dyaOrig="655" w14:anchorId="42CA5F9D">
-          <v:shape id="_x0000_i1286" type="#_x0000_t75" style="width:54.7pt;height:33.25pt" o:ole="">
+          <v:shape id="_x0000_i1286" type="#_x0000_t75" style="width:54.5pt;height:33.3pt" o:ole="">
             <v:imagedata r:id="rId515" o:title=""/>
           </v:shape>
-          <o:OLEObject Type="Embed" ProgID="Equation.AxMath" ShapeID="_x0000_i1286" DrawAspect="Content" ObjectID="_1850867550" r:id="rId516"/>
+          <o:OLEObject Type="Embed" ProgID="Equation.AxMath" ShapeID="_x0000_i1286" DrawAspect="Content" ObjectID="_1850870006" r:id="rId516"/>
         </w:object>
       </w:r>
       <w:r>
@@ -15682,10 +15682,10 @@
           <w:position w:val="-31"/>
         </w:rPr>
         <w:object w:dxaOrig="2402" w:dyaOrig="760" w14:anchorId="68C2EE5D">
-          <v:shape id="_x0000_i1287" type="#_x0000_t75" style="width:119.85pt;height:37.35pt" o:ole="">
+          <v:shape id="_x0000_i1287" type="#_x0000_t75" style="width:119.85pt;height:37.45pt" o:ole="">
             <v:imagedata r:id="rId517" o:title=""/>
           </v:shape>
-          <o:OLEObject Type="Embed" ProgID="Equation.AxMath" ShapeID="_x0000_i1287" DrawAspect="Content" ObjectID="_1850867551" r:id="rId518"/>
+          <o:OLEObject Type="Embed" ProgID="Equation.AxMath" ShapeID="_x0000_i1287" DrawAspect="Content" ObjectID="_1850870007" r:id="rId518"/>
         </w:object>
       </w:r>
     </w:p>
@@ -15707,10 +15707,10 @@
           <w:position w:val="-28"/>
         </w:rPr>
         <w:object w:dxaOrig="2915" w:dyaOrig="704" w14:anchorId="193F47F2">
-          <v:shape id="_x0000_i1288" type="#_x0000_t75" style="width:145.8pt;height:35.55pt" o:ole="">
+          <v:shape id="_x0000_i1288" type="#_x0000_t75" style="width:145.65pt;height:35.4pt" o:ole="">
             <v:imagedata r:id="rId519" o:title=""/>
           </v:shape>
-          <o:OLEObject Type="Embed" ProgID="Equation.AxMath" ShapeID="_x0000_i1288" DrawAspect="Content" ObjectID="_1850867552" r:id="rId520"/>
+          <o:OLEObject Type="Embed" ProgID="Equation.AxMath" ShapeID="_x0000_i1288" DrawAspect="Content" ObjectID="_1850870008" r:id="rId520"/>
         </w:object>
       </w:r>
     </w:p>
@@ -15732,10 +15732,10 @@
           <w:position w:val="-12"/>
         </w:rPr>
         <w:object w:dxaOrig="4836" w:dyaOrig="376" w14:anchorId="2BB7C071">
-          <v:shape id="_x0000_i1289" type="#_x0000_t75" style="width:241.5pt;height:18.7pt" o:ole="">
+          <v:shape id="_x0000_i1289" type="#_x0000_t75" style="width:241.4pt;height:18.75pt" o:ole="">
             <v:imagedata r:id="rId521" o:title=""/>
           </v:shape>
-          <o:OLEObject Type="Embed" ProgID="Equation.AxMath" ShapeID="_x0000_i1289" DrawAspect="Content" ObjectID="_1850867553" r:id="rId522"/>
+          <o:OLEObject Type="Embed" ProgID="Equation.AxMath" ShapeID="_x0000_i1289" DrawAspect="Content" ObjectID="_1850870009" r:id="rId522"/>
         </w:object>
       </w:r>
     </w:p>
@@ -15757,10 +15757,10 @@
           <w:position w:val="-26"/>
         </w:rPr>
         <w:object w:dxaOrig="2550" w:dyaOrig="677" w14:anchorId="435E8B5D">
-          <v:shape id="_x0000_i1290" type="#_x0000_t75" style="width:127.6pt;height:34.65pt" o:ole="">
+          <v:shape id="_x0000_i1290" type="#_x0000_t75" style="width:127.75pt;height:34.55pt" o:ole="">
             <v:imagedata r:id="rId523" o:title=""/>
           </v:shape>
-          <o:OLEObject Type="Embed" ProgID="Equation.AxMath" ShapeID="_x0000_i1290" DrawAspect="Content" ObjectID="_1850867554" r:id="rId524"/>
+          <o:OLEObject Type="Embed" ProgID="Equation.AxMath" ShapeID="_x0000_i1290" DrawAspect="Content" ObjectID="_1850870010" r:id="rId524"/>
         </w:object>
       </w:r>
     </w:p>
@@ -15776,10 +15776,10 @@
           <w:position w:val="-13"/>
         </w:rPr>
         <w:object w:dxaOrig="273" w:dyaOrig="385" w14:anchorId="1D15403C">
-          <v:shape id="_x0000_i1291" type="#_x0000_t75" style="width:13.65pt;height:19.15pt" o:ole="">
+          <v:shape id="_x0000_i1291" type="#_x0000_t75" style="width:13.75pt;height:19.15pt" o:ole="">
             <v:imagedata r:id="rId525" o:title=""/>
           </v:shape>
-          <o:OLEObject Type="Embed" ProgID="Equation.AxMath" ShapeID="_x0000_i1291" DrawAspect="Content" ObjectID="_1850867555" r:id="rId526"/>
+          <o:OLEObject Type="Embed" ProgID="Equation.AxMath" ShapeID="_x0000_i1291" DrawAspect="Content" ObjectID="_1850870011" r:id="rId526"/>
         </w:object>
       </w:r>
       <w:r>
@@ -15790,10 +15790,10 @@
           <w:position w:val="-12"/>
         </w:rPr>
         <w:object w:dxaOrig="135" w:dyaOrig="382" w14:anchorId="534E0248">
-          <v:shape id="_x0000_i1292" type="#_x0000_t75" style="width:6.85pt;height:19.15pt" o:ole="">
+          <v:shape id="_x0000_i1292" type="#_x0000_t75" style="width:6.65pt;height:19.15pt" o:ole="">
             <v:imagedata r:id="rId279" o:title=""/>
           </v:shape>
-          <o:OLEObject Type="Embed" ProgID="Equation.AxMath" ShapeID="_x0000_i1292" DrawAspect="Content" ObjectID="_1850867556" r:id="rId527"/>
+          <o:OLEObject Type="Embed" ProgID="Equation.AxMath" ShapeID="_x0000_i1292" DrawAspect="Content" ObjectID="_1850870012" r:id="rId527"/>
         </w:object>
       </w:r>
       <w:r>
@@ -15804,10 +15804,10 @@
           <w:position w:val="-13"/>
         </w:rPr>
         <w:object w:dxaOrig="1014" w:dyaOrig="385" w14:anchorId="72BA5EBE">
-          <v:shape id="_x0000_i1293" type="#_x0000_t75" style="width:50.6pt;height:19.15pt" o:ole="">
+          <v:shape id="_x0000_i1293" type="#_x0000_t75" style="width:50.75pt;height:19.15pt" o:ole="">
             <v:imagedata r:id="rId528" o:title=""/>
           </v:shape>
-          <o:OLEObject Type="Embed" ProgID="Equation.AxMath" ShapeID="_x0000_i1293" DrawAspect="Content" ObjectID="_1850867557" r:id="rId529"/>
+          <o:OLEObject Type="Embed" ProgID="Equation.AxMath" ShapeID="_x0000_i1293" DrawAspect="Content" ObjectID="_1850870013" r:id="rId529"/>
         </w:object>
       </w:r>
       <w:r>
@@ -15818,10 +15818,10 @@
           <w:position w:val="-13"/>
         </w:rPr>
         <w:object w:dxaOrig="272" w:dyaOrig="385" w14:anchorId="72D19003">
-          <v:shape id="_x0000_i1294" type="#_x0000_t75" style="width:13.65pt;height:19.15pt" o:ole="">
+          <v:shape id="_x0000_i1294" type="#_x0000_t75" style="width:13.75pt;height:19.15pt" o:ole="">
             <v:imagedata r:id="rId530" o:title=""/>
           </v:shape>
-          <o:OLEObject Type="Embed" ProgID="Equation.AxMath" ShapeID="_x0000_i1294" DrawAspect="Content" ObjectID="_1850867558" r:id="rId531"/>
+          <o:OLEObject Type="Embed" ProgID="Equation.AxMath" ShapeID="_x0000_i1294" DrawAspect="Content" ObjectID="_1850870014" r:id="rId531"/>
         </w:object>
       </w:r>
       <w:r>
@@ -15832,10 +15832,10 @@
           <w:position w:val="-26"/>
         </w:rPr>
         <w:object w:dxaOrig="527" w:dyaOrig="663" w14:anchorId="6C8EBFFE">
-          <v:shape id="_x0000_i1295" type="#_x0000_t75" style="width:26.45pt;height:33.25pt" o:ole="">
+          <v:shape id="_x0000_i1295" type="#_x0000_t75" style="width:26.65pt;height:33.3pt" o:ole="">
             <v:imagedata r:id="rId532" o:title=""/>
           </v:shape>
-          <o:OLEObject Type="Embed" ProgID="Equation.AxMath" ShapeID="_x0000_i1295" DrawAspect="Content" ObjectID="_1850867559" r:id="rId533"/>
+          <o:OLEObject Type="Embed" ProgID="Equation.AxMath" ShapeID="_x0000_i1295" DrawAspect="Content" ObjectID="_1850870015" r:id="rId533"/>
         </w:object>
       </w:r>
       <w:r>
@@ -15846,10 +15846,10 @@
           <w:position w:val="-13"/>
         </w:rPr>
         <w:object w:dxaOrig="206" w:dyaOrig="385" w14:anchorId="3B686BAF">
-          <v:shape id="_x0000_i1296" type="#_x0000_t75" style="width:10.5pt;height:19.15pt" o:ole="">
+          <v:shape id="_x0000_i1296" type="#_x0000_t75" style="width:10.4pt;height:19.15pt" o:ole="">
             <v:imagedata r:id="rId534" o:title=""/>
           </v:shape>
-          <o:OLEObject Type="Embed" ProgID="Equation.AxMath" ShapeID="_x0000_i1296" DrawAspect="Content" ObjectID="_1850867560" r:id="rId535"/>
+          <o:OLEObject Type="Embed" ProgID="Equation.AxMath" ShapeID="_x0000_i1296" DrawAspect="Content" ObjectID="_1850870016" r:id="rId535"/>
         </w:object>
       </w:r>
       <w:r>
@@ -15891,10 +15891,10 @@
           <w:position w:val="-13"/>
         </w:rPr>
         <w:object w:dxaOrig="410" w:dyaOrig="385" w14:anchorId="2FF7EE85">
-          <v:shape id="_x0000_i1297" type="#_x0000_t75" style="width:20.95pt;height:19.15pt" o:ole="">
+          <v:shape id="_x0000_i1297" type="#_x0000_t75" style="width:20.8pt;height:19.15pt" o:ole="">
             <v:imagedata r:id="rId536" o:title=""/>
           </v:shape>
-          <o:OLEObject Type="Embed" ProgID="Equation.AxMath" ShapeID="_x0000_i1297" DrawAspect="Content" ObjectID="_1850867561" r:id="rId537"/>
+          <o:OLEObject Type="Embed" ProgID="Equation.AxMath" ShapeID="_x0000_i1297" DrawAspect="Content" ObjectID="_1850870017" r:id="rId537"/>
         </w:object>
       </w:r>
       <w:r>
@@ -15912,10 +15912,10 @@
           <w:position w:val="-12"/>
         </w:rPr>
         <w:object w:dxaOrig="600" w:dyaOrig="360" w14:anchorId="558624E7">
-          <v:shape id="_x0000_i1298" type="#_x0000_t75" style="width:30.1pt;height:18.7pt" o:ole="">
+          <v:shape id="_x0000_i1298" type="#_x0000_t75" style="width:29.95pt;height:18.75pt" o:ole="">
             <v:imagedata r:id="rId472" o:title=""/>
           </v:shape>
-          <o:OLEObject Type="Embed" ProgID="Equation.AxMath" ShapeID="_x0000_i1298" DrawAspect="Content" ObjectID="_1850867562" r:id="rId538"/>
+          <o:OLEObject Type="Embed" ProgID="Equation.AxMath" ShapeID="_x0000_i1298" DrawAspect="Content" ObjectID="_1850870018" r:id="rId538"/>
         </w:object>
       </w:r>
       <w:r>
@@ -15936,10 +15936,10 @@
           <w:position w:val="-26"/>
         </w:rPr>
         <w:object w:dxaOrig="5466" w:dyaOrig="663" w14:anchorId="1642A1CA">
-          <v:shape id="_x0000_i1299" type="#_x0000_t75" style="width:273.4pt;height:33.25pt" o:ole="">
+          <v:shape id="_x0000_i1299" type="#_x0000_t75" style="width:273.45pt;height:33.3pt" o:ole="">
             <v:imagedata r:id="rId539" o:title=""/>
           </v:shape>
-          <o:OLEObject Type="Embed" ProgID="Equation.AxMath" ShapeID="_x0000_i1299" DrawAspect="Content" ObjectID="_1850867563" r:id="rId540"/>
+          <o:OLEObject Type="Embed" ProgID="Equation.AxMath" ShapeID="_x0000_i1299" DrawAspect="Content" ObjectID="_1850870019" r:id="rId540"/>
         </w:object>
       </w:r>
     </w:p>
@@ -15958,7 +15958,7 @@
           <v:shape id="_x0000_i1300" type="#_x0000_t75" style="width:86.15pt;height:19.15pt" o:ole="">
             <v:imagedata r:id="rId541" o:title=""/>
           </v:shape>
-          <o:OLEObject Type="Embed" ProgID="Equation.AxMath" ShapeID="_x0000_i1300" DrawAspect="Content" ObjectID="_1850867564" r:id="rId542"/>
+          <o:OLEObject Type="Embed" ProgID="Equation.AxMath" ShapeID="_x0000_i1300" DrawAspect="Content" ObjectID="_1850870020" r:id="rId542"/>
         </w:object>
       </w:r>
       <w:r>
@@ -15981,10 +15981,10 @@
           <w:position w:val="-29"/>
         </w:rPr>
         <w:object w:dxaOrig="3553" w:dyaOrig="727" w14:anchorId="25DE1E0D">
-          <v:shape id="_x0000_i1301" type="#_x0000_t75" style="width:177.7pt;height:36.45pt" o:ole="">
+          <v:shape id="_x0000_i1301" type="#_x0000_t75" style="width:177.7pt;height:36.6pt" o:ole="">
             <v:imagedata r:id="rId543" o:title=""/>
           </v:shape>
-          <o:OLEObject Type="Embed" ProgID="Equation.AxMath" ShapeID="_x0000_i1301" DrawAspect="Content" ObjectID="_1850867565" r:id="rId544"/>
+          <o:OLEObject Type="Embed" ProgID="Equation.AxMath" ShapeID="_x0000_i1301" DrawAspect="Content" ObjectID="_1850870021" r:id="rId544"/>
         </w:object>
       </w:r>
     </w:p>
@@ -16000,10 +16000,10 @@
           <w:position w:val="-13"/>
         </w:rPr>
         <w:object w:dxaOrig="410" w:dyaOrig="385" w14:anchorId="5533A200">
-          <v:shape id="_x0000_i1302" type="#_x0000_t75" style="width:20.95pt;height:19.15pt" o:ole="">
+          <v:shape id="_x0000_i1302" type="#_x0000_t75" style="width:20.8pt;height:19.15pt" o:ole="">
             <v:imagedata r:id="rId536" o:title=""/>
           </v:shape>
-          <o:OLEObject Type="Embed" ProgID="Equation.AxMath" ShapeID="_x0000_i1302" DrawAspect="Content" ObjectID="_1850867566" r:id="rId545"/>
+          <o:OLEObject Type="Embed" ProgID="Equation.AxMath" ShapeID="_x0000_i1302" DrawAspect="Content" ObjectID="_1850870022" r:id="rId545"/>
         </w:object>
       </w:r>
       <w:r>
@@ -16022,10 +16022,10 @@
           <w:position w:val="-13"/>
         </w:rPr>
         <w:object w:dxaOrig="415" w:dyaOrig="385" w14:anchorId="38DACC91">
-          <v:shape id="_x0000_i1303" type="#_x0000_t75" style="width:20.95pt;height:19.15pt" o:ole="">
+          <v:shape id="_x0000_i1303" type="#_x0000_t75" style="width:20.8pt;height:19.15pt" o:ole="">
             <v:imagedata r:id="rId546" o:title=""/>
           </v:shape>
-          <o:OLEObject Type="Embed" ProgID="Equation.AxMath" ShapeID="_x0000_i1303" DrawAspect="Content" ObjectID="_1850867567" r:id="rId547"/>
+          <o:OLEObject Type="Embed" ProgID="Equation.AxMath" ShapeID="_x0000_i1303" DrawAspect="Content" ObjectID="_1850870023" r:id="rId547"/>
         </w:object>
       </w:r>
       <w:r>
@@ -16042,10 +16042,10 @@
           <w:position w:val="-28"/>
         </w:rPr>
         <w:object w:dxaOrig="1868" w:dyaOrig="704" w14:anchorId="3CE6A61A">
-          <v:shape id="_x0000_i1304" type="#_x0000_t75" style="width:93.4pt;height:35.55pt" o:ole="">
+          <v:shape id="_x0000_i1304" type="#_x0000_t75" style="width:93.25pt;height:35.4pt" o:ole="">
             <v:imagedata r:id="rId474" o:title=""/>
           </v:shape>
-          <o:OLEObject Type="Embed" ProgID="Equation.AxMath" ShapeID="_x0000_i1304" DrawAspect="Content" ObjectID="_1850867568" r:id="rId548"/>
+          <o:OLEObject Type="Embed" ProgID="Equation.AxMath" ShapeID="_x0000_i1304" DrawAspect="Content" ObjectID="_1850870024" r:id="rId548"/>
         </w:object>
       </w:r>
     </w:p>
@@ -16067,10 +16067,10 @@
           <w:position w:val="-26"/>
         </w:rPr>
         <w:object w:dxaOrig="6873" w:dyaOrig="663" w14:anchorId="777EFB99">
-          <v:shape id="_x0000_i1305" type="#_x0000_t75" style="width:343.6pt;height:33.25pt" o:ole="">
+          <v:shape id="_x0000_i1305" type="#_x0000_t75" style="width:343.75pt;height:33.3pt" o:ole="">
             <v:imagedata r:id="rId549" o:title=""/>
           </v:shape>
-          <o:OLEObject Type="Embed" ProgID="Equation.AxMath" ShapeID="_x0000_i1305" DrawAspect="Content" ObjectID="_1850867569" r:id="rId550"/>
+          <o:OLEObject Type="Embed" ProgID="Equation.AxMath" ShapeID="_x0000_i1305" DrawAspect="Content" ObjectID="_1850870025" r:id="rId550"/>
         </w:object>
       </w:r>
     </w:p>
@@ -16086,10 +16086,10 @@
           <w:position w:val="-13"/>
         </w:rPr>
         <w:object w:dxaOrig="563" w:dyaOrig="397" w14:anchorId="5D8719B6">
-          <v:shape id="_x0000_i1306" type="#_x0000_t75" style="width:28.25pt;height:20.5pt" o:ole="">
+          <v:shape id="_x0000_i1306" type="#_x0000_t75" style="width:28.3pt;height:20.4pt" o:ole="">
             <v:imagedata r:id="rId551" o:title=""/>
           </v:shape>
-          <o:OLEObject Type="Embed" ProgID="Equation.AxMath" ShapeID="_x0000_i1306" DrawAspect="Content" ObjectID="_1850867570" r:id="rId552"/>
+          <o:OLEObject Type="Embed" ProgID="Equation.AxMath" ShapeID="_x0000_i1306" DrawAspect="Content" ObjectID="_1850870026" r:id="rId552"/>
         </w:object>
       </w:r>
       <w:r>
@@ -16100,10 +16100,10 @@
           <w:position w:val="-13"/>
         </w:rPr>
         <w:object w:dxaOrig="322" w:dyaOrig="388" w14:anchorId="22F24225">
-          <v:shape id="_x0000_i1307" type="#_x0000_t75" style="width:16.4pt;height:19.6pt" o:ole="">
+          <v:shape id="_x0000_i1307" type="#_x0000_t75" style="width:16.25pt;height:19.55pt" o:ole="">
             <v:imagedata r:id="rId553" o:title=""/>
           </v:shape>
-          <o:OLEObject Type="Embed" ProgID="Equation.AxMath" ShapeID="_x0000_i1307" DrawAspect="Content" ObjectID="_1850867571" r:id="rId554"/>
+          <o:OLEObject Type="Embed" ProgID="Equation.AxMath" ShapeID="_x0000_i1307" DrawAspect="Content" ObjectID="_1850870027" r:id="rId554"/>
         </w:object>
       </w:r>
       <w:r>
@@ -16114,10 +16114,10 @@
           <w:position w:val="-13"/>
         </w:rPr>
         <w:object w:dxaOrig="448" w:dyaOrig="385" w14:anchorId="42E055EA">
-          <v:shape id="_x0000_i1308" type="#_x0000_t75" style="width:22.35pt;height:19.15pt" o:ole="">
+          <v:shape id="_x0000_i1308" type="#_x0000_t75" style="width:22.45pt;height:19.15pt" o:ole="">
             <v:imagedata r:id="rId555" o:title=""/>
           </v:shape>
-          <o:OLEObject Type="Embed" ProgID="Equation.AxMath" ShapeID="_x0000_i1308" DrawAspect="Content" ObjectID="_1850867572" r:id="rId556"/>
+          <o:OLEObject Type="Embed" ProgID="Equation.AxMath" ShapeID="_x0000_i1308" DrawAspect="Content" ObjectID="_1850870028" r:id="rId556"/>
         </w:object>
       </w:r>
       <w:r>
@@ -16128,10 +16128,10 @@
           <w:position w:val="-13"/>
         </w:rPr>
         <w:object w:dxaOrig="272" w:dyaOrig="385" w14:anchorId="334CCEFF">
-          <v:shape id="_x0000_i1309" type="#_x0000_t75" style="width:13.65pt;height:19.15pt" o:ole="">
+          <v:shape id="_x0000_i1309" type="#_x0000_t75" style="width:13.75pt;height:19.15pt" o:ole="">
             <v:imagedata r:id="rId530" o:title=""/>
           </v:shape>
-          <o:OLEObject Type="Embed" ProgID="Equation.AxMath" ShapeID="_x0000_i1309" DrawAspect="Content" ObjectID="_1850867573" r:id="rId557"/>
+          <o:OLEObject Type="Embed" ProgID="Equation.AxMath" ShapeID="_x0000_i1309" DrawAspect="Content" ObjectID="_1850870029" r:id="rId557"/>
         </w:object>
       </w:r>
       <w:r>
@@ -16151,10 +16151,10 @@
           <w:position w:val="-98"/>
         </w:rPr>
         <w:object w:dxaOrig="3302" w:dyaOrig="2127" w14:anchorId="24ADD013">
-          <v:shape id="_x0000_i1310" type="#_x0000_t75" style="width:164.95pt;height:106.65pt" o:ole="">
+          <v:shape id="_x0000_i1310" type="#_x0000_t75" style="width:164.8pt;height:106.55pt" o:ole="">
             <v:imagedata r:id="rId558" o:title=""/>
           </v:shape>
-          <o:OLEObject Type="Embed" ProgID="Equation.AxMath" ShapeID="_x0000_i1310" DrawAspect="Content" ObjectID="_1850867574" r:id="rId559"/>
+          <o:OLEObject Type="Embed" ProgID="Equation.AxMath" ShapeID="_x0000_i1310" DrawAspect="Content" ObjectID="_1850870030" r:id="rId559"/>
         </w:object>
       </w:r>
     </w:p>
@@ -16170,10 +16170,10 @@
           <w:position w:val="-13"/>
         </w:rPr>
         <w:object w:dxaOrig="416" w:dyaOrig="385" w14:anchorId="3B142EA9">
-          <v:shape id="_x0000_i1311" type="#_x0000_t75" style="width:20.95pt;height:19.15pt" o:ole="">
+          <v:shape id="_x0000_i1311" type="#_x0000_t75" style="width:20.8pt;height:19.15pt" o:ole="">
             <v:imagedata r:id="rId560" o:title=""/>
           </v:shape>
-          <o:OLEObject Type="Embed" ProgID="Equation.AxMath" ShapeID="_x0000_i1311" DrawAspect="Content" ObjectID="_1850867575" r:id="rId561"/>
+          <o:OLEObject Type="Embed" ProgID="Equation.AxMath" ShapeID="_x0000_i1311" DrawAspect="Content" ObjectID="_1850870031" r:id="rId561"/>
         </w:object>
       </w:r>
       <w:r>
@@ -16184,10 +16184,10 @@
           <w:position w:val="-13"/>
         </w:rPr>
         <w:object w:dxaOrig="1684" w:dyaOrig="385" w14:anchorId="104EE75C">
-          <v:shape id="_x0000_i1312" type="#_x0000_t75" style="width:84.75pt;height:19.15pt" o:ole="">
+          <v:shape id="_x0000_i1312" type="#_x0000_t75" style="width:84.5pt;height:19.15pt" o:ole="">
             <v:imagedata r:id="rId562" o:title=""/>
           </v:shape>
-          <o:OLEObject Type="Embed" ProgID="Equation.AxMath" ShapeID="_x0000_i1312" DrawAspect="Content" ObjectID="_1850867576" r:id="rId563"/>
+          <o:OLEObject Type="Embed" ProgID="Equation.AxMath" ShapeID="_x0000_i1312" DrawAspect="Content" ObjectID="_1850870032" r:id="rId563"/>
         </w:object>
       </w:r>
       <w:r>
@@ -16249,10 +16249,10 @@
           <w:position w:val="-28"/>
         </w:rPr>
         <w:object w:dxaOrig="1932" w:dyaOrig="704" w14:anchorId="3E0E5F5B">
-          <v:shape id="_x0000_i1313" type="#_x0000_t75" style="width:96.6pt;height:35.55pt" o:ole="">
+          <v:shape id="_x0000_i1313" type="#_x0000_t75" style="width:96.55pt;height:35.4pt" o:ole="">
             <v:imagedata r:id="rId564" o:title=""/>
           </v:shape>
-          <o:OLEObject Type="Embed" ProgID="Equation.AxMath" ShapeID="_x0000_i1313" DrawAspect="Content" ObjectID="_1850867577" r:id="rId565"/>
+          <o:OLEObject Type="Embed" ProgID="Equation.AxMath" ShapeID="_x0000_i1313" DrawAspect="Content" ObjectID="_1850870033" r:id="rId565"/>
         </w:object>
       </w:r>
     </w:p>
@@ -16277,10 +16277,10 @@
           <w:position w:val="-13"/>
         </w:rPr>
         <w:object w:dxaOrig="762" w:dyaOrig="397" w14:anchorId="486D02F8">
-          <v:shape id="_x0000_i1314" type="#_x0000_t75" style="width:38.3pt;height:20.5pt" o:ole="">
+          <v:shape id="_x0000_i1314" type="#_x0000_t75" style="width:38.3pt;height:20.4pt" o:ole="">
             <v:imagedata r:id="rId566" o:title=""/>
           </v:shape>
-          <o:OLEObject Type="Embed" ProgID="Equation.AxMath" ShapeID="_x0000_i1314" DrawAspect="Content" ObjectID="_1850867578" r:id="rId567"/>
+          <o:OLEObject Type="Embed" ProgID="Equation.AxMath" ShapeID="_x0000_i1314" DrawAspect="Content" ObjectID="_1850870034" r:id="rId567"/>
         </w:object>
       </w:r>
       <w:r>
@@ -16291,10 +16291,10 @@
           <w:position w:val="-13"/>
         </w:rPr>
         <w:object w:dxaOrig="1439" w:dyaOrig="403" w14:anchorId="1917C6ED">
-          <v:shape id="_x0000_i1315" type="#_x0000_t75" style="width:1in;height:19.6pt" o:ole="">
+          <v:shape id="_x0000_i1315" type="#_x0000_t75" style="width:1in;height:19.55pt" o:ole="">
             <v:imagedata r:id="rId568" o:title=""/>
           </v:shape>
-          <o:OLEObject Type="Embed" ProgID="Equation.AxMath" ShapeID="_x0000_i1315" DrawAspect="Content" ObjectID="_1850867579" r:id="rId569"/>
+          <o:OLEObject Type="Embed" ProgID="Equation.AxMath" ShapeID="_x0000_i1315" DrawAspect="Content" ObjectID="_1850870035" r:id="rId569"/>
         </w:object>
       </w:r>
       <w:r>
@@ -16325,10 +16325,10 @@
           <w:position w:val="-13"/>
         </w:rPr>
         <w:object w:dxaOrig="2979" w:dyaOrig="388" w14:anchorId="40373BFA">
-          <v:shape id="_x0000_i1316" type="#_x0000_t75" style="width:149pt;height:19.6pt" o:ole="">
+          <v:shape id="_x0000_i1316" type="#_x0000_t75" style="width:149pt;height:19.55pt" o:ole="">
             <v:imagedata r:id="rId570" o:title=""/>
           </v:shape>
-          <o:OLEObject Type="Embed" ProgID="Equation.AxMath" ShapeID="_x0000_i1316" DrawAspect="Content" ObjectID="_1850867580" r:id="rId571"/>
+          <o:OLEObject Type="Embed" ProgID="Equation.AxMath" ShapeID="_x0000_i1316" DrawAspect="Content" ObjectID="_1850870036" r:id="rId571"/>
         </w:object>
       </w:r>
       <w:r>
@@ -16345,10 +16345,10 @@
           <w:position w:val="-26"/>
         </w:rPr>
         <w:object w:dxaOrig="8987" w:dyaOrig="689" w14:anchorId="2204C368">
-          <v:shape id="_x0000_i1317" type="#_x0000_t75" style="width:449.3pt;height:34.65pt" o:ole="">
+          <v:shape id="_x0000_i1317" type="#_x0000_t75" style="width:449.5pt;height:34.55pt" o:ole="">
             <v:imagedata r:id="rId572" o:title=""/>
           </v:shape>
-          <o:OLEObject Type="Embed" ProgID="Equation.AxMath" ShapeID="_x0000_i1317" DrawAspect="Content" ObjectID="_1850867581" r:id="rId573"/>
+          <o:OLEObject Type="Embed" ProgID="Equation.AxMath" ShapeID="_x0000_i1317" DrawAspect="Content" ObjectID="_1850870037" r:id="rId573"/>
         </w:object>
       </w:r>
     </w:p>
@@ -16370,10 +16370,10 @@
           <w:position w:val="-29"/>
         </w:rPr>
         <w:object w:dxaOrig="3382" w:dyaOrig="727" w14:anchorId="2BC9419A">
-          <v:shape id="_x0000_i1318" type="#_x0000_t75" style="width:169.05pt;height:36.45pt" o:ole="">
+          <v:shape id="_x0000_i1318" type="#_x0000_t75" style="width:168.95pt;height:36.6pt" o:ole="">
             <v:imagedata r:id="rId574" o:title=""/>
           </v:shape>
-          <o:OLEObject Type="Embed" ProgID="Equation.AxMath" ShapeID="_x0000_i1318" DrawAspect="Content" ObjectID="_1850867582" r:id="rId575"/>
+          <o:OLEObject Type="Embed" ProgID="Equation.AxMath" ShapeID="_x0000_i1318" DrawAspect="Content" ObjectID="_1850870038" r:id="rId575"/>
         </w:object>
       </w:r>
     </w:p>
@@ -16389,10 +16389,10 @@
           <w:position w:val="-13"/>
         </w:rPr>
         <w:object w:dxaOrig="416" w:dyaOrig="385" w14:anchorId="62E67C19">
-          <v:shape id="_x0000_i1319" type="#_x0000_t75" style="width:20.95pt;height:19.15pt" o:ole="">
+          <v:shape id="_x0000_i1319" type="#_x0000_t75" style="width:20.8pt;height:19.15pt" o:ole="">
             <v:imagedata r:id="rId560" o:title=""/>
           </v:shape>
-          <o:OLEObject Type="Embed" ProgID="Equation.AxMath" ShapeID="_x0000_i1319" DrawAspect="Content" ObjectID="_1850867583" r:id="rId576"/>
+          <o:OLEObject Type="Embed" ProgID="Equation.AxMath" ShapeID="_x0000_i1319" DrawAspect="Content" ObjectID="_1850870039" r:id="rId576"/>
         </w:object>
       </w:r>
       <w:r>
@@ -16413,10 +16413,10 @@
           <w:position w:val="-13"/>
         </w:rPr>
         <w:object w:dxaOrig="410" w:dyaOrig="385" w14:anchorId="3F33AC0A">
-          <v:shape id="_x0000_i1320" type="#_x0000_t75" style="width:20.95pt;height:19.15pt" o:ole="">
+          <v:shape id="_x0000_i1320" type="#_x0000_t75" style="width:20.8pt;height:19.15pt" o:ole="">
             <v:imagedata r:id="rId577" o:title=""/>
           </v:shape>
-          <o:OLEObject Type="Embed" ProgID="Equation.AxMath" ShapeID="_x0000_i1320" DrawAspect="Content" ObjectID="_1850867584" r:id="rId578"/>
+          <o:OLEObject Type="Embed" ProgID="Equation.AxMath" ShapeID="_x0000_i1320" DrawAspect="Content" ObjectID="_1850870040" r:id="rId578"/>
         </w:object>
       </w:r>
       <w:r>
@@ -16440,10 +16440,10 @@
           <w:position w:val="-28"/>
         </w:rPr>
         <w:object w:dxaOrig="3010" w:dyaOrig="707" w14:anchorId="3C5BD71F">
-          <v:shape id="_x0000_i1321" type="#_x0000_t75" style="width:150.85pt;height:35.55pt" o:ole="">
+          <v:shape id="_x0000_i1321" type="#_x0000_t75" style="width:150.65pt;height:35.4pt" o:ole="">
             <v:imagedata r:id="rId579" o:title=""/>
           </v:shape>
-          <o:OLEObject Type="Embed" ProgID="Equation.AxMath" ShapeID="_x0000_i1321" DrawAspect="Content" ObjectID="_1850867585" r:id="rId580"/>
+          <o:OLEObject Type="Embed" ProgID="Equation.AxMath" ShapeID="_x0000_i1321" DrawAspect="Content" ObjectID="_1850870041" r:id="rId580"/>
         </w:object>
       </w:r>
     </w:p>
@@ -16465,10 +16465,10 @@
           <w:position w:val="-29"/>
         </w:rPr>
         <w:object w:dxaOrig="9194" w:dyaOrig="706" w14:anchorId="2A5891C9">
-          <v:shape id="_x0000_i1322" type="#_x0000_t75" style="width:459.8pt;height:35.55pt" o:ole="">
+          <v:shape id="_x0000_i1322" type="#_x0000_t75" style="width:459.9pt;height:35.4pt" o:ole="">
             <v:imagedata r:id="rId581" o:title=""/>
           </v:shape>
-          <o:OLEObject Type="Embed" ProgID="Equation.AxMath" ShapeID="_x0000_i1322" DrawAspect="Content" ObjectID="_1850867586" r:id="rId582"/>
+          <o:OLEObject Type="Embed" ProgID="Equation.AxMath" ShapeID="_x0000_i1322" DrawAspect="Content" ObjectID="_1850870042" r:id="rId582"/>
         </w:object>
       </w:r>
     </w:p>
@@ -16490,10 +16490,10 @@
           <w:position w:val="-28"/>
         </w:rPr>
         <w:object w:dxaOrig="4736" w:dyaOrig="709" w14:anchorId="22DD9779">
-          <v:shape id="_x0000_i1323" type="#_x0000_t75" style="width:236.95pt;height:35.55pt" o:ole="">
+          <v:shape id="_x0000_i1323" type="#_x0000_t75" style="width:236.8pt;height:35.4pt" o:ole="">
             <v:imagedata r:id="rId583" o:title=""/>
           </v:shape>
-          <o:OLEObject Type="Embed" ProgID="Equation.AxMath" ShapeID="_x0000_i1323" DrawAspect="Content" ObjectID="_1850867587" r:id="rId584"/>
+          <o:OLEObject Type="Embed" ProgID="Equation.AxMath" ShapeID="_x0000_i1323" DrawAspect="Content" ObjectID="_1850870043" r:id="rId584"/>
         </w:object>
       </w:r>
     </w:p>
@@ -16515,10 +16515,10 @@
           <w:position w:val="-29"/>
         </w:rPr>
         <w:object w:dxaOrig="3382" w:dyaOrig="727" w14:anchorId="2A08D36D">
-          <v:shape id="_x0000_i1324" type="#_x0000_t75" style="width:169.05pt;height:36.45pt" o:ole="">
+          <v:shape id="_x0000_i1324" type="#_x0000_t75" style="width:168.95pt;height:36.6pt" o:ole="">
             <v:imagedata r:id="rId585" o:title=""/>
           </v:shape>
-          <o:OLEObject Type="Embed" ProgID="Equation.AxMath" ShapeID="_x0000_i1324" DrawAspect="Content" ObjectID="_1850867588" r:id="rId586"/>
+          <o:OLEObject Type="Embed" ProgID="Equation.AxMath" ShapeID="_x0000_i1324" DrawAspect="Content" ObjectID="_1850870044" r:id="rId586"/>
         </w:object>
       </w:r>
     </w:p>
@@ -16545,10 +16545,10 @@
           <w:position w:val="-13"/>
         </w:rPr>
         <w:object w:dxaOrig="5448" w:dyaOrig="403" w14:anchorId="2FA3C79A">
-          <v:shape id="_x0000_i1325" type="#_x0000_t75" style="width:272.05pt;height:19.6pt" o:ole="">
+          <v:shape id="_x0000_i1325" type="#_x0000_t75" style="width:272.2pt;height:19.55pt" o:ole="">
             <v:imagedata r:id="rId587" o:title=""/>
           </v:shape>
-          <o:OLEObject Type="Embed" ProgID="Equation.AxMath" ShapeID="_x0000_i1325" DrawAspect="Content" ObjectID="_1850867589" r:id="rId588"/>
+          <o:OLEObject Type="Embed" ProgID="Equation.AxMath" ShapeID="_x0000_i1325" DrawAspect="Content" ObjectID="_1850870045" r:id="rId588"/>
         </w:object>
       </w:r>
     </w:p>
@@ -16570,10 +16570,10 @@
           <w:position w:val="-29"/>
         </w:rPr>
         <w:object w:dxaOrig="4902" w:dyaOrig="727" w14:anchorId="392D31F7">
-          <v:shape id="_x0000_i1326" type="#_x0000_t75" style="width:245.6pt;height:36.45pt" o:ole="">
+          <v:shape id="_x0000_i1326" type="#_x0000_t75" style="width:245.55pt;height:36.6pt" o:ole="">
             <v:imagedata r:id="rId589" o:title=""/>
           </v:shape>
-          <o:OLEObject Type="Embed" ProgID="Equation.AxMath" ShapeID="_x0000_i1326" DrawAspect="Content" ObjectID="_1850867590" r:id="rId590"/>
+          <o:OLEObject Type="Embed" ProgID="Equation.AxMath" ShapeID="_x0000_i1326" DrawAspect="Content" ObjectID="_1850870046" r:id="rId590"/>
         </w:object>
       </w:r>
     </w:p>
@@ -16589,10 +16589,10 @@
           <w:position w:val="-13"/>
         </w:rPr>
         <w:object w:dxaOrig="410" w:dyaOrig="385" w14:anchorId="15E2B477">
-          <v:shape id="_x0000_i1327" type="#_x0000_t75" style="width:20.95pt;height:19.15pt" o:ole="">
+          <v:shape id="_x0000_i1327" type="#_x0000_t75" style="width:20.8pt;height:19.15pt" o:ole="">
             <v:imagedata r:id="rId536" o:title=""/>
           </v:shape>
-          <o:OLEObject Type="Embed" ProgID="Equation.AxMath" ShapeID="_x0000_i1327" DrawAspect="Content" ObjectID="_1850867591" r:id="rId591"/>
+          <o:OLEObject Type="Embed" ProgID="Equation.AxMath" ShapeID="_x0000_i1327" DrawAspect="Content" ObjectID="_1850870047" r:id="rId591"/>
         </w:object>
       </w:r>
       <w:r>
@@ -16603,10 +16603,10 @@
           <w:position w:val="-13"/>
         </w:rPr>
         <w:object w:dxaOrig="416" w:dyaOrig="385" w14:anchorId="3531E3A4">
-          <v:shape id="_x0000_i1328" type="#_x0000_t75" style="width:20.95pt;height:19.15pt" o:ole="">
+          <v:shape id="_x0000_i1328" type="#_x0000_t75" style="width:20.8pt;height:19.15pt" o:ole="">
             <v:imagedata r:id="rId592" o:title=""/>
           </v:shape>
-          <o:OLEObject Type="Embed" ProgID="Equation.AxMath" ShapeID="_x0000_i1328" DrawAspect="Content" ObjectID="_1850867592" r:id="rId593"/>
+          <o:OLEObject Type="Embed" ProgID="Equation.AxMath" ShapeID="_x0000_i1328" DrawAspect="Content" ObjectID="_1850870048" r:id="rId593"/>
         </w:object>
       </w:r>
       <w:r>
@@ -16637,10 +16637,10 @@
           <w:position w:val="-12"/>
         </w:rPr>
         <w:object w:dxaOrig="1676" w:dyaOrig="382" w14:anchorId="55F6DD13">
-          <v:shape id="_x0000_i1329" type="#_x0000_t75" style="width:83.85pt;height:19.15pt" o:ole="">
+          <v:shape id="_x0000_i1329" type="#_x0000_t75" style="width:84.05pt;height:19.15pt" o:ole="">
             <v:imagedata r:id="rId594" o:title=""/>
           </v:shape>
-          <o:OLEObject Type="Embed" ProgID="Equation.AxMath" ShapeID="_x0000_i1329" DrawAspect="Content" ObjectID="_1850867593" r:id="rId595"/>
+          <o:OLEObject Type="Embed" ProgID="Equation.AxMath" ShapeID="_x0000_i1329" DrawAspect="Content" ObjectID="_1850870049" r:id="rId595"/>
         </w:object>
       </w:r>
       <w:r>
@@ -16651,10 +16651,10 @@
           <w:position w:val="-12"/>
         </w:rPr>
         <w:object w:dxaOrig="948" w:dyaOrig="382" w14:anchorId="7A8BFB37">
-          <v:shape id="_x0000_i1330" type="#_x0000_t75" style="width:47.4pt;height:19.15pt" o:ole="">
+          <v:shape id="_x0000_i1330" type="#_x0000_t75" style="width:47.45pt;height:19.15pt" o:ole="">
             <v:imagedata r:id="rId596" o:title=""/>
           </v:shape>
-          <o:OLEObject Type="Embed" ProgID="Equation.AxMath" ShapeID="_x0000_i1330" DrawAspect="Content" ObjectID="_1850867594" r:id="rId597"/>
+          <o:OLEObject Type="Embed" ProgID="Equation.AxMath" ShapeID="_x0000_i1330" DrawAspect="Content" ObjectID="_1850870050" r:id="rId597"/>
         </w:object>
       </w:r>
       <w:r>
@@ -16665,10 +16665,10 @@
           <w:position w:val="-12"/>
         </w:rPr>
         <w:object w:dxaOrig="929" w:dyaOrig="385" w14:anchorId="67315A99">
-          <v:shape id="_x0000_i1331" type="#_x0000_t75" style="width:46.05pt;height:19.15pt" o:ole="">
+          <v:shape id="_x0000_i1331" type="#_x0000_t75" style="width:46.2pt;height:19.15pt" o:ole="">
             <v:imagedata r:id="rId318" o:title=""/>
           </v:shape>
-          <o:OLEObject Type="Embed" ProgID="Equation.AxMath" ShapeID="_x0000_i1331" DrawAspect="Content" ObjectID="_1850867595" r:id="rId598"/>
+          <o:OLEObject Type="Embed" ProgID="Equation.AxMath" ShapeID="_x0000_i1331" DrawAspect="Content" ObjectID="_1850870051" r:id="rId598"/>
         </w:object>
       </w:r>
       <w:r>
@@ -16679,10 +16679,10 @@
           <w:position w:val="-12"/>
         </w:rPr>
         <w:object w:dxaOrig="929" w:dyaOrig="385" w14:anchorId="6B6D95E4">
-          <v:shape id="_x0000_i1332" type="#_x0000_t75" style="width:46.05pt;height:19.15pt" o:ole="">
+          <v:shape id="_x0000_i1332" type="#_x0000_t75" style="width:46.2pt;height:19.15pt" o:ole="">
             <v:imagedata r:id="rId320" o:title=""/>
           </v:shape>
-          <o:OLEObject Type="Embed" ProgID="Equation.AxMath" ShapeID="_x0000_i1332" DrawAspect="Content" ObjectID="_1850867596" r:id="rId599"/>
+          <o:OLEObject Type="Embed" ProgID="Equation.AxMath" ShapeID="_x0000_i1332" DrawAspect="Content" ObjectID="_1850870052" r:id="rId599"/>
         </w:object>
       </w:r>
       <w:r>
@@ -17082,10 +17082,10 @@
           <w:position w:val="-11"/>
         </w:rPr>
         <w:object w:dxaOrig="341" w:dyaOrig="357" w14:anchorId="7FB52867">
-          <v:shape id="_x0000_i74259" type="#_x0000_t75" style="width:16.85pt;height:17.3pt" o:ole="">
+          <v:shape id="_x0000_i74259" type="#_x0000_t75" style="width:17.05pt;height:17.5pt" o:ole="">
             <v:imagedata r:id="rId69" o:title=""/>
           </v:shape>
-          <o:OLEObject Type="Embed" ProgID="Equation.AxMath" ShapeID="_x0000_i74259" DrawAspect="Content" ObjectID="_1850867597" r:id="rId600"/>
+          <o:OLEObject Type="Embed" ProgID="Equation.AxMath" ShapeID="_x0000_i74259" DrawAspect="Content" ObjectID="_1850870053" r:id="rId600"/>
         </w:object>
       </w:r>
       <w:r>
@@ -19104,10 +19104,10 @@
           <w:position w:val="-11"/>
         </w:rPr>
         <w:object w:dxaOrig="1334" w:dyaOrig="357" w14:anchorId="0220ED74">
-          <v:shape id="_x0000_i1334" type="#_x0000_t75" style="width:66.55pt;height:17.3pt" o:ole="">
+          <v:shape id="_x0000_i1334" type="#_x0000_t75" style="width:66.6pt;height:17.5pt" o:ole="">
             <v:imagedata r:id="rId602" o:title=""/>
           </v:shape>
-          <o:OLEObject Type="Embed" ProgID="Equation.AxMath" ShapeID="_x0000_i1334" DrawAspect="Content" ObjectID="_1850867598" r:id="rId603"/>
+          <o:OLEObject Type="Embed" ProgID="Equation.AxMath" ShapeID="_x0000_i1334" DrawAspect="Content" ObjectID="_1850870054" r:id="rId603"/>
         </w:object>
       </w:r>
       <w:r>
@@ -19246,10 +19246,10 @@
           <w:position w:val="-12"/>
         </w:rPr>
         <w:object w:dxaOrig="1162" w:dyaOrig="360" w14:anchorId="7509C34C">
-          <v:shape id="_x0000_i74281" type="#_x0000_t75" style="width:57.85pt;height:18.7pt" o:ole="">
+          <v:shape id="_x0000_i74281" type="#_x0000_t75" style="width:57.85pt;height:18.75pt" o:ole="">
             <v:imagedata r:id="rId604" o:title=""/>
           </v:shape>
-          <o:OLEObject Type="Embed" ProgID="Equation.AxMath" ShapeID="_x0000_i74281" DrawAspect="Content" ObjectID="_1850867599" r:id="rId605"/>
+          <o:OLEObject Type="Embed" ProgID="Equation.AxMath" ShapeID="_x0000_i74281" DrawAspect="Content" ObjectID="_1850870055" r:id="rId605"/>
         </w:object>
       </w:r>
       <w:r>
@@ -19331,10 +19331,10 @@
                 <w:position w:val="-28"/>
               </w:rPr>
               <w:object w:dxaOrig="3681" w:dyaOrig="692" w14:anchorId="01D2E32F">
-                <v:shape id="_x0000_i74278" type="#_x0000_t75" style="width:183.65pt;height:34.65pt" o:ole="">
+                <v:shape id="_x0000_i74278" type="#_x0000_t75" style="width:183.95pt;height:34.55pt" o:ole="">
                   <v:imagedata r:id="rId606" o:title=""/>
                 </v:shape>
-                <o:OLEObject Type="Embed" ProgID="Equation.AxMath" ShapeID="_x0000_i74278" DrawAspect="Content" ObjectID="_1850867600" r:id="rId607"/>
+                <o:OLEObject Type="Embed" ProgID="Equation.AxMath" ShapeID="_x0000_i74278" DrawAspect="Content" ObjectID="_1850870056" r:id="rId607"/>
               </w:object>
             </w:r>
           </w:p>
@@ -19433,10 +19433,10 @@
           <w:position w:val="-28"/>
         </w:rPr>
         <w:object w:dxaOrig="5178" w:dyaOrig="683" w14:anchorId="773B8996">
-          <v:shape id="_x0000_i1338" type="#_x0000_t75" style="width:258.4pt;height:34.65pt" o:ole="">
+          <v:shape id="_x0000_i1338" type="#_x0000_t75" style="width:258.45pt;height:34.55pt" o:ole="">
             <v:imagedata r:id="rId608" o:title=""/>
           </v:shape>
-          <o:OLEObject Type="Embed" ProgID="Equation.AxMath" ShapeID="_x0000_i1338" DrawAspect="Content" ObjectID="_1850867601" r:id="rId609"/>
+          <o:OLEObject Type="Embed" ProgID="Equation.AxMath" ShapeID="_x0000_i1338" DrawAspect="Content" ObjectID="_1850870057" r:id="rId609"/>
         </w:object>
       </w:r>
     </w:p>
@@ -19491,10 +19491,10 @@
           <w:position w:val="-12"/>
         </w:rPr>
         <w:object w:dxaOrig="698" w:dyaOrig="360" w14:anchorId="421A2BEA">
-          <v:shape id="_x0000_i1339" type="#_x0000_t75" style="width:35.55pt;height:18.7pt" o:ole="">
+          <v:shape id="_x0000_i1339" type="#_x0000_t75" style="width:35.4pt;height:18.75pt" o:ole="">
             <v:imagedata r:id="rId610" o:title=""/>
           </v:shape>
-          <o:OLEObject Type="Embed" ProgID="Equation.AxMath" ShapeID="_x0000_i1339" DrawAspect="Content" ObjectID="_1850867602" r:id="rId611"/>
+          <o:OLEObject Type="Embed" ProgID="Equation.AxMath" ShapeID="_x0000_i1339" DrawAspect="Content" ObjectID="_1850870058" r:id="rId611"/>
         </w:object>
       </w:r>
       <w:r>
@@ -19508,10 +19508,10 @@
           <w:position w:val="-12"/>
         </w:rPr>
         <w:object w:dxaOrig="1015" w:dyaOrig="360" w14:anchorId="0113838F">
-          <v:shape id="_x0000_i1340" type="#_x0000_t75" style="width:50.6pt;height:18.7pt" o:ole="">
+          <v:shape id="_x0000_i1340" type="#_x0000_t75" style="width:50.75pt;height:18.75pt" o:ole="">
             <v:imagedata r:id="rId612" o:title=""/>
           </v:shape>
-          <o:OLEObject Type="Embed" ProgID="Equation.AxMath" ShapeID="_x0000_i1340" DrawAspect="Content" ObjectID="_1850867603" r:id="rId613"/>
+          <o:OLEObject Type="Embed" ProgID="Equation.AxMath" ShapeID="_x0000_i1340" DrawAspect="Content" ObjectID="_1850870059" r:id="rId613"/>
         </w:object>
       </w:r>
       <w:r>
@@ -19563,10 +19563,10 @@
           <w:position w:val="-12"/>
         </w:rPr>
         <w:object w:dxaOrig="3487" w:dyaOrig="360" w14:anchorId="11BF295F">
-          <v:shape id="_x0000_i74269" type="#_x0000_t75" style="width:174.55pt;height:18.7pt" o:ole="">
+          <v:shape id="_x0000_i74269" type="#_x0000_t75" style="width:174.4pt;height:18.75pt" o:ole="">
             <v:imagedata r:id="rId614" o:title=""/>
           </v:shape>
-          <o:OLEObject Type="Embed" ProgID="Equation.AxMath" ShapeID="_x0000_i74269" DrawAspect="Content" ObjectID="_1850867604" r:id="rId615"/>
+          <o:OLEObject Type="Embed" ProgID="Equation.AxMath" ShapeID="_x0000_i74269" DrawAspect="Content" ObjectID="_1850870060" r:id="rId615"/>
         </w:object>
       </w:r>
     </w:p>
@@ -19611,10 +19611,10 @@
           <w:position w:val="-11"/>
         </w:rPr>
         <w:object w:dxaOrig="611" w:dyaOrig="357" w14:anchorId="1F039FB5">
-          <v:shape id="_x0000_i1342" type="#_x0000_t75" style="width:30.55pt;height:17.3pt" o:ole="">
+          <v:shape id="_x0000_i1342" type="#_x0000_t75" style="width:30.4pt;height:17.5pt" o:ole="">
             <v:imagedata r:id="rId75" o:title=""/>
           </v:shape>
-          <o:OLEObject Type="Embed" ProgID="Equation.AxMath" ShapeID="_x0000_i1342" DrawAspect="Content" ObjectID="_1850867605" r:id="rId616"/>
+          <o:OLEObject Type="Embed" ProgID="Equation.AxMath" ShapeID="_x0000_i1342" DrawAspect="Content" ObjectID="_1850870061" r:id="rId616"/>
         </w:object>
       </w:r>
       <w:r>
@@ -19640,10 +19640,10 @@
           <w:position w:val="-11"/>
         </w:rPr>
         <w:object w:dxaOrig="188" w:dyaOrig="357" w14:anchorId="0B300F01">
-          <v:shape id="_x0000_i1344" type="#_x0000_t75" style="width:9.1pt;height:17.3pt" o:ole="">
+          <v:shape id="_x0000_i1344" type="#_x0000_t75" style="width:9.15pt;height:17.5pt" o:ole="">
             <v:imagedata r:id="rId617" o:title=""/>
           </v:shape>
-          <o:OLEObject Type="Embed" ProgID="Equation.AxMath" ShapeID="_x0000_i1344" DrawAspect="Content" ObjectID="_1850867606" r:id="rId618"/>
+          <o:OLEObject Type="Embed" ProgID="Equation.AxMath" ShapeID="_x0000_i1344" DrawAspect="Content" ObjectID="_1850870062" r:id="rId618"/>
         </w:object>
       </w:r>
       <w:r>
@@ -19657,10 +19657,10 @@
           <w:position w:val="-11"/>
         </w:rPr>
         <w:object w:dxaOrig="369" w:dyaOrig="357" w14:anchorId="3AB02760">
-          <v:shape id="_x0000_i1345" type="#_x0000_t75" style="width:18.7pt;height:17.3pt" o:ole="">
+          <v:shape id="_x0000_i1345" type="#_x0000_t75" style="width:18.75pt;height:17.5pt" o:ole="">
             <v:imagedata r:id="rId619" o:title=""/>
           </v:shape>
-          <o:OLEObject Type="Embed" ProgID="Equation.AxMath" ShapeID="_x0000_i1345" DrawAspect="Content" ObjectID="_1850867607" r:id="rId620"/>
+          <o:OLEObject Type="Embed" ProgID="Equation.AxMath" ShapeID="_x0000_i1345" DrawAspect="Content" ObjectID="_1850870063" r:id="rId620"/>
         </w:object>
       </w:r>
       <w:r>
@@ -21190,10 +21190,10 @@
           <w:position w:val="-11"/>
         </w:rPr>
         <w:object w:dxaOrig="1709" w:dyaOrig="357" w14:anchorId="2FF80F07">
-          <v:shape id="_x0000_i1347" type="#_x0000_t75" style="width:85.65pt;height:17.3pt" o:ole="">
+          <v:shape id="_x0000_i1347" type="#_x0000_t75" style="width:85.75pt;height:17.5pt" o:ole="">
             <v:imagedata r:id="rId621" o:title=""/>
           </v:shape>
-          <o:OLEObject Type="Embed" ProgID="Equation.AxMath" ShapeID="_x0000_i1347" DrawAspect="Content" ObjectID="_1850867608" r:id="rId622"/>
+          <o:OLEObject Type="Embed" ProgID="Equation.AxMath" ShapeID="_x0000_i1347" DrawAspect="Content" ObjectID="_1850870064" r:id="rId622"/>
         </w:object>
       </w:r>
       <w:r>
@@ -21389,10 +21389,10 @@
           <w:position w:val="-12"/>
         </w:rPr>
         <w:object w:dxaOrig="1376" w:dyaOrig="361" w14:anchorId="1B2FB677">
-          <v:shape id="_x0000_i1348" type="#_x0000_t75" style="width:68.8pt;height:17.3pt" o:ole="">
+          <v:shape id="_x0000_i1348" type="#_x0000_t75" style="width:68.65pt;height:17.5pt" o:ole="">
             <v:imagedata r:id="rId624" o:title=""/>
           </v:shape>
-          <o:OLEObject Type="Embed" ProgID="Equation.AxMath" ShapeID="_x0000_i1348" DrawAspect="Content" ObjectID="_1850867609" r:id="rId625"/>
+          <o:OLEObject Type="Embed" ProgID="Equation.AxMath" ShapeID="_x0000_i1348" DrawAspect="Content" ObjectID="_1850870065" r:id="rId625"/>
         </w:object>
       </w:r>
       <w:r>
@@ -21409,10 +21409,10 @@
           <w:position w:val="-12"/>
         </w:rPr>
         <w:object w:dxaOrig="183" w:dyaOrig="358" w14:anchorId="1077C25C">
-          <v:shape id="_x0000_i1349" type="#_x0000_t75" style="width:9.1pt;height:18.7pt" o:ole="">
+          <v:shape id="_x0000_i1349" type="#_x0000_t75" style="width:9.15pt;height:18.75pt" o:ole="">
             <v:imagedata r:id="rId626" o:title=""/>
           </v:shape>
-          <o:OLEObject Type="Embed" ProgID="Equation.AxMath" ShapeID="_x0000_i1349" DrawAspect="Content" ObjectID="_1850867610" r:id="rId627"/>
+          <o:OLEObject Type="Embed" ProgID="Equation.AxMath" ShapeID="_x0000_i1349" DrawAspect="Content" ObjectID="_1850870066" r:id="rId627"/>
         </w:object>
       </w:r>
       <w:r>
@@ -21423,10 +21423,10 @@
           <w:position w:val="-12"/>
         </w:rPr>
         <w:object w:dxaOrig="937" w:dyaOrig="358" w14:anchorId="5D67EFB4">
-          <v:shape id="_x0000_i1350" type="#_x0000_t75" style="width:46.95pt;height:18.7pt" o:ole="">
+          <v:shape id="_x0000_i1350" type="#_x0000_t75" style="width:47.05pt;height:18.75pt" o:ole="">
             <v:imagedata r:id="rId628" o:title=""/>
           </v:shape>
-          <o:OLEObject Type="Embed" ProgID="Equation.AxMath" ShapeID="_x0000_i1350" DrawAspect="Content" ObjectID="_1850867611" r:id="rId629"/>
+          <o:OLEObject Type="Embed" ProgID="Equation.AxMath" ShapeID="_x0000_i1350" DrawAspect="Content" ObjectID="_1850870067" r:id="rId629"/>
         </w:object>
       </w:r>
       <w:r>
@@ -21476,10 +21476,10 @@
           <w:position w:val="-12"/>
         </w:rPr>
         <w:object w:dxaOrig="179" w:dyaOrig="358" w14:anchorId="7763B3A4">
-          <v:shape id="_x0000_i1351" type="#_x0000_t75" style="width:8.65pt;height:18.7pt" o:ole="">
+          <v:shape id="_x0000_i1351" type="#_x0000_t75" style="width:8.75pt;height:18.75pt" o:ole="">
             <v:imagedata r:id="rId630" o:title=""/>
           </v:shape>
-          <o:OLEObject Type="Embed" ProgID="Equation.AxMath" ShapeID="_x0000_i1351" DrawAspect="Content" ObjectID="_1850867612" r:id="rId631"/>
+          <o:OLEObject Type="Embed" ProgID="Equation.AxMath" ShapeID="_x0000_i1351" DrawAspect="Content" ObjectID="_1850870068" r:id="rId631"/>
         </w:object>
       </w:r>
       <w:r>
@@ -21490,10 +21490,10 @@
           <w:position w:val="-12"/>
         </w:rPr>
         <w:object w:dxaOrig="1074" w:dyaOrig="361" w14:anchorId="46EF7FF5">
-          <v:shape id="_x0000_i1352" type="#_x0000_t75" style="width:53.3pt;height:17.3pt" o:ole="">
+          <v:shape id="_x0000_i1352" type="#_x0000_t75" style="width:53.25pt;height:17.5pt" o:ole="">
             <v:imagedata r:id="rId632" o:title=""/>
           </v:shape>
-          <o:OLEObject Type="Embed" ProgID="Equation.AxMath" ShapeID="_x0000_i1352" DrawAspect="Content" ObjectID="_1850867613" r:id="rId633"/>
+          <o:OLEObject Type="Embed" ProgID="Equation.AxMath" ShapeID="_x0000_i1352" DrawAspect="Content" ObjectID="_1850870069" r:id="rId633"/>
         </w:object>
       </w:r>
       <w:r>
@@ -21504,10 +21504,10 @@
           <w:position w:val="-12"/>
         </w:rPr>
         <w:object w:dxaOrig="312" w:dyaOrig="361" w14:anchorId="6D0CAAB3">
-          <v:shape id="_x0000_i1353" type="#_x0000_t75" style="width:16.4pt;height:17.3pt" o:ole="">
+          <v:shape id="_x0000_i1353" type="#_x0000_t75" style="width:16.25pt;height:17.5pt" o:ole="">
             <v:imagedata r:id="rId634" o:title=""/>
           </v:shape>
-          <o:OLEObject Type="Embed" ProgID="Equation.AxMath" ShapeID="_x0000_i1353" DrawAspect="Content" ObjectID="_1850867614" r:id="rId635"/>
+          <o:OLEObject Type="Embed" ProgID="Equation.AxMath" ShapeID="_x0000_i1353" DrawAspect="Content" ObjectID="_1850870070" r:id="rId635"/>
         </w:object>
       </w:r>
       <w:r>
@@ -21668,10 +21668,10 @@
           <w:position w:val="-12"/>
         </w:rPr>
         <w:object w:dxaOrig="2665" w:dyaOrig="372" w14:anchorId="19FD86EC">
-          <v:shape id="_x0000_i1354" type="#_x0000_t75" style="width:133.05pt;height:18.7pt" o:ole="">
+          <v:shape id="_x0000_i1354" type="#_x0000_t75" style="width:133.2pt;height:18.75pt" o:ole="">
             <v:imagedata r:id="rId637" o:title=""/>
           </v:shape>
-          <o:OLEObject Type="Embed" ProgID="Equation.AxMath" ShapeID="_x0000_i1354" DrawAspect="Content" ObjectID="_1850867615" r:id="rId638"/>
+          <o:OLEObject Type="Embed" ProgID="Equation.AxMath" ShapeID="_x0000_i1354" DrawAspect="Content" ObjectID="_1850870071" r:id="rId638"/>
         </w:object>
       </w:r>
       <w:r>
@@ -21682,10 +21682,10 @@
           <w:position w:val="-12"/>
         </w:rPr>
         <w:object w:dxaOrig="178" w:dyaOrig="358" w14:anchorId="2E2DC2CF">
-          <v:shape id="_x0000_i1355" type="#_x0000_t75" style="width:8.65pt;height:18.7pt" o:ole="">
+          <v:shape id="_x0000_i1355" type="#_x0000_t75" style="width:8.75pt;height:18.75pt" o:ole="">
             <v:imagedata r:id="rId639" o:title=""/>
           </v:shape>
-          <o:OLEObject Type="Embed" ProgID="Equation.AxMath" ShapeID="_x0000_i1355" DrawAspect="Content" ObjectID="_1850867616" r:id="rId640"/>
+          <o:OLEObject Type="Embed" ProgID="Equation.AxMath" ShapeID="_x0000_i1355" DrawAspect="Content" ObjectID="_1850870072" r:id="rId640"/>
         </w:object>
       </w:r>
       <w:r>
@@ -21702,10 +21702,10 @@
           <w:position w:val="-12"/>
         </w:rPr>
         <w:object w:dxaOrig="3135" w:dyaOrig="372" w14:anchorId="2C974615">
-          <v:shape id="_x0000_i1356" type="#_x0000_t75" style="width:156.3pt;height:18.7pt" o:ole="">
+          <v:shape id="_x0000_i1356" type="#_x0000_t75" style="width:156.5pt;height:18.75pt" o:ole="">
             <v:imagedata r:id="rId641" o:title=""/>
           </v:shape>
-          <o:OLEObject Type="Embed" ProgID="Equation.AxMath" ShapeID="_x0000_i1356" DrawAspect="Content" ObjectID="_1850867617" r:id="rId642"/>
+          <o:OLEObject Type="Embed" ProgID="Equation.AxMath" ShapeID="_x0000_i1356" DrawAspect="Content" ObjectID="_1850870073" r:id="rId642"/>
         </w:object>
       </w:r>
     </w:p>
@@ -21721,10 +21721,10 @@
           <w:position w:val="-12"/>
         </w:rPr>
         <w:object w:dxaOrig="527" w:dyaOrig="372" w14:anchorId="42686706">
-          <v:shape id="_x0000_i1357" type="#_x0000_t75" style="width:25.95pt;height:18.7pt" o:ole="">
+          <v:shape id="_x0000_i1357" type="#_x0000_t75" style="width:25.8pt;height:18.75pt" o:ole="">
             <v:imagedata r:id="rId643" o:title=""/>
           </v:shape>
-          <o:OLEObject Type="Embed" ProgID="Equation.AxMath" ShapeID="_x0000_i1357" DrawAspect="Content" ObjectID="_1850867618" r:id="rId644"/>
+          <o:OLEObject Type="Embed" ProgID="Equation.AxMath" ShapeID="_x0000_i1357" DrawAspect="Content" ObjectID="_1850870074" r:id="rId644"/>
         </w:object>
       </w:r>
       <w:r>
@@ -21735,10 +21735,10 @@
           <w:position w:val="-12"/>
         </w:rPr>
         <w:object w:dxaOrig="527" w:dyaOrig="372" w14:anchorId="3A453163">
-          <v:shape id="_x0000_i1358" type="#_x0000_t75" style="width:25.95pt;height:18.7pt" o:ole="">
+          <v:shape id="_x0000_i1358" type="#_x0000_t75" style="width:25.8pt;height:18.75pt" o:ole="">
             <v:imagedata r:id="rId645" o:title=""/>
           </v:shape>
-          <o:OLEObject Type="Embed" ProgID="Equation.AxMath" ShapeID="_x0000_i1358" DrawAspect="Content" ObjectID="_1850867619" r:id="rId646"/>
+          <o:OLEObject Type="Embed" ProgID="Equation.AxMath" ShapeID="_x0000_i1358" DrawAspect="Content" ObjectID="_1850870075" r:id="rId646"/>
         </w:object>
       </w:r>
       <w:r>
@@ -21757,10 +21757,10 @@
           <w:position w:val="-12"/>
         </w:rPr>
         <w:object w:dxaOrig="472" w:dyaOrig="372" w14:anchorId="27598B8E">
-          <v:shape id="_x0000_i1359" type="#_x0000_t75" style="width:23.25pt;height:18.7pt" o:ole="">
+          <v:shape id="_x0000_i1359" type="#_x0000_t75" style="width:23.3pt;height:18.75pt" o:ole="">
             <v:imagedata r:id="rId647" o:title=""/>
           </v:shape>
-          <o:OLEObject Type="Embed" ProgID="Equation.AxMath" ShapeID="_x0000_i1359" DrawAspect="Content" ObjectID="_1850867620" r:id="rId648"/>
+          <o:OLEObject Type="Embed" ProgID="Equation.AxMath" ShapeID="_x0000_i1359" DrawAspect="Content" ObjectID="_1850870076" r:id="rId648"/>
         </w:object>
       </w:r>
       <w:r>
@@ -21804,10 +21804,10 @@
           <w:position w:val="-13"/>
         </w:rPr>
         <w:object w:dxaOrig="216" w:dyaOrig="378" w14:anchorId="314B82C1">
-          <v:shape id="_x0000_i1360" type="#_x0000_t75" style="width:10.95pt;height:19.15pt" o:ole="">
+          <v:shape id="_x0000_i1360" type="#_x0000_t75" style="width:10.8pt;height:19.15pt" o:ole="">
             <v:imagedata r:id="rId649" o:title=""/>
           </v:shape>
-          <o:OLEObject Type="Embed" ProgID="Equation.AxMath" ShapeID="_x0000_i1360" DrawAspect="Content" ObjectID="_1850867621" r:id="rId650"/>
+          <o:OLEObject Type="Embed" ProgID="Equation.AxMath" ShapeID="_x0000_i1360" DrawAspect="Content" ObjectID="_1850870077" r:id="rId650"/>
         </w:object>
       </w:r>
       <w:r>
@@ -21818,10 +21818,10 @@
           <w:position w:val="-13"/>
         </w:rPr>
         <w:object w:dxaOrig="343" w:dyaOrig="378" w14:anchorId="38E3FA7C">
-          <v:shape id="_x0000_i1361" type="#_x0000_t75" style="width:16.85pt;height:19.15pt" o:ole="">
+          <v:shape id="_x0000_i1361" type="#_x0000_t75" style="width:17.05pt;height:19.15pt" o:ole="">
             <v:imagedata r:id="rId651" o:title=""/>
           </v:shape>
-          <o:OLEObject Type="Embed" ProgID="Equation.AxMath" ShapeID="_x0000_i1361" DrawAspect="Content" ObjectID="_1850867622" r:id="rId652"/>
+          <o:OLEObject Type="Embed" ProgID="Equation.AxMath" ShapeID="_x0000_i1361" DrawAspect="Content" ObjectID="_1850870078" r:id="rId652"/>
         </w:object>
       </w:r>
       <w:r>
@@ -21832,10 +21832,10 @@
           <w:position w:val="-13"/>
         </w:rPr>
         <w:object w:dxaOrig="343" w:dyaOrig="378" w14:anchorId="1D0D2EC1">
-          <v:shape id="_x0000_i1362" type="#_x0000_t75" style="width:16.85pt;height:19.15pt" o:ole="">
+          <v:shape id="_x0000_i1362" type="#_x0000_t75" style="width:17.05pt;height:19.15pt" o:ole="">
             <v:imagedata r:id="rId651" o:title=""/>
           </v:shape>
-          <o:OLEObject Type="Embed" ProgID="Equation.AxMath" ShapeID="_x0000_i1362" DrawAspect="Content" ObjectID="_1850867623" r:id="rId653"/>
+          <o:OLEObject Type="Embed" ProgID="Equation.AxMath" ShapeID="_x0000_i1362" DrawAspect="Content" ObjectID="_1850870079" r:id="rId653"/>
         </w:object>
       </w:r>
       <w:r>
@@ -21846,10 +21846,10 @@
           <w:position w:val="-13"/>
         </w:rPr>
         <w:object w:dxaOrig="659" w:dyaOrig="379" w14:anchorId="1DC77570">
-          <v:shape id="_x0000_i1363" type="#_x0000_t75" style="width:32.8pt;height:19.15pt" o:ole="">
+          <v:shape id="_x0000_i1363" type="#_x0000_t75" style="width:32.9pt;height:19.15pt" o:ole="">
             <v:imagedata r:id="rId654" o:title=""/>
           </v:shape>
-          <o:OLEObject Type="Embed" ProgID="Equation.AxMath" ShapeID="_x0000_i1363" DrawAspect="Content" ObjectID="_1850867624" r:id="rId655"/>
+          <o:OLEObject Type="Embed" ProgID="Equation.AxMath" ShapeID="_x0000_i1363" DrawAspect="Content" ObjectID="_1850870080" r:id="rId655"/>
         </w:object>
       </w:r>
       <w:r>
@@ -21868,10 +21868,10 @@
           <w:position w:val="-13"/>
         </w:rPr>
         <w:object w:dxaOrig="729" w:dyaOrig="382" w14:anchorId="07F0FC91">
-          <v:shape id="_x0000_i1364" type="#_x0000_t75" style="width:36.45pt;height:19.15pt" o:ole="">
+          <v:shape id="_x0000_i1364" type="#_x0000_t75" style="width:36.6pt;height:19.15pt" o:ole="">
             <v:imagedata r:id="rId656" o:title=""/>
           </v:shape>
-          <o:OLEObject Type="Embed" ProgID="Equation.AxMath" ShapeID="_x0000_i1364" DrawAspect="Content" ObjectID="_1850867625" r:id="rId657"/>
+          <o:OLEObject Type="Embed" ProgID="Equation.AxMath" ShapeID="_x0000_i1364" DrawAspect="Content" ObjectID="_1850870081" r:id="rId657"/>
         </w:object>
       </w:r>
       <w:r>
@@ -21888,10 +21888,10 @@
           <w:position w:val="-33"/>
         </w:rPr>
         <w:object w:dxaOrig="3643" w:dyaOrig="774" w14:anchorId="431606F7">
-          <v:shape id="_x0000_i1365" type="#_x0000_t75" style="width:182.3pt;height:38.75pt" o:ole="">
+          <v:shape id="_x0000_i1365" type="#_x0000_t75" style="width:182.3pt;height:38.7pt" o:ole="">
             <v:imagedata r:id="rId658" o:title=""/>
           </v:shape>
-          <o:OLEObject Type="Embed" ProgID="Equation.AxMath" ShapeID="_x0000_i1365" DrawAspect="Content" ObjectID="_1850867626" r:id="rId659"/>
+          <o:OLEObject Type="Embed" ProgID="Equation.AxMath" ShapeID="_x0000_i1365" DrawAspect="Content" ObjectID="_1850870082" r:id="rId659"/>
         </w:object>
       </w:r>
     </w:p>
@@ -21907,10 +21907,10 @@
           <w:position w:val="-12"/>
         </w:rPr>
         <w:object w:dxaOrig="509" w:dyaOrig="361" w14:anchorId="3F1605BA">
-          <v:shape id="_x0000_i1366" type="#_x0000_t75" style="width:25.95pt;height:17.3pt" o:ole="">
+          <v:shape id="_x0000_i1366" type="#_x0000_t75" style="width:25.8pt;height:17.5pt" o:ole="">
             <v:imagedata r:id="rId660" o:title=""/>
           </v:shape>
-          <o:OLEObject Type="Embed" ProgID="Equation.AxMath" ShapeID="_x0000_i1366" DrawAspect="Content" ObjectID="_1850867627" r:id="rId661"/>
+          <o:OLEObject Type="Embed" ProgID="Equation.AxMath" ShapeID="_x0000_i1366" DrawAspect="Content" ObjectID="_1850870083" r:id="rId661"/>
         </w:object>
       </w:r>
       <w:r>
@@ -21935,10 +21935,10 @@
           <w:position w:val="-13"/>
         </w:rPr>
         <w:object w:dxaOrig="4338" w:dyaOrig="393" w14:anchorId="4AE67BCC">
-          <v:shape id="_x0000_i1367" type="#_x0000_t75" style="width:216.45pt;height:19.6pt" o:ole="">
+          <v:shape id="_x0000_i1367" type="#_x0000_t75" style="width:216.4pt;height:19.55pt" o:ole="">
             <v:imagedata r:id="rId662" o:title=""/>
           </v:shape>
-          <o:OLEObject Type="Embed" ProgID="Equation.AxMath" ShapeID="_x0000_i1367" DrawAspect="Content" ObjectID="_1850867628" r:id="rId663"/>
+          <o:OLEObject Type="Embed" ProgID="Equation.AxMath" ShapeID="_x0000_i1367" DrawAspect="Content" ObjectID="_1850870084" r:id="rId663"/>
         </w:object>
       </w:r>
     </w:p>
@@ -21960,10 +21960,10 @@
           <w:position w:val="-28"/>
         </w:rPr>
         <w:object w:dxaOrig="7879" w:dyaOrig="546" w14:anchorId="0728290A">
-          <v:shape id="_x0000_i1368" type="#_x0000_t75" style="width:394.65pt;height:26.9pt" o:ole="">
+          <v:shape id="_x0000_i1368" type="#_x0000_t75" style="width:394.55pt;height:27.05pt" o:ole="">
             <v:imagedata r:id="rId664" o:title=""/>
           </v:shape>
-          <o:OLEObject Type="Embed" ProgID="Equation.AxMath" ShapeID="_x0000_i1368" DrawAspect="Content" ObjectID="_1850867629" r:id="rId665"/>
+          <o:OLEObject Type="Embed" ProgID="Equation.AxMath" ShapeID="_x0000_i1368" DrawAspect="Content" ObjectID="_1850870085" r:id="rId665"/>
         </w:object>
       </w:r>
     </w:p>
@@ -21979,10 +21979,10 @@
           <w:position w:val="-12"/>
         </w:rPr>
         <w:object w:dxaOrig="487" w:dyaOrig="365" w14:anchorId="2ABB15A3">
-          <v:shape id="_x0000_i1369" type="#_x0000_t75" style="width:24.6pt;height:17.3pt" o:ole="">
+          <v:shape id="_x0000_i1369" type="#_x0000_t75" style="width:24.55pt;height:17.5pt" o:ole="">
             <v:imagedata r:id="rId666" o:title=""/>
           </v:shape>
-          <o:OLEObject Type="Embed" ProgID="Equation.AxMath" ShapeID="_x0000_i1369" DrawAspect="Content" ObjectID="_1850867630" r:id="rId667"/>
+          <o:OLEObject Type="Embed" ProgID="Equation.AxMath" ShapeID="_x0000_i1369" DrawAspect="Content" ObjectID="_1850870086" r:id="rId667"/>
         </w:object>
       </w:r>
       <w:r>
@@ -21993,10 +21993,10 @@
           <w:position w:val="-12"/>
         </w:rPr>
         <w:object w:dxaOrig="517" w:dyaOrig="365" w14:anchorId="6639E01C">
-          <v:shape id="_x0000_i1370" type="#_x0000_t75" style="width:25.95pt;height:17.3pt" o:ole="">
+          <v:shape id="_x0000_i1370" type="#_x0000_t75" style="width:25.8pt;height:17.5pt" o:ole="">
             <v:imagedata r:id="rId668" o:title=""/>
           </v:shape>
-          <o:OLEObject Type="Embed" ProgID="Equation.AxMath" ShapeID="_x0000_i1370" DrawAspect="Content" ObjectID="_1850867631" r:id="rId669"/>
+          <o:OLEObject Type="Embed" ProgID="Equation.AxMath" ShapeID="_x0000_i1370" DrawAspect="Content" ObjectID="_1850870087" r:id="rId669"/>
         </w:object>
       </w:r>
       <w:r>
@@ -22019,10 +22019,10 @@
           <w:position w:val="-12"/>
         </w:rPr>
         <w:object w:dxaOrig="763" w:dyaOrig="361" w14:anchorId="55578077">
-          <v:shape id="_x0000_i1371" type="#_x0000_t75" style="width:38.3pt;height:17.3pt" o:ole="">
+          <v:shape id="_x0000_i1371" type="#_x0000_t75" style="width:38.3pt;height:17.5pt" o:ole="">
             <v:imagedata r:id="rId670" o:title=""/>
           </v:shape>
-          <o:OLEObject Type="Embed" ProgID="Equation.AxMath" ShapeID="_x0000_i1371" DrawAspect="Content" ObjectID="_1850867632" r:id="rId671"/>
+          <o:OLEObject Type="Embed" ProgID="Equation.AxMath" ShapeID="_x0000_i1371" DrawAspect="Content" ObjectID="_1850870088" r:id="rId671"/>
         </w:object>
       </w:r>
       <w:r>
@@ -22033,10 +22033,10 @@
           <w:position w:val="-12"/>
         </w:rPr>
         <w:object w:dxaOrig="887" w:dyaOrig="361" w14:anchorId="18E83D75">
-          <v:shape id="_x0000_i1372" type="#_x0000_t75" style="width:44.2pt;height:17.3pt" o:ole="">
+          <v:shape id="_x0000_i1372" type="#_x0000_t75" style="width:44.1pt;height:17.5pt" o:ole="">
             <v:imagedata r:id="rId672" o:title=""/>
           </v:shape>
-          <o:OLEObject Type="Embed" ProgID="Equation.AxMath" ShapeID="_x0000_i1372" DrawAspect="Content" ObjectID="_1850867633" r:id="rId673"/>
+          <o:OLEObject Type="Embed" ProgID="Equation.AxMath" ShapeID="_x0000_i1372" DrawAspect="Content" ObjectID="_1850870089" r:id="rId673"/>
         </w:object>
       </w:r>
       <w:r>
@@ -22047,10 +22047,10 @@
           <w:position w:val="-12"/>
         </w:rPr>
         <w:object w:dxaOrig="389" w:dyaOrig="361" w14:anchorId="208A7E62">
-          <v:shape id="_x0000_i1373" type="#_x0000_t75" style="width:19.6pt;height:17.3pt" o:ole="">
+          <v:shape id="_x0000_i1373" type="#_x0000_t75" style="width:19.55pt;height:17.5pt" o:ole="">
             <v:imagedata r:id="rId674" o:title=""/>
           </v:shape>
-          <o:OLEObject Type="Embed" ProgID="Equation.AxMath" ShapeID="_x0000_i1373" DrawAspect="Content" ObjectID="_1850867634" r:id="rId675"/>
+          <o:OLEObject Type="Embed" ProgID="Equation.AxMath" ShapeID="_x0000_i1373" DrawAspect="Content" ObjectID="_1850870090" r:id="rId675"/>
         </w:object>
       </w:r>
       <w:r>
@@ -22259,10 +22259,10 @@
                 <w:position w:val="-12"/>
               </w:rPr>
               <w:object w:dxaOrig="337" w:dyaOrig="361" w14:anchorId="7C1F3703">
-                <v:shape id="_x0000_i1374" type="#_x0000_t75" style="width:16.85pt;height:17.3pt" o:ole="">
+                <v:shape id="_x0000_i1374" type="#_x0000_t75" style="width:17.05pt;height:17.5pt" o:ole="">
                   <v:imagedata r:id="rId676" o:title=""/>
                 </v:shape>
-                <o:OLEObject Type="Embed" ProgID="Equation.AxMath" ShapeID="_x0000_i1374" DrawAspect="Content" ObjectID="_1850867635" r:id="rId677"/>
+                <o:OLEObject Type="Embed" ProgID="Equation.AxMath" ShapeID="_x0000_i1374" DrawAspect="Content" ObjectID="_1850870091" r:id="rId677"/>
               </w:object>
             </w:r>
           </w:p>
@@ -22294,10 +22294,10 @@
                 <w:position w:val="-12"/>
               </w:rPr>
               <w:object w:dxaOrig="461" w:dyaOrig="361" w14:anchorId="548E5DE2">
-                <v:shape id="_x0000_i1375" type="#_x0000_t75" style="width:22.8pt;height:17.3pt" o:ole="">
+                <v:shape id="_x0000_i1375" type="#_x0000_t75" style="width:22.9pt;height:17.5pt" o:ole="">
                   <v:imagedata r:id="rId678" o:title=""/>
                 </v:shape>
-                <o:OLEObject Type="Embed" ProgID="Equation.AxMath" ShapeID="_x0000_i1375" DrawAspect="Content" ObjectID="_1850867636" r:id="rId679"/>
+                <o:OLEObject Type="Embed" ProgID="Equation.AxMath" ShapeID="_x0000_i1375" DrawAspect="Content" ObjectID="_1850870092" r:id="rId679"/>
               </w:object>
             </w:r>
             <w:r>
@@ -22696,10 +22696,10 @@
           <w:position w:val="-12"/>
         </w:rPr>
         <w:object w:dxaOrig="1475" w:dyaOrig="358" w14:anchorId="74B4813D">
-          <v:shape id="_x0000_i1376" type="#_x0000_t75" style="width:73.8pt;height:18.7pt" o:ole="">
+          <v:shape id="_x0000_i1376" type="#_x0000_t75" style="width:73.65pt;height:18.75pt" o:ole="">
             <v:imagedata r:id="rId680" o:title=""/>
           </v:shape>
-          <o:OLEObject Type="Embed" ProgID="Equation.AxMath" ShapeID="_x0000_i1376" DrawAspect="Content" ObjectID="_1850867637" r:id="rId681"/>
+          <o:OLEObject Type="Embed" ProgID="Equation.AxMath" ShapeID="_x0000_i1376" DrawAspect="Content" ObjectID="_1850870093" r:id="rId681"/>
         </w:object>
       </w:r>
       <w:r>
@@ -22710,10 +22710,10 @@
           <w:position w:val="-12"/>
         </w:rPr>
         <w:object w:dxaOrig="1475" w:dyaOrig="358" w14:anchorId="4BCEEEB4">
-          <v:shape id="_x0000_i1377" type="#_x0000_t75" style="width:73.8pt;height:18.7pt" o:ole="">
+          <v:shape id="_x0000_i1377" type="#_x0000_t75" style="width:73.65pt;height:18.75pt" o:ole="">
             <v:imagedata r:id="rId682" o:title=""/>
           </v:shape>
-          <o:OLEObject Type="Embed" ProgID="Equation.AxMath" ShapeID="_x0000_i1377" DrawAspect="Content" ObjectID="_1850867638" r:id="rId683"/>
+          <o:OLEObject Type="Embed" ProgID="Equation.AxMath" ShapeID="_x0000_i1377" DrawAspect="Content" ObjectID="_1850870094" r:id="rId683"/>
         </w:object>
       </w:r>
       <w:r>
@@ -22773,10 +22773,10 @@
           <w:position w:val="-30"/>
         </w:rPr>
         <w:object w:dxaOrig="4739" w:dyaOrig="739" w14:anchorId="5CA85ECF">
-          <v:shape id="_x0000_i1378" type="#_x0000_t75" style="width:236.5pt;height:36.45pt" o:ole="">
+          <v:shape id="_x0000_i1378" type="#_x0000_t75" style="width:236.8pt;height:36.6pt" o:ole="">
             <v:imagedata r:id="rId684" o:title=""/>
           </v:shape>
-          <o:OLEObject Type="Embed" ProgID="Equation.AxMath" ShapeID="_x0000_i1378" DrawAspect="Content" ObjectID="_1850867639" r:id="rId685"/>
+          <o:OLEObject Type="Embed" ProgID="Equation.AxMath" ShapeID="_x0000_i1378" DrawAspect="Content" ObjectID="_1850870095" r:id="rId685"/>
         </w:object>
       </w:r>
     </w:p>
@@ -22792,10 +22792,10 @@
           <w:position w:val="-13"/>
         </w:rPr>
         <w:object w:dxaOrig="699" w:dyaOrig="378" w14:anchorId="424A08DC">
-          <v:shape id="_x0000_i1379" type="#_x0000_t75" style="width:35.55pt;height:19.15pt" o:ole="">
+          <v:shape id="_x0000_i1379" type="#_x0000_t75" style="width:35.4pt;height:19.15pt" o:ole="">
             <v:imagedata r:id="rId686" o:title=""/>
           </v:shape>
-          <o:OLEObject Type="Embed" ProgID="Equation.AxMath" ShapeID="_x0000_i1379" DrawAspect="Content" ObjectID="_1850867640" r:id="rId687"/>
+          <o:OLEObject Type="Embed" ProgID="Equation.AxMath" ShapeID="_x0000_i1379" DrawAspect="Content" ObjectID="_1850870096" r:id="rId687"/>
         </w:object>
       </w:r>
       <w:r>
@@ -22806,10 +22806,10 @@
           <w:position w:val="-13"/>
         </w:rPr>
         <w:object w:dxaOrig="752" w:dyaOrig="379" w14:anchorId="2D42BBB6">
-          <v:shape id="_x0000_i1380" type="#_x0000_t75" style="width:37.35pt;height:19.15pt" o:ole="">
+          <v:shape id="_x0000_i1380" type="#_x0000_t75" style="width:37.45pt;height:19.15pt" o:ole="">
             <v:imagedata r:id="rId688" o:title=""/>
           </v:shape>
-          <o:OLEObject Type="Embed" ProgID="Equation.AxMath" ShapeID="_x0000_i1380" DrawAspect="Content" ObjectID="_1850867641" r:id="rId689"/>
+          <o:OLEObject Type="Embed" ProgID="Equation.AxMath" ShapeID="_x0000_i1380" DrawAspect="Content" ObjectID="_1850870097" r:id="rId689"/>
         </w:object>
       </w:r>
       <w:r>
@@ -22872,10 +22872,10 @@
           <w:position w:val="-12"/>
         </w:rPr>
         <w:object w:dxaOrig="1356" w:dyaOrig="371" w14:anchorId="3D4A1A5F">
-          <v:shape id="_x0000_i1381" type="#_x0000_t75" style="width:67.9pt;height:18.7pt" o:ole="">
+          <v:shape id="_x0000_i1381" type="#_x0000_t75" style="width:67.85pt;height:18.75pt" o:ole="">
             <v:imagedata r:id="rId690" o:title=""/>
           </v:shape>
-          <o:OLEObject Type="Embed" ProgID="Equation.AxMath" ShapeID="_x0000_i1381" DrawAspect="Content" ObjectID="_1850867642" r:id="rId691"/>
+          <o:OLEObject Type="Embed" ProgID="Equation.AxMath" ShapeID="_x0000_i1381" DrawAspect="Content" ObjectID="_1850870098" r:id="rId691"/>
         </w:object>
       </w:r>
     </w:p>
@@ -22894,10 +22894,10 @@
           <w:position w:val="-11"/>
         </w:rPr>
         <w:object w:dxaOrig="178" w:dyaOrig="357" w14:anchorId="358214DA">
-          <v:shape id="_x0000_i1382" type="#_x0000_t75" style="width:8.65pt;height:17.3pt" o:ole="">
+          <v:shape id="_x0000_i1382" type="#_x0000_t75" style="width:8.75pt;height:17.5pt" o:ole="">
             <v:imagedata r:id="rId692" o:title=""/>
           </v:shape>
-          <o:OLEObject Type="Embed" ProgID="Equation.AxMath" ShapeID="_x0000_i1382" DrawAspect="Content" ObjectID="_1850867643" r:id="rId693"/>
+          <o:OLEObject Type="Embed" ProgID="Equation.AxMath" ShapeID="_x0000_i1382" DrawAspect="Content" ObjectID="_1850870099" r:id="rId693"/>
         </w:object>
       </w:r>
       <w:r>
@@ -22917,10 +22917,10 @@
           <w:position w:val="-12"/>
         </w:rPr>
         <w:object w:dxaOrig="1382" w:dyaOrig="371" w14:anchorId="40877C4A">
-          <v:shape id="_x0000_i1383" type="#_x0000_t75" style="width:69.25pt;height:18.7pt" o:ole="">
+          <v:shape id="_x0000_i1383" type="#_x0000_t75" style="width:69.1pt;height:18.75pt" o:ole="">
             <v:imagedata r:id="rId694" o:title=""/>
           </v:shape>
-          <o:OLEObject Type="Embed" ProgID="Equation.AxMath" ShapeID="_x0000_i1383" DrawAspect="Content" ObjectID="_1850867644" r:id="rId695"/>
+          <o:OLEObject Type="Embed" ProgID="Equation.AxMath" ShapeID="_x0000_i1383" DrawAspect="Content" ObjectID="_1850870100" r:id="rId695"/>
         </w:object>
       </w:r>
     </w:p>
@@ -22995,10 +22995,10 @@
                 <w:position w:val="-28"/>
               </w:rPr>
               <w:object w:dxaOrig="3263" w:dyaOrig="743" w14:anchorId="6D97FB69">
-                <v:shape id="_x0000_i1384" type="#_x0000_t75" style="width:163.15pt;height:37.35pt" o:ole="">
+                <v:shape id="_x0000_i1384" type="#_x0000_t75" style="width:163.15pt;height:37.45pt" o:ole="">
                   <v:imagedata r:id="rId696" o:title=""/>
                 </v:shape>
-                <o:OLEObject Type="Embed" ProgID="Equation.AxMath" ShapeID="_x0000_i1384" DrawAspect="Content" ObjectID="_1850867645" r:id="rId697"/>
+                <o:OLEObject Type="Embed" ProgID="Equation.AxMath" ShapeID="_x0000_i1384" DrawAspect="Content" ObjectID="_1850870101" r:id="rId697"/>
               </w:object>
             </w:r>
           </w:p>
@@ -23064,10 +23064,10 @@
           <w:position w:val="-12"/>
         </w:rPr>
         <w:object w:dxaOrig="693" w:dyaOrig="371" w14:anchorId="7577254C">
-          <v:shape id="_x0000_i1385" type="#_x0000_t75" style="width:34.65pt;height:18.7pt" o:ole="">
+          <v:shape id="_x0000_i1385" type="#_x0000_t75" style="width:34.55pt;height:18.75pt" o:ole="">
             <v:imagedata r:id="rId698" o:title=""/>
           </v:shape>
-          <o:OLEObject Type="Embed" ProgID="Equation.AxMath" ShapeID="_x0000_i1385" DrawAspect="Content" ObjectID="_1850867646" r:id="rId699"/>
+          <o:OLEObject Type="Embed" ProgID="Equation.AxMath" ShapeID="_x0000_i1385" DrawAspect="Content" ObjectID="_1850870102" r:id="rId699"/>
         </w:object>
       </w:r>
       <w:r>
@@ -23087,10 +23087,10 @@
           <w:position w:val="-26"/>
         </w:rPr>
         <w:object w:dxaOrig="3114" w:dyaOrig="655" w14:anchorId="01A70504">
-          <v:shape id="_x0000_i1386" type="#_x0000_t75" style="width:155.85pt;height:33.25pt" o:ole="">
+          <v:shape id="_x0000_i1386" type="#_x0000_t75" style="width:156.05pt;height:33.3pt" o:ole="">
             <v:imagedata r:id="rId700" o:title=""/>
           </v:shape>
-          <o:OLEObject Type="Embed" ProgID="Equation.AxMath" ShapeID="_x0000_i1386" DrawAspect="Content" ObjectID="_1850867647" r:id="rId701"/>
+          <o:OLEObject Type="Embed" ProgID="Equation.AxMath" ShapeID="_x0000_i1386" DrawAspect="Content" ObjectID="_1850870103" r:id="rId701"/>
         </w:object>
       </w:r>
     </w:p>
@@ -23115,10 +23115,10 @@
           <w:position w:val="-26"/>
         </w:rPr>
         <w:object w:dxaOrig="2028" w:dyaOrig="655" w14:anchorId="346E63DB">
-          <v:shape id="_x0000_i1387" type="#_x0000_t75" style="width:101.6pt;height:33.25pt" o:ole="">
+          <v:shape id="_x0000_i1387" type="#_x0000_t75" style="width:101.55pt;height:33.3pt" o:ole="">
             <v:imagedata r:id="rId702" o:title=""/>
           </v:shape>
-          <o:OLEObject Type="Embed" ProgID="Equation.AxMath" ShapeID="_x0000_i1387" DrawAspect="Content" ObjectID="_1850867648" r:id="rId703"/>
+          <o:OLEObject Type="Embed" ProgID="Equation.AxMath" ShapeID="_x0000_i1387" DrawAspect="Content" ObjectID="_1850870104" r:id="rId703"/>
         </w:object>
       </w:r>
     </w:p>
@@ -23143,10 +23143,10 @@
           <w:position w:val="-26"/>
         </w:rPr>
         <w:object w:dxaOrig="2997" w:dyaOrig="655" w14:anchorId="0F4F3B17">
-          <v:shape id="_x0000_i1388" type="#_x0000_t75" style="width:149.9pt;height:33.25pt" o:ole="">
+          <v:shape id="_x0000_i1388" type="#_x0000_t75" style="width:149.85pt;height:33.3pt" o:ole="">
             <v:imagedata r:id="rId704" o:title=""/>
           </v:shape>
-          <o:OLEObject Type="Embed" ProgID="Equation.AxMath" ShapeID="_x0000_i1388" DrawAspect="Content" ObjectID="_1850867649" r:id="rId705"/>
+          <o:OLEObject Type="Embed" ProgID="Equation.AxMath" ShapeID="_x0000_i1388" DrawAspect="Content" ObjectID="_1850870105" r:id="rId705"/>
         </w:object>
       </w:r>
     </w:p>
@@ -23160,10 +23160,10 @@
           <w:position w:val="-26"/>
         </w:rPr>
         <w:object w:dxaOrig="2527" w:dyaOrig="655" w14:anchorId="187F4AF0">
-          <v:shape id="_x0000_i1389" type="#_x0000_t75" style="width:126.7pt;height:33.25pt" o:ole="">
+          <v:shape id="_x0000_i1389" type="#_x0000_t75" style="width:126.5pt;height:33.3pt" o:ole="">
             <v:imagedata r:id="rId706" o:title=""/>
           </v:shape>
-          <o:OLEObject Type="Embed" ProgID="Equation.AxMath" ShapeID="_x0000_i1389" DrawAspect="Content" ObjectID="_1850867650" r:id="rId707"/>
+          <o:OLEObject Type="Embed" ProgID="Equation.AxMath" ShapeID="_x0000_i1389" DrawAspect="Content" ObjectID="_1850870106" r:id="rId707"/>
         </w:object>
       </w:r>
     </w:p>
@@ -23247,10 +23247,10 @@
                 <w:position w:val="-28"/>
               </w:rPr>
               <w:object w:dxaOrig="2568" w:dyaOrig="669" w14:anchorId="2642201B">
-                <v:shape id="_x0000_i1390" type="#_x0000_t75" style="width:128.5pt;height:33.25pt" o:ole="">
+                <v:shape id="_x0000_i1390" type="#_x0000_t75" style="width:128.6pt;height:33.3pt" o:ole="">
                   <v:imagedata r:id="rId708" o:title=""/>
                 </v:shape>
-                <o:OLEObject Type="Embed" ProgID="Equation.AxMath" ShapeID="_x0000_i1390" DrawAspect="Content" ObjectID="_1850867651" r:id="rId709"/>
+                <o:OLEObject Type="Embed" ProgID="Equation.AxMath" ShapeID="_x0000_i1390" DrawAspect="Content" ObjectID="_1850870107" r:id="rId709"/>
               </w:object>
             </w:r>
           </w:p>
@@ -23325,7 +23325,7 @@
           <v:shape id="_x0000_i1391" type="#_x0000_t75" style="width:245.15pt;height:19.15pt" o:ole="">
             <v:imagedata r:id="rId710" o:title=""/>
           </v:shape>
-          <o:OLEObject Type="Embed" ProgID="Equation.AxMath" ShapeID="_x0000_i1391" DrawAspect="Content" ObjectID="_1850867652" r:id="rId711"/>
+          <o:OLEObject Type="Embed" ProgID="Equation.AxMath" ShapeID="_x0000_i1391" DrawAspect="Content" ObjectID="_1850870108" r:id="rId711"/>
         </w:object>
       </w:r>
     </w:p>
@@ -23344,10 +23344,10 @@
           <w:position w:val="-11"/>
         </w:rPr>
         <w:object w:dxaOrig="174" w:dyaOrig="357" w14:anchorId="79CDA9E3">
-          <v:shape id="_x0000_i1392" type="#_x0000_t75" style="width:8.65pt;height:17.3pt" o:ole="">
+          <v:shape id="_x0000_i1392" type="#_x0000_t75" style="width:8.75pt;height:17.5pt" o:ole="">
             <v:imagedata r:id="rId67" o:title=""/>
           </v:shape>
-          <o:OLEObject Type="Embed" ProgID="Equation.AxMath" ShapeID="_x0000_i1392" DrawAspect="Content" ObjectID="_1850867653" r:id="rId712"/>
+          <o:OLEObject Type="Embed" ProgID="Equation.AxMath" ShapeID="_x0000_i1392" DrawAspect="Content" ObjectID="_1850870109" r:id="rId712"/>
         </w:object>
       </w:r>
       <w:r>
@@ -23367,10 +23367,10 @@
           <w:position w:val="-27"/>
         </w:rPr>
         <w:object w:dxaOrig="1428" w:dyaOrig="729" w14:anchorId="312ED9A3">
-          <v:shape id="_x0000_i1393" type="#_x0000_t75" style="width:71.55pt;height:36.45pt" o:ole="">
+          <v:shape id="_x0000_i1393" type="#_x0000_t75" style="width:71.6pt;height:36.6pt" o:ole="">
             <v:imagedata r:id="rId713" o:title=""/>
           </v:shape>
-          <o:OLEObject Type="Embed" ProgID="Equation.AxMath" ShapeID="_x0000_i1393" DrawAspect="Content" ObjectID="_1850867654" r:id="rId714"/>
+          <o:OLEObject Type="Embed" ProgID="Equation.AxMath" ShapeID="_x0000_i1393" DrawAspect="Content" ObjectID="_1850870110" r:id="rId714"/>
         </w:object>
       </w:r>
     </w:p>
@@ -23395,10 +23395,10 @@
           <w:position w:val="-26"/>
         </w:rPr>
         <w:object w:dxaOrig="3457" w:dyaOrig="722" w14:anchorId="0FCFD973">
-          <v:shape id="_x0000_i1394" type="#_x0000_t75" style="width:172.25pt;height:36pt" o:ole="">
+          <v:shape id="_x0000_i1394" type="#_x0000_t75" style="width:172.3pt;height:35.8pt" o:ole="">
             <v:imagedata r:id="rId715" o:title=""/>
           </v:shape>
-          <o:OLEObject Type="Embed" ProgID="Equation.AxMath" ShapeID="_x0000_i1394" DrawAspect="Content" ObjectID="_1850867655" r:id="rId716"/>
+          <o:OLEObject Type="Embed" ProgID="Equation.AxMath" ShapeID="_x0000_i1394" DrawAspect="Content" ObjectID="_1850870111" r:id="rId716"/>
         </w:object>
       </w:r>
     </w:p>
@@ -23417,10 +23417,10 @@
           <w:position w:val="-11"/>
         </w:rPr>
         <w:object w:dxaOrig="750" w:dyaOrig="424" w14:anchorId="6D6BE38F">
-          <v:shape id="_x0000_i1395" type="#_x0000_t75" style="width:37.35pt;height:21.4pt" o:ole="">
+          <v:shape id="_x0000_i1395" type="#_x0000_t75" style="width:37.45pt;height:21.25pt" o:ole="">
             <v:imagedata r:id="rId717" o:title=""/>
           </v:shape>
-          <o:OLEObject Type="Embed" ProgID="Equation.AxMath" ShapeID="_x0000_i1395" DrawAspect="Content" ObjectID="_1850867656" r:id="rId718"/>
+          <o:OLEObject Type="Embed" ProgID="Equation.AxMath" ShapeID="_x0000_i1395" DrawAspect="Content" ObjectID="_1850870112" r:id="rId718"/>
         </w:object>
       </w:r>
       <w:r>
@@ -23440,10 +23440,10 @@
           <w:position w:val="-26"/>
         </w:rPr>
         <w:object w:dxaOrig="1332" w:dyaOrig="722" w14:anchorId="73F9DA9F">
-          <v:shape id="_x0000_i1396" type="#_x0000_t75" style="width:66.55pt;height:36pt" o:ole="">
+          <v:shape id="_x0000_i1396" type="#_x0000_t75" style="width:66.6pt;height:35.8pt" o:ole="">
             <v:imagedata r:id="rId719" o:title=""/>
           </v:shape>
-          <o:OLEObject Type="Embed" ProgID="Equation.AxMath" ShapeID="_x0000_i1396" DrawAspect="Content" ObjectID="_1850867657" r:id="rId720"/>
+          <o:OLEObject Type="Embed" ProgID="Equation.AxMath" ShapeID="_x0000_i1396" DrawAspect="Content" ObjectID="_1850870113" r:id="rId720"/>
         </w:object>
       </w:r>
     </w:p>
@@ -23468,10 +23468,10 @@
           <w:position w:val="-12"/>
         </w:rPr>
         <w:object w:dxaOrig="1438" w:dyaOrig="360" w14:anchorId="213BB023">
-          <v:shape id="_x0000_i1397" type="#_x0000_t75" style="width:1in;height:18.7pt" o:ole="">
+          <v:shape id="_x0000_i1397" type="#_x0000_t75" style="width:1in;height:18.75pt" o:ole="">
             <v:imagedata r:id="rId721" o:title=""/>
           </v:shape>
-          <o:OLEObject Type="Embed" ProgID="Equation.AxMath" ShapeID="_x0000_i1397" DrawAspect="Content" ObjectID="_1850867658" r:id="rId722"/>
+          <o:OLEObject Type="Embed" ProgID="Equation.AxMath" ShapeID="_x0000_i1397" DrawAspect="Content" ObjectID="_1850870114" r:id="rId722"/>
         </w:object>
       </w:r>
     </w:p>
@@ -23497,10 +23497,10 @@
           <w:position w:val="-12"/>
         </w:rPr>
         <w:object w:dxaOrig="1422" w:dyaOrig="360" w14:anchorId="3D324341">
-          <v:shape id="_x0000_i1398" type="#_x0000_t75" style="width:71.55pt;height:18.7pt" o:ole="">
+          <v:shape id="_x0000_i1398" type="#_x0000_t75" style="width:71.6pt;height:18.75pt" o:ole="">
             <v:imagedata r:id="rId723" o:title=""/>
           </v:shape>
-          <o:OLEObject Type="Embed" ProgID="Equation.AxMath" ShapeID="_x0000_i1398" DrawAspect="Content" ObjectID="_1850867659" r:id="rId724"/>
+          <o:OLEObject Type="Embed" ProgID="Equation.AxMath" ShapeID="_x0000_i1398" DrawAspect="Content" ObjectID="_1850870115" r:id="rId724"/>
         </w:object>
       </w:r>
     </w:p>
@@ -23525,10 +23525,10 @@
           <w:position w:val="-26"/>
         </w:rPr>
         <w:object w:dxaOrig="1341" w:dyaOrig="655" w14:anchorId="6676CFFA">
-          <v:shape id="_x0000_i1399" type="#_x0000_t75" style="width:67pt;height:33.25pt" o:ole="">
+          <v:shape id="_x0000_i1399" type="#_x0000_t75" style="width:67pt;height:33.3pt" o:ole="">
             <v:imagedata r:id="rId725" o:title=""/>
           </v:shape>
-          <o:OLEObject Type="Embed" ProgID="Equation.AxMath" ShapeID="_x0000_i1399" DrawAspect="Content" ObjectID="_1850867660" r:id="rId726"/>
+          <o:OLEObject Type="Embed" ProgID="Equation.AxMath" ShapeID="_x0000_i1399" DrawAspect="Content" ObjectID="_1850870116" r:id="rId726"/>
         </w:object>
       </w:r>
     </w:p>
@@ -23553,10 +23553,10 @@
           <w:position w:val="-26"/>
         </w:rPr>
         <w:object w:dxaOrig="3317" w:dyaOrig="658" w14:anchorId="067E0813">
-          <v:shape id="_x0000_i1400" type="#_x0000_t75" style="width:165.85pt;height:32.8pt" o:ole="">
+          <v:shape id="_x0000_i1400" type="#_x0000_t75" style="width:166.05pt;height:32.9pt" o:ole="">
             <v:imagedata r:id="rId727" o:title=""/>
           </v:shape>
-          <o:OLEObject Type="Embed" ProgID="Equation.AxMath" ShapeID="_x0000_i1400" DrawAspect="Content" ObjectID="_1850867661" r:id="rId728"/>
+          <o:OLEObject Type="Embed" ProgID="Equation.AxMath" ShapeID="_x0000_i1400" DrawAspect="Content" ObjectID="_1850870117" r:id="rId728"/>
         </w:object>
       </w:r>
     </w:p>
@@ -23570,10 +23570,10 @@
           <w:position w:val="-26"/>
         </w:rPr>
         <w:object w:dxaOrig="3378" w:dyaOrig="658" w14:anchorId="18907E69">
-          <v:shape id="_x0000_i1401" type="#_x0000_t75" style="width:169.05pt;height:32.8pt" o:ole="">
+          <v:shape id="_x0000_i1401" type="#_x0000_t75" style="width:168.95pt;height:32.9pt" o:ole="">
             <v:imagedata r:id="rId729" o:title=""/>
           </v:shape>
-          <o:OLEObject Type="Embed" ProgID="Equation.AxMath" ShapeID="_x0000_i1401" DrawAspect="Content" ObjectID="_1850867662" r:id="rId730"/>
+          <o:OLEObject Type="Embed" ProgID="Equation.AxMath" ShapeID="_x0000_i1401" DrawAspect="Content" ObjectID="_1850870118" r:id="rId730"/>
         </w:object>
       </w:r>
     </w:p>
@@ -23648,10 +23648,10 @@
                 <w:position w:val="-30"/>
               </w:rPr>
               <w:object w:dxaOrig="4092" w:dyaOrig="715" w14:anchorId="75566B68">
-                <v:shape id="_x0000_i1402" type="#_x0000_t75" style="width:204.6pt;height:35.55pt" o:ole="">
+                <v:shape id="_x0000_i1402" type="#_x0000_t75" style="width:204.75pt;height:35.4pt" o:ole="">
                   <v:imagedata r:id="rId731" o:title=""/>
                 </v:shape>
-                <o:OLEObject Type="Embed" ProgID="Equation.AxMath" ShapeID="_x0000_i1402" DrawAspect="Content" ObjectID="_1850867663" r:id="rId732"/>
+                <o:OLEObject Type="Embed" ProgID="Equation.AxMath" ShapeID="_x0000_i1402" DrawAspect="Content" ObjectID="_1850870119" r:id="rId732"/>
               </w:object>
             </w:r>
           </w:p>
@@ -23742,10 +23742,10 @@
                 <w:position w:val="-30"/>
               </w:rPr>
               <w:object w:dxaOrig="3187" w:dyaOrig="715" w14:anchorId="17B2FCFA">
-                <v:shape id="_x0000_i1403" type="#_x0000_t75" style="width:159.05pt;height:35.55pt" o:ole="">
+                <v:shape id="_x0000_i1403" type="#_x0000_t75" style="width:159pt;height:35.4pt" o:ole="">
                   <v:imagedata r:id="rId733" o:title=""/>
                 </v:shape>
-                <o:OLEObject Type="Embed" ProgID="Equation.AxMath" ShapeID="_x0000_i1403" DrawAspect="Content" ObjectID="_1850867664" r:id="rId734"/>
+                <o:OLEObject Type="Embed" ProgID="Equation.AxMath" ShapeID="_x0000_i1403" DrawAspect="Content" ObjectID="_1850870120" r:id="rId734"/>
               </w:object>
             </w:r>
           </w:p>
@@ -23843,10 +23843,10 @@
           <w:position w:val="-13"/>
         </w:rPr>
         <w:object w:dxaOrig="2010" w:dyaOrig="397" w14:anchorId="013DF4F0">
-          <v:shape id="_x0000_i1404" type="#_x0000_t75" style="width:100.7pt;height:20.5pt" o:ole="">
+          <v:shape id="_x0000_i1404" type="#_x0000_t75" style="width:100.7pt;height:20.4pt" o:ole="">
             <v:imagedata r:id="rId735" o:title=""/>
           </v:shape>
-          <o:OLEObject Type="Embed" ProgID="Equation.AxMath" ShapeID="_x0000_i1404" DrawAspect="Content" ObjectID="_1850867665" r:id="rId736"/>
+          <o:OLEObject Type="Embed" ProgID="Equation.AxMath" ShapeID="_x0000_i1404" DrawAspect="Content" ObjectID="_1850870121" r:id="rId736"/>
         </w:object>
       </w:r>
     </w:p>
@@ -23860,10 +23860,10 @@
           <w:position w:val="-28"/>
         </w:rPr>
         <w:object w:dxaOrig="2958" w:dyaOrig="700" w14:anchorId="6C20D147">
-          <v:shape id="_x0000_i1405" type="#_x0000_t75" style="width:148.1pt;height:35.55pt" o:ole="">
+          <v:shape id="_x0000_i1405" type="#_x0000_t75" style="width:148.15pt;height:35.4pt" o:ole="">
             <v:imagedata r:id="rId737" o:title=""/>
           </v:shape>
-          <o:OLEObject Type="Embed" ProgID="Equation.AxMath" ShapeID="_x0000_i1405" DrawAspect="Content" ObjectID="_1850867666" r:id="rId738"/>
+          <o:OLEObject Type="Embed" ProgID="Equation.AxMath" ShapeID="_x0000_i1405" DrawAspect="Content" ObjectID="_1850870122" r:id="rId738"/>
         </w:object>
       </w:r>
     </w:p>
@@ -23877,10 +23877,10 @@
           <w:position w:val="-28"/>
         </w:rPr>
         <w:object w:dxaOrig="2863" w:dyaOrig="700" w14:anchorId="311E722E">
-          <v:shape id="_x0000_i1406" type="#_x0000_t75" style="width:143.55pt;height:35.55pt" o:ole="">
+          <v:shape id="_x0000_i1406" type="#_x0000_t75" style="width:143.6pt;height:35.4pt" o:ole="">
             <v:imagedata r:id="rId739" o:title=""/>
           </v:shape>
-          <o:OLEObject Type="Embed" ProgID="Equation.AxMath" ShapeID="_x0000_i1406" DrawAspect="Content" ObjectID="_1850867667" r:id="rId740"/>
+          <o:OLEObject Type="Embed" ProgID="Equation.AxMath" ShapeID="_x0000_i1406" DrawAspect="Content" ObjectID="_1850870123" r:id="rId740"/>
         </w:object>
       </w:r>
     </w:p>
@@ -23894,10 +23894,10 @@
           <w:position w:val="-29"/>
         </w:rPr>
         <w:object w:dxaOrig="5729" w:dyaOrig="715" w14:anchorId="3A8F3EB8">
-          <v:shape id="_x0000_i1407" type="#_x0000_t75" style="width:287.1pt;height:35.55pt" o:ole="">
+          <v:shape id="_x0000_i1407" type="#_x0000_t75" style="width:287.15pt;height:35.4pt" o:ole="">
             <v:imagedata r:id="rId741" o:title=""/>
           </v:shape>
-          <o:OLEObject Type="Embed" ProgID="Equation.AxMath" ShapeID="_x0000_i1407" DrawAspect="Content" ObjectID="_1850867668" r:id="rId742"/>
+          <o:OLEObject Type="Embed" ProgID="Equation.AxMath" ShapeID="_x0000_i1407" DrawAspect="Content" ObjectID="_1850870124" r:id="rId742"/>
         </w:object>
       </w:r>
     </w:p>
@@ -23922,10 +23922,10 @@
           <w:position w:val="-13"/>
         </w:rPr>
         <w:object w:dxaOrig="3179" w:dyaOrig="397" w14:anchorId="157F1619">
-          <v:shape id="_x0000_i1408" type="#_x0000_t75" style="width:159.05pt;height:20.5pt" o:ole="">
+          <v:shape id="_x0000_i1408" type="#_x0000_t75" style="width:159pt;height:20.4pt" o:ole="">
             <v:imagedata r:id="rId743" o:title=""/>
           </v:shape>
-          <o:OLEObject Type="Embed" ProgID="Equation.AxMath" ShapeID="_x0000_i1408" DrawAspect="Content" ObjectID="_1850867669" r:id="rId744"/>
+          <o:OLEObject Type="Embed" ProgID="Equation.AxMath" ShapeID="_x0000_i1408" DrawAspect="Content" ObjectID="_1850870125" r:id="rId744"/>
         </w:object>
       </w:r>
     </w:p>
@@ -23939,10 +23939,10 @@
           <w:position w:val="-13"/>
         </w:rPr>
         <w:object w:dxaOrig="3055" w:dyaOrig="397" w14:anchorId="5DA0ABA3">
-          <v:shape id="_x0000_i1409" type="#_x0000_t75" style="width:152.65pt;height:20.5pt" o:ole="">
+          <v:shape id="_x0000_i1409" type="#_x0000_t75" style="width:152.75pt;height:20.4pt" o:ole="">
             <v:imagedata r:id="rId745" o:title=""/>
           </v:shape>
-          <o:OLEObject Type="Embed" ProgID="Equation.AxMath" ShapeID="_x0000_i1409" DrawAspect="Content" ObjectID="_1850867670" r:id="rId746"/>
+          <o:OLEObject Type="Embed" ProgID="Equation.AxMath" ShapeID="_x0000_i1409" DrawAspect="Content" ObjectID="_1850870126" r:id="rId746"/>
         </w:object>
       </w:r>
     </w:p>
@@ -23961,10 +23961,10 @@
           <w:position w:val="-26"/>
         </w:rPr>
         <w:object w:dxaOrig="924" w:dyaOrig="658" w14:anchorId="53307191">
-          <v:shape id="_x0000_i1410" type="#_x0000_t75" style="width:46.05pt;height:32.8pt" o:ole="">
+          <v:shape id="_x0000_i1410" type="#_x0000_t75" style="width:46.2pt;height:32.9pt" o:ole="">
             <v:imagedata r:id="rId747" o:title=""/>
           </v:shape>
-          <o:OLEObject Type="Embed" ProgID="Equation.AxMath" ShapeID="_x0000_i1410" DrawAspect="Content" ObjectID="_1850867671" r:id="rId748"/>
+          <o:OLEObject Type="Embed" ProgID="Equation.AxMath" ShapeID="_x0000_i1410" DrawAspect="Content" ObjectID="_1850870127" r:id="rId748"/>
         </w:object>
       </w:r>
       <w:r>
@@ -23978,10 +23978,10 @@
           <w:position w:val="-26"/>
         </w:rPr>
         <w:object w:dxaOrig="913" w:dyaOrig="658" w14:anchorId="5F339A4F">
-          <v:shape id="_x0000_i1411" type="#_x0000_t75" style="width:45.1pt;height:32.8pt" o:ole="">
+          <v:shape id="_x0000_i1411" type="#_x0000_t75" style="width:45.35pt;height:32.9pt" o:ole="">
             <v:imagedata r:id="rId749" o:title=""/>
           </v:shape>
-          <o:OLEObject Type="Embed" ProgID="Equation.AxMath" ShapeID="_x0000_i1411" DrawAspect="Content" ObjectID="_1850867672" r:id="rId750"/>
+          <o:OLEObject Type="Embed" ProgID="Equation.AxMath" ShapeID="_x0000_i1411" DrawAspect="Content" ObjectID="_1850870128" r:id="rId750"/>
         </w:object>
       </w:r>
       <w:r>
@@ -23995,10 +23995,10 @@
           <w:position w:val="-11"/>
         </w:rPr>
         <w:object w:dxaOrig="573" w:dyaOrig="357" w14:anchorId="5339F83E">
-          <v:shape id="_x0000_i1412" type="#_x0000_t75" style="width:28.7pt;height:17.3pt" o:ole="">
+          <v:shape id="_x0000_i1412" type="#_x0000_t75" style="width:28.7pt;height:17.5pt" o:ole="">
             <v:imagedata r:id="rId751" o:title=""/>
           </v:shape>
-          <o:OLEObject Type="Embed" ProgID="Equation.AxMath" ShapeID="_x0000_i1412" DrawAspect="Content" ObjectID="_1850867673" r:id="rId752"/>
+          <o:OLEObject Type="Embed" ProgID="Equation.AxMath" ShapeID="_x0000_i1412" DrawAspect="Content" ObjectID="_1850870129" r:id="rId752"/>
         </w:object>
       </w:r>
       <w:r>
@@ -24068,10 +24068,10 @@
                 <w:position w:val="-64"/>
               </w:rPr>
               <w:object w:dxaOrig="3993" w:dyaOrig="1426" w14:anchorId="54523DF1">
-                <v:shape id="_x0000_i1413" type="#_x0000_t75" style="width:200.05pt;height:71.1pt" o:ole="">
+                <v:shape id="_x0000_i1413" type="#_x0000_t75" style="width:199.75pt;height:71.15pt" o:ole="">
                   <v:imagedata r:id="rId753" o:title=""/>
                 </v:shape>
-                <o:OLEObject Type="Embed" ProgID="Equation.AxMath" ShapeID="_x0000_i1413" DrawAspect="Content" ObjectID="_1850867674" r:id="rId754"/>
+                <o:OLEObject Type="Embed" ProgID="Equation.AxMath" ShapeID="_x0000_i1413" DrawAspect="Content" ObjectID="_1850870130" r:id="rId754"/>
               </w:object>
             </w:r>
           </w:p>
@@ -24155,10 +24155,10 @@
           <w:position w:val="-26"/>
         </w:rPr>
         <w:object w:dxaOrig="920" w:dyaOrig="660" w14:anchorId="67171626">
-          <v:shape id="_x0000_i1414" type="#_x0000_t75" style="width:46.05pt;height:32.8pt" o:ole="">
+          <v:shape id="_x0000_i1414" type="#_x0000_t75" style="width:46.2pt;height:32.9pt" o:ole="">
             <v:imagedata r:id="rId755" o:title=""/>
           </v:shape>
-          <o:OLEObject Type="Embed" ProgID="Equation.AxMath" ShapeID="_x0000_i1414" DrawAspect="Content" ObjectID="_1850867675" r:id="rId756"/>
+          <o:OLEObject Type="Embed" ProgID="Equation.AxMath" ShapeID="_x0000_i1414" DrawAspect="Content" ObjectID="_1850870131" r:id="rId756"/>
         </w:object>
       </w:r>
       <w:r>
@@ -24178,10 +24178,10 @@
           <w:position w:val="-12"/>
         </w:rPr>
         <w:object w:dxaOrig="2758" w:dyaOrig="371" w14:anchorId="2FB64C5B">
-          <v:shape id="_x0000_i1415" type="#_x0000_t75" style="width:138.1pt;height:18.7pt" o:ole="">
+          <v:shape id="_x0000_i1415" type="#_x0000_t75" style="width:138.15pt;height:18.75pt" o:ole="">
             <v:imagedata r:id="rId757" o:title=""/>
           </v:shape>
-          <o:OLEObject Type="Embed" ProgID="Equation.AxMath" ShapeID="_x0000_i1415" DrawAspect="Content" ObjectID="_1850867676" r:id="rId758"/>
+          <o:OLEObject Type="Embed" ProgID="Equation.AxMath" ShapeID="_x0000_i1415" DrawAspect="Content" ObjectID="_1850870132" r:id="rId758"/>
         </w:object>
       </w:r>
     </w:p>
@@ -24206,10 +24206,10 @@
           <w:position w:val="-28"/>
         </w:rPr>
         <w:object w:dxaOrig="1929" w:dyaOrig="675" w14:anchorId="5259F3A1">
-          <v:shape id="_x0000_i1416" type="#_x0000_t75" style="width:96.6pt;height:33.7pt" o:ole="">
+          <v:shape id="_x0000_i1416" type="#_x0000_t75" style="width:96.55pt;height:33.7pt" o:ole="">
             <v:imagedata r:id="rId759" o:title=""/>
           </v:shape>
-          <o:OLEObject Type="Embed" ProgID="Equation.AxMath" ShapeID="_x0000_i1416" DrawAspect="Content" ObjectID="_1850867677" r:id="rId760"/>
+          <o:OLEObject Type="Embed" ProgID="Equation.AxMath" ShapeID="_x0000_i1416" DrawAspect="Content" ObjectID="_1850870133" r:id="rId760"/>
         </w:object>
       </w:r>
     </w:p>
@@ -24246,10 +24246,10 @@
           <w:position w:val="-29"/>
         </w:rPr>
         <w:object w:dxaOrig="2566" w:dyaOrig="706" w14:anchorId="40ADACF4">
-          <v:shape id="_x0000_i1417" type="#_x0000_t75" style="width:128.95pt;height:35.55pt" o:ole="">
+          <v:shape id="_x0000_i1417" type="#_x0000_t75" style="width:129pt;height:35.4pt" o:ole="">
             <v:imagedata r:id="rId761" o:title=""/>
           </v:shape>
-          <o:OLEObject Type="Embed" ProgID="Equation.AxMath" ShapeID="_x0000_i1417" DrawAspect="Content" ObjectID="_1850867678" r:id="rId762"/>
+          <o:OLEObject Type="Embed" ProgID="Equation.AxMath" ShapeID="_x0000_i1417" DrawAspect="Content" ObjectID="_1850870134" r:id="rId762"/>
         </w:object>
       </w:r>
     </w:p>
@@ -24304,10 +24304,10 @@
           <w:position w:val="-11"/>
         </w:rPr>
         <w:object w:dxaOrig="297" w:dyaOrig="357" w14:anchorId="1C5F0CA6">
-          <v:shape id="_x0000_i1418" type="#_x0000_t75" style="width:14.6pt;height:17.3pt" o:ole="">
+          <v:shape id="_x0000_i1418" type="#_x0000_t75" style="width:14.55pt;height:17.5pt" o:ole="">
             <v:imagedata r:id="rId763" o:title=""/>
           </v:shape>
-          <o:OLEObject Type="Embed" ProgID="Equation.AxMath" ShapeID="_x0000_i1418" DrawAspect="Content" ObjectID="_1850867679" r:id="rId764"/>
+          <o:OLEObject Type="Embed" ProgID="Equation.AxMath" ShapeID="_x0000_i1418" DrawAspect="Content" ObjectID="_1850870135" r:id="rId764"/>
         </w:object>
       </w:r>
       <w:r>
@@ -24321,10 +24321,10 @@
           <w:position w:val="-12"/>
         </w:rPr>
         <w:object w:dxaOrig="652" w:dyaOrig="371" w14:anchorId="77C844C7">
-          <v:shape id="_x0000_i1419" type="#_x0000_t75" style="width:32.8pt;height:18.7pt" o:ole="">
+          <v:shape id="_x0000_i1419" type="#_x0000_t75" style="width:32.9pt;height:18.75pt" o:ole="">
             <v:imagedata r:id="rId765" o:title=""/>
           </v:shape>
-          <o:OLEObject Type="Embed" ProgID="Equation.AxMath" ShapeID="_x0000_i1419" DrawAspect="Content" ObjectID="_1850867680" r:id="rId766"/>
+          <o:OLEObject Type="Embed" ProgID="Equation.AxMath" ShapeID="_x0000_i1419" DrawAspect="Content" ObjectID="_1850870136" r:id="rId766"/>
         </w:object>
       </w:r>
       <w:r>
@@ -24344,10 +24344,10 @@
           <w:position w:val="-28"/>
         </w:rPr>
         <w:object w:dxaOrig="2671" w:dyaOrig="752" w14:anchorId="2B48CAD9">
-          <v:shape id="_x0000_i1420" type="#_x0000_t75" style="width:133.5pt;height:37.35pt" o:ole="">
+          <v:shape id="_x0000_i1420" type="#_x0000_t75" style="width:133.6pt;height:37.45pt" o:ole="">
             <v:imagedata r:id="rId767" o:title=""/>
           </v:shape>
-          <o:OLEObject Type="Embed" ProgID="Equation.AxMath" ShapeID="_x0000_i1420" DrawAspect="Content" ObjectID="_1850867681" r:id="rId768"/>
+          <o:OLEObject Type="Embed" ProgID="Equation.AxMath" ShapeID="_x0000_i1420" DrawAspect="Content" ObjectID="_1850870137" r:id="rId768"/>
         </w:object>
       </w:r>
     </w:p>
@@ -24432,10 +24432,10 @@
           <w:position w:val="-37"/>
         </w:rPr>
         <w:object w:dxaOrig="5657" w:dyaOrig="6058" w14:anchorId="2E449289">
-          <v:shape id="_x0000_i1421" type="#_x0000_t75" style="width:283pt;height:303.05pt" o:ole="">
+          <v:shape id="_x0000_i1421" type="#_x0000_t75" style="width:283pt;height:303pt" o:ole="">
             <v:imagedata r:id="rId769" o:title=""/>
           </v:shape>
-          <o:OLEObject Type="Embed" ProgID="Equation.AxMath" ShapeID="_x0000_i1421" DrawAspect="Content" ObjectID="_1850867682" r:id="rId770"/>
+          <o:OLEObject Type="Embed" ProgID="Equation.AxMath" ShapeID="_x0000_i1421" DrawAspect="Content" ObjectID="_1850870138" r:id="rId770"/>
         </w:object>
       </w:r>
     </w:p>
@@ -24466,10 +24466,10 @@
           <w:position w:val="-13"/>
         </w:rPr>
         <w:object w:dxaOrig="1146" w:dyaOrig="397" w14:anchorId="14241E08">
-          <v:shape id="_x0000_i1422" type="#_x0000_t75" style="width:57.4pt;height:20.5pt" o:ole="">
+          <v:shape id="_x0000_i1422" type="#_x0000_t75" style="width:57.45pt;height:20.4pt" o:ole="">
             <v:imagedata r:id="rId771" o:title=""/>
           </v:shape>
-          <o:OLEObject Type="Embed" ProgID="Equation.AxMath" ShapeID="_x0000_i1422" DrawAspect="Content" ObjectID="_1850867683" r:id="rId772"/>
+          <o:OLEObject Type="Embed" ProgID="Equation.AxMath" ShapeID="_x0000_i1422" DrawAspect="Content" ObjectID="_1850870139" r:id="rId772"/>
         </w:object>
       </w:r>
       <w:r>
@@ -24483,10 +24483,10 @@
           <w:position w:val="-13"/>
         </w:rPr>
         <w:object w:dxaOrig="652" w:dyaOrig="397" w14:anchorId="48A0C57D">
-          <v:shape id="_x0000_i1423" type="#_x0000_t75" style="width:32.8pt;height:20.5pt" o:ole="">
+          <v:shape id="_x0000_i1423" type="#_x0000_t75" style="width:32.9pt;height:20.4pt" o:ole="">
             <v:imagedata r:id="rId251" o:title=""/>
           </v:shape>
-          <o:OLEObject Type="Embed" ProgID="Equation.AxMath" ShapeID="_x0000_i1423" DrawAspect="Content" ObjectID="_1850867684" r:id="rId773"/>
+          <o:OLEObject Type="Embed" ProgID="Equation.AxMath" ShapeID="_x0000_i1423" DrawAspect="Content" ObjectID="_1850870140" r:id="rId773"/>
         </w:object>
       </w:r>
       <w:r>
@@ -24500,10 +24500,10 @@
           <w:position w:val="-13"/>
         </w:rPr>
         <w:object w:dxaOrig="896" w:dyaOrig="385" w14:anchorId="5AC5292C">
-          <v:shape id="_x0000_i1424" type="#_x0000_t75" style="width:45.1pt;height:19.15pt" o:ole="">
+          <v:shape id="_x0000_i1424" type="#_x0000_t75" style="width:44.95pt;height:19.15pt" o:ole="">
             <v:imagedata r:id="rId774" o:title=""/>
           </v:shape>
-          <o:OLEObject Type="Embed" ProgID="Equation.AxMath" ShapeID="_x0000_i1424" DrawAspect="Content" ObjectID="_1850867685" r:id="rId775"/>
+          <o:OLEObject Type="Embed" ProgID="Equation.AxMath" ShapeID="_x0000_i1424" DrawAspect="Content" ObjectID="_1850870141" r:id="rId775"/>
         </w:object>
       </w:r>
       <w:r>
@@ -24523,10 +24523,10 @@
           <w:position w:val="-30"/>
         </w:rPr>
         <w:object w:dxaOrig="3989" w:dyaOrig="737" w14:anchorId="58C951E0">
-          <v:shape id="_x0000_i1425" type="#_x0000_t75" style="width:200.05pt;height:36.45pt" o:ole="">
+          <v:shape id="_x0000_i1425" type="#_x0000_t75" style="width:199.75pt;height:36.6pt" o:ole="">
             <v:imagedata r:id="rId776" o:title=""/>
           </v:shape>
-          <o:OLEObject Type="Embed" ProgID="Equation.AxMath" ShapeID="_x0000_i1425" DrawAspect="Content" ObjectID="_1850867686" r:id="rId777"/>
+          <o:OLEObject Type="Embed" ProgID="Equation.AxMath" ShapeID="_x0000_i1425" DrawAspect="Content" ObjectID="_1850870142" r:id="rId777"/>
         </w:object>
       </w:r>
     </w:p>
@@ -24545,10 +24545,10 @@
           <w:position w:val="-13"/>
         </w:rPr>
         <w:object w:dxaOrig="225" w:dyaOrig="385" w14:anchorId="3E56F6DC">
-          <v:shape id="_x0000_i1426" type="#_x0000_t75" style="width:11.85pt;height:19.15pt" o:ole="">
+          <v:shape id="_x0000_i1426" type="#_x0000_t75" style="width:11.65pt;height:19.15pt" o:ole="">
             <v:imagedata r:id="rId778" o:title=""/>
           </v:shape>
-          <o:OLEObject Type="Embed" ProgID="Equation.AxMath" ShapeID="_x0000_i1426" DrawAspect="Content" ObjectID="_1850867687" r:id="rId779"/>
+          <o:OLEObject Type="Embed" ProgID="Equation.AxMath" ShapeID="_x0000_i1426" DrawAspect="Content" ObjectID="_1850870143" r:id="rId779"/>
         </w:object>
       </w:r>
       <w:r>
@@ -24568,10 +24568,10 @@
           <w:position w:val="-31"/>
         </w:rPr>
         <w:object w:dxaOrig="2483" w:dyaOrig="756" w14:anchorId="294932C2">
-          <v:shape id="_x0000_i1427" type="#_x0000_t75" style="width:123.5pt;height:38.3pt" o:ole="">
+          <v:shape id="_x0000_i1427" type="#_x0000_t75" style="width:123.6pt;height:38.3pt" o:ole="">
             <v:imagedata r:id="rId780" o:title=""/>
           </v:shape>
-          <o:OLEObject Type="Embed" ProgID="Equation.AxMath" ShapeID="_x0000_i1427" DrawAspect="Content" ObjectID="_1850867688" r:id="rId781"/>
+          <o:OLEObject Type="Embed" ProgID="Equation.AxMath" ShapeID="_x0000_i1427" DrawAspect="Content" ObjectID="_1850870144" r:id="rId781"/>
         </w:object>
       </w:r>
     </w:p>
@@ -24662,10 +24662,10 @@
           <w:position w:val="-12"/>
         </w:rPr>
         <w:object w:dxaOrig="178" w:dyaOrig="382" w14:anchorId="782D1856">
-          <v:shape id="_x0000_i1428" type="#_x0000_t75" style="width:8.65pt;height:19.15pt" o:ole="">
+          <v:shape id="_x0000_i1428" type="#_x0000_t75" style="width:8.75pt;height:19.15pt" o:ole="">
             <v:imagedata r:id="rId782" o:title=""/>
           </v:shape>
-          <o:OLEObject Type="Embed" ProgID="Equation.AxMath" ShapeID="_x0000_i1428" DrawAspect="Content" ObjectID="_1850867689" r:id="rId783"/>
+          <o:OLEObject Type="Embed" ProgID="Equation.AxMath" ShapeID="_x0000_i1428" DrawAspect="Content" ObjectID="_1850870145" r:id="rId783"/>
         </w:object>
       </w:r>
       <w:r>
@@ -24679,10 +24679,10 @@
           <w:position w:val="-12"/>
         </w:rPr>
         <w:object w:dxaOrig="135" w:dyaOrig="382" w14:anchorId="750B8F9A">
-          <v:shape id="_x0000_i1429" type="#_x0000_t75" style="width:6.85pt;height:19.15pt" o:ole="">
+          <v:shape id="_x0000_i1429" type="#_x0000_t75" style="width:6.65pt;height:19.15pt" o:ole="">
             <v:imagedata r:id="rId279" o:title=""/>
           </v:shape>
-          <o:OLEObject Type="Embed" ProgID="Equation.AxMath" ShapeID="_x0000_i1429" DrawAspect="Content" ObjectID="_1850867690" r:id="rId784"/>
+          <o:OLEObject Type="Embed" ProgID="Equation.AxMath" ShapeID="_x0000_i1429" DrawAspect="Content" ObjectID="_1850870146" r:id="rId784"/>
         </w:object>
       </w:r>
       <w:r>
@@ -24714,10 +24714,10 @@
           <w:position w:val="-28"/>
         </w:rPr>
         <w:object w:dxaOrig="5623" w:dyaOrig="707" w14:anchorId="57910A98">
-          <v:shape id="_x0000_i1430" type="#_x0000_t75" style="width:280.7pt;height:35.55pt" o:ole="">
+          <v:shape id="_x0000_i1430" type="#_x0000_t75" style="width:280.9pt;height:35.4pt" o:ole="">
             <v:imagedata r:id="rId785" o:title=""/>
           </v:shape>
-          <o:OLEObject Type="Embed" ProgID="Equation.AxMath" ShapeID="_x0000_i1430" DrawAspect="Content" ObjectID="_1850867691" r:id="rId786"/>
+          <o:OLEObject Type="Embed" ProgID="Equation.AxMath" ShapeID="_x0000_i1430" DrawAspect="Content" ObjectID="_1850870147" r:id="rId786"/>
         </w:object>
       </w:r>
     </w:p>
@@ -24731,10 +24731,10 @@
           <w:position w:val="-31"/>
         </w:rPr>
         <w:object w:dxaOrig="8734" w:dyaOrig="756" w14:anchorId="7250489A">
-          <v:shape id="_x0000_i1431" type="#_x0000_t75" style="width:436.55pt;height:38.3pt" o:ole="">
+          <v:shape id="_x0000_i1431" type="#_x0000_t75" style="width:436.6pt;height:38.3pt" o:ole="">
             <v:imagedata r:id="rId787" o:title=""/>
           </v:shape>
-          <o:OLEObject Type="Embed" ProgID="Equation.AxMath" ShapeID="_x0000_i1431" DrawAspect="Content" ObjectID="_1850867692" r:id="rId788"/>
+          <o:OLEObject Type="Embed" ProgID="Equation.AxMath" ShapeID="_x0000_i1431" DrawAspect="Content" ObjectID="_1850870148" r:id="rId788"/>
         </w:object>
       </w:r>
     </w:p>
@@ -24753,10 +24753,10 @@
           <w:position w:val="-13"/>
         </w:rPr>
         <w:object w:dxaOrig="688" w:dyaOrig="388" w14:anchorId="0CFE1E8E">
-          <v:shape id="_x0000_i1432" type="#_x0000_t75" style="width:34.65pt;height:19.6pt" o:ole="">
+          <v:shape id="_x0000_i1432" type="#_x0000_t75" style="width:34.55pt;height:19.55pt" o:ole="">
             <v:imagedata r:id="rId480" o:title=""/>
           </v:shape>
-          <o:OLEObject Type="Embed" ProgID="Equation.AxMath" ShapeID="_x0000_i1432" DrawAspect="Content" ObjectID="_1850867693" r:id="rId789"/>
+          <o:OLEObject Type="Embed" ProgID="Equation.AxMath" ShapeID="_x0000_i1432" DrawAspect="Content" ObjectID="_1850870149" r:id="rId789"/>
         </w:object>
       </w:r>
       <w:r>
@@ -24799,10 +24799,10 @@
           <w:position w:val="-13"/>
         </w:rPr>
         <w:object w:dxaOrig="1761" w:dyaOrig="388" w14:anchorId="0BE6E290">
-          <v:shape id="_x0000_i1433" type="#_x0000_t75" style="width:88.4pt;height:19.6pt" o:ole="">
+          <v:shape id="_x0000_i1433" type="#_x0000_t75" style="width:88.25pt;height:19.55pt" o:ole="">
             <v:imagedata r:id="rId790" o:title=""/>
           </v:shape>
-          <o:OLEObject Type="Embed" ProgID="Equation.AxMath" ShapeID="_x0000_i1433" DrawAspect="Content" ObjectID="_1850867694" r:id="rId791"/>
+          <o:OLEObject Type="Embed" ProgID="Equation.AxMath" ShapeID="_x0000_i1433" DrawAspect="Content" ObjectID="_1850870150" r:id="rId791"/>
         </w:object>
       </w:r>
     </w:p>
@@ -24863,10 +24863,10 @@
           <w:position w:val="-14"/>
         </w:rPr>
         <w:object w:dxaOrig="6800" w:dyaOrig="413" w14:anchorId="338E71E6">
-          <v:shape id="_x0000_i1434" type="#_x0000_t75" style="width:339.5pt;height:20.95pt" o:ole="">
+          <v:shape id="_x0000_i1434" type="#_x0000_t75" style="width:339.6pt;height:20.8pt" o:ole="">
             <v:imagedata r:id="rId792" o:title=""/>
           </v:shape>
-          <o:OLEObject Type="Embed" ProgID="Equation.AxMath" ShapeID="_x0000_i1434" DrawAspect="Content" ObjectID="_1850867695" r:id="rId793"/>
+          <o:OLEObject Type="Embed" ProgID="Equation.AxMath" ShapeID="_x0000_i1434" DrawAspect="Content" ObjectID="_1850870151" r:id="rId793"/>
         </w:object>
       </w:r>
     </w:p>
@@ -24980,10 +24980,10 @@
                 <w:position w:val="-30"/>
               </w:rPr>
               <w:object w:dxaOrig="5376" w:dyaOrig="722" w14:anchorId="6BDAB1F6">
-                <v:shape id="_x0000_i1435" type="#_x0000_t75" style="width:268.85pt;height:36pt" o:ole="">
+                <v:shape id="_x0000_i1435" type="#_x0000_t75" style="width:268.85pt;height:35.8pt" o:ole="">
                   <v:imagedata r:id="rId794" o:title=""/>
                 </v:shape>
-                <o:OLEObject Type="Embed" ProgID="Equation.AxMath" ShapeID="_x0000_i1435" DrawAspect="Content" ObjectID="_1850867696" r:id="rId795"/>
+                <o:OLEObject Type="Embed" ProgID="Equation.AxMath" ShapeID="_x0000_i1435" DrawAspect="Content" ObjectID="_1850870152" r:id="rId795"/>
               </w:object>
             </w:r>
           </w:p>
@@ -25068,10 +25068,10 @@
           <w:position w:val="-31"/>
         </w:rPr>
         <w:object w:dxaOrig="2574" w:dyaOrig="760" w14:anchorId="73AA64F7">
-          <v:shape id="_x0000_i1436" type="#_x0000_t75" style="width:128.5pt;height:37.35pt" o:ole="">
+          <v:shape id="_x0000_i1436" type="#_x0000_t75" style="width:128.6pt;height:37.45pt" o:ole="">
             <v:imagedata r:id="rId796" o:title=""/>
           </v:shape>
-          <o:OLEObject Type="Embed" ProgID="Equation.AxMath" ShapeID="_x0000_i1436" DrawAspect="Content" ObjectID="_1850867697" r:id="rId797"/>
+          <o:OLEObject Type="Embed" ProgID="Equation.AxMath" ShapeID="_x0000_i1436" DrawAspect="Content" ObjectID="_1850870153" r:id="rId797"/>
         </w:object>
       </w:r>
     </w:p>
@@ -25096,10 +25096,10 @@
           <w:position w:val="-31"/>
         </w:rPr>
         <w:object w:dxaOrig="2472" w:dyaOrig="760" w14:anchorId="6AF05023">
-          <v:shape id="_x0000_i1437" type="#_x0000_t75" style="width:124.4pt;height:37.35pt" o:ole="">
+          <v:shape id="_x0000_i1437" type="#_x0000_t75" style="width:124.45pt;height:37.45pt" o:ole="">
             <v:imagedata r:id="rId798" o:title=""/>
           </v:shape>
-          <o:OLEObject Type="Embed" ProgID="Equation.AxMath" ShapeID="_x0000_i1437" DrawAspect="Content" ObjectID="_1850867698" r:id="rId799"/>
+          <o:OLEObject Type="Embed" ProgID="Equation.AxMath" ShapeID="_x0000_i1437" DrawAspect="Content" ObjectID="_1850870154" r:id="rId799"/>
         </w:object>
       </w:r>
     </w:p>
@@ -25139,10 +25139,10 @@
           <w:position w:val="-13"/>
         </w:rPr>
         <w:object w:dxaOrig="1680" w:dyaOrig="385" w14:anchorId="203F4B06">
-          <v:shape id="_x0000_i1438" type="#_x0000_t75" style="width:84.3pt;height:19.15pt" o:ole="">
+          <v:shape id="_x0000_i1438" type="#_x0000_t75" style="width:84.05pt;height:19.15pt" o:ole="">
             <v:imagedata r:id="rId800" o:title=""/>
           </v:shape>
-          <o:OLEObject Type="Embed" ProgID="Equation.AxMath" ShapeID="_x0000_i1438" DrawAspect="Content" ObjectID="_1850867699" r:id="rId801"/>
+          <o:OLEObject Type="Embed" ProgID="Equation.AxMath" ShapeID="_x0000_i1438" DrawAspect="Content" ObjectID="_1850870155" r:id="rId801"/>
         </w:object>
       </w:r>
       <w:r>
@@ -25168,10 +25168,10 @@
           <w:position w:val="-13"/>
         </w:rPr>
         <w:object w:dxaOrig="898" w:dyaOrig="397" w14:anchorId="372DE5D8">
-          <v:shape id="_x0000_i1439" type="#_x0000_t75" style="width:45.1pt;height:20.5pt" o:ole="">
+          <v:shape id="_x0000_i1439" type="#_x0000_t75" style="width:44.95pt;height:20.4pt" o:ole="">
             <v:imagedata r:id="rId802" o:title=""/>
           </v:shape>
-          <o:OLEObject Type="Embed" ProgID="Equation.AxMath" ShapeID="_x0000_i1439" DrawAspect="Content" ObjectID="_1850867700" r:id="rId803"/>
+          <o:OLEObject Type="Embed" ProgID="Equation.AxMath" ShapeID="_x0000_i1439" DrawAspect="Content" ObjectID="_1850870156" r:id="rId803"/>
         </w:object>
       </w:r>
       <w:r>
@@ -25191,10 +25191,10 @@
           <w:position w:val="-30"/>
         </w:rPr>
         <w:object w:dxaOrig="6239" w:dyaOrig="730" w14:anchorId="76D75FF0">
-          <v:shape id="_x0000_i1440" type="#_x0000_t75" style="width:312.15pt;height:36.45pt" o:ole="">
+          <v:shape id="_x0000_i1440" type="#_x0000_t75" style="width:312.15pt;height:36.6pt" o:ole="">
             <v:imagedata r:id="rId804" o:title=""/>
           </v:shape>
-          <o:OLEObject Type="Embed" ProgID="Equation.AxMath" ShapeID="_x0000_i1440" DrawAspect="Content" ObjectID="_1850867701" r:id="rId805"/>
+          <o:OLEObject Type="Embed" ProgID="Equation.AxMath" ShapeID="_x0000_i1440" DrawAspect="Content" ObjectID="_1850870157" r:id="rId805"/>
         </w:object>
       </w:r>
     </w:p>
@@ -25257,10 +25257,10 @@
           <w:position w:val="-12"/>
         </w:rPr>
         <w:object w:dxaOrig="945" w:dyaOrig="382" w14:anchorId="3F887D8A">
-          <v:shape id="_x0000_i1441" type="#_x0000_t75" style="width:47.4pt;height:19.15pt" o:ole="">
+          <v:shape id="_x0000_i1441" type="#_x0000_t75" style="width:47.45pt;height:19.15pt" o:ole="">
             <v:imagedata r:id="rId806" o:title=""/>
           </v:shape>
-          <o:OLEObject Type="Embed" ProgID="Equation.AxMath" ShapeID="_x0000_i1441" DrawAspect="Content" ObjectID="_1850867702" r:id="rId807"/>
+          <o:OLEObject Type="Embed" ProgID="Equation.AxMath" ShapeID="_x0000_i1441" DrawAspect="Content" ObjectID="_1850870158" r:id="rId807"/>
         </w:object>
       </w:r>
       <w:r>
@@ -25274,10 +25274,10 @@
           <w:position w:val="-12"/>
         </w:rPr>
         <w:object w:dxaOrig="929" w:dyaOrig="385" w14:anchorId="7244DAA4">
-          <v:shape id="_x0000_i1442" type="#_x0000_t75" style="width:46.05pt;height:19.15pt" o:ole="">
+          <v:shape id="_x0000_i1442" type="#_x0000_t75" style="width:46.2pt;height:19.15pt" o:ole="">
             <v:imagedata r:id="rId318" o:title=""/>
           </v:shape>
-          <o:OLEObject Type="Embed" ProgID="Equation.AxMath" ShapeID="_x0000_i1442" DrawAspect="Content" ObjectID="_1850867703" r:id="rId808"/>
+          <o:OLEObject Type="Embed" ProgID="Equation.AxMath" ShapeID="_x0000_i1442" DrawAspect="Content" ObjectID="_1850870159" r:id="rId808"/>
         </w:object>
       </w:r>
       <w:r>
@@ -25291,10 +25291,10 @@
           <w:position w:val="-11"/>
         </w:rPr>
         <w:object w:dxaOrig="929" w:dyaOrig="360" w14:anchorId="37D9E775">
-          <v:shape id="_x0000_i1443" type="#_x0000_t75" style="width:46.05pt;height:18.7pt" o:ole="">
+          <v:shape id="_x0000_i1443" type="#_x0000_t75" style="width:46.2pt;height:18.75pt" o:ole="">
             <v:imagedata r:id="rId809" o:title=""/>
           </v:shape>
-          <o:OLEObject Type="Embed" ProgID="Equation.AxMath" ShapeID="_x0000_i1443" DrawAspect="Content" ObjectID="_1850867704" r:id="rId810"/>
+          <o:OLEObject Type="Embed" ProgID="Equation.AxMath" ShapeID="_x0000_i1443" DrawAspect="Content" ObjectID="_1850870160" r:id="rId810"/>
         </w:object>
       </w:r>
       <w:r>
@@ -25391,10 +25391,10 @@
           <w:position w:val="-13"/>
         </w:rPr>
         <w:object w:dxaOrig="225" w:dyaOrig="385" w14:anchorId="3CAD51F6">
-          <v:shape id="_x0000_i1445" type="#_x0000_t75" style="width:11.85pt;height:19.15pt" o:ole="">
+          <v:shape id="_x0000_i1445" type="#_x0000_t75" style="width:11.65pt;height:19.15pt" o:ole="">
             <v:imagedata r:id="rId778" o:title=""/>
           </v:shape>
-          <o:OLEObject Type="Embed" ProgID="Equation.AxMath" ShapeID="_x0000_i1445" DrawAspect="Content" ObjectID="_1850867705" r:id="rId811"/>
+          <o:OLEObject Type="Embed" ProgID="Equation.AxMath" ShapeID="_x0000_i1445" DrawAspect="Content" ObjectID="_1850870161" r:id="rId811"/>
         </w:object>
       </w:r>
       <w:r>
@@ -25408,10 +25408,10 @@
           <w:position w:val="-13"/>
         </w:rPr>
         <w:object w:dxaOrig="232" w:dyaOrig="385" w14:anchorId="602E1C0A">
-          <v:shape id="_x0000_i1446" type="#_x0000_t75" style="width:11.85pt;height:19.15pt" o:ole="">
+          <v:shape id="_x0000_i1446" type="#_x0000_t75" style="width:12.05pt;height:19.15pt" o:ole="">
             <v:imagedata r:id="rId812" o:title=""/>
           </v:shape>
-          <o:OLEObject Type="Embed" ProgID="Equation.AxMath" ShapeID="_x0000_i1446" DrawAspect="Content" ObjectID="_1850867706" r:id="rId813"/>
+          <o:OLEObject Type="Embed" ProgID="Equation.AxMath" ShapeID="_x0000_i1446" DrawAspect="Content" ObjectID="_1850870162" r:id="rId813"/>
         </w:object>
       </w:r>
       <w:r>
@@ -25425,10 +25425,10 @@
           <w:position w:val="-12"/>
         </w:rPr>
         <w:object w:dxaOrig="143" w:dyaOrig="382" w14:anchorId="63F68505">
-          <v:shape id="_x0000_i1447" type="#_x0000_t75" style="width:7.3pt;height:19.15pt" o:ole="">
+          <v:shape id="_x0000_i1447" type="#_x0000_t75" style="width:7.1pt;height:19.15pt" o:ole="">
             <v:imagedata r:id="rId814" o:title=""/>
           </v:shape>
-          <o:OLEObject Type="Embed" ProgID="Equation.AxMath" ShapeID="_x0000_i1447" DrawAspect="Content" ObjectID="_1850867707" r:id="rId815"/>
+          <o:OLEObject Type="Embed" ProgID="Equation.AxMath" ShapeID="_x0000_i1447" DrawAspect="Content" ObjectID="_1850870163" r:id="rId815"/>
         </w:object>
       </w:r>
       <w:r>
@@ -25448,10 +25448,10 @@
           <w:position w:val="-30"/>
         </w:rPr>
         <w:object w:dxaOrig="1450" w:dyaOrig="719" w14:anchorId="035A0569">
-          <v:shape id="_x0000_i1448" type="#_x0000_t75" style="width:72.45pt;height:36pt" o:ole="">
+          <v:shape id="_x0000_i1448" type="#_x0000_t75" style="width:72.4pt;height:35.8pt" o:ole="">
             <v:imagedata r:id="rId816" o:title=""/>
           </v:shape>
-          <o:OLEObject Type="Embed" ProgID="Equation.AxMath" ShapeID="_x0000_i1448" DrawAspect="Content" ObjectID="_1850867708" r:id="rId817"/>
+          <o:OLEObject Type="Embed" ProgID="Equation.AxMath" ShapeID="_x0000_i1448" DrawAspect="Content" ObjectID="_1850870164" r:id="rId817"/>
         </w:object>
       </w:r>
     </w:p>
@@ -25471,10 +25471,10 @@
           <w:position w:val="-13"/>
         </w:rPr>
         <w:object w:dxaOrig="1002" w:dyaOrig="397" w14:anchorId="2F8E3289">
-          <v:shape id="_x0000_i1449" type="#_x0000_t75" style="width:50.15pt;height:20.5pt" o:ole="">
+          <v:shape id="_x0000_i1449" type="#_x0000_t75" style="width:50.35pt;height:20.4pt" o:ole="">
             <v:imagedata r:id="rId818" o:title=""/>
           </v:shape>
-          <o:OLEObject Type="Embed" ProgID="Equation.AxMath" ShapeID="_x0000_i1449" DrawAspect="Content" ObjectID="_1850867709" r:id="rId819"/>
+          <o:OLEObject Type="Embed" ProgID="Equation.AxMath" ShapeID="_x0000_i1449" DrawAspect="Content" ObjectID="_1850870165" r:id="rId819"/>
         </w:object>
       </w:r>
       <w:r>
@@ -25488,10 +25488,10 @@
           <w:position w:val="-13"/>
         </w:rPr>
         <w:object w:dxaOrig="1670" w:dyaOrig="397" w14:anchorId="7D357DBE">
-          <v:shape id="_x0000_i1450" type="#_x0000_t75" style="width:84.3pt;height:20.5pt" o:ole="">
+          <v:shape id="_x0000_i1450" type="#_x0000_t75" style="width:84.05pt;height:20.4pt" o:ole="">
             <v:imagedata r:id="rId820" o:title=""/>
           </v:shape>
-          <o:OLEObject Type="Embed" ProgID="Equation.AxMath" ShapeID="_x0000_i1450" DrawAspect="Content" ObjectID="_1850867710" r:id="rId821"/>
+          <o:OLEObject Type="Embed" ProgID="Equation.AxMath" ShapeID="_x0000_i1450" DrawAspect="Content" ObjectID="_1850870166" r:id="rId821"/>
         </w:object>
       </w:r>
       <w:r>
@@ -25505,10 +25505,10 @@
           <w:position w:val="-14"/>
         </w:rPr>
         <w:object w:dxaOrig="1312" w:dyaOrig="413" w14:anchorId="0825E946">
-          <v:shape id="_x0000_i1451" type="#_x0000_t75" style="width:65.15pt;height:20.95pt" o:ole="">
+          <v:shape id="_x0000_i1451" type="#_x0000_t75" style="width:65.35pt;height:20.8pt" o:ole="">
             <v:imagedata r:id="rId822" o:title=""/>
           </v:shape>
-          <o:OLEObject Type="Embed" ProgID="Equation.AxMath" ShapeID="_x0000_i1451" DrawAspect="Content" ObjectID="_1850867711" r:id="rId823"/>
+          <o:OLEObject Type="Embed" ProgID="Equation.AxMath" ShapeID="_x0000_i1451" DrawAspect="Content" ObjectID="_1850870167" r:id="rId823"/>
         </w:object>
       </w:r>
       <w:r>
@@ -25522,10 +25522,10 @@
           <w:position w:val="-13"/>
         </w:rPr>
         <w:object w:dxaOrig="232" w:dyaOrig="385" w14:anchorId="3172D0A9">
-          <v:shape id="_x0000_i1452" type="#_x0000_t75" style="width:11.85pt;height:19.15pt" o:ole="">
+          <v:shape id="_x0000_i1452" type="#_x0000_t75" style="width:12.05pt;height:19.15pt" o:ole="">
             <v:imagedata r:id="rId812" o:title=""/>
           </v:shape>
-          <o:OLEObject Type="Embed" ProgID="Equation.AxMath" ShapeID="_x0000_i1452" DrawAspect="Content" ObjectID="_1850867712" r:id="rId824"/>
+          <o:OLEObject Type="Embed" ProgID="Equation.AxMath" ShapeID="_x0000_i1452" DrawAspect="Content" ObjectID="_1850870168" r:id="rId824"/>
         </w:object>
       </w:r>
       <w:r>
@@ -25551,10 +25551,10 @@
           <w:position w:val="-30"/>
         </w:rPr>
         <w:object w:dxaOrig="2282" w:dyaOrig="747" w14:anchorId="1CBBC002">
-          <v:shape id="_x0000_i1453" type="#_x0000_t75" style="width:113.9pt;height:37.35pt" o:ole="">
+          <v:shape id="_x0000_i1453" type="#_x0000_t75" style="width:114.05pt;height:37.45pt" o:ole="">
             <v:imagedata r:id="rId825" o:title=""/>
           </v:shape>
-          <o:OLEObject Type="Embed" ProgID="Equation.AxMath" ShapeID="_x0000_i1453" DrawAspect="Content" ObjectID="_1850867713" r:id="rId826"/>
+          <o:OLEObject Type="Embed" ProgID="Equation.AxMath" ShapeID="_x0000_i1453" DrawAspect="Content" ObjectID="_1850870169" r:id="rId826"/>
         </w:object>
       </w:r>
     </w:p>
@@ -25573,10 +25573,10 @@
           <w:position w:val="-13"/>
         </w:rPr>
         <w:object w:dxaOrig="1002" w:dyaOrig="397" w14:anchorId="69C1D3AE">
-          <v:shape id="_x0000_i1454" type="#_x0000_t75" style="width:50.15pt;height:20.5pt" o:ole="">
+          <v:shape id="_x0000_i1454" type="#_x0000_t75" style="width:50.35pt;height:20.4pt" o:ole="">
             <v:imagedata r:id="rId827" o:title=""/>
           </v:shape>
-          <o:OLEObject Type="Embed" ProgID="Equation.AxMath" ShapeID="_x0000_i1454" DrawAspect="Content" ObjectID="_1850867714" r:id="rId828"/>
+          <o:OLEObject Type="Embed" ProgID="Equation.AxMath" ShapeID="_x0000_i1454" DrawAspect="Content" ObjectID="_1850870170" r:id="rId828"/>
         </w:object>
       </w:r>
       <w:r>
@@ -25602,10 +25602,10 @@
           <w:position w:val="-13"/>
         </w:rPr>
         <w:object w:dxaOrig="756" w:dyaOrig="397" w14:anchorId="4BE2BAF0">
-          <v:shape id="_x0000_i1455" type="#_x0000_t75" style="width:38.3pt;height:20.5pt" o:ole="">
+          <v:shape id="_x0000_i1455" type="#_x0000_t75" style="width:38.3pt;height:20.4pt" o:ole="">
             <v:imagedata r:id="rId829" o:title=""/>
           </v:shape>
-          <o:OLEObject Type="Embed" ProgID="Equation.AxMath" ShapeID="_x0000_i1455" DrawAspect="Content" ObjectID="_1850867715" r:id="rId830"/>
+          <o:OLEObject Type="Embed" ProgID="Equation.AxMath" ShapeID="_x0000_i1455" DrawAspect="Content" ObjectID="_1850870171" r:id="rId830"/>
         </w:object>
       </w:r>
       <w:r>
@@ -25738,10 +25738,10 @@
           <w:position w:val="-11"/>
         </w:rPr>
         <w:object w:dxaOrig="3035" w:dyaOrig="357" w14:anchorId="4A3AF9CB">
-          <v:shape id="_x0000_i113063" type="#_x0000_t75" style="width:151.3pt;height:17.3pt" o:ole="">
+          <v:shape id="_x0000_i113063" type="#_x0000_t75" style="width:151.5pt;height:17.5pt" o:ole="">
             <v:imagedata r:id="rId831" o:title=""/>
           </v:shape>
-          <o:OLEObject Type="Embed" ProgID="Equation.AxMath" ShapeID="_x0000_i113063" DrawAspect="Content" ObjectID="_1850867716" r:id="rId832"/>
+          <o:OLEObject Type="Embed" ProgID="Equation.AxMath" ShapeID="_x0000_i113063" DrawAspect="Content" ObjectID="_1850870172" r:id="rId832"/>
         </w:object>
       </w:r>
     </w:p>
@@ -27098,10 +27098,10 @@
           <w:position w:val="-11"/>
         </w:rPr>
         <w:object w:dxaOrig="1709" w:dyaOrig="357" w14:anchorId="7351F921">
-          <v:shape id="_x0000_i1458" type="#_x0000_t75" style="width:85.65pt;height:17.3pt" o:ole="">
+          <v:shape id="_x0000_i1458" type="#_x0000_t75" style="width:85.75pt;height:17.5pt" o:ole="">
             <v:imagedata r:id="rId621" o:title=""/>
           </v:shape>
-          <o:OLEObject Type="Embed" ProgID="Equation.AxMath" ShapeID="_x0000_i1458" DrawAspect="Content" ObjectID="_1850867717" r:id="rId833"/>
+          <o:OLEObject Type="Embed" ProgID="Equation.AxMath" ShapeID="_x0000_i1458" DrawAspect="Content" ObjectID="_1850870173" r:id="rId833"/>
         </w:object>
       </w:r>
       <w:r>
@@ -27528,10 +27528,10 @@
           <w:position w:val="-12"/>
         </w:rPr>
         <w:object w:dxaOrig="2640" w:dyaOrig="358" w14:anchorId="1F137E9C">
-          <v:shape id="_x0000_i1459" type="#_x0000_t75" style="width:132.15pt;height:17.75pt" o:ole="">
+          <v:shape id="_x0000_i1459" type="#_x0000_t75" style="width:131.95pt;height:17.9pt" o:ole="">
             <v:imagedata r:id="rId835" o:title=""/>
           </v:shape>
-          <o:OLEObject Type="Embed" ProgID="Equation.AxMath" ShapeID="_x0000_i1459" DrawAspect="Content" ObjectID="_1850867718" r:id="rId836"/>
+          <o:OLEObject Type="Embed" ProgID="Equation.AxMath" ShapeID="_x0000_i1459" DrawAspect="Content" ObjectID="_1850870174" r:id="rId836"/>
         </w:object>
       </w:r>
       <w:r>
@@ -28528,10 +28528,10 @@
           <w:position w:val="-28"/>
         </w:rPr>
         <w:object w:dxaOrig="2796" w:dyaOrig="686" w14:anchorId="49ECD98C">
-          <v:shape id="_x0000_i1460" type="#_x0000_t75" style="width:139.9pt;height:34.2pt" o:ole="">
+          <v:shape id="_x0000_i1460" type="#_x0000_t75" style="width:139.85pt;height:34.15pt" o:ole="">
             <v:imagedata r:id="rId837" o:title=""/>
           </v:shape>
-          <o:OLEObject Type="Embed" ProgID="Equation.AxMath" ShapeID="_x0000_i1460" DrawAspect="Content" ObjectID="_1850867719" r:id="rId838"/>
+          <o:OLEObject Type="Embed" ProgID="Equation.AxMath" ShapeID="_x0000_i1460" DrawAspect="Content" ObjectID="_1850870175" r:id="rId838"/>
         </w:object>
       </w:r>
       <w:r>
@@ -28575,10 +28575,10 @@
           <w:position w:val="-12"/>
         </w:rPr>
         <w:object w:dxaOrig="945" w:dyaOrig="358" w14:anchorId="1E62B683">
-          <v:shape id="_x0000_i1461" type="#_x0000_t75" style="width:47.4pt;height:17.75pt" o:ole="">
+          <v:shape id="_x0000_i1461" type="#_x0000_t75" style="width:47.45pt;height:17.9pt" o:ole="">
             <v:imagedata r:id="rId839" o:title=""/>
           </v:shape>
-          <o:OLEObject Type="Embed" ProgID="Equation.AxMath" ShapeID="_x0000_i1461" DrawAspect="Content" ObjectID="_1850867720" r:id="rId840"/>
+          <o:OLEObject Type="Embed" ProgID="Equation.AxMath" ShapeID="_x0000_i1461" DrawAspect="Content" ObjectID="_1850870176" r:id="rId840"/>
         </w:object>
       </w:r>
       <w:r>
@@ -28598,10 +28598,10 @@
           <w:position w:val="-12"/>
         </w:rPr>
         <w:object w:dxaOrig="943" w:dyaOrig="358" w14:anchorId="4C009396">
-          <v:shape id="_x0000_i1462" type="#_x0000_t75" style="width:46.95pt;height:17.75pt" o:ole="">
+          <v:shape id="_x0000_i1462" type="#_x0000_t75" style="width:47.05pt;height:17.9pt" o:ole="">
             <v:imagedata r:id="rId841" o:title=""/>
           </v:shape>
-          <o:OLEObject Type="Embed" ProgID="Equation.AxMath" ShapeID="_x0000_i1462" DrawAspect="Content" ObjectID="_1850867721" r:id="rId842"/>
+          <o:OLEObject Type="Embed" ProgID="Equation.AxMath" ShapeID="_x0000_i1462" DrawAspect="Content" ObjectID="_1850870177" r:id="rId842"/>
         </w:object>
       </w:r>
       <w:r>
@@ -29141,10 +29141,10 @@
           <w:position w:val="-12"/>
         </w:rPr>
         <w:object w:dxaOrig="188" w:dyaOrig="358" w14:anchorId="4D2AACB8">
-          <v:shape id="_x0000_i113076" type="#_x0000_t75" style="width:9.1pt;height:17.75pt" o:ole="">
+          <v:shape id="_x0000_i113076" type="#_x0000_t75" style="width:9.15pt;height:17.9pt" o:ole="">
             <v:imagedata r:id="rId843" o:title=""/>
           </v:shape>
-          <o:OLEObject Type="Embed" ProgID="Equation.AxMath" ShapeID="_x0000_i113076" DrawAspect="Content" ObjectID="_1850867722" r:id="rId844"/>
+          <o:OLEObject Type="Embed" ProgID="Equation.AxMath" ShapeID="_x0000_i113076" DrawAspect="Content" ObjectID="_1850870178" r:id="rId844"/>
         </w:object>
       </w:r>
       <w:r>
@@ -29155,10 +29155,10 @@
           <w:position w:val="-12"/>
         </w:rPr>
         <w:object w:dxaOrig="315" w:dyaOrig="361" w14:anchorId="7930F6C4">
-          <v:shape id="_x0000_i113077" type="#_x0000_t75" style="width:15.95pt;height:17.75pt" o:ole="">
+          <v:shape id="_x0000_i113077" type="#_x0000_t75" style="width:15.8pt;height:17.9pt" o:ole="">
             <v:imagedata r:id="rId845" o:title=""/>
           </v:shape>
-          <o:OLEObject Type="Embed" ProgID="Equation.AxMath" ShapeID="_x0000_i113077" DrawAspect="Content" ObjectID="_1850867723" r:id="rId846"/>
+          <o:OLEObject Type="Embed" ProgID="Equation.AxMath" ShapeID="_x0000_i113077" DrawAspect="Content" ObjectID="_1850870179" r:id="rId846"/>
         </w:object>
       </w:r>
       <w:r>
@@ -29169,10 +29169,10 @@
           <w:position w:val="-12"/>
         </w:rPr>
         <w:object w:dxaOrig="249" w:dyaOrig="358" w14:anchorId="6677BAEE">
-          <v:shape id="_x0000_i113078" type="#_x0000_t75" style="width:12.3pt;height:17.75pt" o:ole="">
+          <v:shape id="_x0000_i113078" type="#_x0000_t75" style="width:12.5pt;height:17.9pt" o:ole="">
             <v:imagedata r:id="rId847" o:title=""/>
           </v:shape>
-          <o:OLEObject Type="Embed" ProgID="Equation.AxMath" ShapeID="_x0000_i113078" DrawAspect="Content" ObjectID="_1850867724" r:id="rId848"/>
+          <o:OLEObject Type="Embed" ProgID="Equation.AxMath" ShapeID="_x0000_i113078" DrawAspect="Content" ObjectID="_1850870180" r:id="rId848"/>
         </w:object>
       </w:r>
       <w:r>
@@ -29210,10 +29210,10 @@
           <w:position w:val="-12"/>
         </w:rPr>
         <w:object w:dxaOrig="315" w:dyaOrig="361" w14:anchorId="1A4B34E0">
-          <v:shape id="_x0000_i113079" type="#_x0000_t75" style="width:15.95pt;height:17.75pt" o:ole="">
+          <v:shape id="_x0000_i113079" type="#_x0000_t75" style="width:15.8pt;height:17.9pt" o:ole="">
             <v:imagedata r:id="rId845" o:title=""/>
           </v:shape>
-          <o:OLEObject Type="Embed" ProgID="Equation.AxMath" ShapeID="_x0000_i113079" DrawAspect="Content" ObjectID="_1850867725" r:id="rId849"/>
+          <o:OLEObject Type="Embed" ProgID="Equation.AxMath" ShapeID="_x0000_i113079" DrawAspect="Content" ObjectID="_1850870181" r:id="rId849"/>
         </w:object>
       </w:r>
       <w:r>
@@ -29224,10 +29224,10 @@
           <w:position w:val="-12"/>
         </w:rPr>
         <w:object w:dxaOrig="249" w:dyaOrig="358" w14:anchorId="523824E1">
-          <v:shape id="_x0000_i113080" type="#_x0000_t75" style="width:12.3pt;height:17.75pt" o:ole="">
+          <v:shape id="_x0000_i113080" type="#_x0000_t75" style="width:12.5pt;height:17.9pt" o:ole="">
             <v:imagedata r:id="rId847" o:title=""/>
           </v:shape>
-          <o:OLEObject Type="Embed" ProgID="Equation.AxMath" ShapeID="_x0000_i113080" DrawAspect="Content" ObjectID="_1850867726" r:id="rId850"/>
+          <o:OLEObject Type="Embed" ProgID="Equation.AxMath" ShapeID="_x0000_i113080" DrawAspect="Content" ObjectID="_1850870182" r:id="rId850"/>
         </w:object>
       </w:r>
       <w:r>
@@ -29316,10 +29316,10 @@
           <w:position w:val="-12"/>
         </w:rPr>
         <w:object w:dxaOrig="1916" w:dyaOrig="450" w14:anchorId="0B305036">
-          <v:shape id="_x0000_i1468" type="#_x0000_t75" style="width:96.15pt;height:22.35pt" o:ole="">
+          <v:shape id="_x0000_i1468" type="#_x0000_t75" style="width:96.15pt;height:22.45pt" o:ole="">
             <v:imagedata r:id="rId851" o:title=""/>
           </v:shape>
-          <o:OLEObject Type="Embed" ProgID="Equation.AxMath" ShapeID="_x0000_i1468" DrawAspect="Content" ObjectID="_1850867727" r:id="rId852"/>
+          <o:OLEObject Type="Embed" ProgID="Equation.AxMath" ShapeID="_x0000_i1468" DrawAspect="Content" ObjectID="_1850870183" r:id="rId852"/>
         </w:object>
       </w:r>
     </w:p>
@@ -29335,10 +29335,10 @@
           <w:position w:val="-12"/>
         </w:rPr>
         <w:object w:dxaOrig="274" w:dyaOrig="442" w14:anchorId="74411A2A">
-          <v:shape id="_x0000_i1469" type="#_x0000_t75" style="width:13.65pt;height:22.35pt" o:ole="">
+          <v:shape id="_x0000_i1469" type="#_x0000_t75" style="width:13.75pt;height:22.45pt" o:ole="">
             <v:imagedata r:id="rId853" o:title=""/>
           </v:shape>
-          <o:OLEObject Type="Embed" ProgID="Equation.AxMath" ShapeID="_x0000_i1469" DrawAspect="Content" ObjectID="_1850867728" r:id="rId854"/>
+          <o:OLEObject Type="Embed" ProgID="Equation.AxMath" ShapeID="_x0000_i1469" DrawAspect="Content" ObjectID="_1850870184" r:id="rId854"/>
         </w:object>
       </w:r>
       <w:r>
@@ -29349,10 +29349,10 @@
           <w:position w:val="-12"/>
         </w:rPr>
         <w:object w:dxaOrig="570" w:dyaOrig="372" w14:anchorId="05145F4E">
-          <v:shape id="_x0000_i1470" type="#_x0000_t75" style="width:28.25pt;height:18.7pt" o:ole="">
+          <v:shape id="_x0000_i1470" type="#_x0000_t75" style="width:28.3pt;height:18.75pt" o:ole="">
             <v:imagedata r:id="rId855" o:title=""/>
           </v:shape>
-          <o:OLEObject Type="Embed" ProgID="Equation.AxMath" ShapeID="_x0000_i1470" DrawAspect="Content" ObjectID="_1850867729" r:id="rId856"/>
+          <o:OLEObject Type="Embed" ProgID="Equation.AxMath" ShapeID="_x0000_i1470" DrawAspect="Content" ObjectID="_1850870185" r:id="rId856"/>
         </w:object>
       </w:r>
       <w:r>
@@ -29363,10 +29363,10 @@
           <w:position w:val="-12"/>
         </w:rPr>
         <w:object w:dxaOrig="946" w:dyaOrig="358" w14:anchorId="70012C9A">
-          <v:shape id="_x0000_i1471" type="#_x0000_t75" style="width:47.4pt;height:17.75pt" o:ole="">
+          <v:shape id="_x0000_i1471" type="#_x0000_t75" style="width:47.45pt;height:17.9pt" o:ole="">
             <v:imagedata r:id="rId857" o:title=""/>
           </v:shape>
-          <o:OLEObject Type="Embed" ProgID="Equation.AxMath" ShapeID="_x0000_i1471" DrawAspect="Content" ObjectID="_1850867730" r:id="rId858"/>
+          <o:OLEObject Type="Embed" ProgID="Equation.AxMath" ShapeID="_x0000_i1471" DrawAspect="Content" ObjectID="_1850870186" r:id="rId858"/>
         </w:object>
       </w:r>
       <w:r>
@@ -29514,10 +29514,10 @@
           <w:position w:val="-12"/>
         </w:rPr>
         <w:object w:dxaOrig="1094" w:dyaOrig="358" w14:anchorId="2DF0F231">
-          <v:shape id="_x0000_i1472" type="#_x0000_t75" style="width:54.7pt;height:17.75pt" o:ole="">
+          <v:shape id="_x0000_i1472" type="#_x0000_t75" style="width:54.5pt;height:17.9pt" o:ole="">
             <v:imagedata r:id="rId859" o:title=""/>
           </v:shape>
-          <o:OLEObject Type="Embed" ProgID="Equation.AxMath" ShapeID="_x0000_i1472" DrawAspect="Content" ObjectID="_1850867731" r:id="rId860"/>
+          <o:OLEObject Type="Embed" ProgID="Equation.AxMath" ShapeID="_x0000_i1472" DrawAspect="Content" ObjectID="_1850870187" r:id="rId860"/>
         </w:object>
       </w:r>
       <w:r>
@@ -29537,10 +29537,10 @@
           <w:position w:val="-12"/>
         </w:rPr>
         <w:object w:dxaOrig="1094" w:dyaOrig="358" w14:anchorId="08290C17">
-          <v:shape id="_x0000_i1473" type="#_x0000_t75" style="width:54.7pt;height:17.75pt" o:ole="">
+          <v:shape id="_x0000_i1473" type="#_x0000_t75" style="width:54.5pt;height:17.9pt" o:ole="">
             <v:imagedata r:id="rId861" o:title=""/>
           </v:shape>
-          <o:OLEObject Type="Embed" ProgID="Equation.AxMath" ShapeID="_x0000_i1473" DrawAspect="Content" ObjectID="_1850867732" r:id="rId862"/>
+          <o:OLEObject Type="Embed" ProgID="Equation.AxMath" ShapeID="_x0000_i1473" DrawAspect="Content" ObjectID="_1850870188" r:id="rId862"/>
         </w:object>
       </w:r>
       <w:r>
@@ -29554,10 +29554,10 @@
           <w:position w:val="-12"/>
         </w:rPr>
         <w:object w:dxaOrig="762" w:dyaOrig="358" w14:anchorId="40F1A9FD">
-          <v:shape id="_x0000_i1474" type="#_x0000_t75" style="width:38.3pt;height:17.75pt" o:ole="">
+          <v:shape id="_x0000_i1474" type="#_x0000_t75" style="width:38.3pt;height:17.9pt" o:ole="">
             <v:imagedata r:id="rId863" o:title=""/>
           </v:shape>
-          <o:OLEObject Type="Embed" ProgID="Equation.AxMath" ShapeID="_x0000_i1474" DrawAspect="Content" ObjectID="_1850867733" r:id="rId864"/>
+          <o:OLEObject Type="Embed" ProgID="Equation.AxMath" ShapeID="_x0000_i1474" DrawAspect="Content" ObjectID="_1850870189" r:id="rId864"/>
         </w:object>
       </w:r>
       <w:r>
@@ -30082,10 +30082,10 @@
           <w:position w:val="-12"/>
         </w:rPr>
         <w:object w:dxaOrig="592" w:dyaOrig="382" w14:anchorId="2FC4117A">
-          <v:shape id="_x0000_i1475" type="#_x0000_t75" style="width:29.6pt;height:19.15pt" o:ole="">
+          <v:shape id="_x0000_i1475" type="#_x0000_t75" style="width:29.55pt;height:19.15pt" o:ole="">
             <v:imagedata r:id="rId865" o:title=""/>
           </v:shape>
-          <o:OLEObject Type="Embed" ProgID="Equation.AxMath" ShapeID="_x0000_i1475" DrawAspect="Content" ObjectID="_1850867734" r:id="rId866"/>
+          <o:OLEObject Type="Embed" ProgID="Equation.AxMath" ShapeID="_x0000_i1475" DrawAspect="Content" ObjectID="_1850870190" r:id="rId866"/>
         </w:object>
       </w:r>
       <w:r>
@@ -30273,10 +30273,10 @@
           <w:position w:val="-28"/>
         </w:rPr>
         <w:object w:dxaOrig="2717" w:dyaOrig="704" w14:anchorId="0FDF432D">
-          <v:shape id="_x0000_i1476" type="#_x0000_t75" style="width:135.8pt;height:35.55pt" o:ole="">
+          <v:shape id="_x0000_i1476" type="#_x0000_t75" style="width:135.7pt;height:35.4pt" o:ole="">
             <v:imagedata r:id="rId867" o:title=""/>
           </v:shape>
-          <o:OLEObject Type="Embed" ProgID="Equation.AxMath" ShapeID="_x0000_i1476" DrawAspect="Content" ObjectID="_1850867735" r:id="rId868"/>
+          <o:OLEObject Type="Embed" ProgID="Equation.AxMath" ShapeID="_x0000_i1476" DrawAspect="Content" ObjectID="_1850870191" r:id="rId868"/>
         </w:object>
       </w:r>
     </w:p>
@@ -30294,10 +30294,10 @@
           <w:position w:val="-12"/>
         </w:rPr>
         <w:object w:dxaOrig="1225" w:dyaOrig="382" w14:anchorId="0320BE43">
-          <v:shape id="_x0000_i1477" type="#_x0000_t75" style="width:61.05pt;height:19.15pt" o:ole="">
+          <v:shape id="_x0000_i1477" type="#_x0000_t75" style="width:61.2pt;height:19.15pt" o:ole="">
             <v:imagedata r:id="rId869" o:title=""/>
           </v:shape>
-          <o:OLEObject Type="Embed" ProgID="Equation.AxMath" ShapeID="_x0000_i1477" DrawAspect="Content" ObjectID="_1850867736" r:id="rId870"/>
+          <o:OLEObject Type="Embed" ProgID="Equation.AxMath" ShapeID="_x0000_i1477" DrawAspect="Content" ObjectID="_1850870192" r:id="rId870"/>
         </w:object>
       </w:r>
       <w:r>
@@ -30316,10 +30316,10 @@
           <w:position w:val="-13"/>
         </w:rPr>
         <w:object w:dxaOrig="574" w:dyaOrig="397" w14:anchorId="1A2FCA90">
-          <v:shape id="_x0000_i1478" type="#_x0000_t75" style="width:28.7pt;height:20.05pt" o:ole="">
+          <v:shape id="_x0000_i1478" type="#_x0000_t75" style="width:28.7pt;height:20pt" o:ole="">
             <v:imagedata r:id="rId871" o:title=""/>
           </v:shape>
-          <o:OLEObject Type="Embed" ProgID="Equation.AxMath" ShapeID="_x0000_i1478" DrawAspect="Content" ObjectID="_1850867737" r:id="rId872"/>
+          <o:OLEObject Type="Embed" ProgID="Equation.AxMath" ShapeID="_x0000_i1478" DrawAspect="Content" ObjectID="_1850870193" r:id="rId872"/>
         </w:object>
       </w:r>
       <w:r>
@@ -30330,10 +30330,10 @@
           <w:position w:val="-13"/>
         </w:rPr>
         <w:object w:dxaOrig="649" w:dyaOrig="397" w14:anchorId="367AAEF6">
-          <v:shape id="_x0000_i1479" type="#_x0000_t75" style="width:32.35pt;height:20.05pt" o:ole="">
+          <v:shape id="_x0000_i1479" type="#_x0000_t75" style="width:32.45pt;height:20pt" o:ole="">
             <v:imagedata r:id="rId873" o:title=""/>
           </v:shape>
-          <o:OLEObject Type="Embed" ProgID="Equation.AxMath" ShapeID="_x0000_i1479" DrawAspect="Content" ObjectID="_1850867738" r:id="rId874"/>
+          <o:OLEObject Type="Embed" ProgID="Equation.AxMath" ShapeID="_x0000_i1479" DrawAspect="Content" ObjectID="_1850870194" r:id="rId874"/>
         </w:object>
       </w:r>
       <w:r>
@@ -30344,10 +30344,10 @@
           <w:position w:val="-13"/>
         </w:rPr>
         <w:object w:dxaOrig="563" w:dyaOrig="397" w14:anchorId="1B96EA23">
-          <v:shape id="_x0000_i1480" type="#_x0000_t75" style="width:28.25pt;height:20.05pt" o:ole="">
+          <v:shape id="_x0000_i1480" type="#_x0000_t75" style="width:28.3pt;height:20pt" o:ole="">
             <v:imagedata r:id="rId551" o:title=""/>
           </v:shape>
-          <o:OLEObject Type="Embed" ProgID="Equation.AxMath" ShapeID="_x0000_i1480" DrawAspect="Content" ObjectID="_1850867739" r:id="rId875"/>
+          <o:OLEObject Type="Embed" ProgID="Equation.AxMath" ShapeID="_x0000_i1480" DrawAspect="Content" ObjectID="_1850870195" r:id="rId875"/>
         </w:object>
       </w:r>
       <w:r>
@@ -30358,10 +30358,10 @@
           <w:position w:val="-13"/>
         </w:rPr>
         <w:object w:dxaOrig="876" w:dyaOrig="397" w14:anchorId="07A1013B">
-          <v:shape id="_x0000_i1481" type="#_x0000_t75" style="width:43.75pt;height:20.05pt" o:ole="">
+          <v:shape id="_x0000_i1481" type="#_x0000_t75" style="width:43.7pt;height:20pt" o:ole="">
             <v:imagedata r:id="rId876" o:title=""/>
           </v:shape>
-          <o:OLEObject Type="Embed" ProgID="Equation.AxMath" ShapeID="_x0000_i1481" DrawAspect="Content" ObjectID="_1850867740" r:id="rId877"/>
+          <o:OLEObject Type="Embed" ProgID="Equation.AxMath" ShapeID="_x0000_i1481" DrawAspect="Content" ObjectID="_1850870196" r:id="rId877"/>
         </w:object>
       </w:r>
       <w:r>
@@ -30426,10 +30426,22 @@
       </w:r>
       <w:r>
         <w:rPr>
-          <w:rFonts w:hint="eastAsia"/>
           <w:color w:val="000000" w:themeColor="text1"/>
         </w:rPr>
-        <w:t>文献查找、代码调试、语言润色</w:t>
+        <w:t>赛题理解，文献查找，辅助编写代码、代码注释和调试代码，建模思路可行性分析</w:t>
+      </w:r>
+      <w:r>
+        <w:rPr>
+          <w:rFonts w:hint="eastAsia"/>
+          <w:color w:val="000000" w:themeColor="text1"/>
+        </w:rPr>
+        <w:t>，</w:t>
+      </w:r>
+      <w:r>
+        <w:rPr>
+          <w:color w:val="000000" w:themeColor="text1"/>
+        </w:rPr>
+        <w:t>语言润色，文献引用格式整理</w:t>
       </w:r>
       <w:r>
         <w:rPr>
